--- a/shuhe-module-project/src/main/resources/templates/report/长亭渗透测试模板.docx
+++ b/shuhe-module-project/src/main/resources/templates/report/长亭渗透测试模板.docx
@@ -5,16 +5,16 @@
     <w:p>
       <w:pPr>
         <w:rPr>
-          <w:rFonts w:ascii="SimSun" w:eastAsia="SimSun" w:hAnsi="SimSun" w:cs="SimSun"/>
-        </w:rPr>
-      </w:pPr>
-      <w:r>
-        <w:rPr>
-          <w:rFonts w:ascii="SimSun" w:eastAsia="SimSun" w:hAnsi="SimSun" w:cs="SimSun" w:hint="eastAsia"/>
+          <w:rFonts w:ascii="宋体" w:eastAsia="宋体" w:hAnsi="宋体" w:cs="宋体" w:hint="eastAsia"/>
+        </w:rPr>
+      </w:pPr>
+      <w:r>
+        <w:rPr>
+          <w:rFonts w:ascii="宋体" w:eastAsia="宋体" w:hAnsi="宋体" w:cs="宋体" w:hint="eastAsia"/>
           <w:noProof/>
         </w:rPr>
         <w:drawing>
-          <wp:anchor distT="0" distB="0" distL="0" distR="0" simplePos="0" relativeHeight="251661312" behindDoc="1" locked="0" layoutInCell="1" allowOverlap="1">
+          <wp:anchor distT="0" distB="0" distL="0" distR="0" simplePos="0" relativeHeight="251661312" behindDoc="1" locked="0" layoutInCell="1" allowOverlap="1" wp14:anchorId="63CAA2D4" wp14:editId="6FD59972">
             <wp:simplePos x="0" y="0"/>
             <wp:positionH relativeFrom="column">
               <wp:posOffset>-1163955</wp:posOffset>
@@ -70,41 +70,41 @@
     <w:p>
       <w:pPr>
         <w:rPr>
-          <w:rFonts w:ascii="SimSun" w:eastAsia="SimSun" w:hAnsi="SimSun" w:cs="SimSun"/>
-        </w:rPr>
-      </w:pPr>
-    </w:p>
-    <w:p>
-      <w:pPr>
-        <w:rPr>
-          <w:rFonts w:ascii="SimSun" w:eastAsia="SimSun" w:hAnsi="SimSun" w:cs="SimSun"/>
-        </w:rPr>
-      </w:pPr>
-    </w:p>
-    <w:p>
-      <w:pPr>
-        <w:rPr>
-          <w:rFonts w:ascii="SimSun" w:eastAsia="SimSun" w:hAnsi="SimSun" w:cs="SimSun"/>
-        </w:rPr>
-      </w:pPr>
-    </w:p>
-    <w:p>
-      <w:pPr>
-        <w:rPr>
-          <w:rFonts w:ascii="SimSun" w:eastAsia="SimSun" w:hAnsi="SimSun" w:cs="SimSun"/>
-        </w:rPr>
-      </w:pPr>
-    </w:p>
-    <w:p>
-      <w:pPr>
-        <w:pStyle w:val="a"/>
-        <w:rPr>
-          <w:rFonts w:ascii="SimSun" w:eastAsia="SimSun" w:hAnsi="SimSun" w:cs="SimSun"/>
-        </w:rPr>
-      </w:pPr>
-      <w:r>
-        <w:rPr>
-          <w:rFonts w:ascii="SimSun" w:eastAsia="SimSun" w:hAnsi="SimSun" w:cs="SimSun" w:hint="eastAsia"/>
+          <w:rFonts w:ascii="宋体" w:eastAsia="宋体" w:hAnsi="宋体" w:cs="宋体" w:hint="eastAsia"/>
+        </w:rPr>
+      </w:pPr>
+    </w:p>
+    <w:p>
+      <w:pPr>
+        <w:rPr>
+          <w:rFonts w:ascii="宋体" w:eastAsia="宋体" w:hAnsi="宋体" w:cs="宋体" w:hint="eastAsia"/>
+        </w:rPr>
+      </w:pPr>
+    </w:p>
+    <w:p>
+      <w:pPr>
+        <w:rPr>
+          <w:rFonts w:ascii="宋体" w:eastAsia="宋体" w:hAnsi="宋体" w:cs="宋体" w:hint="eastAsia"/>
+        </w:rPr>
+      </w:pPr>
+    </w:p>
+    <w:p>
+      <w:pPr>
+        <w:rPr>
+          <w:rFonts w:ascii="宋体" w:eastAsia="宋体" w:hAnsi="宋体" w:cs="宋体" w:hint="eastAsia"/>
+        </w:rPr>
+      </w:pPr>
+    </w:p>
+    <w:p>
+      <w:pPr>
+        <w:pStyle w:val="a8"/>
+        <w:rPr>
+          <w:rFonts w:ascii="宋体" w:eastAsia="宋体" w:hAnsi="宋体" w:cs="宋体" w:hint="eastAsia"/>
+        </w:rPr>
+      </w:pPr>
+      <w:r>
+        <w:rPr>
+          <w:rFonts w:ascii="宋体" w:eastAsia="宋体" w:hAnsi="宋体" w:cs="宋体" w:hint="eastAsia"/>
           <w:lang w:val="zh-TW"/>
         </w:rPr>
         <w:t>{{title}}</w:t>
@@ -112,53 +112,53 @@
     </w:p>
     <w:p>
       <w:pPr>
-        <w:pStyle w:val="a"/>
-        <w:rPr>
-          <w:rFonts w:ascii="SimSun" w:eastAsia="SimSun" w:hAnsi="SimSun" w:cs="SimSun"/>
-        </w:rPr>
-      </w:pPr>
-      <w:r>
-        <w:rPr>
-          <w:rFonts w:ascii="SimSun" w:eastAsia="SimSun" w:hAnsi="SimSun" w:cs="SimSun"/>
+        <w:pStyle w:val="a8"/>
+        <w:rPr>
+          <w:rFonts w:ascii="宋体" w:eastAsia="宋体" w:hAnsi="宋体" w:cs="宋体" w:hint="eastAsia"/>
+        </w:rPr>
+      </w:pPr>
+      <w:r>
+        <w:rPr>
+          <w:rFonts w:ascii="宋体" w:eastAsia="宋体" w:hAnsi="宋体" w:cs="宋体"/>
           <w:lang w:val="zh-TW" w:eastAsia="zh-TW"/>
         </w:rPr>
         <w:t>红蓝</w:t>
       </w:r>
       <w:r>
         <w:rPr>
-          <w:rFonts w:ascii="SimSun" w:eastAsia="SimSun" w:hAnsi="SimSun" w:cs="SimSun"/>
+          <w:rFonts w:ascii="宋体" w:eastAsia="宋体" w:hAnsi="宋体" w:cs="宋体"/>
         </w:rPr>
         <w:t>演练</w:t>
       </w:r>
       <w:r>
         <w:rPr>
-          <w:rFonts w:ascii="SimSun" w:eastAsia="SimSun" w:hAnsi="SimSun" w:cs="SimSun"/>
+          <w:rFonts w:ascii="宋体" w:eastAsia="宋体" w:hAnsi="宋体" w:cs="宋体"/>
           <w:lang w:val="zh-TW" w:eastAsia="zh-TW"/>
         </w:rPr>
         <w:t>总结报告</w:t>
       </w:r>
       <w:r>
         <w:rPr>
-          <w:rFonts w:ascii="SimSun" w:eastAsia="SimSun" w:hAnsi="SimSun" w:cs="SimSun"/>
+          <w:rFonts w:ascii="宋体" w:eastAsia="宋体" w:hAnsi="宋体" w:cs="宋体"/>
           <w:lang w:val="zh-TW" w:eastAsia="zh-TW"/>
         </w:rPr>
         <w:br/>
       </w:r>
       <w:r>
         <w:rPr>
-          <w:rFonts w:ascii="SimSun" w:eastAsia="SimSun" w:hAnsi="SimSun" w:cs="SimSun"/>
+          <w:rFonts w:ascii="宋体" w:eastAsia="宋体" w:hAnsi="宋体" w:cs="宋体"/>
         </w:rPr>
         <w:t>2025年第</w:t>
       </w:r>
       <w:r>
         <w:rPr>
-          <w:rFonts w:ascii="SimSun" w:eastAsia="SimSun" w:hAnsi="SimSun" w:cs="SimSun"/>
+          <w:rFonts w:ascii="宋体" w:eastAsia="宋体" w:hAnsi="宋体" w:cs="宋体"/>
         </w:rPr>
         <w:t>x</w:t>
       </w:r>
       <w:r>
         <w:rPr>
-          <w:rFonts w:ascii="SimSun" w:eastAsia="SimSun" w:hAnsi="SimSun" w:cs="SimSun"/>
+          <w:rFonts w:ascii="宋体" w:eastAsia="宋体" w:hAnsi="宋体" w:cs="宋体"/>
         </w:rPr>
         <w:t>季度</w:t>
       </w:r>
@@ -166,12 +166,12 @@
     <w:p>
       <w:pPr>
         <w:rPr>
-          <w:rFonts w:ascii="SimSun" w:eastAsia="SimSun" w:hAnsi="SimSun" w:cs="SimSun"/>
-        </w:rPr>
-      </w:pPr>
-      <w:r>
-        <w:rPr>
-          <w:rFonts w:ascii="SimSun" w:eastAsia="SimSun" w:hAnsi="SimSun" w:cs="SimSun" w:hint="eastAsia"/>
+          <w:rFonts w:ascii="宋体" w:eastAsia="宋体" w:hAnsi="宋体" w:cs="宋体" w:hint="eastAsia"/>
+        </w:rPr>
+      </w:pPr>
+      <w:r>
+        <w:rPr>
+          <w:rFonts w:ascii="宋体" w:eastAsia="宋体" w:hAnsi="宋体" w:cs="宋体" w:hint="eastAsia"/>
         </w:rPr>
         <w:br w:type="page"/>
       </w:r>
@@ -179,13 +179,13 @@
     <w:p>
       <w:pPr>
         <w:rPr>
-          <w:rFonts w:ascii="SimSun" w:eastAsia="SimSun" w:hAnsi="SimSun" w:cs="SimSun"/>
+          <w:rFonts w:ascii="宋体" w:eastAsia="宋体" w:hAnsi="宋体" w:cs="宋体" w:hint="eastAsia"/>
           <w:lang w:val="zh-TW" w:eastAsia="zh-TW"/>
         </w:rPr>
       </w:pPr>
       <w:r>
         <w:rPr>
-          <w:rFonts w:ascii="SimSun" w:eastAsia="SimSun" w:hAnsi="SimSun" w:cs="SimSun" w:hint="eastAsia"/>
+          <w:rFonts w:ascii="宋体" w:eastAsia="宋体" w:hAnsi="宋体" w:cs="宋体" w:hint="eastAsia"/>
           <w:lang w:val="zh-TW" w:eastAsia="zh-TW"/>
         </w:rPr>
         <w:lastRenderedPageBreak/>
@@ -239,15 +239,15 @@
           </w:tcPr>
           <w:p>
             <w:pPr>
-              <w:pStyle w:val="a1"/>
+              <w:pStyle w:val="aa"/>
               <w:spacing w:before="163"/>
               <w:rPr>
-                <w:rFonts w:ascii="SimSun" w:eastAsia="SimSun" w:hAnsi="SimSun" w:cs="SimSun"/>
+                <w:rFonts w:ascii="宋体" w:eastAsia="宋体" w:hAnsi="宋体" w:cs="宋体" w:hint="eastAsia"/>
               </w:rPr>
             </w:pPr>
             <w:r>
               <w:rPr>
-                <w:rFonts w:ascii="SimSun" w:eastAsia="SimSun" w:hAnsi="SimSun" w:cs="SimSun" w:hint="eastAsia"/>
+                <w:rFonts w:ascii="宋体" w:eastAsia="宋体" w:hAnsi="宋体" w:cs="宋体" w:hint="eastAsia"/>
                 <w:lang w:val="zh-TW" w:eastAsia="zh-TW"/>
               </w:rPr>
               <w:t>版本号</w:t>
@@ -274,15 +274,15 @@
           </w:tcPr>
           <w:p>
             <w:pPr>
-              <w:pStyle w:val="a1"/>
+              <w:pStyle w:val="aa"/>
               <w:spacing w:before="163"/>
               <w:rPr>
-                <w:rFonts w:ascii="SimSun" w:eastAsia="SimSun" w:hAnsi="SimSun" w:cs="SimSun"/>
+                <w:rFonts w:ascii="宋体" w:eastAsia="宋体" w:hAnsi="宋体" w:cs="宋体" w:hint="eastAsia"/>
               </w:rPr>
             </w:pPr>
             <w:r>
               <w:rPr>
-                <w:rFonts w:ascii="SimSun" w:eastAsia="SimSun" w:hAnsi="SimSun" w:cs="SimSun" w:hint="eastAsia"/>
+                <w:rFonts w:ascii="宋体" w:eastAsia="宋体" w:hAnsi="宋体" w:cs="宋体" w:hint="eastAsia"/>
                 <w:lang w:val="zh-TW" w:eastAsia="zh-TW"/>
               </w:rPr>
               <w:t>版本日期</w:t>
@@ -309,28 +309,28 @@
           </w:tcPr>
           <w:p>
             <w:pPr>
-              <w:pStyle w:val="a1"/>
+              <w:pStyle w:val="aa"/>
               <w:spacing w:before="163"/>
               <w:rPr>
-                <w:rFonts w:ascii="SimSun" w:eastAsia="SimSun" w:hAnsi="SimSun" w:cs="SimSun"/>
+                <w:rFonts w:ascii="宋体" w:eastAsia="宋体" w:hAnsi="宋体" w:cs="宋体" w:hint="eastAsia"/>
               </w:rPr>
             </w:pPr>
             <w:r>
               <w:rPr>
-                <w:rFonts w:ascii="SimSun" w:eastAsia="SimSun" w:hAnsi="SimSun" w:cs="SimSun" w:hint="eastAsia"/>
+                <w:rFonts w:ascii="宋体" w:eastAsia="宋体" w:hAnsi="宋体" w:cs="宋体" w:hint="eastAsia"/>
                 <w:lang w:val="zh-TW" w:eastAsia="zh-TW"/>
               </w:rPr>
               <w:t>创建</w:t>
             </w:r>
             <w:r>
               <w:rPr>
-                <w:rFonts w:ascii="SimSun" w:eastAsia="SimSun" w:hAnsi="SimSun" w:cs="SimSun" w:hint="eastAsia"/>
+                <w:rFonts w:ascii="宋体" w:eastAsia="宋体" w:hAnsi="宋体" w:cs="宋体" w:hint="eastAsia"/>
               </w:rPr>
               <w:t>/</w:t>
             </w:r>
             <w:r>
               <w:rPr>
-                <w:rFonts w:ascii="SimSun" w:eastAsia="SimSun" w:hAnsi="SimSun" w:cs="SimSun" w:hint="eastAsia"/>
+                <w:rFonts w:ascii="宋体" w:eastAsia="宋体" w:hAnsi="宋体" w:cs="宋体" w:hint="eastAsia"/>
                 <w:lang w:val="zh-TW" w:eastAsia="zh-TW"/>
               </w:rPr>
               <w:t>修订人</w:t>
@@ -357,15 +357,15 @@
           </w:tcPr>
           <w:p>
             <w:pPr>
-              <w:pStyle w:val="a1"/>
+              <w:pStyle w:val="aa"/>
               <w:spacing w:before="163"/>
               <w:rPr>
-                <w:rFonts w:ascii="SimSun" w:eastAsia="SimSun" w:hAnsi="SimSun" w:cs="SimSun"/>
+                <w:rFonts w:ascii="宋体" w:eastAsia="宋体" w:hAnsi="宋体" w:cs="宋体" w:hint="eastAsia"/>
               </w:rPr>
             </w:pPr>
             <w:r>
               <w:rPr>
-                <w:rFonts w:ascii="SimSun" w:eastAsia="SimSun" w:hAnsi="SimSun" w:cs="SimSun" w:hint="eastAsia"/>
+                <w:rFonts w:ascii="宋体" w:eastAsia="宋体" w:hAnsi="宋体" w:cs="宋体" w:hint="eastAsia"/>
                 <w:lang w:val="zh-TW" w:eastAsia="zh-TW"/>
               </w:rPr>
               <w:t>说明</w:t>
@@ -396,15 +396,15 @@
           </w:tcPr>
           <w:p>
             <w:pPr>
-              <w:pStyle w:val="a1"/>
+              <w:pStyle w:val="aa"/>
               <w:spacing w:before="163"/>
               <w:rPr>
-                <w:rFonts w:ascii="SimSun" w:eastAsia="SimSun" w:hAnsi="SimSun" w:cs="SimSun"/>
+                <w:rFonts w:ascii="宋体" w:eastAsia="宋体" w:hAnsi="宋体" w:cs="宋体" w:hint="eastAsia"/>
               </w:rPr>
             </w:pPr>
             <w:r>
               <w:rPr>
-                <w:rFonts w:ascii="SimSun" w:eastAsia="SimSun" w:hAnsi="SimSun" w:cs="SimSun" w:hint="eastAsia"/>
+                <w:rFonts w:ascii="宋体" w:eastAsia="宋体" w:hAnsi="宋体" w:cs="宋体" w:hint="eastAsia"/>
               </w:rPr>
               <w:t>V1.0</w:t>
             </w:r>
@@ -429,41 +429,41 @@
           </w:tcPr>
           <w:p>
             <w:pPr>
-              <w:pStyle w:val="a1"/>
+              <w:pStyle w:val="aa"/>
               <w:spacing w:before="163"/>
               <w:rPr>
-                <w:rFonts w:ascii="SimSun" w:eastAsia="SimSun" w:hAnsi="SimSun" w:cs="SimSun"/>
+                <w:rFonts w:ascii="宋体" w:eastAsia="宋体" w:hAnsi="宋体" w:cs="宋体" w:hint="eastAsia"/>
               </w:rPr>
             </w:pPr>
             <w:r>
               <w:rPr>
-                <w:rFonts w:ascii="SimSun" w:eastAsia="SimSun" w:hAnsi="SimSun" w:cs="SimSun" w:hint="eastAsia"/>
+                <w:rFonts w:ascii="宋体" w:eastAsia="宋体" w:hAnsi="宋体" w:cs="宋体" w:hint="eastAsia"/>
               </w:rPr>
               <w:t>202</w:t>
             </w:r>
             <w:r>
               <w:rPr>
-                <w:rFonts w:ascii="SimSun" w:eastAsia="SimSun" w:hAnsi="SimSun" w:cs="SimSun" w:hint="eastAsia"/>
+                <w:rFonts w:ascii="宋体" w:eastAsia="宋体" w:hAnsi="宋体" w:cs="宋体" w:hint="eastAsia"/>
                 <w:lang w:val="zh-CN"/>
               </w:rPr>
               <w:t>5</w:t>
             </w:r>
             <w:r>
               <w:rPr>
-                <w:rFonts w:ascii="SimSun" w:eastAsia="SimSun" w:hAnsi="SimSun" w:cs="SimSun" w:hint="eastAsia"/>
+                <w:rFonts w:ascii="宋体" w:eastAsia="宋体" w:hAnsi="宋体" w:cs="宋体" w:hint="eastAsia"/>
               </w:rPr>
               <w:t>-</w:t>
             </w:r>
             <w:r>
               <w:rPr>
-                <w:rFonts w:ascii="SimSun" w:eastAsia="SimSun" w:hAnsi="SimSun" w:cs="SimSun" w:hint="eastAsia"/>
+                <w:rFonts w:ascii="宋体" w:eastAsia="宋体" w:hAnsi="宋体" w:cs="宋体" w:hint="eastAsia"/>
                 <w:lang w:val="zh-CN"/>
               </w:rPr>
               <w:t>0</w:t>
             </w:r>
             <w:r>
               <w:rPr>
-                <w:rFonts w:ascii="SimSun" w:eastAsia="SimSun" w:hAnsi="SimSun" w:cs="SimSun" w:hint="eastAsia"/>
+                <w:rFonts w:ascii="宋体" w:eastAsia="宋体" w:hAnsi="宋体" w:cs="宋体" w:hint="eastAsia"/>
               </w:rPr>
               <w:t>5-30</w:t>
             </w:r>
@@ -488,10 +488,10 @@
           </w:tcPr>
           <w:p>
             <w:pPr>
-              <w:pStyle w:val="a1"/>
+              <w:pStyle w:val="aa"/>
               <w:spacing w:before="163"/>
               <w:rPr>
-                <w:rFonts w:ascii="SimSun" w:eastAsia="SimSun" w:hAnsi="SimSun" w:cs="SimSun"/>
+                <w:rFonts w:ascii="宋体" w:eastAsia="宋体" w:hAnsi="宋体" w:cs="宋体" w:hint="eastAsia"/>
               </w:rPr>
             </w:pPr>
           </w:p>
@@ -515,15 +515,15 @@
           </w:tcPr>
           <w:p>
             <w:pPr>
-              <w:pStyle w:val="a1"/>
+              <w:pStyle w:val="aa"/>
               <w:spacing w:before="163"/>
               <w:rPr>
-                <w:rFonts w:ascii="SimSun" w:eastAsia="SimSun" w:hAnsi="SimSun" w:cs="SimSun"/>
+                <w:rFonts w:ascii="宋体" w:eastAsia="宋体" w:hAnsi="宋体" w:cs="宋体" w:hint="eastAsia"/>
               </w:rPr>
             </w:pPr>
             <w:r>
               <w:rPr>
-                <w:rFonts w:ascii="SimSun" w:eastAsia="SimSun" w:hAnsi="SimSun" w:cs="SimSun" w:hint="eastAsia"/>
+                <w:rFonts w:ascii="宋体" w:eastAsia="宋体" w:hAnsi="宋体" w:cs="宋体" w:hint="eastAsia"/>
                 <w:lang w:val="zh-TW" w:eastAsia="zh-TW"/>
               </w:rPr>
               <w:t>文档创建</w:t>
@@ -555,7 +555,7 @@
           <w:p>
             <w:pPr>
               <w:rPr>
-                <w:rFonts w:ascii="SimSun" w:eastAsia="SimSun" w:hAnsi="SimSun" w:cs="SimSun"/>
+                <w:rFonts w:ascii="宋体" w:eastAsia="宋体" w:hAnsi="宋体" w:cs="宋体" w:hint="eastAsia"/>
               </w:rPr>
             </w:pPr>
           </w:p>
@@ -580,7 +580,7 @@
           <w:p>
             <w:pPr>
               <w:rPr>
-                <w:rFonts w:ascii="SimSun" w:eastAsia="SimSun" w:hAnsi="SimSun" w:cs="SimSun"/>
+                <w:rFonts w:ascii="宋体" w:eastAsia="宋体" w:hAnsi="宋体" w:cs="宋体" w:hint="eastAsia"/>
               </w:rPr>
             </w:pPr>
           </w:p>
@@ -605,7 +605,7 @@
           <w:p>
             <w:pPr>
               <w:rPr>
-                <w:rFonts w:ascii="SimSun" w:eastAsia="SimSun" w:hAnsi="SimSun" w:cs="SimSun"/>
+                <w:rFonts w:ascii="宋体" w:eastAsia="宋体" w:hAnsi="宋体" w:cs="宋体" w:hint="eastAsia"/>
               </w:rPr>
             </w:pPr>
           </w:p>
@@ -630,7 +630,7 @@
           <w:p>
             <w:pPr>
               <w:rPr>
-                <w:rFonts w:ascii="SimSun" w:eastAsia="SimSun" w:hAnsi="SimSun" w:cs="SimSun"/>
+                <w:rFonts w:ascii="宋体" w:eastAsia="宋体" w:hAnsi="宋体" w:cs="宋体" w:hint="eastAsia"/>
               </w:rPr>
             </w:pPr>
           </w:p>
@@ -660,7 +660,7 @@
           <w:p>
             <w:pPr>
               <w:rPr>
-                <w:rFonts w:ascii="SimSun" w:eastAsia="SimSun" w:hAnsi="SimSun" w:cs="SimSun"/>
+                <w:rFonts w:ascii="宋体" w:eastAsia="宋体" w:hAnsi="宋体" w:cs="宋体" w:hint="eastAsia"/>
               </w:rPr>
             </w:pPr>
           </w:p>
@@ -685,7 +685,7 @@
           <w:p>
             <w:pPr>
               <w:rPr>
-                <w:rFonts w:ascii="SimSun" w:eastAsia="SimSun" w:hAnsi="SimSun" w:cs="SimSun"/>
+                <w:rFonts w:ascii="宋体" w:eastAsia="宋体" w:hAnsi="宋体" w:cs="宋体" w:hint="eastAsia"/>
               </w:rPr>
             </w:pPr>
           </w:p>
@@ -710,7 +710,7 @@
           <w:p>
             <w:pPr>
               <w:rPr>
-                <w:rFonts w:ascii="SimSun" w:eastAsia="SimSun" w:hAnsi="SimSun" w:cs="SimSun"/>
+                <w:rFonts w:ascii="宋体" w:eastAsia="宋体" w:hAnsi="宋体" w:cs="宋体" w:hint="eastAsia"/>
               </w:rPr>
             </w:pPr>
           </w:p>
@@ -735,7 +735,7 @@
           <w:p>
             <w:pPr>
               <w:rPr>
-                <w:rFonts w:ascii="SimSun" w:eastAsia="SimSun" w:hAnsi="SimSun" w:cs="SimSun"/>
+                <w:rFonts w:ascii="宋体" w:eastAsia="宋体" w:hAnsi="宋体" w:cs="宋体" w:hint="eastAsia"/>
               </w:rPr>
             </w:pPr>
           </w:p>
@@ -746,7 +746,7 @@
       <w:pPr>
         <w:widowControl w:val="0"/>
         <w:rPr>
-          <w:rFonts w:ascii="SimSun" w:eastAsia="SimSun" w:hAnsi="SimSun" w:cs="SimSun"/>
+          <w:rFonts w:ascii="宋体" w:eastAsia="宋体" w:hAnsi="宋体" w:cs="宋体" w:hint="eastAsia"/>
           <w:lang w:val="zh-TW" w:eastAsia="zh-TW"/>
         </w:rPr>
       </w:pPr>
@@ -754,7 +754,7 @@
     <w:p>
       <w:pPr>
         <w:rPr>
-          <w:rFonts w:ascii="SimSun" w:eastAsia="SimSun" w:hAnsi="SimSun" w:cs="SimSun"/>
+          <w:rFonts w:ascii="宋体" w:eastAsia="宋体" w:hAnsi="宋体" w:cs="宋体" w:hint="eastAsia"/>
         </w:rPr>
       </w:pPr>
     </w:p>
@@ -762,13 +762,13 @@
       <w:pPr>
         <w:spacing w:line="360" w:lineRule="auto"/>
         <w:rPr>
-          <w:rFonts w:ascii="SimSun" w:eastAsia="SimSun" w:hAnsi="SimSun" w:cs="SimSun"/>
+          <w:rFonts w:ascii="宋体" w:eastAsia="宋体" w:hAnsi="宋体" w:cs="宋体" w:hint="eastAsia"/>
           <w:lang w:val="zh-TW" w:eastAsia="zh-TW"/>
         </w:rPr>
       </w:pPr>
       <w:r>
         <w:rPr>
-          <w:rFonts w:ascii="SimSun" w:eastAsia="SimSun" w:hAnsi="SimSun" w:cs="SimSun" w:hint="eastAsia"/>
+          <w:rFonts w:ascii="宋体" w:eastAsia="宋体" w:hAnsi="宋体" w:cs="宋体" w:hint="eastAsia"/>
           <w:lang w:val="zh-TW" w:eastAsia="zh-TW"/>
         </w:rPr>
         <w:t>版权声明</w:t>
@@ -778,13 +778,13 @@
       <w:pPr>
         <w:spacing w:line="360" w:lineRule="auto"/>
         <w:rPr>
-          <w:rFonts w:ascii="SimSun" w:eastAsia="SimSun" w:hAnsi="SimSun" w:cs="SimSun"/>
+          <w:rFonts w:ascii="宋体" w:eastAsia="宋体" w:hAnsi="宋体" w:cs="宋体" w:hint="eastAsia"/>
           <w:lang w:val="zh-TW" w:eastAsia="zh-TW"/>
         </w:rPr>
       </w:pPr>
       <w:r>
         <w:rPr>
-          <w:rFonts w:ascii="SimSun" w:eastAsia="SimSun" w:hAnsi="SimSun" w:cs="SimSun" w:hint="eastAsia"/>
+          <w:rFonts w:ascii="宋体" w:eastAsia="宋体" w:hAnsi="宋体" w:cs="宋体" w:hint="eastAsia"/>
           <w:lang w:val="zh-TW" w:eastAsia="zh-TW"/>
         </w:rPr>
         <w:t>本报告中出现的全部文字、图表、流程、方法、程序码、文档格式、截屏贴图等内容，除另有特别注明，版权均属深圳烟草工业有限责任公司与北京长亭科技有限公司所有，受有关产权及版权法保护。任何机构、单位、个人未经深圳烟草工业有限责任公司与北京长亭科技有限公司的书面授权许可，不得用任何方式或理由复制、引用本报告的任何片段。</w:t>
@@ -794,13 +794,13 @@
       <w:pPr>
         <w:spacing w:line="360" w:lineRule="auto"/>
         <w:rPr>
-          <w:rFonts w:ascii="SimSun" w:eastAsia="SimSun" w:hAnsi="SimSun" w:cs="SimSun"/>
+          <w:rFonts w:ascii="宋体" w:eastAsia="宋体" w:hAnsi="宋体" w:cs="宋体" w:hint="eastAsia"/>
           <w:lang w:val="zh-TW" w:eastAsia="zh-TW"/>
         </w:rPr>
       </w:pPr>
       <w:r>
         <w:rPr>
-          <w:rFonts w:ascii="SimSun" w:eastAsia="SimSun" w:hAnsi="SimSun" w:cs="SimSun" w:hint="eastAsia"/>
+          <w:rFonts w:ascii="宋体" w:eastAsia="宋体" w:hAnsi="宋体" w:cs="宋体" w:hint="eastAsia"/>
           <w:lang w:val="zh-TW" w:eastAsia="zh-TW"/>
         </w:rPr>
         <w:t>特此郑重法律声明！</w:t>
@@ -809,12 +809,12 @@
     <w:p>
       <w:pPr>
         <w:rPr>
-          <w:rFonts w:ascii="SimSun" w:eastAsia="SimSun" w:hAnsi="SimSun" w:cs="SimSun"/>
-        </w:rPr>
-      </w:pPr>
-      <w:r>
-        <w:rPr>
-          <w:rFonts w:ascii="SimSun" w:eastAsia="SimSun" w:hAnsi="SimSun" w:cs="SimSun" w:hint="eastAsia"/>
+          <w:rFonts w:ascii="宋体" w:eastAsia="宋体" w:hAnsi="宋体" w:cs="宋体" w:hint="eastAsia"/>
+        </w:rPr>
+      </w:pPr>
+      <w:r>
+        <w:rPr>
+          <w:rFonts w:ascii="宋体" w:eastAsia="宋体" w:hAnsi="宋体" w:cs="宋体" w:hint="eastAsia"/>
         </w:rPr>
         <w:br w:type="page"/>
       </w:r>
@@ -822,7 +822,7 @@
     <w:sdt>
       <w:sdtPr>
         <w:rPr>
-          <w:rFonts w:ascii="SimSun" w:eastAsia="SimSun" w:hAnsi="SimSun" w:cs="SimSun" w:hint="eastAsia"/>
+          <w:rFonts w:ascii="宋体" w:eastAsia="宋体" w:hAnsi="宋体" w:cs="宋体" w:hint="eastAsia"/>
           <w:color w:val="000000"/>
           <w:kern w:val="2"/>
           <w:sz w:val="21"/>
@@ -846,12 +846,12 @@
           <w:pPr>
             <w:pStyle w:val="TOCHeading1"/>
             <w:rPr>
-              <w:rFonts w:ascii="SimSun" w:eastAsia="SimSun" w:hAnsi="SimSun" w:cs="SimSun"/>
+              <w:rFonts w:ascii="宋体" w:eastAsia="宋体" w:hAnsi="宋体" w:cs="宋体" w:hint="eastAsia"/>
             </w:rPr>
           </w:pPr>
           <w:r>
             <w:rPr>
-              <w:rFonts w:ascii="SimSun" w:eastAsia="SimSun" w:hAnsi="SimSun" w:cs="SimSun" w:hint="eastAsia"/>
+              <w:rFonts w:ascii="宋体" w:eastAsia="宋体" w:hAnsi="宋体" w:cs="宋体" w:hint="eastAsia"/>
               <w:lang w:val="zh-CN"/>
             </w:rPr>
             <w:t>目录</w:t>
@@ -866,31 +866,31 @@
               <w:tab w:val="right" w:leader="dot" w:pos="8300"/>
             </w:tabs>
             <w:rPr>
-              <w:rFonts w:ascii="SimSun" w:eastAsia="SimSun" w:hAnsi="SimSun" w:cs="SimSun"/>
+              <w:rFonts w:ascii="宋体" w:eastAsia="宋体" w:hAnsi="宋体" w:cs="宋体" w:hint="eastAsia"/>
             </w:rPr>
           </w:pPr>
           <w:r>
             <w:rPr>
-              <w:rFonts w:ascii="SimSun" w:eastAsia="SimSun" w:hAnsi="SimSun" w:cs="SimSun" w:hint="eastAsia"/>
+              <w:rFonts w:ascii="宋体" w:eastAsia="宋体" w:hAnsi="宋体" w:cs="宋体" w:hint="eastAsia"/>
             </w:rPr>
             <w:fldChar w:fldCharType="begin"/>
           </w:r>
           <w:r>
             <w:rPr>
-              <w:rFonts w:ascii="SimSun" w:eastAsia="SimSun" w:hAnsi="SimSun" w:cs="SimSun" w:hint="eastAsia"/>
+              <w:rFonts w:ascii="宋体" w:eastAsia="宋体" w:hAnsi="宋体" w:cs="宋体" w:hint="eastAsia"/>
             </w:rPr>
             <w:instrText xml:space="preserve"> TOC \o "1-3" \h \z \u </w:instrText>
           </w:r>
           <w:r>
             <w:rPr>
-              <w:rFonts w:ascii="SimSun" w:eastAsia="SimSun" w:hAnsi="SimSun" w:cs="SimSun" w:hint="eastAsia"/>
+              <w:rFonts w:ascii="宋体" w:eastAsia="宋体" w:hAnsi="宋体" w:cs="宋体" w:hint="eastAsia"/>
             </w:rPr>
             <w:fldChar w:fldCharType="separate"/>
           </w:r>
           <w:hyperlink w:anchor="_Toc17249" w:history="1">
             <w:r>
               <w:rPr>
-                <w:rFonts w:ascii="SimSun" w:eastAsia="SimSun" w:hAnsi="SimSun" w:cs="SimSun" w:hint="eastAsia"/>
+                <w:rFonts w:ascii="宋体" w:eastAsia="宋体" w:hAnsi="宋体" w:cs="宋体" w:hint="eastAsia"/>
                 <w:bCs/>
                 <w:kern w:val="0"/>
               </w:rPr>
@@ -898,48 +898,48 @@
             </w:r>
             <w:r>
               <w:rPr>
-                <w:rFonts w:ascii="SimSun" w:eastAsia="SimSun" w:hAnsi="SimSun" w:cs="SimSun" w:hint="eastAsia"/>
+                <w:rFonts w:ascii="宋体" w:eastAsia="宋体" w:hAnsi="宋体" w:cs="宋体" w:hint="eastAsia"/>
               </w:rPr>
               <w:t>整体回顾与成果总结</w:t>
             </w:r>
             <w:r>
               <w:rPr>
-                <w:rFonts w:ascii="SimSun" w:eastAsia="SimSun" w:hAnsi="SimSun" w:cs="SimSun" w:hint="eastAsia"/>
+                <w:rFonts w:ascii="宋体" w:eastAsia="宋体" w:hAnsi="宋体" w:cs="宋体" w:hint="eastAsia"/>
               </w:rPr>
               <w:tab/>
             </w:r>
             <w:r>
               <w:rPr>
-                <w:rFonts w:ascii="SimSun" w:eastAsia="SimSun" w:hAnsi="SimSun" w:cs="SimSun" w:hint="eastAsia"/>
+                <w:rFonts w:ascii="宋体" w:eastAsia="宋体" w:hAnsi="宋体" w:cs="宋体" w:hint="eastAsia"/>
               </w:rPr>
               <w:fldChar w:fldCharType="begin"/>
             </w:r>
             <w:r>
               <w:rPr>
-                <w:rFonts w:ascii="SimSun" w:eastAsia="SimSun" w:hAnsi="SimSun" w:cs="SimSun" w:hint="eastAsia"/>
+                <w:rFonts w:ascii="宋体" w:eastAsia="宋体" w:hAnsi="宋体" w:cs="宋体" w:hint="eastAsia"/>
               </w:rPr>
               <w:instrText xml:space="preserve"> PAGEREF _Toc17249 \h </w:instrText>
             </w:r>
             <w:r>
               <w:rPr>
-                <w:rFonts w:ascii="SimSun" w:eastAsia="SimSun" w:hAnsi="SimSun" w:cs="SimSun" w:hint="eastAsia"/>
-              </w:rPr>
-            </w:r>
-            <w:r>
-              <w:rPr>
-                <w:rFonts w:ascii="SimSun" w:eastAsia="SimSun" w:hAnsi="SimSun" w:cs="SimSun" w:hint="eastAsia"/>
+                <w:rFonts w:ascii="宋体" w:eastAsia="宋体" w:hAnsi="宋体" w:cs="宋体" w:hint="eastAsia"/>
+              </w:rPr>
+            </w:r>
+            <w:r>
+              <w:rPr>
+                <w:rFonts w:ascii="宋体" w:eastAsia="宋体" w:hAnsi="宋体" w:cs="宋体" w:hint="eastAsia"/>
               </w:rPr>
               <w:fldChar w:fldCharType="separate"/>
             </w:r>
             <w:r>
               <w:rPr>
-                <w:rFonts w:ascii="SimSun" w:eastAsia="SimSun" w:hAnsi="SimSun" w:cs="SimSun" w:hint="eastAsia"/>
+                <w:rFonts w:ascii="宋体" w:eastAsia="宋体" w:hAnsi="宋体" w:cs="宋体" w:hint="eastAsia"/>
               </w:rPr>
               <w:t>5</w:t>
             </w:r>
             <w:r>
               <w:rPr>
-                <w:rFonts w:ascii="SimSun" w:eastAsia="SimSun" w:hAnsi="SimSun" w:cs="SimSun" w:hint="eastAsia"/>
+                <w:rFonts w:ascii="宋体" w:eastAsia="宋体" w:hAnsi="宋体" w:cs="宋体" w:hint="eastAsia"/>
               </w:rPr>
               <w:fldChar w:fldCharType="end"/>
             </w:r>
@@ -954,13 +954,13 @@
               <w:tab w:val="right" w:leader="dot" w:pos="8300"/>
             </w:tabs>
             <w:rPr>
-              <w:rFonts w:ascii="SimSun" w:eastAsia="SimSun" w:hAnsi="SimSun" w:cs="SimSun"/>
+              <w:rFonts w:ascii="宋体" w:eastAsia="宋体" w:hAnsi="宋体" w:cs="宋体" w:hint="eastAsia"/>
             </w:rPr>
           </w:pPr>
           <w:hyperlink w:anchor="_Toc9720" w:history="1">
             <w:r>
               <w:rPr>
-                <w:rFonts w:ascii="SimSun" w:eastAsia="SimSun" w:hAnsi="SimSun" w:cs="SimSun" w:hint="eastAsia"/>
+                <w:rFonts w:ascii="宋体" w:eastAsia="宋体" w:hAnsi="宋体" w:cs="宋体" w:hint="eastAsia"/>
                 <w:kern w:val="0"/>
                 <w:lang w:val="zh-TW" w:eastAsia="zh-TW"/>
               </w:rPr>
@@ -968,49 +968,49 @@
             </w:r>
             <w:r>
               <w:rPr>
-                <w:rFonts w:ascii="SimSun" w:eastAsia="SimSun" w:hAnsi="SimSun" w:cs="SimSun" w:hint="eastAsia"/>
+                <w:rFonts w:ascii="宋体" w:eastAsia="宋体" w:hAnsi="宋体" w:cs="宋体" w:hint="eastAsia"/>
                 <w:lang w:val="zh-TW" w:eastAsia="zh-TW"/>
               </w:rPr>
               <w:t>攻防成果</w:t>
             </w:r>
             <w:r>
               <w:rPr>
-                <w:rFonts w:ascii="SimSun" w:eastAsia="SimSun" w:hAnsi="SimSun" w:cs="SimSun" w:hint="eastAsia"/>
+                <w:rFonts w:ascii="宋体" w:eastAsia="宋体" w:hAnsi="宋体" w:cs="宋体" w:hint="eastAsia"/>
               </w:rPr>
               <w:tab/>
             </w:r>
             <w:r>
               <w:rPr>
-                <w:rFonts w:ascii="SimSun" w:eastAsia="SimSun" w:hAnsi="SimSun" w:cs="SimSun" w:hint="eastAsia"/>
+                <w:rFonts w:ascii="宋体" w:eastAsia="宋体" w:hAnsi="宋体" w:cs="宋体" w:hint="eastAsia"/>
               </w:rPr>
               <w:fldChar w:fldCharType="begin"/>
             </w:r>
             <w:r>
               <w:rPr>
-                <w:rFonts w:ascii="SimSun" w:eastAsia="SimSun" w:hAnsi="SimSun" w:cs="SimSun" w:hint="eastAsia"/>
+                <w:rFonts w:ascii="宋体" w:eastAsia="宋体" w:hAnsi="宋体" w:cs="宋体" w:hint="eastAsia"/>
               </w:rPr>
               <w:instrText xml:space="preserve"> PAGEREF _Toc9720 \h </w:instrText>
             </w:r>
             <w:r>
               <w:rPr>
-                <w:rFonts w:ascii="SimSun" w:eastAsia="SimSun" w:hAnsi="SimSun" w:cs="SimSun" w:hint="eastAsia"/>
-              </w:rPr>
-            </w:r>
-            <w:r>
-              <w:rPr>
-                <w:rFonts w:ascii="SimSun" w:eastAsia="SimSun" w:hAnsi="SimSun" w:cs="SimSun" w:hint="eastAsia"/>
+                <w:rFonts w:ascii="宋体" w:eastAsia="宋体" w:hAnsi="宋体" w:cs="宋体" w:hint="eastAsia"/>
+              </w:rPr>
+            </w:r>
+            <w:r>
+              <w:rPr>
+                <w:rFonts w:ascii="宋体" w:eastAsia="宋体" w:hAnsi="宋体" w:cs="宋体" w:hint="eastAsia"/>
               </w:rPr>
               <w:fldChar w:fldCharType="separate"/>
             </w:r>
             <w:r>
               <w:rPr>
-                <w:rFonts w:ascii="SimSun" w:eastAsia="SimSun" w:hAnsi="SimSun" w:cs="SimSun" w:hint="eastAsia"/>
+                <w:rFonts w:ascii="宋体" w:eastAsia="宋体" w:hAnsi="宋体" w:cs="宋体" w:hint="eastAsia"/>
               </w:rPr>
               <w:t>6</w:t>
             </w:r>
             <w:r>
               <w:rPr>
-                <w:rFonts w:ascii="SimSun" w:eastAsia="SimSun" w:hAnsi="SimSun" w:cs="SimSun" w:hint="eastAsia"/>
+                <w:rFonts w:ascii="宋体" w:eastAsia="宋体" w:hAnsi="宋体" w:cs="宋体" w:hint="eastAsia"/>
               </w:rPr>
               <w:fldChar w:fldCharType="end"/>
             </w:r>
@@ -1025,13 +1025,13 @@
               <w:tab w:val="right" w:leader="dot" w:pos="8300"/>
             </w:tabs>
             <w:rPr>
-              <w:rFonts w:ascii="SimSun" w:eastAsia="SimSun" w:hAnsi="SimSun" w:cs="SimSun"/>
+              <w:rFonts w:ascii="宋体" w:eastAsia="宋体" w:hAnsi="宋体" w:cs="宋体" w:hint="eastAsia"/>
             </w:rPr>
           </w:pPr>
           <w:hyperlink w:anchor="_Toc12190" w:history="1">
             <w:r>
               <w:rPr>
-                <w:rFonts w:ascii="SimSun" w:eastAsia="SimSun" w:hAnsi="SimSun" w:cs="SimSun" w:hint="eastAsia"/>
+                <w:rFonts w:ascii="宋体" w:eastAsia="宋体" w:hAnsi="宋体" w:cs="宋体" w:hint="eastAsia"/>
                 <w:bCs/>
                 <w:kern w:val="0"/>
                 <w:lang w:val="zh-TW" w:eastAsia="zh-TW"/>
@@ -1040,49 +1040,49 @@
             </w:r>
             <w:r>
               <w:rPr>
-                <w:rFonts w:ascii="SimSun" w:eastAsia="SimSun" w:hAnsi="SimSun" w:cs="SimSun" w:hint="eastAsia"/>
+                <w:rFonts w:ascii="宋体" w:eastAsia="宋体" w:hAnsi="宋体" w:cs="宋体" w:hint="eastAsia"/>
                 <w:lang w:val="zh-TW" w:eastAsia="zh-TW"/>
               </w:rPr>
               <w:t>成果概览</w:t>
             </w:r>
             <w:r>
               <w:rPr>
-                <w:rFonts w:ascii="SimSun" w:eastAsia="SimSun" w:hAnsi="SimSun" w:cs="SimSun" w:hint="eastAsia"/>
+                <w:rFonts w:ascii="宋体" w:eastAsia="宋体" w:hAnsi="宋体" w:cs="宋体" w:hint="eastAsia"/>
               </w:rPr>
               <w:tab/>
             </w:r>
             <w:r>
               <w:rPr>
-                <w:rFonts w:ascii="SimSun" w:eastAsia="SimSun" w:hAnsi="SimSun" w:cs="SimSun" w:hint="eastAsia"/>
+                <w:rFonts w:ascii="宋体" w:eastAsia="宋体" w:hAnsi="宋体" w:cs="宋体" w:hint="eastAsia"/>
               </w:rPr>
               <w:fldChar w:fldCharType="begin"/>
             </w:r>
             <w:r>
               <w:rPr>
-                <w:rFonts w:ascii="SimSun" w:eastAsia="SimSun" w:hAnsi="SimSun" w:cs="SimSun" w:hint="eastAsia"/>
+                <w:rFonts w:ascii="宋体" w:eastAsia="宋体" w:hAnsi="宋体" w:cs="宋体" w:hint="eastAsia"/>
               </w:rPr>
               <w:instrText xml:space="preserve"> PAGEREF _Toc12190 \h </w:instrText>
             </w:r>
             <w:r>
               <w:rPr>
-                <w:rFonts w:ascii="SimSun" w:eastAsia="SimSun" w:hAnsi="SimSun" w:cs="SimSun" w:hint="eastAsia"/>
-              </w:rPr>
-            </w:r>
-            <w:r>
-              <w:rPr>
-                <w:rFonts w:ascii="SimSun" w:eastAsia="SimSun" w:hAnsi="SimSun" w:cs="SimSun" w:hint="eastAsia"/>
+                <w:rFonts w:ascii="宋体" w:eastAsia="宋体" w:hAnsi="宋体" w:cs="宋体" w:hint="eastAsia"/>
+              </w:rPr>
+            </w:r>
+            <w:r>
+              <w:rPr>
+                <w:rFonts w:ascii="宋体" w:eastAsia="宋体" w:hAnsi="宋体" w:cs="宋体" w:hint="eastAsia"/>
               </w:rPr>
               <w:fldChar w:fldCharType="separate"/>
             </w:r>
             <w:r>
               <w:rPr>
-                <w:rFonts w:ascii="SimSun" w:eastAsia="SimSun" w:hAnsi="SimSun" w:cs="SimSun" w:hint="eastAsia"/>
+                <w:rFonts w:ascii="宋体" w:eastAsia="宋体" w:hAnsi="宋体" w:cs="宋体" w:hint="eastAsia"/>
               </w:rPr>
               <w:t>6</w:t>
             </w:r>
             <w:r>
               <w:rPr>
-                <w:rFonts w:ascii="SimSun" w:eastAsia="SimSun" w:hAnsi="SimSun" w:cs="SimSun" w:hint="eastAsia"/>
+                <w:rFonts w:ascii="宋体" w:eastAsia="宋体" w:hAnsi="宋体" w:cs="宋体" w:hint="eastAsia"/>
               </w:rPr>
               <w:fldChar w:fldCharType="end"/>
             </w:r>
@@ -1097,13 +1097,13 @@
               <w:tab w:val="right" w:leader="dot" w:pos="8300"/>
             </w:tabs>
             <w:rPr>
-              <w:rFonts w:ascii="SimSun" w:eastAsia="SimSun" w:hAnsi="SimSun" w:cs="SimSun"/>
+              <w:rFonts w:ascii="宋体" w:eastAsia="宋体" w:hAnsi="宋体" w:cs="宋体" w:hint="eastAsia"/>
             </w:rPr>
           </w:pPr>
           <w:hyperlink w:anchor="_Toc23899" w:history="1">
             <w:r>
               <w:rPr>
-                <w:rFonts w:ascii="SimSun" w:eastAsia="SimSun" w:hAnsi="SimSun" w:cs="SimSun" w:hint="eastAsia"/>
+                <w:rFonts w:ascii="宋体" w:eastAsia="宋体" w:hAnsi="宋体" w:cs="宋体" w:hint="eastAsia"/>
                 <w:bCs/>
                 <w:kern w:val="0"/>
                 <w:lang w:val="zh-TW" w:eastAsia="zh-TW"/>
@@ -1112,49 +1112,49 @@
             </w:r>
             <w:r>
               <w:rPr>
-                <w:rFonts w:ascii="SimSun" w:eastAsia="SimSun" w:hAnsi="SimSun" w:cs="SimSun" w:hint="eastAsia"/>
+                <w:rFonts w:ascii="宋体" w:eastAsia="宋体" w:hAnsi="宋体" w:cs="宋体" w:hint="eastAsia"/>
                 <w:lang w:val="zh-TW" w:eastAsia="zh-TW"/>
               </w:rPr>
               <w:t>重要成果</w:t>
             </w:r>
             <w:r>
               <w:rPr>
-                <w:rFonts w:ascii="SimSun" w:eastAsia="SimSun" w:hAnsi="SimSun" w:cs="SimSun" w:hint="eastAsia"/>
+                <w:rFonts w:ascii="宋体" w:eastAsia="宋体" w:hAnsi="宋体" w:cs="宋体" w:hint="eastAsia"/>
               </w:rPr>
               <w:tab/>
             </w:r>
             <w:r>
               <w:rPr>
-                <w:rFonts w:ascii="SimSun" w:eastAsia="SimSun" w:hAnsi="SimSun" w:cs="SimSun" w:hint="eastAsia"/>
+                <w:rFonts w:ascii="宋体" w:eastAsia="宋体" w:hAnsi="宋体" w:cs="宋体" w:hint="eastAsia"/>
               </w:rPr>
               <w:fldChar w:fldCharType="begin"/>
             </w:r>
             <w:r>
               <w:rPr>
-                <w:rFonts w:ascii="SimSun" w:eastAsia="SimSun" w:hAnsi="SimSun" w:cs="SimSun" w:hint="eastAsia"/>
+                <w:rFonts w:ascii="宋体" w:eastAsia="宋体" w:hAnsi="宋体" w:cs="宋体" w:hint="eastAsia"/>
               </w:rPr>
               <w:instrText xml:space="preserve"> PAGEREF _Toc23899 \h </w:instrText>
             </w:r>
             <w:r>
               <w:rPr>
-                <w:rFonts w:ascii="SimSun" w:eastAsia="SimSun" w:hAnsi="SimSun" w:cs="SimSun" w:hint="eastAsia"/>
-              </w:rPr>
-            </w:r>
-            <w:r>
-              <w:rPr>
-                <w:rFonts w:ascii="SimSun" w:eastAsia="SimSun" w:hAnsi="SimSun" w:cs="SimSun" w:hint="eastAsia"/>
+                <w:rFonts w:ascii="宋体" w:eastAsia="宋体" w:hAnsi="宋体" w:cs="宋体" w:hint="eastAsia"/>
+              </w:rPr>
+            </w:r>
+            <w:r>
+              <w:rPr>
+                <w:rFonts w:ascii="宋体" w:eastAsia="宋体" w:hAnsi="宋体" w:cs="宋体" w:hint="eastAsia"/>
               </w:rPr>
               <w:fldChar w:fldCharType="separate"/>
             </w:r>
             <w:r>
               <w:rPr>
-                <w:rFonts w:ascii="SimSun" w:eastAsia="SimSun" w:hAnsi="SimSun" w:cs="SimSun" w:hint="eastAsia"/>
+                <w:rFonts w:ascii="宋体" w:eastAsia="宋体" w:hAnsi="宋体" w:cs="宋体" w:hint="eastAsia"/>
               </w:rPr>
               <w:t>7</w:t>
             </w:r>
             <w:r>
               <w:rPr>
-                <w:rFonts w:ascii="SimSun" w:eastAsia="SimSun" w:hAnsi="SimSun" w:cs="SimSun" w:hint="eastAsia"/>
+                <w:rFonts w:ascii="宋体" w:eastAsia="宋体" w:hAnsi="宋体" w:cs="宋体" w:hint="eastAsia"/>
               </w:rPr>
               <w:fldChar w:fldCharType="end"/>
             </w:r>
@@ -1169,13 +1169,13 @@
               <w:tab w:val="right" w:leader="dot" w:pos="8300"/>
             </w:tabs>
             <w:rPr>
-              <w:rFonts w:ascii="SimSun" w:eastAsia="SimSun" w:hAnsi="SimSun" w:cs="SimSun"/>
+              <w:rFonts w:ascii="宋体" w:eastAsia="宋体" w:hAnsi="宋体" w:cs="宋体" w:hint="eastAsia"/>
             </w:rPr>
           </w:pPr>
           <w:hyperlink w:anchor="_Toc5958" w:history="1">
             <w:r>
               <w:rPr>
-                <w:rFonts w:ascii="SimSun" w:eastAsia="SimSun" w:hAnsi="SimSun" w:cs="SimSun" w:hint="eastAsia"/>
+                <w:rFonts w:ascii="宋体" w:eastAsia="宋体" w:hAnsi="宋体" w:cs="宋体" w:hint="eastAsia"/>
                 <w:kern w:val="0"/>
                 <w:lang w:val="zh-TW" w:eastAsia="zh-TW"/>
               </w:rPr>
@@ -1183,49 +1183,49 @@
             </w:r>
             <w:r>
               <w:rPr>
-                <w:rFonts w:ascii="SimSun" w:eastAsia="SimSun" w:hAnsi="SimSun" w:cs="SimSun" w:hint="eastAsia"/>
+                <w:rFonts w:ascii="宋体" w:eastAsia="宋体" w:hAnsi="宋体" w:cs="宋体" w:hint="eastAsia"/>
                 <w:lang w:val="zh-TW" w:eastAsia="zh-TW"/>
               </w:rPr>
               <w:t>攻击路径</w:t>
             </w:r>
             <w:r>
               <w:rPr>
-                <w:rFonts w:ascii="SimSun" w:eastAsia="SimSun" w:hAnsi="SimSun" w:cs="SimSun" w:hint="eastAsia"/>
+                <w:rFonts w:ascii="宋体" w:eastAsia="宋体" w:hAnsi="宋体" w:cs="宋体" w:hint="eastAsia"/>
               </w:rPr>
               <w:tab/>
             </w:r>
             <w:r>
               <w:rPr>
-                <w:rFonts w:ascii="SimSun" w:eastAsia="SimSun" w:hAnsi="SimSun" w:cs="SimSun" w:hint="eastAsia"/>
+                <w:rFonts w:ascii="宋体" w:eastAsia="宋体" w:hAnsi="宋体" w:cs="宋体" w:hint="eastAsia"/>
               </w:rPr>
               <w:fldChar w:fldCharType="begin"/>
             </w:r>
             <w:r>
               <w:rPr>
-                <w:rFonts w:ascii="SimSun" w:eastAsia="SimSun" w:hAnsi="SimSun" w:cs="SimSun" w:hint="eastAsia"/>
+                <w:rFonts w:ascii="宋体" w:eastAsia="宋体" w:hAnsi="宋体" w:cs="宋体" w:hint="eastAsia"/>
               </w:rPr>
               <w:instrText xml:space="preserve"> PAGEREF _Toc5958 \h </w:instrText>
             </w:r>
             <w:r>
               <w:rPr>
-                <w:rFonts w:ascii="SimSun" w:eastAsia="SimSun" w:hAnsi="SimSun" w:cs="SimSun" w:hint="eastAsia"/>
-              </w:rPr>
-            </w:r>
-            <w:r>
-              <w:rPr>
-                <w:rFonts w:ascii="SimSun" w:eastAsia="SimSun" w:hAnsi="SimSun" w:cs="SimSun" w:hint="eastAsia"/>
+                <w:rFonts w:ascii="宋体" w:eastAsia="宋体" w:hAnsi="宋体" w:cs="宋体" w:hint="eastAsia"/>
+              </w:rPr>
+            </w:r>
+            <w:r>
+              <w:rPr>
+                <w:rFonts w:ascii="宋体" w:eastAsia="宋体" w:hAnsi="宋体" w:cs="宋体" w:hint="eastAsia"/>
               </w:rPr>
               <w:fldChar w:fldCharType="separate"/>
             </w:r>
             <w:r>
               <w:rPr>
-                <w:rFonts w:ascii="SimSun" w:eastAsia="SimSun" w:hAnsi="SimSun" w:cs="SimSun" w:hint="eastAsia"/>
+                <w:rFonts w:ascii="宋体" w:eastAsia="宋体" w:hAnsi="宋体" w:cs="宋体" w:hint="eastAsia"/>
               </w:rPr>
               <w:t>7</w:t>
             </w:r>
             <w:r>
               <w:rPr>
-                <w:rFonts w:ascii="SimSun" w:eastAsia="SimSun" w:hAnsi="SimSun" w:cs="SimSun" w:hint="eastAsia"/>
+                <w:rFonts w:ascii="宋体" w:eastAsia="宋体" w:hAnsi="宋体" w:cs="宋体" w:hint="eastAsia"/>
               </w:rPr>
               <w:fldChar w:fldCharType="end"/>
             </w:r>
@@ -1240,13 +1240,13 @@
               <w:tab w:val="right" w:leader="dot" w:pos="8300"/>
             </w:tabs>
             <w:rPr>
-              <w:rFonts w:ascii="SimSun" w:eastAsia="SimSun" w:hAnsi="SimSun" w:cs="SimSun"/>
+              <w:rFonts w:ascii="宋体" w:eastAsia="宋体" w:hAnsi="宋体" w:cs="宋体" w:hint="eastAsia"/>
             </w:rPr>
           </w:pPr>
           <w:hyperlink w:anchor="_Toc30349" w:history="1">
             <w:r>
               <w:rPr>
-                <w:rFonts w:ascii="SimSun" w:eastAsia="SimSun" w:hAnsi="SimSun" w:cs="SimSun" w:hint="eastAsia"/>
+                <w:rFonts w:ascii="宋体" w:eastAsia="宋体" w:hAnsi="宋体" w:cs="宋体" w:hint="eastAsia"/>
                 <w:bCs/>
                 <w:kern w:val="0"/>
                 <w:lang w:val="zh-TW" w:eastAsia="zh-TW"/>
@@ -1255,49 +1255,49 @@
             </w:r>
             <w:r>
               <w:rPr>
-                <w:rFonts w:ascii="SimSun" w:eastAsia="SimSun" w:hAnsi="SimSun" w:cs="SimSun" w:hint="eastAsia"/>
+                <w:rFonts w:ascii="宋体" w:eastAsia="宋体" w:hAnsi="宋体" w:cs="宋体" w:hint="eastAsia"/>
                 <w:lang w:val="zh-TW" w:eastAsia="zh-TW"/>
               </w:rPr>
               <w:t>路径图</w:t>
             </w:r>
             <w:r>
               <w:rPr>
-                <w:rFonts w:ascii="SimSun" w:eastAsia="SimSun" w:hAnsi="SimSun" w:cs="SimSun" w:hint="eastAsia"/>
+                <w:rFonts w:ascii="宋体" w:eastAsia="宋体" w:hAnsi="宋体" w:cs="宋体" w:hint="eastAsia"/>
               </w:rPr>
               <w:tab/>
             </w:r>
             <w:r>
               <w:rPr>
-                <w:rFonts w:ascii="SimSun" w:eastAsia="SimSun" w:hAnsi="SimSun" w:cs="SimSun" w:hint="eastAsia"/>
+                <w:rFonts w:ascii="宋体" w:eastAsia="宋体" w:hAnsi="宋体" w:cs="宋体" w:hint="eastAsia"/>
               </w:rPr>
               <w:fldChar w:fldCharType="begin"/>
             </w:r>
             <w:r>
               <w:rPr>
-                <w:rFonts w:ascii="SimSun" w:eastAsia="SimSun" w:hAnsi="SimSun" w:cs="SimSun" w:hint="eastAsia"/>
+                <w:rFonts w:ascii="宋体" w:eastAsia="宋体" w:hAnsi="宋体" w:cs="宋体" w:hint="eastAsia"/>
               </w:rPr>
               <w:instrText xml:space="preserve"> PAGEREF _Toc30349 \h </w:instrText>
             </w:r>
             <w:r>
               <w:rPr>
-                <w:rFonts w:ascii="SimSun" w:eastAsia="SimSun" w:hAnsi="SimSun" w:cs="SimSun" w:hint="eastAsia"/>
-              </w:rPr>
-            </w:r>
-            <w:r>
-              <w:rPr>
-                <w:rFonts w:ascii="SimSun" w:eastAsia="SimSun" w:hAnsi="SimSun" w:cs="SimSun" w:hint="eastAsia"/>
+                <w:rFonts w:ascii="宋体" w:eastAsia="宋体" w:hAnsi="宋体" w:cs="宋体" w:hint="eastAsia"/>
+              </w:rPr>
+            </w:r>
+            <w:r>
+              <w:rPr>
+                <w:rFonts w:ascii="宋体" w:eastAsia="宋体" w:hAnsi="宋体" w:cs="宋体" w:hint="eastAsia"/>
               </w:rPr>
               <w:fldChar w:fldCharType="separate"/>
             </w:r>
             <w:r>
               <w:rPr>
-                <w:rFonts w:ascii="SimSun" w:eastAsia="SimSun" w:hAnsi="SimSun" w:cs="SimSun" w:hint="eastAsia"/>
+                <w:rFonts w:ascii="宋体" w:eastAsia="宋体" w:hAnsi="宋体" w:cs="宋体" w:hint="eastAsia"/>
               </w:rPr>
               <w:t>7</w:t>
             </w:r>
             <w:r>
               <w:rPr>
-                <w:rFonts w:ascii="SimSun" w:eastAsia="SimSun" w:hAnsi="SimSun" w:cs="SimSun" w:hint="eastAsia"/>
+                <w:rFonts w:ascii="宋体" w:eastAsia="宋体" w:hAnsi="宋体" w:cs="宋体" w:hint="eastAsia"/>
               </w:rPr>
               <w:fldChar w:fldCharType="end"/>
             </w:r>
@@ -1312,13 +1312,13 @@
               <w:tab w:val="right" w:leader="dot" w:pos="8300"/>
             </w:tabs>
             <w:rPr>
-              <w:rFonts w:ascii="SimSun" w:eastAsia="SimSun" w:hAnsi="SimSun" w:cs="SimSun"/>
+              <w:rFonts w:ascii="宋体" w:eastAsia="宋体" w:hAnsi="宋体" w:cs="宋体" w:hint="eastAsia"/>
             </w:rPr>
           </w:pPr>
           <w:hyperlink w:anchor="_Toc28242" w:history="1">
             <w:r>
               <w:rPr>
-                <w:rFonts w:ascii="SimSun" w:eastAsia="SimSun" w:hAnsi="SimSun" w:cs="SimSun" w:hint="eastAsia"/>
+                <w:rFonts w:ascii="宋体" w:eastAsia="宋体" w:hAnsi="宋体" w:cs="宋体" w:hint="eastAsia"/>
                 <w:bCs/>
                 <w:kern w:val="0"/>
                 <w:lang w:val="zh-TW" w:eastAsia="zh-TW"/>
@@ -1327,49 +1327,49 @@
             </w:r>
             <w:r>
               <w:rPr>
-                <w:rFonts w:ascii="SimSun" w:eastAsia="SimSun" w:hAnsi="SimSun" w:cs="SimSun" w:hint="eastAsia"/>
+                <w:rFonts w:ascii="宋体" w:eastAsia="宋体" w:hAnsi="宋体" w:cs="宋体" w:hint="eastAsia"/>
                 <w:lang w:val="zh-TW" w:eastAsia="zh-TW"/>
               </w:rPr>
               <w:t>路径概述</w:t>
             </w:r>
             <w:r>
               <w:rPr>
-                <w:rFonts w:ascii="SimSun" w:eastAsia="SimSun" w:hAnsi="SimSun" w:cs="SimSun" w:hint="eastAsia"/>
+                <w:rFonts w:ascii="宋体" w:eastAsia="宋体" w:hAnsi="宋体" w:cs="宋体" w:hint="eastAsia"/>
               </w:rPr>
               <w:tab/>
             </w:r>
             <w:r>
               <w:rPr>
-                <w:rFonts w:ascii="SimSun" w:eastAsia="SimSun" w:hAnsi="SimSun" w:cs="SimSun" w:hint="eastAsia"/>
+                <w:rFonts w:ascii="宋体" w:eastAsia="宋体" w:hAnsi="宋体" w:cs="宋体" w:hint="eastAsia"/>
               </w:rPr>
               <w:fldChar w:fldCharType="begin"/>
             </w:r>
             <w:r>
               <w:rPr>
-                <w:rFonts w:ascii="SimSun" w:eastAsia="SimSun" w:hAnsi="SimSun" w:cs="SimSun" w:hint="eastAsia"/>
+                <w:rFonts w:ascii="宋体" w:eastAsia="宋体" w:hAnsi="宋体" w:cs="宋体" w:hint="eastAsia"/>
               </w:rPr>
               <w:instrText xml:space="preserve"> PAGEREF _Toc28242 \h </w:instrText>
             </w:r>
             <w:r>
               <w:rPr>
-                <w:rFonts w:ascii="SimSun" w:eastAsia="SimSun" w:hAnsi="SimSun" w:cs="SimSun" w:hint="eastAsia"/>
-              </w:rPr>
-            </w:r>
-            <w:r>
-              <w:rPr>
-                <w:rFonts w:ascii="SimSun" w:eastAsia="SimSun" w:hAnsi="SimSun" w:cs="SimSun" w:hint="eastAsia"/>
+                <w:rFonts w:ascii="宋体" w:eastAsia="宋体" w:hAnsi="宋体" w:cs="宋体" w:hint="eastAsia"/>
+              </w:rPr>
+            </w:r>
+            <w:r>
+              <w:rPr>
+                <w:rFonts w:ascii="宋体" w:eastAsia="宋体" w:hAnsi="宋体" w:cs="宋体" w:hint="eastAsia"/>
               </w:rPr>
               <w:fldChar w:fldCharType="separate"/>
             </w:r>
             <w:r>
               <w:rPr>
-                <w:rFonts w:ascii="SimSun" w:eastAsia="SimSun" w:hAnsi="SimSun" w:cs="SimSun" w:hint="eastAsia"/>
+                <w:rFonts w:ascii="宋体" w:eastAsia="宋体" w:hAnsi="宋体" w:cs="宋体" w:hint="eastAsia"/>
               </w:rPr>
               <w:t>7</w:t>
             </w:r>
             <w:r>
               <w:rPr>
-                <w:rFonts w:ascii="SimSun" w:eastAsia="SimSun" w:hAnsi="SimSun" w:cs="SimSun" w:hint="eastAsia"/>
+                <w:rFonts w:ascii="宋体" w:eastAsia="宋体" w:hAnsi="宋体" w:cs="宋体" w:hint="eastAsia"/>
               </w:rPr>
               <w:fldChar w:fldCharType="end"/>
             </w:r>
@@ -1384,13 +1384,13 @@
               <w:tab w:val="right" w:leader="dot" w:pos="8300"/>
             </w:tabs>
             <w:rPr>
-              <w:rFonts w:ascii="SimSun" w:eastAsia="SimSun" w:hAnsi="SimSun" w:cs="SimSun"/>
+              <w:rFonts w:ascii="宋体" w:eastAsia="宋体" w:hAnsi="宋体" w:cs="宋体" w:hint="eastAsia"/>
             </w:rPr>
           </w:pPr>
           <w:hyperlink w:anchor="_Toc20517" w:history="1">
             <w:r>
               <w:rPr>
-                <w:rFonts w:ascii="SimSun" w:eastAsia="SimSun" w:hAnsi="SimSun" w:cs="SimSun" w:hint="eastAsia"/>
+                <w:rFonts w:ascii="宋体" w:eastAsia="宋体" w:hAnsi="宋体" w:cs="宋体" w:hint="eastAsia"/>
                 <w:bCs/>
                 <w:kern w:val="0"/>
                 <w:lang w:val="zh-TW" w:eastAsia="zh-TW"/>
@@ -1399,49 +1399,49 @@
             </w:r>
             <w:r>
               <w:rPr>
-                <w:rFonts w:ascii="SimSun" w:eastAsia="SimSun" w:hAnsi="SimSun" w:cs="SimSun" w:hint="eastAsia"/>
+                <w:rFonts w:ascii="宋体" w:eastAsia="宋体" w:hAnsi="宋体" w:cs="宋体" w:hint="eastAsia"/>
                 <w:lang w:val="zh-TW" w:eastAsia="zh-TW"/>
               </w:rPr>
               <w:t>整体安全问题分析</w:t>
             </w:r>
             <w:r>
               <w:rPr>
-                <w:rFonts w:ascii="SimSun" w:eastAsia="SimSun" w:hAnsi="SimSun" w:cs="SimSun" w:hint="eastAsia"/>
+                <w:rFonts w:ascii="宋体" w:eastAsia="宋体" w:hAnsi="宋体" w:cs="宋体" w:hint="eastAsia"/>
               </w:rPr>
               <w:tab/>
             </w:r>
             <w:r>
               <w:rPr>
-                <w:rFonts w:ascii="SimSun" w:eastAsia="SimSun" w:hAnsi="SimSun" w:cs="SimSun" w:hint="eastAsia"/>
+                <w:rFonts w:ascii="宋体" w:eastAsia="宋体" w:hAnsi="宋体" w:cs="宋体" w:hint="eastAsia"/>
               </w:rPr>
               <w:fldChar w:fldCharType="begin"/>
             </w:r>
             <w:r>
               <w:rPr>
-                <w:rFonts w:ascii="SimSun" w:eastAsia="SimSun" w:hAnsi="SimSun" w:cs="SimSun" w:hint="eastAsia"/>
+                <w:rFonts w:ascii="宋体" w:eastAsia="宋体" w:hAnsi="宋体" w:cs="宋体" w:hint="eastAsia"/>
               </w:rPr>
               <w:instrText xml:space="preserve"> PAGEREF _Toc20517 \h </w:instrText>
             </w:r>
             <w:r>
               <w:rPr>
-                <w:rFonts w:ascii="SimSun" w:eastAsia="SimSun" w:hAnsi="SimSun" w:cs="SimSun" w:hint="eastAsia"/>
-              </w:rPr>
-            </w:r>
-            <w:r>
-              <w:rPr>
-                <w:rFonts w:ascii="SimSun" w:eastAsia="SimSun" w:hAnsi="SimSun" w:cs="SimSun" w:hint="eastAsia"/>
+                <w:rFonts w:ascii="宋体" w:eastAsia="宋体" w:hAnsi="宋体" w:cs="宋体" w:hint="eastAsia"/>
+              </w:rPr>
+            </w:r>
+            <w:r>
+              <w:rPr>
+                <w:rFonts w:ascii="宋体" w:eastAsia="宋体" w:hAnsi="宋体" w:cs="宋体" w:hint="eastAsia"/>
               </w:rPr>
               <w:fldChar w:fldCharType="separate"/>
             </w:r>
             <w:r>
               <w:rPr>
-                <w:rFonts w:ascii="SimSun" w:eastAsia="SimSun" w:hAnsi="SimSun" w:cs="SimSun" w:hint="eastAsia"/>
+                <w:rFonts w:ascii="宋体" w:eastAsia="宋体" w:hAnsi="宋体" w:cs="宋体" w:hint="eastAsia"/>
               </w:rPr>
               <w:t>9</w:t>
             </w:r>
             <w:r>
               <w:rPr>
-                <w:rFonts w:ascii="SimSun" w:eastAsia="SimSun" w:hAnsi="SimSun" w:cs="SimSun" w:hint="eastAsia"/>
+                <w:rFonts w:ascii="宋体" w:eastAsia="宋体" w:hAnsi="宋体" w:cs="宋体" w:hint="eastAsia"/>
               </w:rPr>
               <w:fldChar w:fldCharType="end"/>
             </w:r>
@@ -1456,13 +1456,13 @@
               <w:tab w:val="right" w:leader="dot" w:pos="8300"/>
             </w:tabs>
             <w:rPr>
-              <w:rFonts w:ascii="SimSun" w:eastAsia="SimSun" w:hAnsi="SimSun" w:cs="SimSun"/>
+              <w:rFonts w:ascii="宋体" w:eastAsia="宋体" w:hAnsi="宋体" w:cs="宋体" w:hint="eastAsia"/>
             </w:rPr>
           </w:pPr>
           <w:hyperlink w:anchor="_Toc29045" w:history="1">
             <w:r>
               <w:rPr>
-                <w:rFonts w:ascii="SimSun" w:eastAsia="SimSun" w:hAnsi="SimSun" w:cs="SimSun" w:hint="eastAsia"/>
+                <w:rFonts w:ascii="宋体" w:eastAsia="宋体" w:hAnsi="宋体" w:cs="宋体" w:hint="eastAsia"/>
                 <w:kern w:val="0"/>
                 <w:lang w:val="zh-TW" w:eastAsia="zh-TW"/>
               </w:rPr>
@@ -1470,49 +1470,49 @@
             </w:r>
             <w:r>
               <w:rPr>
-                <w:rFonts w:ascii="SimSun" w:eastAsia="SimSun" w:hAnsi="SimSun" w:cs="SimSun" w:hint="eastAsia"/>
+                <w:rFonts w:ascii="宋体" w:eastAsia="宋体" w:hAnsi="宋体" w:cs="宋体" w:hint="eastAsia"/>
                 <w:lang w:val="zh-TW" w:eastAsia="zh-TW"/>
               </w:rPr>
               <w:t>问题分析</w:t>
             </w:r>
             <w:r>
               <w:rPr>
-                <w:rFonts w:ascii="SimSun" w:eastAsia="SimSun" w:hAnsi="SimSun" w:cs="SimSun" w:hint="eastAsia"/>
+                <w:rFonts w:ascii="宋体" w:eastAsia="宋体" w:hAnsi="宋体" w:cs="宋体" w:hint="eastAsia"/>
               </w:rPr>
               <w:tab/>
             </w:r>
             <w:r>
               <w:rPr>
-                <w:rFonts w:ascii="SimSun" w:eastAsia="SimSun" w:hAnsi="SimSun" w:cs="SimSun" w:hint="eastAsia"/>
+                <w:rFonts w:ascii="宋体" w:eastAsia="宋体" w:hAnsi="宋体" w:cs="宋体" w:hint="eastAsia"/>
               </w:rPr>
               <w:fldChar w:fldCharType="begin"/>
             </w:r>
             <w:r>
               <w:rPr>
-                <w:rFonts w:ascii="SimSun" w:eastAsia="SimSun" w:hAnsi="SimSun" w:cs="SimSun" w:hint="eastAsia"/>
+                <w:rFonts w:ascii="宋体" w:eastAsia="宋体" w:hAnsi="宋体" w:cs="宋体" w:hint="eastAsia"/>
               </w:rPr>
               <w:instrText xml:space="preserve"> PAGEREF _Toc29045 \h </w:instrText>
             </w:r>
             <w:r>
               <w:rPr>
-                <w:rFonts w:ascii="SimSun" w:eastAsia="SimSun" w:hAnsi="SimSun" w:cs="SimSun" w:hint="eastAsia"/>
-              </w:rPr>
-            </w:r>
-            <w:r>
-              <w:rPr>
-                <w:rFonts w:ascii="SimSun" w:eastAsia="SimSun" w:hAnsi="SimSun" w:cs="SimSun" w:hint="eastAsia"/>
+                <w:rFonts w:ascii="宋体" w:eastAsia="宋体" w:hAnsi="宋体" w:cs="宋体" w:hint="eastAsia"/>
+              </w:rPr>
+            </w:r>
+            <w:r>
+              <w:rPr>
+                <w:rFonts w:ascii="宋体" w:eastAsia="宋体" w:hAnsi="宋体" w:cs="宋体" w:hint="eastAsia"/>
               </w:rPr>
               <w:fldChar w:fldCharType="separate"/>
             </w:r>
             <w:r>
               <w:rPr>
-                <w:rFonts w:ascii="SimSun" w:eastAsia="SimSun" w:hAnsi="SimSun" w:cs="SimSun" w:hint="eastAsia"/>
+                <w:rFonts w:ascii="宋体" w:eastAsia="宋体" w:hAnsi="宋体" w:cs="宋体" w:hint="eastAsia"/>
               </w:rPr>
               <w:t>9</w:t>
             </w:r>
             <w:r>
               <w:rPr>
-                <w:rFonts w:ascii="SimSun" w:eastAsia="SimSun" w:hAnsi="SimSun" w:cs="SimSun" w:hint="eastAsia"/>
+                <w:rFonts w:ascii="宋体" w:eastAsia="宋体" w:hAnsi="宋体" w:cs="宋体" w:hint="eastAsia"/>
               </w:rPr>
               <w:fldChar w:fldCharType="end"/>
             </w:r>
@@ -1527,13 +1527,13 @@
               <w:tab w:val="right" w:leader="dot" w:pos="8300"/>
             </w:tabs>
             <w:rPr>
-              <w:rFonts w:ascii="SimSun" w:eastAsia="SimSun" w:hAnsi="SimSun" w:cs="SimSun"/>
+              <w:rFonts w:ascii="宋体" w:eastAsia="宋体" w:hAnsi="宋体" w:cs="宋体" w:hint="eastAsia"/>
             </w:rPr>
           </w:pPr>
           <w:hyperlink w:anchor="_Toc4766" w:history="1">
             <w:r>
               <w:rPr>
-                <w:rFonts w:ascii="SimSun" w:eastAsia="SimSun" w:hAnsi="SimSun" w:cs="SimSun" w:hint="eastAsia"/>
+                <w:rFonts w:ascii="宋体" w:eastAsia="宋体" w:hAnsi="宋体" w:cs="宋体" w:hint="eastAsia"/>
                 <w:bCs/>
                 <w:szCs w:val="28"/>
               </w:rPr>
@@ -1541,7 +1541,7 @@
             </w:r>
             <w:r>
               <w:rPr>
-                <w:rFonts w:ascii="SimSun" w:eastAsia="SimSun" w:hAnsi="SimSun" w:cs="SimSun" w:hint="eastAsia"/>
+                <w:rFonts w:ascii="宋体" w:eastAsia="宋体" w:hAnsi="宋体" w:cs="宋体" w:hint="eastAsia"/>
                 <w:bCs/>
                 <w:szCs w:val="28"/>
                 <w:lang w:val="zh-TW" w:eastAsia="zh-TW"/>
@@ -1550,42 +1550,42 @@
             </w:r>
             <w:r>
               <w:rPr>
-                <w:rFonts w:ascii="SimSun" w:eastAsia="SimSun" w:hAnsi="SimSun" w:cs="SimSun" w:hint="eastAsia"/>
+                <w:rFonts w:ascii="宋体" w:eastAsia="宋体" w:hAnsi="宋体" w:cs="宋体" w:hint="eastAsia"/>
               </w:rPr>
               <w:tab/>
             </w:r>
             <w:r>
               <w:rPr>
-                <w:rFonts w:ascii="SimSun" w:eastAsia="SimSun" w:hAnsi="SimSun" w:cs="SimSun" w:hint="eastAsia"/>
+                <w:rFonts w:ascii="宋体" w:eastAsia="宋体" w:hAnsi="宋体" w:cs="宋体" w:hint="eastAsia"/>
               </w:rPr>
               <w:fldChar w:fldCharType="begin"/>
             </w:r>
             <w:r>
               <w:rPr>
-                <w:rFonts w:ascii="SimSun" w:eastAsia="SimSun" w:hAnsi="SimSun" w:cs="SimSun" w:hint="eastAsia"/>
+                <w:rFonts w:ascii="宋体" w:eastAsia="宋体" w:hAnsi="宋体" w:cs="宋体" w:hint="eastAsia"/>
               </w:rPr>
               <w:instrText xml:space="preserve"> PAGEREF _Toc4766 \h </w:instrText>
             </w:r>
             <w:r>
               <w:rPr>
-                <w:rFonts w:ascii="SimSun" w:eastAsia="SimSun" w:hAnsi="SimSun" w:cs="SimSun" w:hint="eastAsia"/>
-              </w:rPr>
-            </w:r>
-            <w:r>
-              <w:rPr>
-                <w:rFonts w:ascii="SimSun" w:eastAsia="SimSun" w:hAnsi="SimSun" w:cs="SimSun" w:hint="eastAsia"/>
+                <w:rFonts w:ascii="宋体" w:eastAsia="宋体" w:hAnsi="宋体" w:cs="宋体" w:hint="eastAsia"/>
+              </w:rPr>
+            </w:r>
+            <w:r>
+              <w:rPr>
+                <w:rFonts w:ascii="宋体" w:eastAsia="宋体" w:hAnsi="宋体" w:cs="宋体" w:hint="eastAsia"/>
               </w:rPr>
               <w:fldChar w:fldCharType="separate"/>
             </w:r>
             <w:r>
               <w:rPr>
-                <w:rFonts w:ascii="SimSun" w:eastAsia="SimSun" w:hAnsi="SimSun" w:cs="SimSun" w:hint="eastAsia"/>
+                <w:rFonts w:ascii="宋体" w:eastAsia="宋体" w:hAnsi="宋体" w:cs="宋体" w:hint="eastAsia"/>
               </w:rPr>
               <w:t>9</w:t>
             </w:r>
             <w:r>
               <w:rPr>
-                <w:rFonts w:ascii="SimSun" w:eastAsia="SimSun" w:hAnsi="SimSun" w:cs="SimSun" w:hint="eastAsia"/>
+                <w:rFonts w:ascii="宋体" w:eastAsia="宋体" w:hAnsi="宋体" w:cs="宋体" w:hint="eastAsia"/>
               </w:rPr>
               <w:fldChar w:fldCharType="end"/>
             </w:r>
@@ -1600,13 +1600,13 @@
               <w:tab w:val="right" w:leader="dot" w:pos="8300"/>
             </w:tabs>
             <w:rPr>
-              <w:rFonts w:ascii="SimSun" w:eastAsia="SimSun" w:hAnsi="SimSun" w:cs="SimSun"/>
+              <w:rFonts w:ascii="宋体" w:eastAsia="宋体" w:hAnsi="宋体" w:cs="宋体" w:hint="eastAsia"/>
             </w:rPr>
           </w:pPr>
           <w:hyperlink w:anchor="_Toc21385" w:history="1">
             <w:r>
               <w:rPr>
-                <w:rFonts w:ascii="SimSun" w:eastAsia="SimSun" w:hAnsi="SimSun" w:cs="SimSun" w:hint="eastAsia"/>
+                <w:rFonts w:ascii="宋体" w:eastAsia="宋体" w:hAnsi="宋体" w:cs="宋体" w:hint="eastAsia"/>
                 <w:bCs/>
                 <w:szCs w:val="28"/>
               </w:rPr>
@@ -1614,7 +1614,7 @@
             </w:r>
             <w:r>
               <w:rPr>
-                <w:rFonts w:ascii="SimSun" w:eastAsia="SimSun" w:hAnsi="SimSun" w:cs="SimSun" w:hint="eastAsia"/>
+                <w:rFonts w:ascii="宋体" w:eastAsia="宋体" w:hAnsi="宋体" w:cs="宋体" w:hint="eastAsia"/>
                 <w:bCs/>
                 <w:szCs w:val="28"/>
                 <w:lang w:val="zh-TW" w:eastAsia="zh-TW"/>
@@ -1623,42 +1623,42 @@
             </w:r>
             <w:r>
               <w:rPr>
-                <w:rFonts w:ascii="SimSun" w:eastAsia="SimSun" w:hAnsi="SimSun" w:cs="SimSun" w:hint="eastAsia"/>
+                <w:rFonts w:ascii="宋体" w:eastAsia="宋体" w:hAnsi="宋体" w:cs="宋体" w:hint="eastAsia"/>
               </w:rPr>
               <w:tab/>
             </w:r>
             <w:r>
               <w:rPr>
-                <w:rFonts w:ascii="SimSun" w:eastAsia="SimSun" w:hAnsi="SimSun" w:cs="SimSun" w:hint="eastAsia"/>
+                <w:rFonts w:ascii="宋体" w:eastAsia="宋体" w:hAnsi="宋体" w:cs="宋体" w:hint="eastAsia"/>
               </w:rPr>
               <w:fldChar w:fldCharType="begin"/>
             </w:r>
             <w:r>
               <w:rPr>
-                <w:rFonts w:ascii="SimSun" w:eastAsia="SimSun" w:hAnsi="SimSun" w:cs="SimSun" w:hint="eastAsia"/>
+                <w:rFonts w:ascii="宋体" w:eastAsia="宋体" w:hAnsi="宋体" w:cs="宋体" w:hint="eastAsia"/>
               </w:rPr>
               <w:instrText xml:space="preserve"> PAGEREF _Toc21385 \h </w:instrText>
             </w:r>
             <w:r>
               <w:rPr>
-                <w:rFonts w:ascii="SimSun" w:eastAsia="SimSun" w:hAnsi="SimSun" w:cs="SimSun" w:hint="eastAsia"/>
-              </w:rPr>
-            </w:r>
-            <w:r>
-              <w:rPr>
-                <w:rFonts w:ascii="SimSun" w:eastAsia="SimSun" w:hAnsi="SimSun" w:cs="SimSun" w:hint="eastAsia"/>
+                <w:rFonts w:ascii="宋体" w:eastAsia="宋体" w:hAnsi="宋体" w:cs="宋体" w:hint="eastAsia"/>
+              </w:rPr>
+            </w:r>
+            <w:r>
+              <w:rPr>
+                <w:rFonts w:ascii="宋体" w:eastAsia="宋体" w:hAnsi="宋体" w:cs="宋体" w:hint="eastAsia"/>
               </w:rPr>
               <w:fldChar w:fldCharType="separate"/>
             </w:r>
             <w:r>
               <w:rPr>
-                <w:rFonts w:ascii="SimSun" w:eastAsia="SimSun" w:hAnsi="SimSun" w:cs="SimSun" w:hint="eastAsia"/>
+                <w:rFonts w:ascii="宋体" w:eastAsia="宋体" w:hAnsi="宋体" w:cs="宋体" w:hint="eastAsia"/>
               </w:rPr>
               <w:t>9</w:t>
             </w:r>
             <w:r>
               <w:rPr>
-                <w:rFonts w:ascii="SimSun" w:eastAsia="SimSun" w:hAnsi="SimSun" w:cs="SimSun" w:hint="eastAsia"/>
+                <w:rFonts w:ascii="宋体" w:eastAsia="宋体" w:hAnsi="宋体" w:cs="宋体" w:hint="eastAsia"/>
               </w:rPr>
               <w:fldChar w:fldCharType="end"/>
             </w:r>
@@ -1673,13 +1673,13 @@
               <w:tab w:val="right" w:leader="dot" w:pos="8300"/>
             </w:tabs>
             <w:rPr>
-              <w:rFonts w:ascii="SimSun" w:eastAsia="SimSun" w:hAnsi="SimSun" w:cs="SimSun"/>
+              <w:rFonts w:ascii="宋体" w:eastAsia="宋体" w:hAnsi="宋体" w:cs="宋体" w:hint="eastAsia"/>
             </w:rPr>
           </w:pPr>
           <w:hyperlink w:anchor="_Toc18570" w:history="1">
             <w:r>
               <w:rPr>
-                <w:rFonts w:ascii="SimSun" w:eastAsia="SimSun" w:hAnsi="SimSun" w:cs="SimSun" w:hint="eastAsia"/>
+                <w:rFonts w:ascii="宋体" w:eastAsia="宋体" w:hAnsi="宋体" w:cs="宋体" w:hint="eastAsia"/>
                 <w:kern w:val="0"/>
                 <w:lang w:val="zh-TW" w:eastAsia="zh-TW"/>
               </w:rPr>
@@ -1687,49 +1687,49 @@
             </w:r>
             <w:r>
               <w:rPr>
-                <w:rFonts w:ascii="SimSun" w:eastAsia="SimSun" w:hAnsi="SimSun" w:cs="SimSun" w:hint="eastAsia"/>
+                <w:rFonts w:ascii="宋体" w:eastAsia="宋体" w:hAnsi="宋体" w:cs="宋体" w:hint="eastAsia"/>
                 <w:lang w:val="zh-TW" w:eastAsia="zh-TW"/>
               </w:rPr>
               <w:t>安全建议</w:t>
             </w:r>
             <w:r>
               <w:rPr>
-                <w:rFonts w:ascii="SimSun" w:eastAsia="SimSun" w:hAnsi="SimSun" w:cs="SimSun" w:hint="eastAsia"/>
+                <w:rFonts w:ascii="宋体" w:eastAsia="宋体" w:hAnsi="宋体" w:cs="宋体" w:hint="eastAsia"/>
               </w:rPr>
               <w:tab/>
             </w:r>
             <w:r>
               <w:rPr>
-                <w:rFonts w:ascii="SimSun" w:eastAsia="SimSun" w:hAnsi="SimSun" w:cs="SimSun" w:hint="eastAsia"/>
+                <w:rFonts w:ascii="宋体" w:eastAsia="宋体" w:hAnsi="宋体" w:cs="宋体" w:hint="eastAsia"/>
               </w:rPr>
               <w:fldChar w:fldCharType="begin"/>
             </w:r>
             <w:r>
               <w:rPr>
-                <w:rFonts w:ascii="SimSun" w:eastAsia="SimSun" w:hAnsi="SimSun" w:cs="SimSun" w:hint="eastAsia"/>
+                <w:rFonts w:ascii="宋体" w:eastAsia="宋体" w:hAnsi="宋体" w:cs="宋体" w:hint="eastAsia"/>
               </w:rPr>
               <w:instrText xml:space="preserve"> PAGEREF _Toc18570 \h </w:instrText>
             </w:r>
             <w:r>
               <w:rPr>
-                <w:rFonts w:ascii="SimSun" w:eastAsia="SimSun" w:hAnsi="SimSun" w:cs="SimSun" w:hint="eastAsia"/>
-              </w:rPr>
-            </w:r>
-            <w:r>
-              <w:rPr>
-                <w:rFonts w:ascii="SimSun" w:eastAsia="SimSun" w:hAnsi="SimSun" w:cs="SimSun" w:hint="eastAsia"/>
+                <w:rFonts w:ascii="宋体" w:eastAsia="宋体" w:hAnsi="宋体" w:cs="宋体" w:hint="eastAsia"/>
+              </w:rPr>
+            </w:r>
+            <w:r>
+              <w:rPr>
+                <w:rFonts w:ascii="宋体" w:eastAsia="宋体" w:hAnsi="宋体" w:cs="宋体" w:hint="eastAsia"/>
               </w:rPr>
               <w:fldChar w:fldCharType="separate"/>
             </w:r>
             <w:r>
               <w:rPr>
-                <w:rFonts w:ascii="SimSun" w:eastAsia="SimSun" w:hAnsi="SimSun" w:cs="SimSun" w:hint="eastAsia"/>
+                <w:rFonts w:ascii="宋体" w:eastAsia="宋体" w:hAnsi="宋体" w:cs="宋体" w:hint="eastAsia"/>
               </w:rPr>
               <w:t>9</w:t>
             </w:r>
             <w:r>
               <w:rPr>
-                <w:rFonts w:ascii="SimSun" w:eastAsia="SimSun" w:hAnsi="SimSun" w:cs="SimSun" w:hint="eastAsia"/>
+                <w:rFonts w:ascii="宋体" w:eastAsia="宋体" w:hAnsi="宋体" w:cs="宋体" w:hint="eastAsia"/>
               </w:rPr>
               <w:fldChar w:fldCharType="end"/>
             </w:r>
@@ -1744,13 +1744,13 @@
               <w:tab w:val="right" w:leader="dot" w:pos="8300"/>
             </w:tabs>
             <w:rPr>
-              <w:rFonts w:ascii="SimSun" w:eastAsia="SimSun" w:hAnsi="SimSun" w:cs="SimSun"/>
+              <w:rFonts w:ascii="宋体" w:eastAsia="宋体" w:hAnsi="宋体" w:cs="宋体" w:hint="eastAsia"/>
             </w:rPr>
           </w:pPr>
           <w:hyperlink w:anchor="_Toc4974" w:history="1">
             <w:r>
               <w:rPr>
-                <w:rFonts w:ascii="SimSun" w:eastAsia="SimSun" w:hAnsi="SimSun" w:cs="SimSun" w:hint="eastAsia"/>
+                <w:rFonts w:ascii="宋体" w:eastAsia="宋体" w:hAnsi="宋体" w:cs="宋体" w:hint="eastAsia"/>
                 <w:bCs/>
                 <w:szCs w:val="28"/>
               </w:rPr>
@@ -1758,7 +1758,7 @@
             </w:r>
             <w:r>
               <w:rPr>
-                <w:rFonts w:ascii="SimSun" w:eastAsia="SimSun" w:hAnsi="SimSun" w:cs="SimSun" w:hint="eastAsia"/>
+                <w:rFonts w:ascii="宋体" w:eastAsia="宋体" w:hAnsi="宋体" w:cs="宋体" w:hint="eastAsia"/>
                 <w:bCs/>
                 <w:szCs w:val="28"/>
                 <w:lang w:val="zh-TW" w:eastAsia="zh-TW"/>
@@ -1767,42 +1767,42 @@
             </w:r>
             <w:r>
               <w:rPr>
-                <w:rFonts w:ascii="SimSun" w:eastAsia="SimSun" w:hAnsi="SimSun" w:cs="SimSun" w:hint="eastAsia"/>
+                <w:rFonts w:ascii="宋体" w:eastAsia="宋体" w:hAnsi="宋体" w:cs="宋体" w:hint="eastAsia"/>
               </w:rPr>
               <w:tab/>
             </w:r>
             <w:r>
               <w:rPr>
-                <w:rFonts w:ascii="SimSun" w:eastAsia="SimSun" w:hAnsi="SimSun" w:cs="SimSun" w:hint="eastAsia"/>
+                <w:rFonts w:ascii="宋体" w:eastAsia="宋体" w:hAnsi="宋体" w:cs="宋体" w:hint="eastAsia"/>
               </w:rPr>
               <w:fldChar w:fldCharType="begin"/>
             </w:r>
             <w:r>
               <w:rPr>
-                <w:rFonts w:ascii="SimSun" w:eastAsia="SimSun" w:hAnsi="SimSun" w:cs="SimSun" w:hint="eastAsia"/>
+                <w:rFonts w:ascii="宋体" w:eastAsia="宋体" w:hAnsi="宋体" w:cs="宋体" w:hint="eastAsia"/>
               </w:rPr>
               <w:instrText xml:space="preserve"> PAGEREF _Toc4974 \h </w:instrText>
             </w:r>
             <w:r>
               <w:rPr>
-                <w:rFonts w:ascii="SimSun" w:eastAsia="SimSun" w:hAnsi="SimSun" w:cs="SimSun" w:hint="eastAsia"/>
-              </w:rPr>
-            </w:r>
-            <w:r>
-              <w:rPr>
-                <w:rFonts w:ascii="SimSun" w:eastAsia="SimSun" w:hAnsi="SimSun" w:cs="SimSun" w:hint="eastAsia"/>
+                <w:rFonts w:ascii="宋体" w:eastAsia="宋体" w:hAnsi="宋体" w:cs="宋体" w:hint="eastAsia"/>
+              </w:rPr>
+            </w:r>
+            <w:r>
+              <w:rPr>
+                <w:rFonts w:ascii="宋体" w:eastAsia="宋体" w:hAnsi="宋体" w:cs="宋体" w:hint="eastAsia"/>
               </w:rPr>
               <w:fldChar w:fldCharType="separate"/>
             </w:r>
             <w:r>
               <w:rPr>
-                <w:rFonts w:ascii="SimSun" w:eastAsia="SimSun" w:hAnsi="SimSun" w:cs="SimSun" w:hint="eastAsia"/>
+                <w:rFonts w:ascii="宋体" w:eastAsia="宋体" w:hAnsi="宋体" w:cs="宋体" w:hint="eastAsia"/>
               </w:rPr>
               <w:t>9</w:t>
             </w:r>
             <w:r>
               <w:rPr>
-                <w:rFonts w:ascii="SimSun" w:eastAsia="SimSun" w:hAnsi="SimSun" w:cs="SimSun" w:hint="eastAsia"/>
+                <w:rFonts w:ascii="宋体" w:eastAsia="宋体" w:hAnsi="宋体" w:cs="宋体" w:hint="eastAsia"/>
               </w:rPr>
               <w:fldChar w:fldCharType="end"/>
             </w:r>
@@ -1817,13 +1817,13 @@
               <w:tab w:val="right" w:leader="dot" w:pos="8300"/>
             </w:tabs>
             <w:rPr>
-              <w:rFonts w:ascii="SimSun" w:eastAsia="SimSun" w:hAnsi="SimSun" w:cs="SimSun"/>
+              <w:rFonts w:ascii="宋体" w:eastAsia="宋体" w:hAnsi="宋体" w:cs="宋体" w:hint="eastAsia"/>
             </w:rPr>
           </w:pPr>
           <w:hyperlink w:anchor="_Toc376" w:history="1">
             <w:r>
               <w:rPr>
-                <w:rFonts w:ascii="SimSun" w:eastAsia="SimSun" w:hAnsi="SimSun" w:cs="SimSun" w:hint="eastAsia"/>
+                <w:rFonts w:ascii="宋体" w:eastAsia="宋体" w:hAnsi="宋体" w:cs="宋体" w:hint="eastAsia"/>
                 <w:bCs/>
                 <w:szCs w:val="28"/>
               </w:rPr>
@@ -1831,7 +1831,7 @@
             </w:r>
             <w:r>
               <w:rPr>
-                <w:rFonts w:ascii="SimSun" w:eastAsia="SimSun" w:hAnsi="SimSun" w:cs="SimSun" w:hint="eastAsia"/>
+                <w:rFonts w:ascii="宋体" w:eastAsia="宋体" w:hAnsi="宋体" w:cs="宋体" w:hint="eastAsia"/>
                 <w:bCs/>
                 <w:szCs w:val="28"/>
                 <w:lang w:val="zh-TW" w:eastAsia="zh-TW"/>
@@ -1840,42 +1840,42 @@
             </w:r>
             <w:r>
               <w:rPr>
-                <w:rFonts w:ascii="SimSun" w:eastAsia="SimSun" w:hAnsi="SimSun" w:cs="SimSun" w:hint="eastAsia"/>
+                <w:rFonts w:ascii="宋体" w:eastAsia="宋体" w:hAnsi="宋体" w:cs="宋体" w:hint="eastAsia"/>
               </w:rPr>
               <w:tab/>
             </w:r>
             <w:r>
               <w:rPr>
-                <w:rFonts w:ascii="SimSun" w:eastAsia="SimSun" w:hAnsi="SimSun" w:cs="SimSun" w:hint="eastAsia"/>
+                <w:rFonts w:ascii="宋体" w:eastAsia="宋体" w:hAnsi="宋体" w:cs="宋体" w:hint="eastAsia"/>
               </w:rPr>
               <w:fldChar w:fldCharType="begin"/>
             </w:r>
             <w:r>
               <w:rPr>
-                <w:rFonts w:ascii="SimSun" w:eastAsia="SimSun" w:hAnsi="SimSun" w:cs="SimSun" w:hint="eastAsia"/>
+                <w:rFonts w:ascii="宋体" w:eastAsia="宋体" w:hAnsi="宋体" w:cs="宋体" w:hint="eastAsia"/>
               </w:rPr>
               <w:instrText xml:space="preserve"> PAGEREF _Toc376 \h </w:instrText>
             </w:r>
             <w:r>
               <w:rPr>
-                <w:rFonts w:ascii="SimSun" w:eastAsia="SimSun" w:hAnsi="SimSun" w:cs="SimSun" w:hint="eastAsia"/>
-              </w:rPr>
-            </w:r>
-            <w:r>
-              <w:rPr>
-                <w:rFonts w:ascii="SimSun" w:eastAsia="SimSun" w:hAnsi="SimSun" w:cs="SimSun" w:hint="eastAsia"/>
+                <w:rFonts w:ascii="宋体" w:eastAsia="宋体" w:hAnsi="宋体" w:cs="宋体" w:hint="eastAsia"/>
+              </w:rPr>
+            </w:r>
+            <w:r>
+              <w:rPr>
+                <w:rFonts w:ascii="宋体" w:eastAsia="宋体" w:hAnsi="宋体" w:cs="宋体" w:hint="eastAsia"/>
               </w:rPr>
               <w:fldChar w:fldCharType="separate"/>
             </w:r>
             <w:r>
               <w:rPr>
-                <w:rFonts w:ascii="SimSun" w:eastAsia="SimSun" w:hAnsi="SimSun" w:cs="SimSun" w:hint="eastAsia"/>
+                <w:rFonts w:ascii="宋体" w:eastAsia="宋体" w:hAnsi="宋体" w:cs="宋体" w:hint="eastAsia"/>
               </w:rPr>
               <w:t>9</w:t>
             </w:r>
             <w:r>
               <w:rPr>
-                <w:rFonts w:ascii="SimSun" w:eastAsia="SimSun" w:hAnsi="SimSun" w:cs="SimSun" w:hint="eastAsia"/>
+                <w:rFonts w:ascii="宋体" w:eastAsia="宋体" w:hAnsi="宋体" w:cs="宋体" w:hint="eastAsia"/>
               </w:rPr>
               <w:fldChar w:fldCharType="end"/>
             </w:r>
@@ -1890,13 +1890,13 @@
               <w:tab w:val="right" w:leader="dot" w:pos="8300"/>
             </w:tabs>
             <w:rPr>
-              <w:rFonts w:ascii="SimSun" w:eastAsia="SimSun" w:hAnsi="SimSun" w:cs="SimSun"/>
+              <w:rFonts w:ascii="宋体" w:eastAsia="宋体" w:hAnsi="宋体" w:cs="宋体" w:hint="eastAsia"/>
             </w:rPr>
           </w:pPr>
           <w:hyperlink w:anchor="_Toc9703" w:history="1">
             <w:r>
               <w:rPr>
-                <w:rFonts w:ascii="SimSun" w:eastAsia="SimSun" w:hAnsi="SimSun" w:cs="SimSun" w:hint="eastAsia"/>
+                <w:rFonts w:ascii="宋体" w:eastAsia="宋体" w:hAnsi="宋体" w:cs="宋体" w:hint="eastAsia"/>
                 <w:bCs/>
                 <w:szCs w:val="28"/>
               </w:rPr>
@@ -1904,7 +1904,7 @@
             </w:r>
             <w:r>
               <w:rPr>
-                <w:rFonts w:ascii="SimSun" w:eastAsia="SimSun" w:hAnsi="SimSun" w:cs="SimSun" w:hint="eastAsia"/>
+                <w:rFonts w:ascii="宋体" w:eastAsia="宋体" w:hAnsi="宋体" w:cs="宋体" w:hint="eastAsia"/>
                 <w:bCs/>
                 <w:szCs w:val="28"/>
                 <w:lang w:val="zh-TW" w:eastAsia="zh-TW"/>
@@ -1913,42 +1913,42 @@
             </w:r>
             <w:r>
               <w:rPr>
-                <w:rFonts w:ascii="SimSun" w:eastAsia="SimSun" w:hAnsi="SimSun" w:cs="SimSun" w:hint="eastAsia"/>
+                <w:rFonts w:ascii="宋体" w:eastAsia="宋体" w:hAnsi="宋体" w:cs="宋体" w:hint="eastAsia"/>
               </w:rPr>
               <w:tab/>
             </w:r>
             <w:r>
               <w:rPr>
-                <w:rFonts w:ascii="SimSun" w:eastAsia="SimSun" w:hAnsi="SimSun" w:cs="SimSun" w:hint="eastAsia"/>
+                <w:rFonts w:ascii="宋体" w:eastAsia="宋体" w:hAnsi="宋体" w:cs="宋体" w:hint="eastAsia"/>
               </w:rPr>
               <w:fldChar w:fldCharType="begin"/>
             </w:r>
             <w:r>
               <w:rPr>
-                <w:rFonts w:ascii="SimSun" w:eastAsia="SimSun" w:hAnsi="SimSun" w:cs="SimSun" w:hint="eastAsia"/>
+                <w:rFonts w:ascii="宋体" w:eastAsia="宋体" w:hAnsi="宋体" w:cs="宋体" w:hint="eastAsia"/>
               </w:rPr>
               <w:instrText xml:space="preserve"> PAGEREF _Toc9703 \h </w:instrText>
             </w:r>
             <w:r>
               <w:rPr>
-                <w:rFonts w:ascii="SimSun" w:eastAsia="SimSun" w:hAnsi="SimSun" w:cs="SimSun" w:hint="eastAsia"/>
-              </w:rPr>
-            </w:r>
-            <w:r>
-              <w:rPr>
-                <w:rFonts w:ascii="SimSun" w:eastAsia="SimSun" w:hAnsi="SimSun" w:cs="SimSun" w:hint="eastAsia"/>
+                <w:rFonts w:ascii="宋体" w:eastAsia="宋体" w:hAnsi="宋体" w:cs="宋体" w:hint="eastAsia"/>
+              </w:rPr>
+            </w:r>
+            <w:r>
+              <w:rPr>
+                <w:rFonts w:ascii="宋体" w:eastAsia="宋体" w:hAnsi="宋体" w:cs="宋体" w:hint="eastAsia"/>
               </w:rPr>
               <w:fldChar w:fldCharType="separate"/>
             </w:r>
             <w:r>
               <w:rPr>
-                <w:rFonts w:ascii="SimSun" w:eastAsia="SimSun" w:hAnsi="SimSun" w:cs="SimSun" w:hint="eastAsia"/>
+                <w:rFonts w:ascii="宋体" w:eastAsia="宋体" w:hAnsi="宋体" w:cs="宋体" w:hint="eastAsia"/>
               </w:rPr>
               <w:t>9</w:t>
             </w:r>
             <w:r>
               <w:rPr>
-                <w:rFonts w:ascii="SimSun" w:eastAsia="SimSun" w:hAnsi="SimSun" w:cs="SimSun" w:hint="eastAsia"/>
+                <w:rFonts w:ascii="宋体" w:eastAsia="宋体" w:hAnsi="宋体" w:cs="宋体" w:hint="eastAsia"/>
               </w:rPr>
               <w:fldChar w:fldCharType="end"/>
             </w:r>
@@ -1963,13 +1963,13 @@
               <w:tab w:val="right" w:leader="dot" w:pos="8300"/>
             </w:tabs>
             <w:rPr>
-              <w:rFonts w:ascii="SimSun" w:eastAsia="SimSun" w:hAnsi="SimSun" w:cs="SimSun"/>
+              <w:rFonts w:ascii="宋体" w:eastAsia="宋体" w:hAnsi="宋体" w:cs="宋体" w:hint="eastAsia"/>
             </w:rPr>
           </w:pPr>
           <w:hyperlink w:anchor="_Toc7399" w:history="1">
             <w:r>
               <w:rPr>
-                <w:rFonts w:ascii="SimSun" w:eastAsia="SimSun" w:hAnsi="SimSun" w:cs="SimSun" w:hint="eastAsia"/>
+                <w:rFonts w:ascii="宋体" w:eastAsia="宋体" w:hAnsi="宋体" w:cs="宋体" w:hint="eastAsia"/>
                 <w:bCs/>
                 <w:kern w:val="0"/>
                 <w:lang w:val="zh-TW" w:eastAsia="zh-TW"/>
@@ -1978,49 +1978,49 @@
             </w:r>
             <w:r>
               <w:rPr>
-                <w:rFonts w:ascii="SimSun" w:eastAsia="SimSun" w:hAnsi="SimSun" w:cs="SimSun" w:hint="eastAsia"/>
+                <w:rFonts w:ascii="宋体" w:eastAsia="宋体" w:hAnsi="宋体" w:cs="宋体" w:hint="eastAsia"/>
                 <w:lang w:val="zh-TW" w:eastAsia="zh-TW"/>
               </w:rPr>
               <w:t>创建账号与遗留文件</w:t>
             </w:r>
             <w:r>
               <w:rPr>
-                <w:rFonts w:ascii="SimSun" w:eastAsia="SimSun" w:hAnsi="SimSun" w:cs="SimSun" w:hint="eastAsia"/>
+                <w:rFonts w:ascii="宋体" w:eastAsia="宋体" w:hAnsi="宋体" w:cs="宋体" w:hint="eastAsia"/>
               </w:rPr>
               <w:tab/>
             </w:r>
             <w:r>
               <w:rPr>
-                <w:rFonts w:ascii="SimSun" w:eastAsia="SimSun" w:hAnsi="SimSun" w:cs="SimSun" w:hint="eastAsia"/>
+                <w:rFonts w:ascii="宋体" w:eastAsia="宋体" w:hAnsi="宋体" w:cs="宋体" w:hint="eastAsia"/>
               </w:rPr>
               <w:fldChar w:fldCharType="begin"/>
             </w:r>
             <w:r>
               <w:rPr>
-                <w:rFonts w:ascii="SimSun" w:eastAsia="SimSun" w:hAnsi="SimSun" w:cs="SimSun" w:hint="eastAsia"/>
+                <w:rFonts w:ascii="宋体" w:eastAsia="宋体" w:hAnsi="宋体" w:cs="宋体" w:hint="eastAsia"/>
               </w:rPr>
               <w:instrText xml:space="preserve"> PAGEREF _Toc7399 \h </w:instrText>
             </w:r>
             <w:r>
               <w:rPr>
-                <w:rFonts w:ascii="SimSun" w:eastAsia="SimSun" w:hAnsi="SimSun" w:cs="SimSun" w:hint="eastAsia"/>
-              </w:rPr>
-            </w:r>
-            <w:r>
-              <w:rPr>
-                <w:rFonts w:ascii="SimSun" w:eastAsia="SimSun" w:hAnsi="SimSun" w:cs="SimSun" w:hint="eastAsia"/>
+                <w:rFonts w:ascii="宋体" w:eastAsia="宋体" w:hAnsi="宋体" w:cs="宋体" w:hint="eastAsia"/>
+              </w:rPr>
+            </w:r>
+            <w:r>
+              <w:rPr>
+                <w:rFonts w:ascii="宋体" w:eastAsia="宋体" w:hAnsi="宋体" w:cs="宋体" w:hint="eastAsia"/>
               </w:rPr>
               <w:fldChar w:fldCharType="separate"/>
             </w:r>
             <w:r>
               <w:rPr>
-                <w:rFonts w:ascii="SimSun" w:eastAsia="SimSun" w:hAnsi="SimSun" w:cs="SimSun" w:hint="eastAsia"/>
+                <w:rFonts w:ascii="宋体" w:eastAsia="宋体" w:hAnsi="宋体" w:cs="宋体" w:hint="eastAsia"/>
               </w:rPr>
               <w:t>9</w:t>
             </w:r>
             <w:r>
               <w:rPr>
-                <w:rFonts w:ascii="SimSun" w:eastAsia="SimSun" w:hAnsi="SimSun" w:cs="SimSun" w:hint="eastAsia"/>
+                <w:rFonts w:ascii="宋体" w:eastAsia="宋体" w:hAnsi="宋体" w:cs="宋体" w:hint="eastAsia"/>
               </w:rPr>
               <w:fldChar w:fldCharType="end"/>
             </w:r>
@@ -2035,13 +2035,13 @@
               <w:tab w:val="right" w:leader="dot" w:pos="8300"/>
             </w:tabs>
             <w:rPr>
-              <w:rFonts w:ascii="SimSun" w:eastAsia="SimSun" w:hAnsi="SimSun" w:cs="SimSun"/>
+              <w:rFonts w:ascii="宋体" w:eastAsia="宋体" w:hAnsi="宋体" w:cs="宋体" w:hint="eastAsia"/>
             </w:rPr>
           </w:pPr>
           <w:hyperlink w:anchor="_Toc15147" w:history="1">
             <w:r>
               <w:rPr>
-                <w:rFonts w:ascii="SimSun" w:eastAsia="SimSun" w:hAnsi="SimSun" w:cs="SimSun" w:hint="eastAsia"/>
+                <w:rFonts w:ascii="宋体" w:eastAsia="宋体" w:hAnsi="宋体" w:cs="宋体" w:hint="eastAsia"/>
                 <w:kern w:val="0"/>
                 <w:lang w:val="zh-TW" w:eastAsia="zh-TW"/>
               </w:rPr>
@@ -2049,49 +2049,49 @@
             </w:r>
             <w:r>
               <w:rPr>
-                <w:rFonts w:ascii="SimSun" w:eastAsia="SimSun" w:hAnsi="SimSun" w:cs="SimSun" w:hint="eastAsia"/>
+                <w:rFonts w:ascii="宋体" w:eastAsia="宋体" w:hAnsi="宋体" w:cs="宋体" w:hint="eastAsia"/>
                 <w:lang w:val="zh-TW" w:eastAsia="zh-TW"/>
               </w:rPr>
               <w:t>遗留文件清理办法</w:t>
             </w:r>
             <w:r>
               <w:rPr>
-                <w:rFonts w:ascii="SimSun" w:eastAsia="SimSun" w:hAnsi="SimSun" w:cs="SimSun" w:hint="eastAsia"/>
+                <w:rFonts w:ascii="宋体" w:eastAsia="宋体" w:hAnsi="宋体" w:cs="宋体" w:hint="eastAsia"/>
               </w:rPr>
               <w:tab/>
             </w:r>
             <w:r>
               <w:rPr>
-                <w:rFonts w:ascii="SimSun" w:eastAsia="SimSun" w:hAnsi="SimSun" w:cs="SimSun" w:hint="eastAsia"/>
+                <w:rFonts w:ascii="宋体" w:eastAsia="宋体" w:hAnsi="宋体" w:cs="宋体" w:hint="eastAsia"/>
               </w:rPr>
               <w:fldChar w:fldCharType="begin"/>
             </w:r>
             <w:r>
               <w:rPr>
-                <w:rFonts w:ascii="SimSun" w:eastAsia="SimSun" w:hAnsi="SimSun" w:cs="SimSun" w:hint="eastAsia"/>
+                <w:rFonts w:ascii="宋体" w:eastAsia="宋体" w:hAnsi="宋体" w:cs="宋体" w:hint="eastAsia"/>
               </w:rPr>
               <w:instrText xml:space="preserve"> PAGEREF _Toc15147 \h </w:instrText>
             </w:r>
             <w:r>
               <w:rPr>
-                <w:rFonts w:ascii="SimSun" w:eastAsia="SimSun" w:hAnsi="SimSun" w:cs="SimSun" w:hint="eastAsia"/>
-              </w:rPr>
-            </w:r>
-            <w:r>
-              <w:rPr>
-                <w:rFonts w:ascii="SimSun" w:eastAsia="SimSun" w:hAnsi="SimSun" w:cs="SimSun" w:hint="eastAsia"/>
+                <w:rFonts w:ascii="宋体" w:eastAsia="宋体" w:hAnsi="宋体" w:cs="宋体" w:hint="eastAsia"/>
+              </w:rPr>
+            </w:r>
+            <w:r>
+              <w:rPr>
+                <w:rFonts w:ascii="宋体" w:eastAsia="宋体" w:hAnsi="宋体" w:cs="宋体" w:hint="eastAsia"/>
               </w:rPr>
               <w:fldChar w:fldCharType="separate"/>
             </w:r>
             <w:r>
               <w:rPr>
-                <w:rFonts w:ascii="SimSun" w:eastAsia="SimSun" w:hAnsi="SimSun" w:cs="SimSun" w:hint="eastAsia"/>
+                <w:rFonts w:ascii="宋体" w:eastAsia="宋体" w:hAnsi="宋体" w:cs="宋体" w:hint="eastAsia"/>
               </w:rPr>
               <w:t>9</w:t>
             </w:r>
             <w:r>
               <w:rPr>
-                <w:rFonts w:ascii="SimSun" w:eastAsia="SimSun" w:hAnsi="SimSun" w:cs="SimSun" w:hint="eastAsia"/>
+                <w:rFonts w:ascii="宋体" w:eastAsia="宋体" w:hAnsi="宋体" w:cs="宋体" w:hint="eastAsia"/>
               </w:rPr>
               <w:fldChar w:fldCharType="end"/>
             </w:r>
@@ -2106,13 +2106,13 @@
               <w:tab w:val="right" w:leader="dot" w:pos="8300"/>
             </w:tabs>
             <w:rPr>
-              <w:rFonts w:ascii="SimSun" w:eastAsia="SimSun" w:hAnsi="SimSun" w:cs="SimSun"/>
+              <w:rFonts w:ascii="宋体" w:eastAsia="宋体" w:hAnsi="宋体" w:cs="宋体" w:hint="eastAsia"/>
             </w:rPr>
           </w:pPr>
           <w:hyperlink w:anchor="_Toc1537" w:history="1">
             <w:r>
               <w:rPr>
-                <w:rFonts w:ascii="SimSun" w:eastAsia="SimSun" w:hAnsi="SimSun" w:cs="SimSun" w:hint="eastAsia"/>
+                <w:rFonts w:ascii="宋体" w:eastAsia="宋体" w:hAnsi="宋体" w:cs="宋体" w:hint="eastAsia"/>
                 <w:bCs/>
                 <w:kern w:val="0"/>
                 <w:lang w:val="zh-TW" w:eastAsia="zh-TW"/>
@@ -2121,49 +2121,49 @@
             </w:r>
             <w:r>
               <w:rPr>
-                <w:rFonts w:ascii="SimSun" w:eastAsia="SimSun" w:hAnsi="SimSun" w:cs="SimSun" w:hint="eastAsia"/>
+                <w:rFonts w:ascii="宋体" w:eastAsia="宋体" w:hAnsi="宋体" w:cs="宋体" w:hint="eastAsia"/>
                 <w:lang w:val="zh-TW" w:eastAsia="zh-TW"/>
               </w:rPr>
               <w:t>附录：安全威胁记录</w:t>
             </w:r>
             <w:r>
               <w:rPr>
-                <w:rFonts w:ascii="SimSun" w:eastAsia="SimSun" w:hAnsi="SimSun" w:cs="SimSun" w:hint="eastAsia"/>
+                <w:rFonts w:ascii="宋体" w:eastAsia="宋体" w:hAnsi="宋体" w:cs="宋体" w:hint="eastAsia"/>
               </w:rPr>
               <w:tab/>
             </w:r>
             <w:r>
               <w:rPr>
-                <w:rFonts w:ascii="SimSun" w:eastAsia="SimSun" w:hAnsi="SimSun" w:cs="SimSun" w:hint="eastAsia"/>
+                <w:rFonts w:ascii="宋体" w:eastAsia="宋体" w:hAnsi="宋体" w:cs="宋体" w:hint="eastAsia"/>
               </w:rPr>
               <w:fldChar w:fldCharType="begin"/>
             </w:r>
             <w:r>
               <w:rPr>
-                <w:rFonts w:ascii="SimSun" w:eastAsia="SimSun" w:hAnsi="SimSun" w:cs="SimSun" w:hint="eastAsia"/>
+                <w:rFonts w:ascii="宋体" w:eastAsia="宋体" w:hAnsi="宋体" w:cs="宋体" w:hint="eastAsia"/>
               </w:rPr>
               <w:instrText xml:space="preserve"> PAGEREF _Toc1537 \h </w:instrText>
             </w:r>
             <w:r>
               <w:rPr>
-                <w:rFonts w:ascii="SimSun" w:eastAsia="SimSun" w:hAnsi="SimSun" w:cs="SimSun" w:hint="eastAsia"/>
-              </w:rPr>
-            </w:r>
-            <w:r>
-              <w:rPr>
-                <w:rFonts w:ascii="SimSun" w:eastAsia="SimSun" w:hAnsi="SimSun" w:cs="SimSun" w:hint="eastAsia"/>
+                <w:rFonts w:ascii="宋体" w:eastAsia="宋体" w:hAnsi="宋体" w:cs="宋体" w:hint="eastAsia"/>
+              </w:rPr>
+            </w:r>
+            <w:r>
+              <w:rPr>
+                <w:rFonts w:ascii="宋体" w:eastAsia="宋体" w:hAnsi="宋体" w:cs="宋体" w:hint="eastAsia"/>
               </w:rPr>
               <w:fldChar w:fldCharType="separate"/>
             </w:r>
             <w:r>
               <w:rPr>
-                <w:rFonts w:ascii="SimSun" w:eastAsia="SimSun" w:hAnsi="SimSun" w:cs="SimSun" w:hint="eastAsia"/>
+                <w:rFonts w:ascii="宋体" w:eastAsia="宋体" w:hAnsi="宋体" w:cs="宋体" w:hint="eastAsia"/>
               </w:rPr>
               <w:t>10</w:t>
             </w:r>
             <w:r>
               <w:rPr>
-                <w:rFonts w:ascii="SimSun" w:eastAsia="SimSun" w:hAnsi="SimSun" w:cs="SimSun" w:hint="eastAsia"/>
+                <w:rFonts w:ascii="宋体" w:eastAsia="宋体" w:hAnsi="宋体" w:cs="宋体" w:hint="eastAsia"/>
               </w:rPr>
               <w:fldChar w:fldCharType="end"/>
             </w:r>
@@ -2178,13 +2178,13 @@
               <w:tab w:val="right" w:leader="dot" w:pos="8300"/>
             </w:tabs>
             <w:rPr>
-              <w:rFonts w:ascii="SimSun" w:eastAsia="SimSun" w:hAnsi="SimSun" w:cs="SimSun"/>
+              <w:rFonts w:ascii="宋体" w:eastAsia="宋体" w:hAnsi="宋体" w:cs="宋体" w:hint="eastAsia"/>
             </w:rPr>
           </w:pPr>
           <w:hyperlink w:anchor="_Toc26190" w:history="1">
             <w:r>
               <w:rPr>
-                <w:rFonts w:ascii="SimSun" w:eastAsia="SimSun" w:hAnsi="SimSun" w:cs="SimSun" w:hint="eastAsia"/>
+                <w:rFonts w:ascii="宋体" w:eastAsia="宋体" w:hAnsi="宋体" w:cs="宋体" w:hint="eastAsia"/>
                 <w:kern w:val="0"/>
                 <w:lang w:val="zh-TW" w:eastAsia="zh-TW"/>
               </w:rPr>
@@ -2192,55 +2192,55 @@
             </w:r>
             <w:r>
               <w:rPr>
-                <w:rFonts w:ascii="SimSun" w:eastAsia="SimSun" w:hAnsi="SimSun" w:cs="SimSun" w:hint="eastAsia"/>
+                <w:rFonts w:ascii="宋体" w:eastAsia="宋体" w:hAnsi="宋体" w:cs="宋体" w:hint="eastAsia"/>
               </w:rPr>
               <w:t>idaas.haorizi.cn任意用户登录</w:t>
             </w:r>
             <w:r>
               <w:rPr>
-                <w:rFonts w:ascii="SimSun" w:eastAsia="SimSun" w:hAnsi="SimSun" w:cs="SimSun" w:hint="eastAsia"/>
+                <w:rFonts w:ascii="宋体" w:eastAsia="宋体" w:hAnsi="宋体" w:cs="宋体" w:hint="eastAsia"/>
                 <w:lang w:val="zh-TW" w:eastAsia="zh-TW"/>
               </w:rPr>
               <w:t xml:space="preserve"> -严重</w:t>
             </w:r>
             <w:r>
               <w:rPr>
-                <w:rFonts w:ascii="SimSun" w:eastAsia="SimSun" w:hAnsi="SimSun" w:cs="SimSun" w:hint="eastAsia"/>
+                <w:rFonts w:ascii="宋体" w:eastAsia="宋体" w:hAnsi="宋体" w:cs="宋体" w:hint="eastAsia"/>
               </w:rPr>
               <w:tab/>
             </w:r>
             <w:r>
               <w:rPr>
-                <w:rFonts w:ascii="SimSun" w:eastAsia="SimSun" w:hAnsi="SimSun" w:cs="SimSun" w:hint="eastAsia"/>
+                <w:rFonts w:ascii="宋体" w:eastAsia="宋体" w:hAnsi="宋体" w:cs="宋体" w:hint="eastAsia"/>
               </w:rPr>
               <w:fldChar w:fldCharType="begin"/>
             </w:r>
             <w:r>
               <w:rPr>
-                <w:rFonts w:ascii="SimSun" w:eastAsia="SimSun" w:hAnsi="SimSun" w:cs="SimSun" w:hint="eastAsia"/>
+                <w:rFonts w:ascii="宋体" w:eastAsia="宋体" w:hAnsi="宋体" w:cs="宋体" w:hint="eastAsia"/>
               </w:rPr>
               <w:instrText xml:space="preserve"> PAGEREF _Toc26190 \h </w:instrText>
             </w:r>
             <w:r>
               <w:rPr>
-                <w:rFonts w:ascii="SimSun" w:eastAsia="SimSun" w:hAnsi="SimSun" w:cs="SimSun" w:hint="eastAsia"/>
-              </w:rPr>
-            </w:r>
-            <w:r>
-              <w:rPr>
-                <w:rFonts w:ascii="SimSun" w:eastAsia="SimSun" w:hAnsi="SimSun" w:cs="SimSun" w:hint="eastAsia"/>
+                <w:rFonts w:ascii="宋体" w:eastAsia="宋体" w:hAnsi="宋体" w:cs="宋体" w:hint="eastAsia"/>
+              </w:rPr>
+            </w:r>
+            <w:r>
+              <w:rPr>
+                <w:rFonts w:ascii="宋体" w:eastAsia="宋体" w:hAnsi="宋体" w:cs="宋体" w:hint="eastAsia"/>
               </w:rPr>
               <w:fldChar w:fldCharType="separate"/>
             </w:r>
             <w:r>
               <w:rPr>
-                <w:rFonts w:ascii="SimSun" w:eastAsia="SimSun" w:hAnsi="SimSun" w:cs="SimSun" w:hint="eastAsia"/>
+                <w:rFonts w:ascii="宋体" w:eastAsia="宋体" w:hAnsi="宋体" w:cs="宋体" w:hint="eastAsia"/>
               </w:rPr>
               <w:t>10</w:t>
             </w:r>
             <w:r>
               <w:rPr>
-                <w:rFonts w:ascii="SimSun" w:eastAsia="SimSun" w:hAnsi="SimSun" w:cs="SimSun" w:hint="eastAsia"/>
+                <w:rFonts w:ascii="宋体" w:eastAsia="宋体" w:hAnsi="宋体" w:cs="宋体" w:hint="eastAsia"/>
               </w:rPr>
               <w:fldChar w:fldCharType="end"/>
             </w:r>
@@ -2255,13 +2255,13 @@
               <w:tab w:val="right" w:leader="dot" w:pos="8300"/>
             </w:tabs>
             <w:rPr>
-              <w:rFonts w:ascii="SimSun" w:eastAsia="SimSun" w:hAnsi="SimSun" w:cs="SimSun"/>
+              <w:rFonts w:ascii="宋体" w:eastAsia="宋体" w:hAnsi="宋体" w:cs="宋体" w:hint="eastAsia"/>
             </w:rPr>
           </w:pPr>
           <w:hyperlink w:anchor="_Toc11756" w:history="1">
             <w:r>
               <w:rPr>
-                <w:rFonts w:ascii="SimSun" w:eastAsia="SimSun" w:hAnsi="SimSun" w:cs="SimSun" w:hint="eastAsia"/>
+                <w:rFonts w:ascii="宋体" w:eastAsia="宋体" w:hAnsi="宋体" w:cs="宋体" w:hint="eastAsia"/>
                 <w:bCs/>
                 <w:kern w:val="0"/>
                 <w:lang w:val="zh-TW" w:eastAsia="zh-TW"/>
@@ -2270,49 +2270,49 @@
             </w:r>
             <w:r>
               <w:rPr>
-                <w:rFonts w:ascii="SimSun" w:eastAsia="SimSun" w:hAnsi="SimSun" w:cs="SimSun" w:hint="eastAsia"/>
+                <w:rFonts w:ascii="宋体" w:eastAsia="宋体" w:hAnsi="宋体" w:cs="宋体" w:hint="eastAsia"/>
                 <w:lang w:val="zh-TW" w:eastAsia="zh-TW"/>
               </w:rPr>
               <w:t>问题简要</w:t>
             </w:r>
             <w:r>
               <w:rPr>
-                <w:rFonts w:ascii="SimSun" w:eastAsia="SimSun" w:hAnsi="SimSun" w:cs="SimSun" w:hint="eastAsia"/>
+                <w:rFonts w:ascii="宋体" w:eastAsia="宋体" w:hAnsi="宋体" w:cs="宋体" w:hint="eastAsia"/>
               </w:rPr>
               <w:tab/>
             </w:r>
             <w:r>
               <w:rPr>
-                <w:rFonts w:ascii="SimSun" w:eastAsia="SimSun" w:hAnsi="SimSun" w:cs="SimSun" w:hint="eastAsia"/>
+                <w:rFonts w:ascii="宋体" w:eastAsia="宋体" w:hAnsi="宋体" w:cs="宋体" w:hint="eastAsia"/>
               </w:rPr>
               <w:fldChar w:fldCharType="begin"/>
             </w:r>
             <w:r>
               <w:rPr>
-                <w:rFonts w:ascii="SimSun" w:eastAsia="SimSun" w:hAnsi="SimSun" w:cs="SimSun" w:hint="eastAsia"/>
+                <w:rFonts w:ascii="宋体" w:eastAsia="宋体" w:hAnsi="宋体" w:cs="宋体" w:hint="eastAsia"/>
               </w:rPr>
               <w:instrText xml:space="preserve"> PAGEREF _Toc11756 \h </w:instrText>
             </w:r>
             <w:r>
               <w:rPr>
-                <w:rFonts w:ascii="SimSun" w:eastAsia="SimSun" w:hAnsi="SimSun" w:cs="SimSun" w:hint="eastAsia"/>
-              </w:rPr>
-            </w:r>
-            <w:r>
-              <w:rPr>
-                <w:rFonts w:ascii="SimSun" w:eastAsia="SimSun" w:hAnsi="SimSun" w:cs="SimSun" w:hint="eastAsia"/>
+                <w:rFonts w:ascii="宋体" w:eastAsia="宋体" w:hAnsi="宋体" w:cs="宋体" w:hint="eastAsia"/>
+              </w:rPr>
+            </w:r>
+            <w:r>
+              <w:rPr>
+                <w:rFonts w:ascii="宋体" w:eastAsia="宋体" w:hAnsi="宋体" w:cs="宋体" w:hint="eastAsia"/>
               </w:rPr>
               <w:fldChar w:fldCharType="separate"/>
             </w:r>
             <w:r>
               <w:rPr>
-                <w:rFonts w:ascii="SimSun" w:eastAsia="SimSun" w:hAnsi="SimSun" w:cs="SimSun" w:hint="eastAsia"/>
+                <w:rFonts w:ascii="宋体" w:eastAsia="宋体" w:hAnsi="宋体" w:cs="宋体" w:hint="eastAsia"/>
               </w:rPr>
               <w:t>10</w:t>
             </w:r>
             <w:r>
               <w:rPr>
-                <w:rFonts w:ascii="SimSun" w:eastAsia="SimSun" w:hAnsi="SimSun" w:cs="SimSun" w:hint="eastAsia"/>
+                <w:rFonts w:ascii="宋体" w:eastAsia="宋体" w:hAnsi="宋体" w:cs="宋体" w:hint="eastAsia"/>
               </w:rPr>
               <w:fldChar w:fldCharType="end"/>
             </w:r>
@@ -2327,13 +2327,13 @@
               <w:tab w:val="right" w:leader="dot" w:pos="8300"/>
             </w:tabs>
             <w:rPr>
-              <w:rFonts w:ascii="SimSun" w:eastAsia="SimSun" w:hAnsi="SimSun" w:cs="SimSun"/>
+              <w:rFonts w:ascii="宋体" w:eastAsia="宋体" w:hAnsi="宋体" w:cs="宋体" w:hint="eastAsia"/>
             </w:rPr>
           </w:pPr>
           <w:hyperlink w:anchor="_Toc23729" w:history="1">
             <w:r>
               <w:rPr>
-                <w:rFonts w:ascii="SimSun" w:eastAsia="SimSun" w:hAnsi="SimSun" w:cs="SimSun" w:hint="eastAsia"/>
+                <w:rFonts w:ascii="宋体" w:eastAsia="宋体" w:hAnsi="宋体" w:cs="宋体" w:hint="eastAsia"/>
                 <w:bCs/>
                 <w:kern w:val="0"/>
                 <w:lang w:val="zh-TW" w:eastAsia="zh-TW"/>
@@ -2342,49 +2342,49 @@
             </w:r>
             <w:r>
               <w:rPr>
-                <w:rFonts w:ascii="SimSun" w:eastAsia="SimSun" w:hAnsi="SimSun" w:cs="SimSun" w:hint="eastAsia"/>
+                <w:rFonts w:ascii="宋体" w:eastAsia="宋体" w:hAnsi="宋体" w:cs="宋体" w:hint="eastAsia"/>
                 <w:lang w:val="zh-TW" w:eastAsia="zh-TW"/>
               </w:rPr>
               <w:t>攻击详情</w:t>
             </w:r>
             <w:r>
               <w:rPr>
-                <w:rFonts w:ascii="SimSun" w:eastAsia="SimSun" w:hAnsi="SimSun" w:cs="SimSun" w:hint="eastAsia"/>
+                <w:rFonts w:ascii="宋体" w:eastAsia="宋体" w:hAnsi="宋体" w:cs="宋体" w:hint="eastAsia"/>
               </w:rPr>
               <w:tab/>
             </w:r>
             <w:r>
               <w:rPr>
-                <w:rFonts w:ascii="SimSun" w:eastAsia="SimSun" w:hAnsi="SimSun" w:cs="SimSun" w:hint="eastAsia"/>
+                <w:rFonts w:ascii="宋体" w:eastAsia="宋体" w:hAnsi="宋体" w:cs="宋体" w:hint="eastAsia"/>
               </w:rPr>
               <w:fldChar w:fldCharType="begin"/>
             </w:r>
             <w:r>
               <w:rPr>
-                <w:rFonts w:ascii="SimSun" w:eastAsia="SimSun" w:hAnsi="SimSun" w:cs="SimSun" w:hint="eastAsia"/>
+                <w:rFonts w:ascii="宋体" w:eastAsia="宋体" w:hAnsi="宋体" w:cs="宋体" w:hint="eastAsia"/>
               </w:rPr>
               <w:instrText xml:space="preserve"> PAGEREF _Toc23729 \h </w:instrText>
             </w:r>
             <w:r>
               <w:rPr>
-                <w:rFonts w:ascii="SimSun" w:eastAsia="SimSun" w:hAnsi="SimSun" w:cs="SimSun" w:hint="eastAsia"/>
-              </w:rPr>
-            </w:r>
-            <w:r>
-              <w:rPr>
-                <w:rFonts w:ascii="SimSun" w:eastAsia="SimSun" w:hAnsi="SimSun" w:cs="SimSun" w:hint="eastAsia"/>
+                <w:rFonts w:ascii="宋体" w:eastAsia="宋体" w:hAnsi="宋体" w:cs="宋体" w:hint="eastAsia"/>
+              </w:rPr>
+            </w:r>
+            <w:r>
+              <w:rPr>
+                <w:rFonts w:ascii="宋体" w:eastAsia="宋体" w:hAnsi="宋体" w:cs="宋体" w:hint="eastAsia"/>
               </w:rPr>
               <w:fldChar w:fldCharType="separate"/>
             </w:r>
             <w:r>
               <w:rPr>
-                <w:rFonts w:ascii="SimSun" w:eastAsia="SimSun" w:hAnsi="SimSun" w:cs="SimSun" w:hint="eastAsia"/>
+                <w:rFonts w:ascii="宋体" w:eastAsia="宋体" w:hAnsi="宋体" w:cs="宋体" w:hint="eastAsia"/>
               </w:rPr>
               <w:t>10</w:t>
             </w:r>
             <w:r>
               <w:rPr>
-                <w:rFonts w:ascii="SimSun" w:eastAsia="SimSun" w:hAnsi="SimSun" w:cs="SimSun" w:hint="eastAsia"/>
+                <w:rFonts w:ascii="宋体" w:eastAsia="宋体" w:hAnsi="宋体" w:cs="宋体" w:hint="eastAsia"/>
               </w:rPr>
               <w:fldChar w:fldCharType="end"/>
             </w:r>
@@ -2399,13 +2399,13 @@
               <w:tab w:val="right" w:leader="dot" w:pos="8300"/>
             </w:tabs>
             <w:rPr>
-              <w:rFonts w:ascii="SimSun" w:eastAsia="SimSun" w:hAnsi="SimSun" w:cs="SimSun"/>
+              <w:rFonts w:ascii="宋体" w:eastAsia="宋体" w:hAnsi="宋体" w:cs="宋体" w:hint="eastAsia"/>
             </w:rPr>
           </w:pPr>
           <w:hyperlink w:anchor="_Toc16889" w:history="1">
             <w:r>
               <w:rPr>
-                <w:rFonts w:ascii="SimSun" w:eastAsia="SimSun" w:hAnsi="SimSun" w:cs="SimSun" w:hint="eastAsia"/>
+                <w:rFonts w:ascii="宋体" w:eastAsia="宋体" w:hAnsi="宋体" w:cs="宋体" w:hint="eastAsia"/>
                 <w:kern w:val="0"/>
                 <w:lang w:val="zh-TW" w:eastAsia="zh-TW"/>
               </w:rPr>
@@ -2413,55 +2413,55 @@
             </w:r>
             <w:r>
               <w:rPr>
-                <w:rFonts w:ascii="SimSun" w:eastAsia="SimSun" w:hAnsi="SimSun" w:cs="SimSun" w:hint="eastAsia"/>
+                <w:rFonts w:ascii="宋体" w:eastAsia="宋体" w:hAnsi="宋体" w:cs="宋体" w:hint="eastAsia"/>
               </w:rPr>
               <w:t>idaas.haorizi.cn短信轰炸</w:t>
             </w:r>
             <w:r>
               <w:rPr>
-                <w:rFonts w:ascii="SimSun" w:eastAsia="SimSun" w:hAnsi="SimSun" w:cs="SimSun" w:hint="eastAsia"/>
+                <w:rFonts w:ascii="宋体" w:eastAsia="宋体" w:hAnsi="宋体" w:cs="宋体" w:hint="eastAsia"/>
                 <w:lang w:val="zh-TW" w:eastAsia="zh-TW"/>
               </w:rPr>
               <w:t>-高危</w:t>
             </w:r>
             <w:r>
               <w:rPr>
-                <w:rFonts w:ascii="SimSun" w:eastAsia="SimSun" w:hAnsi="SimSun" w:cs="SimSun" w:hint="eastAsia"/>
+                <w:rFonts w:ascii="宋体" w:eastAsia="宋体" w:hAnsi="宋体" w:cs="宋体" w:hint="eastAsia"/>
               </w:rPr>
               <w:tab/>
             </w:r>
             <w:r>
               <w:rPr>
-                <w:rFonts w:ascii="SimSun" w:eastAsia="SimSun" w:hAnsi="SimSun" w:cs="SimSun" w:hint="eastAsia"/>
+                <w:rFonts w:ascii="宋体" w:eastAsia="宋体" w:hAnsi="宋体" w:cs="宋体" w:hint="eastAsia"/>
               </w:rPr>
               <w:fldChar w:fldCharType="begin"/>
             </w:r>
             <w:r>
               <w:rPr>
-                <w:rFonts w:ascii="SimSun" w:eastAsia="SimSun" w:hAnsi="SimSun" w:cs="SimSun" w:hint="eastAsia"/>
+                <w:rFonts w:ascii="宋体" w:eastAsia="宋体" w:hAnsi="宋体" w:cs="宋体" w:hint="eastAsia"/>
               </w:rPr>
               <w:instrText xml:space="preserve"> PAGEREF _Toc16889 \h </w:instrText>
             </w:r>
             <w:r>
               <w:rPr>
-                <w:rFonts w:ascii="SimSun" w:eastAsia="SimSun" w:hAnsi="SimSun" w:cs="SimSun" w:hint="eastAsia"/>
-              </w:rPr>
-            </w:r>
-            <w:r>
-              <w:rPr>
-                <w:rFonts w:ascii="SimSun" w:eastAsia="SimSun" w:hAnsi="SimSun" w:cs="SimSun" w:hint="eastAsia"/>
+                <w:rFonts w:ascii="宋体" w:eastAsia="宋体" w:hAnsi="宋体" w:cs="宋体" w:hint="eastAsia"/>
+              </w:rPr>
+            </w:r>
+            <w:r>
+              <w:rPr>
+                <w:rFonts w:ascii="宋体" w:eastAsia="宋体" w:hAnsi="宋体" w:cs="宋体" w:hint="eastAsia"/>
               </w:rPr>
               <w:fldChar w:fldCharType="separate"/>
             </w:r>
             <w:r>
               <w:rPr>
-                <w:rFonts w:ascii="SimSun" w:eastAsia="SimSun" w:hAnsi="SimSun" w:cs="SimSun" w:hint="eastAsia"/>
+                <w:rFonts w:ascii="宋体" w:eastAsia="宋体" w:hAnsi="宋体" w:cs="宋体" w:hint="eastAsia"/>
               </w:rPr>
               <w:t>14</w:t>
             </w:r>
             <w:r>
               <w:rPr>
-                <w:rFonts w:ascii="SimSun" w:eastAsia="SimSun" w:hAnsi="SimSun" w:cs="SimSun" w:hint="eastAsia"/>
+                <w:rFonts w:ascii="宋体" w:eastAsia="宋体" w:hAnsi="宋体" w:cs="宋体" w:hint="eastAsia"/>
               </w:rPr>
               <w:fldChar w:fldCharType="end"/>
             </w:r>
@@ -2476,13 +2476,13 @@
               <w:tab w:val="right" w:leader="dot" w:pos="8300"/>
             </w:tabs>
             <w:rPr>
-              <w:rFonts w:ascii="SimSun" w:eastAsia="SimSun" w:hAnsi="SimSun" w:cs="SimSun"/>
+              <w:rFonts w:ascii="宋体" w:eastAsia="宋体" w:hAnsi="宋体" w:cs="宋体" w:hint="eastAsia"/>
             </w:rPr>
           </w:pPr>
           <w:hyperlink w:anchor="_Toc30221" w:history="1">
             <w:r>
               <w:rPr>
-                <w:rFonts w:ascii="SimSun" w:eastAsia="SimSun" w:hAnsi="SimSun" w:cs="SimSun" w:hint="eastAsia"/>
+                <w:rFonts w:ascii="宋体" w:eastAsia="宋体" w:hAnsi="宋体" w:cs="宋体" w:hint="eastAsia"/>
                 <w:bCs/>
                 <w:kern w:val="0"/>
                 <w:lang w:val="zh-TW" w:eastAsia="zh-TW"/>
@@ -2491,49 +2491,49 @@
             </w:r>
             <w:r>
               <w:rPr>
-                <w:rFonts w:ascii="SimSun" w:eastAsia="SimSun" w:hAnsi="SimSun" w:cs="SimSun" w:hint="eastAsia"/>
+                <w:rFonts w:ascii="宋体" w:eastAsia="宋体" w:hAnsi="宋体" w:cs="宋体" w:hint="eastAsia"/>
                 <w:lang w:val="zh-TW" w:eastAsia="zh-TW"/>
               </w:rPr>
               <w:t>问题简要</w:t>
             </w:r>
             <w:r>
               <w:rPr>
-                <w:rFonts w:ascii="SimSun" w:eastAsia="SimSun" w:hAnsi="SimSun" w:cs="SimSun" w:hint="eastAsia"/>
+                <w:rFonts w:ascii="宋体" w:eastAsia="宋体" w:hAnsi="宋体" w:cs="宋体" w:hint="eastAsia"/>
               </w:rPr>
               <w:tab/>
             </w:r>
             <w:r>
               <w:rPr>
-                <w:rFonts w:ascii="SimSun" w:eastAsia="SimSun" w:hAnsi="SimSun" w:cs="SimSun" w:hint="eastAsia"/>
+                <w:rFonts w:ascii="宋体" w:eastAsia="宋体" w:hAnsi="宋体" w:cs="宋体" w:hint="eastAsia"/>
               </w:rPr>
               <w:fldChar w:fldCharType="begin"/>
             </w:r>
             <w:r>
               <w:rPr>
-                <w:rFonts w:ascii="SimSun" w:eastAsia="SimSun" w:hAnsi="SimSun" w:cs="SimSun" w:hint="eastAsia"/>
+                <w:rFonts w:ascii="宋体" w:eastAsia="宋体" w:hAnsi="宋体" w:cs="宋体" w:hint="eastAsia"/>
               </w:rPr>
               <w:instrText xml:space="preserve"> PAGEREF _Toc30221 \h </w:instrText>
             </w:r>
             <w:r>
               <w:rPr>
-                <w:rFonts w:ascii="SimSun" w:eastAsia="SimSun" w:hAnsi="SimSun" w:cs="SimSun" w:hint="eastAsia"/>
-              </w:rPr>
-            </w:r>
-            <w:r>
-              <w:rPr>
-                <w:rFonts w:ascii="SimSun" w:eastAsia="SimSun" w:hAnsi="SimSun" w:cs="SimSun" w:hint="eastAsia"/>
+                <w:rFonts w:ascii="宋体" w:eastAsia="宋体" w:hAnsi="宋体" w:cs="宋体" w:hint="eastAsia"/>
+              </w:rPr>
+            </w:r>
+            <w:r>
+              <w:rPr>
+                <w:rFonts w:ascii="宋体" w:eastAsia="宋体" w:hAnsi="宋体" w:cs="宋体" w:hint="eastAsia"/>
               </w:rPr>
               <w:fldChar w:fldCharType="separate"/>
             </w:r>
             <w:r>
               <w:rPr>
-                <w:rFonts w:ascii="SimSun" w:eastAsia="SimSun" w:hAnsi="SimSun" w:cs="SimSun" w:hint="eastAsia"/>
+                <w:rFonts w:ascii="宋体" w:eastAsia="宋体" w:hAnsi="宋体" w:cs="宋体" w:hint="eastAsia"/>
               </w:rPr>
               <w:t>14</w:t>
             </w:r>
             <w:r>
               <w:rPr>
-                <w:rFonts w:ascii="SimSun" w:eastAsia="SimSun" w:hAnsi="SimSun" w:cs="SimSun" w:hint="eastAsia"/>
+                <w:rFonts w:ascii="宋体" w:eastAsia="宋体" w:hAnsi="宋体" w:cs="宋体" w:hint="eastAsia"/>
               </w:rPr>
               <w:fldChar w:fldCharType="end"/>
             </w:r>
@@ -2548,13 +2548,13 @@
               <w:tab w:val="right" w:leader="dot" w:pos="8300"/>
             </w:tabs>
             <w:rPr>
-              <w:rFonts w:ascii="SimSun" w:eastAsia="SimSun" w:hAnsi="SimSun" w:cs="SimSun"/>
+              <w:rFonts w:ascii="宋体" w:eastAsia="宋体" w:hAnsi="宋体" w:cs="宋体" w:hint="eastAsia"/>
             </w:rPr>
           </w:pPr>
           <w:hyperlink w:anchor="_Toc17403" w:history="1">
             <w:r>
               <w:rPr>
-                <w:rFonts w:ascii="SimSun" w:eastAsia="SimSun" w:hAnsi="SimSun" w:cs="SimSun" w:hint="eastAsia"/>
+                <w:rFonts w:ascii="宋体" w:eastAsia="宋体" w:hAnsi="宋体" w:cs="宋体" w:hint="eastAsia"/>
                 <w:bCs/>
                 <w:kern w:val="0"/>
                 <w:lang w:val="zh-TW" w:eastAsia="zh-TW"/>
@@ -2563,49 +2563,49 @@
             </w:r>
             <w:r>
               <w:rPr>
-                <w:rFonts w:ascii="SimSun" w:eastAsia="SimSun" w:hAnsi="SimSun" w:cs="SimSun" w:hint="eastAsia"/>
+                <w:rFonts w:ascii="宋体" w:eastAsia="宋体" w:hAnsi="宋体" w:cs="宋体" w:hint="eastAsia"/>
                 <w:lang w:val="zh-TW" w:eastAsia="zh-TW"/>
               </w:rPr>
               <w:t>攻击详情</w:t>
             </w:r>
             <w:r>
               <w:rPr>
-                <w:rFonts w:ascii="SimSun" w:eastAsia="SimSun" w:hAnsi="SimSun" w:cs="SimSun" w:hint="eastAsia"/>
+                <w:rFonts w:ascii="宋体" w:eastAsia="宋体" w:hAnsi="宋体" w:cs="宋体" w:hint="eastAsia"/>
               </w:rPr>
               <w:tab/>
             </w:r>
             <w:r>
               <w:rPr>
-                <w:rFonts w:ascii="SimSun" w:eastAsia="SimSun" w:hAnsi="SimSun" w:cs="SimSun" w:hint="eastAsia"/>
+                <w:rFonts w:ascii="宋体" w:eastAsia="宋体" w:hAnsi="宋体" w:cs="宋体" w:hint="eastAsia"/>
               </w:rPr>
               <w:fldChar w:fldCharType="begin"/>
             </w:r>
             <w:r>
               <w:rPr>
-                <w:rFonts w:ascii="SimSun" w:eastAsia="SimSun" w:hAnsi="SimSun" w:cs="SimSun" w:hint="eastAsia"/>
+                <w:rFonts w:ascii="宋体" w:eastAsia="宋体" w:hAnsi="宋体" w:cs="宋体" w:hint="eastAsia"/>
               </w:rPr>
               <w:instrText xml:space="preserve"> PAGEREF _Toc17403 \h </w:instrText>
             </w:r>
             <w:r>
               <w:rPr>
-                <w:rFonts w:ascii="SimSun" w:eastAsia="SimSun" w:hAnsi="SimSun" w:cs="SimSun" w:hint="eastAsia"/>
-              </w:rPr>
-            </w:r>
-            <w:r>
-              <w:rPr>
-                <w:rFonts w:ascii="SimSun" w:eastAsia="SimSun" w:hAnsi="SimSun" w:cs="SimSun" w:hint="eastAsia"/>
+                <w:rFonts w:ascii="宋体" w:eastAsia="宋体" w:hAnsi="宋体" w:cs="宋体" w:hint="eastAsia"/>
+              </w:rPr>
+            </w:r>
+            <w:r>
+              <w:rPr>
+                <w:rFonts w:ascii="宋体" w:eastAsia="宋体" w:hAnsi="宋体" w:cs="宋体" w:hint="eastAsia"/>
               </w:rPr>
               <w:fldChar w:fldCharType="separate"/>
             </w:r>
             <w:r>
               <w:rPr>
-                <w:rFonts w:ascii="SimSun" w:eastAsia="SimSun" w:hAnsi="SimSun" w:cs="SimSun" w:hint="eastAsia"/>
+                <w:rFonts w:ascii="宋体" w:eastAsia="宋体" w:hAnsi="宋体" w:cs="宋体" w:hint="eastAsia"/>
               </w:rPr>
               <w:t>15</w:t>
             </w:r>
             <w:r>
               <w:rPr>
-                <w:rFonts w:ascii="SimSun" w:eastAsia="SimSun" w:hAnsi="SimSun" w:cs="SimSun" w:hint="eastAsia"/>
+                <w:rFonts w:ascii="宋体" w:eastAsia="宋体" w:hAnsi="宋体" w:cs="宋体" w:hint="eastAsia"/>
               </w:rPr>
               <w:fldChar w:fldCharType="end"/>
             </w:r>
@@ -2620,13 +2620,13 @@
               <w:tab w:val="right" w:leader="dot" w:pos="8300"/>
             </w:tabs>
             <w:rPr>
-              <w:rFonts w:ascii="SimSun" w:eastAsia="SimSun" w:hAnsi="SimSun" w:cs="SimSun"/>
+              <w:rFonts w:ascii="宋体" w:eastAsia="宋体" w:hAnsi="宋体" w:cs="宋体" w:hint="eastAsia"/>
             </w:rPr>
           </w:pPr>
           <w:hyperlink w:anchor="_Toc6628" w:history="1">
             <w:r>
               <w:rPr>
-                <w:rFonts w:ascii="SimSun" w:eastAsia="SimSun" w:hAnsi="SimSun" w:cs="SimSun" w:hint="eastAsia"/>
+                <w:rFonts w:ascii="宋体" w:eastAsia="宋体" w:hAnsi="宋体" w:cs="宋体" w:hint="eastAsia"/>
                 <w:kern w:val="0"/>
                 <w:lang w:val="zh-TW" w:eastAsia="zh-TW"/>
               </w:rPr>
@@ -2634,48 +2634,48 @@
             </w:r>
             <w:r>
               <w:rPr>
-                <w:rFonts w:ascii="SimSun" w:eastAsia="SimSun" w:hAnsi="SimSun" w:cs="SimSun" w:hint="eastAsia"/>
+                <w:rFonts w:ascii="宋体" w:eastAsia="宋体" w:hAnsi="宋体" w:cs="宋体" w:hint="eastAsia"/>
               </w:rPr>
               <w:t>10.12.50.39 MySQL弱口令</w:t>
             </w:r>
             <w:r>
               <w:rPr>
-                <w:rFonts w:ascii="SimSun" w:eastAsia="SimSun" w:hAnsi="SimSun" w:cs="SimSun" w:hint="eastAsia"/>
+                <w:rFonts w:ascii="宋体" w:eastAsia="宋体" w:hAnsi="宋体" w:cs="宋体" w:hint="eastAsia"/>
               </w:rPr>
               <w:tab/>
             </w:r>
             <w:r>
               <w:rPr>
-                <w:rFonts w:ascii="SimSun" w:eastAsia="SimSun" w:hAnsi="SimSun" w:cs="SimSun" w:hint="eastAsia"/>
+                <w:rFonts w:ascii="宋体" w:eastAsia="宋体" w:hAnsi="宋体" w:cs="宋体" w:hint="eastAsia"/>
               </w:rPr>
               <w:fldChar w:fldCharType="begin"/>
             </w:r>
             <w:r>
               <w:rPr>
-                <w:rFonts w:ascii="SimSun" w:eastAsia="SimSun" w:hAnsi="SimSun" w:cs="SimSun" w:hint="eastAsia"/>
+                <w:rFonts w:ascii="宋体" w:eastAsia="宋体" w:hAnsi="宋体" w:cs="宋体" w:hint="eastAsia"/>
               </w:rPr>
               <w:instrText xml:space="preserve"> PAGEREF _Toc6628 \h </w:instrText>
             </w:r>
             <w:r>
               <w:rPr>
-                <w:rFonts w:ascii="SimSun" w:eastAsia="SimSun" w:hAnsi="SimSun" w:cs="SimSun" w:hint="eastAsia"/>
-              </w:rPr>
-            </w:r>
-            <w:r>
-              <w:rPr>
-                <w:rFonts w:ascii="SimSun" w:eastAsia="SimSun" w:hAnsi="SimSun" w:cs="SimSun" w:hint="eastAsia"/>
+                <w:rFonts w:ascii="宋体" w:eastAsia="宋体" w:hAnsi="宋体" w:cs="宋体" w:hint="eastAsia"/>
+              </w:rPr>
+            </w:r>
+            <w:r>
+              <w:rPr>
+                <w:rFonts w:ascii="宋体" w:eastAsia="宋体" w:hAnsi="宋体" w:cs="宋体" w:hint="eastAsia"/>
               </w:rPr>
               <w:fldChar w:fldCharType="separate"/>
             </w:r>
             <w:r>
               <w:rPr>
-                <w:rFonts w:ascii="SimSun" w:eastAsia="SimSun" w:hAnsi="SimSun" w:cs="SimSun" w:hint="eastAsia"/>
+                <w:rFonts w:ascii="宋体" w:eastAsia="宋体" w:hAnsi="宋体" w:cs="宋体" w:hint="eastAsia"/>
               </w:rPr>
               <w:t>18</w:t>
             </w:r>
             <w:r>
               <w:rPr>
-                <w:rFonts w:ascii="SimSun" w:eastAsia="SimSun" w:hAnsi="SimSun" w:cs="SimSun" w:hint="eastAsia"/>
+                <w:rFonts w:ascii="宋体" w:eastAsia="宋体" w:hAnsi="宋体" w:cs="宋体" w:hint="eastAsia"/>
               </w:rPr>
               <w:fldChar w:fldCharType="end"/>
             </w:r>
@@ -2690,13 +2690,13 @@
               <w:tab w:val="right" w:leader="dot" w:pos="8300"/>
             </w:tabs>
             <w:rPr>
-              <w:rFonts w:ascii="SimSun" w:eastAsia="SimSun" w:hAnsi="SimSun" w:cs="SimSun"/>
+              <w:rFonts w:ascii="宋体" w:eastAsia="宋体" w:hAnsi="宋体" w:cs="宋体" w:hint="eastAsia"/>
             </w:rPr>
           </w:pPr>
           <w:hyperlink w:anchor="_Toc7808" w:history="1">
             <w:r>
               <w:rPr>
-                <w:rFonts w:ascii="SimSun" w:eastAsia="SimSun" w:hAnsi="SimSun" w:cs="SimSun" w:hint="eastAsia"/>
+                <w:rFonts w:ascii="宋体" w:eastAsia="宋体" w:hAnsi="宋体" w:cs="宋体" w:hint="eastAsia"/>
                 <w:bCs/>
                 <w:kern w:val="0"/>
                 <w:lang w:val="zh-TW" w:eastAsia="zh-TW"/>
@@ -2705,49 +2705,49 @@
             </w:r>
             <w:r>
               <w:rPr>
-                <w:rFonts w:ascii="SimSun" w:eastAsia="SimSun" w:hAnsi="SimSun" w:cs="SimSun" w:hint="eastAsia"/>
+                <w:rFonts w:ascii="宋体" w:eastAsia="宋体" w:hAnsi="宋体" w:cs="宋体" w:hint="eastAsia"/>
                 <w:lang w:val="zh-TW" w:eastAsia="zh-TW"/>
               </w:rPr>
               <w:t>问题简要</w:t>
             </w:r>
             <w:r>
               <w:rPr>
-                <w:rFonts w:ascii="SimSun" w:eastAsia="SimSun" w:hAnsi="SimSun" w:cs="SimSun" w:hint="eastAsia"/>
+                <w:rFonts w:ascii="宋体" w:eastAsia="宋体" w:hAnsi="宋体" w:cs="宋体" w:hint="eastAsia"/>
               </w:rPr>
               <w:tab/>
             </w:r>
             <w:r>
               <w:rPr>
-                <w:rFonts w:ascii="SimSun" w:eastAsia="SimSun" w:hAnsi="SimSun" w:cs="SimSun" w:hint="eastAsia"/>
+                <w:rFonts w:ascii="宋体" w:eastAsia="宋体" w:hAnsi="宋体" w:cs="宋体" w:hint="eastAsia"/>
               </w:rPr>
               <w:fldChar w:fldCharType="begin"/>
             </w:r>
             <w:r>
               <w:rPr>
-                <w:rFonts w:ascii="SimSun" w:eastAsia="SimSun" w:hAnsi="SimSun" w:cs="SimSun" w:hint="eastAsia"/>
+                <w:rFonts w:ascii="宋体" w:eastAsia="宋体" w:hAnsi="宋体" w:cs="宋体" w:hint="eastAsia"/>
               </w:rPr>
               <w:instrText xml:space="preserve"> PAGEREF _Toc7808 \h </w:instrText>
             </w:r>
             <w:r>
               <w:rPr>
-                <w:rFonts w:ascii="SimSun" w:eastAsia="SimSun" w:hAnsi="SimSun" w:cs="SimSun" w:hint="eastAsia"/>
-              </w:rPr>
-            </w:r>
-            <w:r>
-              <w:rPr>
-                <w:rFonts w:ascii="SimSun" w:eastAsia="SimSun" w:hAnsi="SimSun" w:cs="SimSun" w:hint="eastAsia"/>
+                <w:rFonts w:ascii="宋体" w:eastAsia="宋体" w:hAnsi="宋体" w:cs="宋体" w:hint="eastAsia"/>
+              </w:rPr>
+            </w:r>
+            <w:r>
+              <w:rPr>
+                <w:rFonts w:ascii="宋体" w:eastAsia="宋体" w:hAnsi="宋体" w:cs="宋体" w:hint="eastAsia"/>
               </w:rPr>
               <w:fldChar w:fldCharType="separate"/>
             </w:r>
             <w:r>
               <w:rPr>
-                <w:rFonts w:ascii="SimSun" w:eastAsia="SimSun" w:hAnsi="SimSun" w:cs="SimSun" w:hint="eastAsia"/>
+                <w:rFonts w:ascii="宋体" w:eastAsia="宋体" w:hAnsi="宋体" w:cs="宋体" w:hint="eastAsia"/>
               </w:rPr>
               <w:t>18</w:t>
             </w:r>
             <w:r>
               <w:rPr>
-                <w:rFonts w:ascii="SimSun" w:eastAsia="SimSun" w:hAnsi="SimSun" w:cs="SimSun" w:hint="eastAsia"/>
+                <w:rFonts w:ascii="宋体" w:eastAsia="宋体" w:hAnsi="宋体" w:cs="宋体" w:hint="eastAsia"/>
               </w:rPr>
               <w:fldChar w:fldCharType="end"/>
             </w:r>
@@ -2762,13 +2762,13 @@
               <w:tab w:val="right" w:leader="dot" w:pos="8300"/>
             </w:tabs>
             <w:rPr>
-              <w:rFonts w:ascii="SimSun" w:eastAsia="SimSun" w:hAnsi="SimSun" w:cs="SimSun"/>
+              <w:rFonts w:ascii="宋体" w:eastAsia="宋体" w:hAnsi="宋体" w:cs="宋体" w:hint="eastAsia"/>
             </w:rPr>
           </w:pPr>
           <w:hyperlink w:anchor="_Toc27988" w:history="1">
             <w:r>
               <w:rPr>
-                <w:rFonts w:ascii="SimSun" w:eastAsia="SimSun" w:hAnsi="SimSun" w:cs="SimSun" w:hint="eastAsia"/>
+                <w:rFonts w:ascii="宋体" w:eastAsia="宋体" w:hAnsi="宋体" w:cs="宋体" w:hint="eastAsia"/>
                 <w:bCs/>
                 <w:kern w:val="0"/>
                 <w:lang w:val="zh-TW" w:eastAsia="zh-TW"/>
@@ -2777,49 +2777,49 @@
             </w:r>
             <w:r>
               <w:rPr>
-                <w:rFonts w:ascii="SimSun" w:eastAsia="SimSun" w:hAnsi="SimSun" w:cs="SimSun" w:hint="eastAsia"/>
+                <w:rFonts w:ascii="宋体" w:eastAsia="宋体" w:hAnsi="宋体" w:cs="宋体" w:hint="eastAsia"/>
                 <w:lang w:val="zh-TW" w:eastAsia="zh-TW"/>
               </w:rPr>
               <w:t>攻击详情</w:t>
             </w:r>
             <w:r>
               <w:rPr>
-                <w:rFonts w:ascii="SimSun" w:eastAsia="SimSun" w:hAnsi="SimSun" w:cs="SimSun" w:hint="eastAsia"/>
+                <w:rFonts w:ascii="宋体" w:eastAsia="宋体" w:hAnsi="宋体" w:cs="宋体" w:hint="eastAsia"/>
               </w:rPr>
               <w:tab/>
             </w:r>
             <w:r>
               <w:rPr>
-                <w:rFonts w:ascii="SimSun" w:eastAsia="SimSun" w:hAnsi="SimSun" w:cs="SimSun" w:hint="eastAsia"/>
+                <w:rFonts w:ascii="宋体" w:eastAsia="宋体" w:hAnsi="宋体" w:cs="宋体" w:hint="eastAsia"/>
               </w:rPr>
               <w:fldChar w:fldCharType="begin"/>
             </w:r>
             <w:r>
               <w:rPr>
-                <w:rFonts w:ascii="SimSun" w:eastAsia="SimSun" w:hAnsi="SimSun" w:cs="SimSun" w:hint="eastAsia"/>
+                <w:rFonts w:ascii="宋体" w:eastAsia="宋体" w:hAnsi="宋体" w:cs="宋体" w:hint="eastAsia"/>
               </w:rPr>
               <w:instrText xml:space="preserve"> PAGEREF _Toc27988 \h </w:instrText>
             </w:r>
             <w:r>
               <w:rPr>
-                <w:rFonts w:ascii="SimSun" w:eastAsia="SimSun" w:hAnsi="SimSun" w:cs="SimSun" w:hint="eastAsia"/>
-              </w:rPr>
-            </w:r>
-            <w:r>
-              <w:rPr>
-                <w:rFonts w:ascii="SimSun" w:eastAsia="SimSun" w:hAnsi="SimSun" w:cs="SimSun" w:hint="eastAsia"/>
+                <w:rFonts w:ascii="宋体" w:eastAsia="宋体" w:hAnsi="宋体" w:cs="宋体" w:hint="eastAsia"/>
+              </w:rPr>
+            </w:r>
+            <w:r>
+              <w:rPr>
+                <w:rFonts w:ascii="宋体" w:eastAsia="宋体" w:hAnsi="宋体" w:cs="宋体" w:hint="eastAsia"/>
               </w:rPr>
               <w:fldChar w:fldCharType="separate"/>
             </w:r>
             <w:r>
               <w:rPr>
-                <w:rFonts w:ascii="SimSun" w:eastAsia="SimSun" w:hAnsi="SimSun" w:cs="SimSun" w:hint="eastAsia"/>
+                <w:rFonts w:ascii="宋体" w:eastAsia="宋体" w:hAnsi="宋体" w:cs="宋体" w:hint="eastAsia"/>
               </w:rPr>
               <w:t>18</w:t>
             </w:r>
             <w:r>
               <w:rPr>
-                <w:rFonts w:ascii="SimSun" w:eastAsia="SimSun" w:hAnsi="SimSun" w:cs="SimSun" w:hint="eastAsia"/>
+                <w:rFonts w:ascii="宋体" w:eastAsia="宋体" w:hAnsi="宋体" w:cs="宋体" w:hint="eastAsia"/>
               </w:rPr>
               <w:fldChar w:fldCharType="end"/>
             </w:r>
@@ -2834,13 +2834,13 @@
               <w:tab w:val="right" w:leader="dot" w:pos="8300"/>
             </w:tabs>
             <w:rPr>
-              <w:rFonts w:ascii="SimSun" w:eastAsia="SimSun" w:hAnsi="SimSun" w:cs="SimSun"/>
+              <w:rFonts w:ascii="宋体" w:eastAsia="宋体" w:hAnsi="宋体" w:cs="宋体" w:hint="eastAsia"/>
             </w:rPr>
           </w:pPr>
           <w:hyperlink w:anchor="_Toc23504" w:history="1">
             <w:r>
               <w:rPr>
-                <w:rFonts w:ascii="SimSun" w:eastAsia="SimSun" w:hAnsi="SimSun" w:cs="SimSun" w:hint="eastAsia"/>
+                <w:rFonts w:ascii="宋体" w:eastAsia="宋体" w:hAnsi="宋体" w:cs="宋体" w:hint="eastAsia"/>
                 <w:kern w:val="0"/>
                 <w:lang w:val="zh-TW" w:eastAsia="zh-TW"/>
               </w:rPr>
@@ -2848,49 +2848,49 @@
             </w:r>
             <w:r>
               <w:rPr>
-                <w:rFonts w:ascii="SimSun" w:eastAsia="SimSun" w:hAnsi="SimSun" w:cs="SimSun" w:hint="eastAsia"/>
+                <w:rFonts w:ascii="宋体" w:eastAsia="宋体" w:hAnsi="宋体" w:cs="宋体" w:hint="eastAsia"/>
                 <w:lang w:val="zh-TW" w:eastAsia="zh-TW"/>
               </w:rPr>
               <w:t>10.12.68.126-任意文件读取-高危</w:t>
             </w:r>
             <w:r>
               <w:rPr>
-                <w:rFonts w:ascii="SimSun" w:eastAsia="SimSun" w:hAnsi="SimSun" w:cs="SimSun" w:hint="eastAsia"/>
+                <w:rFonts w:ascii="宋体" w:eastAsia="宋体" w:hAnsi="宋体" w:cs="宋体" w:hint="eastAsia"/>
               </w:rPr>
               <w:tab/>
             </w:r>
             <w:r>
               <w:rPr>
-                <w:rFonts w:ascii="SimSun" w:eastAsia="SimSun" w:hAnsi="SimSun" w:cs="SimSun" w:hint="eastAsia"/>
+                <w:rFonts w:ascii="宋体" w:eastAsia="宋体" w:hAnsi="宋体" w:cs="宋体" w:hint="eastAsia"/>
               </w:rPr>
               <w:fldChar w:fldCharType="begin"/>
             </w:r>
             <w:r>
               <w:rPr>
-                <w:rFonts w:ascii="SimSun" w:eastAsia="SimSun" w:hAnsi="SimSun" w:cs="SimSun" w:hint="eastAsia"/>
+                <w:rFonts w:ascii="宋体" w:eastAsia="宋体" w:hAnsi="宋体" w:cs="宋体" w:hint="eastAsia"/>
               </w:rPr>
               <w:instrText xml:space="preserve"> PAGEREF _Toc23504 \h </w:instrText>
             </w:r>
             <w:r>
               <w:rPr>
-                <w:rFonts w:ascii="SimSun" w:eastAsia="SimSun" w:hAnsi="SimSun" w:cs="SimSun" w:hint="eastAsia"/>
-              </w:rPr>
-            </w:r>
-            <w:r>
-              <w:rPr>
-                <w:rFonts w:ascii="SimSun" w:eastAsia="SimSun" w:hAnsi="SimSun" w:cs="SimSun" w:hint="eastAsia"/>
+                <w:rFonts w:ascii="宋体" w:eastAsia="宋体" w:hAnsi="宋体" w:cs="宋体" w:hint="eastAsia"/>
+              </w:rPr>
+            </w:r>
+            <w:r>
+              <w:rPr>
+                <w:rFonts w:ascii="宋体" w:eastAsia="宋体" w:hAnsi="宋体" w:cs="宋体" w:hint="eastAsia"/>
               </w:rPr>
               <w:fldChar w:fldCharType="separate"/>
             </w:r>
             <w:r>
               <w:rPr>
-                <w:rFonts w:ascii="SimSun" w:eastAsia="SimSun" w:hAnsi="SimSun" w:cs="SimSun" w:hint="eastAsia"/>
+                <w:rFonts w:ascii="宋体" w:eastAsia="宋体" w:hAnsi="宋体" w:cs="宋体" w:hint="eastAsia"/>
               </w:rPr>
               <w:t>19</w:t>
             </w:r>
             <w:r>
               <w:rPr>
-                <w:rFonts w:ascii="SimSun" w:eastAsia="SimSun" w:hAnsi="SimSun" w:cs="SimSun" w:hint="eastAsia"/>
+                <w:rFonts w:ascii="宋体" w:eastAsia="宋体" w:hAnsi="宋体" w:cs="宋体" w:hint="eastAsia"/>
               </w:rPr>
               <w:fldChar w:fldCharType="end"/>
             </w:r>
@@ -2905,13 +2905,13 @@
               <w:tab w:val="right" w:leader="dot" w:pos="8300"/>
             </w:tabs>
             <w:rPr>
-              <w:rFonts w:ascii="SimSun" w:eastAsia="SimSun" w:hAnsi="SimSun" w:cs="SimSun"/>
+              <w:rFonts w:ascii="宋体" w:eastAsia="宋体" w:hAnsi="宋体" w:cs="宋体" w:hint="eastAsia"/>
             </w:rPr>
           </w:pPr>
           <w:hyperlink w:anchor="_Toc27807" w:history="1">
             <w:r>
               <w:rPr>
-                <w:rFonts w:ascii="SimSun" w:eastAsia="SimSun" w:hAnsi="SimSun" w:cs="SimSun" w:hint="eastAsia"/>
+                <w:rFonts w:ascii="宋体" w:eastAsia="宋体" w:hAnsi="宋体" w:cs="宋体" w:hint="eastAsia"/>
                 <w:bCs/>
                 <w:kern w:val="0"/>
                 <w:lang w:val="zh-TW" w:eastAsia="zh-TW"/>
@@ -2920,49 +2920,49 @@
             </w:r>
             <w:r>
               <w:rPr>
-                <w:rFonts w:ascii="SimSun" w:eastAsia="SimSun" w:hAnsi="SimSun" w:cs="SimSun" w:hint="eastAsia"/>
+                <w:rFonts w:ascii="宋体" w:eastAsia="宋体" w:hAnsi="宋体" w:cs="宋体" w:hint="eastAsia"/>
                 <w:lang w:val="zh-TW" w:eastAsia="zh-TW"/>
               </w:rPr>
               <w:t>问题简要</w:t>
             </w:r>
             <w:r>
               <w:rPr>
-                <w:rFonts w:ascii="SimSun" w:eastAsia="SimSun" w:hAnsi="SimSun" w:cs="SimSun" w:hint="eastAsia"/>
+                <w:rFonts w:ascii="宋体" w:eastAsia="宋体" w:hAnsi="宋体" w:cs="宋体" w:hint="eastAsia"/>
               </w:rPr>
               <w:tab/>
             </w:r>
             <w:r>
               <w:rPr>
-                <w:rFonts w:ascii="SimSun" w:eastAsia="SimSun" w:hAnsi="SimSun" w:cs="SimSun" w:hint="eastAsia"/>
+                <w:rFonts w:ascii="宋体" w:eastAsia="宋体" w:hAnsi="宋体" w:cs="宋体" w:hint="eastAsia"/>
               </w:rPr>
               <w:fldChar w:fldCharType="begin"/>
             </w:r>
             <w:r>
               <w:rPr>
-                <w:rFonts w:ascii="SimSun" w:eastAsia="SimSun" w:hAnsi="SimSun" w:cs="SimSun" w:hint="eastAsia"/>
+                <w:rFonts w:ascii="宋体" w:eastAsia="宋体" w:hAnsi="宋体" w:cs="宋体" w:hint="eastAsia"/>
               </w:rPr>
               <w:instrText xml:space="preserve"> PAGEREF _Toc27807 \h </w:instrText>
             </w:r>
             <w:r>
               <w:rPr>
-                <w:rFonts w:ascii="SimSun" w:eastAsia="SimSun" w:hAnsi="SimSun" w:cs="SimSun" w:hint="eastAsia"/>
-              </w:rPr>
-            </w:r>
-            <w:r>
-              <w:rPr>
-                <w:rFonts w:ascii="SimSun" w:eastAsia="SimSun" w:hAnsi="SimSun" w:cs="SimSun" w:hint="eastAsia"/>
+                <w:rFonts w:ascii="宋体" w:eastAsia="宋体" w:hAnsi="宋体" w:cs="宋体" w:hint="eastAsia"/>
+              </w:rPr>
+            </w:r>
+            <w:r>
+              <w:rPr>
+                <w:rFonts w:ascii="宋体" w:eastAsia="宋体" w:hAnsi="宋体" w:cs="宋体" w:hint="eastAsia"/>
               </w:rPr>
               <w:fldChar w:fldCharType="separate"/>
             </w:r>
             <w:r>
               <w:rPr>
-                <w:rFonts w:ascii="SimSun" w:eastAsia="SimSun" w:hAnsi="SimSun" w:cs="SimSun" w:hint="eastAsia"/>
+                <w:rFonts w:ascii="宋体" w:eastAsia="宋体" w:hAnsi="宋体" w:cs="宋体" w:hint="eastAsia"/>
               </w:rPr>
               <w:t>19</w:t>
             </w:r>
             <w:r>
               <w:rPr>
-                <w:rFonts w:ascii="SimSun" w:eastAsia="SimSun" w:hAnsi="SimSun" w:cs="SimSun" w:hint="eastAsia"/>
+                <w:rFonts w:ascii="宋体" w:eastAsia="宋体" w:hAnsi="宋体" w:cs="宋体" w:hint="eastAsia"/>
               </w:rPr>
               <w:fldChar w:fldCharType="end"/>
             </w:r>
@@ -2977,13 +2977,13 @@
               <w:tab w:val="right" w:leader="dot" w:pos="8300"/>
             </w:tabs>
             <w:rPr>
-              <w:rFonts w:ascii="SimSun" w:eastAsia="SimSun" w:hAnsi="SimSun" w:cs="SimSun"/>
+              <w:rFonts w:ascii="宋体" w:eastAsia="宋体" w:hAnsi="宋体" w:cs="宋体" w:hint="eastAsia"/>
             </w:rPr>
           </w:pPr>
           <w:hyperlink w:anchor="_Toc7640" w:history="1">
             <w:r>
               <w:rPr>
-                <w:rFonts w:ascii="SimSun" w:eastAsia="SimSun" w:hAnsi="SimSun" w:cs="SimSun" w:hint="eastAsia"/>
+                <w:rFonts w:ascii="宋体" w:eastAsia="宋体" w:hAnsi="宋体" w:cs="宋体" w:hint="eastAsia"/>
                 <w:bCs/>
                 <w:kern w:val="0"/>
                 <w:lang w:eastAsia="zh-TW"/>
@@ -2992,49 +2992,49 @@
             </w:r>
             <w:r>
               <w:rPr>
-                <w:rFonts w:ascii="SimSun" w:eastAsia="SimSun" w:hAnsi="SimSun" w:cs="SimSun" w:hint="eastAsia"/>
+                <w:rFonts w:ascii="宋体" w:eastAsia="宋体" w:hAnsi="宋体" w:cs="宋体" w:hint="eastAsia"/>
                 <w:lang w:val="zh-TW" w:eastAsia="zh-TW"/>
               </w:rPr>
               <w:t>攻击详情</w:t>
             </w:r>
             <w:r>
               <w:rPr>
-                <w:rFonts w:ascii="SimSun" w:eastAsia="SimSun" w:hAnsi="SimSun" w:cs="SimSun" w:hint="eastAsia"/>
+                <w:rFonts w:ascii="宋体" w:eastAsia="宋体" w:hAnsi="宋体" w:cs="宋体" w:hint="eastAsia"/>
               </w:rPr>
               <w:tab/>
             </w:r>
             <w:r>
               <w:rPr>
-                <w:rFonts w:ascii="SimSun" w:eastAsia="SimSun" w:hAnsi="SimSun" w:cs="SimSun" w:hint="eastAsia"/>
+                <w:rFonts w:ascii="宋体" w:eastAsia="宋体" w:hAnsi="宋体" w:cs="宋体" w:hint="eastAsia"/>
               </w:rPr>
               <w:fldChar w:fldCharType="begin"/>
             </w:r>
             <w:r>
               <w:rPr>
-                <w:rFonts w:ascii="SimSun" w:eastAsia="SimSun" w:hAnsi="SimSun" w:cs="SimSun" w:hint="eastAsia"/>
+                <w:rFonts w:ascii="宋体" w:eastAsia="宋体" w:hAnsi="宋体" w:cs="宋体" w:hint="eastAsia"/>
               </w:rPr>
               <w:instrText xml:space="preserve"> PAGEREF _Toc7640 \h </w:instrText>
             </w:r>
             <w:r>
               <w:rPr>
-                <w:rFonts w:ascii="SimSun" w:eastAsia="SimSun" w:hAnsi="SimSun" w:cs="SimSun" w:hint="eastAsia"/>
-              </w:rPr>
-            </w:r>
-            <w:r>
-              <w:rPr>
-                <w:rFonts w:ascii="SimSun" w:eastAsia="SimSun" w:hAnsi="SimSun" w:cs="SimSun" w:hint="eastAsia"/>
+                <w:rFonts w:ascii="宋体" w:eastAsia="宋体" w:hAnsi="宋体" w:cs="宋体" w:hint="eastAsia"/>
+              </w:rPr>
+            </w:r>
+            <w:r>
+              <w:rPr>
+                <w:rFonts w:ascii="宋体" w:eastAsia="宋体" w:hAnsi="宋体" w:cs="宋体" w:hint="eastAsia"/>
               </w:rPr>
               <w:fldChar w:fldCharType="separate"/>
             </w:r>
             <w:r>
               <w:rPr>
-                <w:rFonts w:ascii="SimSun" w:eastAsia="SimSun" w:hAnsi="SimSun" w:cs="SimSun" w:hint="eastAsia"/>
+                <w:rFonts w:ascii="宋体" w:eastAsia="宋体" w:hAnsi="宋体" w:cs="宋体" w:hint="eastAsia"/>
               </w:rPr>
               <w:t>19</w:t>
             </w:r>
             <w:r>
               <w:rPr>
-                <w:rFonts w:ascii="SimSun" w:eastAsia="SimSun" w:hAnsi="SimSun" w:cs="SimSun" w:hint="eastAsia"/>
+                <w:rFonts w:ascii="宋体" w:eastAsia="宋体" w:hAnsi="宋体" w:cs="宋体" w:hint="eastAsia"/>
               </w:rPr>
               <w:fldChar w:fldCharType="end"/>
             </w:r>
@@ -3049,13 +3049,13 @@
               <w:tab w:val="right" w:leader="dot" w:pos="8300"/>
             </w:tabs>
             <w:rPr>
-              <w:rFonts w:ascii="SimSun" w:eastAsia="SimSun" w:hAnsi="SimSun" w:cs="SimSun"/>
+              <w:rFonts w:ascii="宋体" w:eastAsia="宋体" w:hAnsi="宋体" w:cs="宋体" w:hint="eastAsia"/>
             </w:rPr>
           </w:pPr>
           <w:hyperlink w:anchor="_Toc13804" w:history="1">
             <w:r>
               <w:rPr>
-                <w:rFonts w:ascii="SimSun" w:eastAsia="SimSun" w:hAnsi="SimSun" w:cs="SimSun" w:hint="eastAsia"/>
+                <w:rFonts w:ascii="宋体" w:eastAsia="宋体" w:hAnsi="宋体" w:cs="宋体" w:hint="eastAsia"/>
                 <w:kern w:val="0"/>
                 <w:lang w:val="zh-TW" w:eastAsia="zh-TW"/>
               </w:rPr>
@@ -3063,48 +3063,48 @@
             </w:r>
             <w:r>
               <w:rPr>
-                <w:rFonts w:ascii="SimSun" w:eastAsia="SimSun" w:hAnsi="SimSun" w:cs="SimSun" w:hint="eastAsia"/>
+                <w:rFonts w:ascii="宋体" w:eastAsia="宋体" w:hAnsi="宋体" w:cs="宋体" w:hint="eastAsia"/>
               </w:rPr>
               <w:t>10.12.61.227，10.12.61.243:8012-XSS漏洞</w:t>
             </w:r>
             <w:r>
               <w:rPr>
-                <w:rFonts w:ascii="SimSun" w:eastAsia="SimSun" w:hAnsi="SimSun" w:cs="SimSun" w:hint="eastAsia"/>
+                <w:rFonts w:ascii="宋体" w:eastAsia="宋体" w:hAnsi="宋体" w:cs="宋体" w:hint="eastAsia"/>
               </w:rPr>
               <w:tab/>
             </w:r>
             <w:r>
               <w:rPr>
-                <w:rFonts w:ascii="SimSun" w:eastAsia="SimSun" w:hAnsi="SimSun" w:cs="SimSun" w:hint="eastAsia"/>
+                <w:rFonts w:ascii="宋体" w:eastAsia="宋体" w:hAnsi="宋体" w:cs="宋体" w:hint="eastAsia"/>
               </w:rPr>
               <w:fldChar w:fldCharType="begin"/>
             </w:r>
             <w:r>
               <w:rPr>
-                <w:rFonts w:ascii="SimSun" w:eastAsia="SimSun" w:hAnsi="SimSun" w:cs="SimSun" w:hint="eastAsia"/>
+                <w:rFonts w:ascii="宋体" w:eastAsia="宋体" w:hAnsi="宋体" w:cs="宋体" w:hint="eastAsia"/>
               </w:rPr>
               <w:instrText xml:space="preserve"> PAGEREF _Toc13804 \h </w:instrText>
             </w:r>
             <w:r>
               <w:rPr>
-                <w:rFonts w:ascii="SimSun" w:eastAsia="SimSun" w:hAnsi="SimSun" w:cs="SimSun" w:hint="eastAsia"/>
-              </w:rPr>
-            </w:r>
-            <w:r>
-              <w:rPr>
-                <w:rFonts w:ascii="SimSun" w:eastAsia="SimSun" w:hAnsi="SimSun" w:cs="SimSun" w:hint="eastAsia"/>
+                <w:rFonts w:ascii="宋体" w:eastAsia="宋体" w:hAnsi="宋体" w:cs="宋体" w:hint="eastAsia"/>
+              </w:rPr>
+            </w:r>
+            <w:r>
+              <w:rPr>
+                <w:rFonts w:ascii="宋体" w:eastAsia="宋体" w:hAnsi="宋体" w:cs="宋体" w:hint="eastAsia"/>
               </w:rPr>
               <w:fldChar w:fldCharType="separate"/>
             </w:r>
             <w:r>
               <w:rPr>
-                <w:rFonts w:ascii="SimSun" w:eastAsia="SimSun" w:hAnsi="SimSun" w:cs="SimSun" w:hint="eastAsia"/>
+                <w:rFonts w:ascii="宋体" w:eastAsia="宋体" w:hAnsi="宋体" w:cs="宋体" w:hint="eastAsia"/>
               </w:rPr>
               <w:t>20</w:t>
             </w:r>
             <w:r>
               <w:rPr>
-                <w:rFonts w:ascii="SimSun" w:eastAsia="SimSun" w:hAnsi="SimSun" w:cs="SimSun" w:hint="eastAsia"/>
+                <w:rFonts w:ascii="宋体" w:eastAsia="宋体" w:hAnsi="宋体" w:cs="宋体" w:hint="eastAsia"/>
               </w:rPr>
               <w:fldChar w:fldCharType="end"/>
             </w:r>
@@ -3119,13 +3119,13 @@
               <w:tab w:val="right" w:leader="dot" w:pos="8300"/>
             </w:tabs>
             <w:rPr>
-              <w:rFonts w:ascii="SimSun" w:eastAsia="SimSun" w:hAnsi="SimSun" w:cs="SimSun"/>
+              <w:rFonts w:ascii="宋体" w:eastAsia="宋体" w:hAnsi="宋体" w:cs="宋体" w:hint="eastAsia"/>
             </w:rPr>
           </w:pPr>
           <w:hyperlink w:anchor="_Toc9831" w:history="1">
             <w:r>
               <w:rPr>
-                <w:rFonts w:ascii="SimSun" w:eastAsia="SimSun" w:hAnsi="SimSun" w:cs="SimSun" w:hint="eastAsia"/>
+                <w:rFonts w:ascii="宋体" w:eastAsia="宋体" w:hAnsi="宋体" w:cs="宋体" w:hint="eastAsia"/>
                 <w:bCs/>
                 <w:kern w:val="0"/>
                 <w:lang w:val="zh-TW" w:eastAsia="zh-TW"/>
@@ -3134,49 +3134,49 @@
             </w:r>
             <w:r>
               <w:rPr>
-                <w:rFonts w:ascii="SimSun" w:eastAsia="SimSun" w:hAnsi="SimSun" w:cs="SimSun" w:hint="eastAsia"/>
+                <w:rFonts w:ascii="宋体" w:eastAsia="宋体" w:hAnsi="宋体" w:cs="宋体" w:hint="eastAsia"/>
                 <w:lang w:val="zh-TW" w:eastAsia="zh-TW"/>
               </w:rPr>
               <w:t>问题简要</w:t>
             </w:r>
             <w:r>
               <w:rPr>
-                <w:rFonts w:ascii="SimSun" w:eastAsia="SimSun" w:hAnsi="SimSun" w:cs="SimSun" w:hint="eastAsia"/>
+                <w:rFonts w:ascii="宋体" w:eastAsia="宋体" w:hAnsi="宋体" w:cs="宋体" w:hint="eastAsia"/>
               </w:rPr>
               <w:tab/>
             </w:r>
             <w:r>
               <w:rPr>
-                <w:rFonts w:ascii="SimSun" w:eastAsia="SimSun" w:hAnsi="SimSun" w:cs="SimSun" w:hint="eastAsia"/>
+                <w:rFonts w:ascii="宋体" w:eastAsia="宋体" w:hAnsi="宋体" w:cs="宋体" w:hint="eastAsia"/>
               </w:rPr>
               <w:fldChar w:fldCharType="begin"/>
             </w:r>
             <w:r>
               <w:rPr>
-                <w:rFonts w:ascii="SimSun" w:eastAsia="SimSun" w:hAnsi="SimSun" w:cs="SimSun" w:hint="eastAsia"/>
+                <w:rFonts w:ascii="宋体" w:eastAsia="宋体" w:hAnsi="宋体" w:cs="宋体" w:hint="eastAsia"/>
               </w:rPr>
               <w:instrText xml:space="preserve"> PAGEREF _Toc9831 \h </w:instrText>
             </w:r>
             <w:r>
               <w:rPr>
-                <w:rFonts w:ascii="SimSun" w:eastAsia="SimSun" w:hAnsi="SimSun" w:cs="SimSun" w:hint="eastAsia"/>
-              </w:rPr>
-            </w:r>
-            <w:r>
-              <w:rPr>
-                <w:rFonts w:ascii="SimSun" w:eastAsia="SimSun" w:hAnsi="SimSun" w:cs="SimSun" w:hint="eastAsia"/>
+                <w:rFonts w:ascii="宋体" w:eastAsia="宋体" w:hAnsi="宋体" w:cs="宋体" w:hint="eastAsia"/>
+              </w:rPr>
+            </w:r>
+            <w:r>
+              <w:rPr>
+                <w:rFonts w:ascii="宋体" w:eastAsia="宋体" w:hAnsi="宋体" w:cs="宋体" w:hint="eastAsia"/>
               </w:rPr>
               <w:fldChar w:fldCharType="separate"/>
             </w:r>
             <w:r>
               <w:rPr>
-                <w:rFonts w:ascii="SimSun" w:eastAsia="SimSun" w:hAnsi="SimSun" w:cs="SimSun" w:hint="eastAsia"/>
+                <w:rFonts w:ascii="宋体" w:eastAsia="宋体" w:hAnsi="宋体" w:cs="宋体" w:hint="eastAsia"/>
               </w:rPr>
               <w:t>20</w:t>
             </w:r>
             <w:r>
               <w:rPr>
-                <w:rFonts w:ascii="SimSun" w:eastAsia="SimSun" w:hAnsi="SimSun" w:cs="SimSun" w:hint="eastAsia"/>
+                <w:rFonts w:ascii="宋体" w:eastAsia="宋体" w:hAnsi="宋体" w:cs="宋体" w:hint="eastAsia"/>
               </w:rPr>
               <w:fldChar w:fldCharType="end"/>
             </w:r>
@@ -3191,13 +3191,13 @@
               <w:tab w:val="right" w:leader="dot" w:pos="8300"/>
             </w:tabs>
             <w:rPr>
-              <w:rFonts w:ascii="SimSun" w:eastAsia="SimSun" w:hAnsi="SimSun" w:cs="SimSun"/>
+              <w:rFonts w:ascii="宋体" w:eastAsia="宋体" w:hAnsi="宋体" w:cs="宋体" w:hint="eastAsia"/>
             </w:rPr>
           </w:pPr>
           <w:hyperlink w:anchor="_Toc14084" w:history="1">
             <w:r>
               <w:rPr>
-                <w:rFonts w:ascii="SimSun" w:eastAsia="SimSun" w:hAnsi="SimSun" w:cs="SimSun" w:hint="eastAsia"/>
+                <w:rFonts w:ascii="宋体" w:eastAsia="宋体" w:hAnsi="宋体" w:cs="宋体" w:hint="eastAsia"/>
                 <w:bCs/>
                 <w:kern w:val="0"/>
                 <w:lang w:val="zh-TW"/>
@@ -3206,49 +3206,49 @@
             </w:r>
             <w:r>
               <w:rPr>
-                <w:rFonts w:ascii="SimSun" w:eastAsia="SimSun" w:hAnsi="SimSun" w:cs="SimSun" w:hint="eastAsia"/>
+                <w:rFonts w:ascii="宋体" w:eastAsia="宋体" w:hAnsi="宋体" w:cs="宋体" w:hint="eastAsia"/>
                 <w:lang w:val="zh-TW" w:eastAsia="zh-TW"/>
               </w:rPr>
               <w:t>攻击详情</w:t>
             </w:r>
             <w:r>
               <w:rPr>
-                <w:rFonts w:ascii="SimSun" w:eastAsia="SimSun" w:hAnsi="SimSun" w:cs="SimSun" w:hint="eastAsia"/>
+                <w:rFonts w:ascii="宋体" w:eastAsia="宋体" w:hAnsi="宋体" w:cs="宋体" w:hint="eastAsia"/>
               </w:rPr>
               <w:tab/>
             </w:r>
             <w:r>
               <w:rPr>
-                <w:rFonts w:ascii="SimSun" w:eastAsia="SimSun" w:hAnsi="SimSun" w:cs="SimSun" w:hint="eastAsia"/>
+                <w:rFonts w:ascii="宋体" w:eastAsia="宋体" w:hAnsi="宋体" w:cs="宋体" w:hint="eastAsia"/>
               </w:rPr>
               <w:fldChar w:fldCharType="begin"/>
             </w:r>
             <w:r>
               <w:rPr>
-                <w:rFonts w:ascii="SimSun" w:eastAsia="SimSun" w:hAnsi="SimSun" w:cs="SimSun" w:hint="eastAsia"/>
+                <w:rFonts w:ascii="宋体" w:eastAsia="宋体" w:hAnsi="宋体" w:cs="宋体" w:hint="eastAsia"/>
               </w:rPr>
               <w:instrText xml:space="preserve"> PAGEREF _Toc14084 \h </w:instrText>
             </w:r>
             <w:r>
               <w:rPr>
-                <w:rFonts w:ascii="SimSun" w:eastAsia="SimSun" w:hAnsi="SimSun" w:cs="SimSun" w:hint="eastAsia"/>
-              </w:rPr>
-            </w:r>
-            <w:r>
-              <w:rPr>
-                <w:rFonts w:ascii="SimSun" w:eastAsia="SimSun" w:hAnsi="SimSun" w:cs="SimSun" w:hint="eastAsia"/>
+                <w:rFonts w:ascii="宋体" w:eastAsia="宋体" w:hAnsi="宋体" w:cs="宋体" w:hint="eastAsia"/>
+              </w:rPr>
+            </w:r>
+            <w:r>
+              <w:rPr>
+                <w:rFonts w:ascii="宋体" w:eastAsia="宋体" w:hAnsi="宋体" w:cs="宋体" w:hint="eastAsia"/>
               </w:rPr>
               <w:fldChar w:fldCharType="separate"/>
             </w:r>
             <w:r>
               <w:rPr>
-                <w:rFonts w:ascii="SimSun" w:eastAsia="SimSun" w:hAnsi="SimSun" w:cs="SimSun" w:hint="eastAsia"/>
+                <w:rFonts w:ascii="宋体" w:eastAsia="宋体" w:hAnsi="宋体" w:cs="宋体" w:hint="eastAsia"/>
               </w:rPr>
               <w:t>20</w:t>
             </w:r>
             <w:r>
               <w:rPr>
-                <w:rFonts w:ascii="SimSun" w:eastAsia="SimSun" w:hAnsi="SimSun" w:cs="SimSun" w:hint="eastAsia"/>
+                <w:rFonts w:ascii="宋体" w:eastAsia="宋体" w:hAnsi="宋体" w:cs="宋体" w:hint="eastAsia"/>
               </w:rPr>
               <w:fldChar w:fldCharType="end"/>
             </w:r>
@@ -3263,13 +3263,13 @@
               <w:tab w:val="right" w:leader="dot" w:pos="8300"/>
             </w:tabs>
             <w:rPr>
-              <w:rFonts w:ascii="SimSun" w:eastAsia="SimSun" w:hAnsi="SimSun" w:cs="SimSun"/>
+              <w:rFonts w:ascii="宋体" w:eastAsia="宋体" w:hAnsi="宋体" w:cs="宋体" w:hint="eastAsia"/>
             </w:rPr>
           </w:pPr>
           <w:hyperlink w:anchor="_Toc31341" w:history="1">
             <w:r>
               <w:rPr>
-                <w:rFonts w:ascii="SimSun" w:eastAsia="SimSun" w:hAnsi="SimSun" w:cs="SimSun" w:hint="eastAsia"/>
+                <w:rFonts w:ascii="宋体" w:eastAsia="宋体" w:hAnsi="宋体" w:cs="宋体" w:hint="eastAsia"/>
                 <w:kern w:val="0"/>
                 <w:lang w:val="zh-TW" w:eastAsia="zh-TW"/>
               </w:rPr>
@@ -3277,49 +3277,49 @@
             </w:r>
             <w:r>
               <w:rPr>
-                <w:rFonts w:ascii="SimSun" w:eastAsia="SimSun" w:hAnsi="SimSun" w:cs="SimSun" w:hint="eastAsia"/>
+                <w:rFonts w:ascii="宋体" w:eastAsia="宋体" w:hAnsi="宋体" w:cs="宋体" w:hint="eastAsia"/>
                 <w:lang w:val="zh-TW" w:eastAsia="zh-TW"/>
               </w:rPr>
               <w:t>多台-弱口令漏洞-高危</w:t>
             </w:r>
             <w:r>
               <w:rPr>
-                <w:rFonts w:ascii="SimSun" w:eastAsia="SimSun" w:hAnsi="SimSun" w:cs="SimSun" w:hint="eastAsia"/>
+                <w:rFonts w:ascii="宋体" w:eastAsia="宋体" w:hAnsi="宋体" w:cs="宋体" w:hint="eastAsia"/>
               </w:rPr>
               <w:tab/>
             </w:r>
             <w:r>
               <w:rPr>
-                <w:rFonts w:ascii="SimSun" w:eastAsia="SimSun" w:hAnsi="SimSun" w:cs="SimSun" w:hint="eastAsia"/>
+                <w:rFonts w:ascii="宋体" w:eastAsia="宋体" w:hAnsi="宋体" w:cs="宋体" w:hint="eastAsia"/>
               </w:rPr>
               <w:fldChar w:fldCharType="begin"/>
             </w:r>
             <w:r>
               <w:rPr>
-                <w:rFonts w:ascii="SimSun" w:eastAsia="SimSun" w:hAnsi="SimSun" w:cs="SimSun" w:hint="eastAsia"/>
+                <w:rFonts w:ascii="宋体" w:eastAsia="宋体" w:hAnsi="宋体" w:cs="宋体" w:hint="eastAsia"/>
               </w:rPr>
               <w:instrText xml:space="preserve"> PAGEREF _Toc31341 \h </w:instrText>
             </w:r>
             <w:r>
               <w:rPr>
-                <w:rFonts w:ascii="SimSun" w:eastAsia="SimSun" w:hAnsi="SimSun" w:cs="SimSun" w:hint="eastAsia"/>
-              </w:rPr>
-            </w:r>
-            <w:r>
-              <w:rPr>
-                <w:rFonts w:ascii="SimSun" w:eastAsia="SimSun" w:hAnsi="SimSun" w:cs="SimSun" w:hint="eastAsia"/>
+                <w:rFonts w:ascii="宋体" w:eastAsia="宋体" w:hAnsi="宋体" w:cs="宋体" w:hint="eastAsia"/>
+              </w:rPr>
+            </w:r>
+            <w:r>
+              <w:rPr>
+                <w:rFonts w:ascii="宋体" w:eastAsia="宋体" w:hAnsi="宋体" w:cs="宋体" w:hint="eastAsia"/>
               </w:rPr>
               <w:fldChar w:fldCharType="separate"/>
             </w:r>
             <w:r>
               <w:rPr>
-                <w:rFonts w:ascii="SimSun" w:eastAsia="SimSun" w:hAnsi="SimSun" w:cs="SimSun" w:hint="eastAsia"/>
+                <w:rFonts w:ascii="宋体" w:eastAsia="宋体" w:hAnsi="宋体" w:cs="宋体" w:hint="eastAsia"/>
               </w:rPr>
               <w:t>22</w:t>
             </w:r>
             <w:r>
               <w:rPr>
-                <w:rFonts w:ascii="SimSun" w:eastAsia="SimSun" w:hAnsi="SimSun" w:cs="SimSun" w:hint="eastAsia"/>
+                <w:rFonts w:ascii="宋体" w:eastAsia="宋体" w:hAnsi="宋体" w:cs="宋体" w:hint="eastAsia"/>
               </w:rPr>
               <w:fldChar w:fldCharType="end"/>
             </w:r>
@@ -3334,13 +3334,13 @@
               <w:tab w:val="right" w:leader="dot" w:pos="8300"/>
             </w:tabs>
             <w:rPr>
-              <w:rFonts w:ascii="SimSun" w:eastAsia="SimSun" w:hAnsi="SimSun" w:cs="SimSun"/>
+              <w:rFonts w:ascii="宋体" w:eastAsia="宋体" w:hAnsi="宋体" w:cs="宋体" w:hint="eastAsia"/>
             </w:rPr>
           </w:pPr>
           <w:hyperlink w:anchor="_Toc15908" w:history="1">
             <w:r>
               <w:rPr>
-                <w:rFonts w:ascii="SimSun" w:eastAsia="SimSun" w:hAnsi="SimSun" w:cs="SimSun" w:hint="eastAsia"/>
+                <w:rFonts w:ascii="宋体" w:eastAsia="宋体" w:hAnsi="宋体" w:cs="宋体" w:hint="eastAsia"/>
                 <w:bCs/>
                 <w:kern w:val="0"/>
                 <w:lang w:val="zh-TW" w:eastAsia="zh-TW"/>
@@ -3349,49 +3349,49 @@
             </w:r>
             <w:r>
               <w:rPr>
-                <w:rFonts w:ascii="SimSun" w:eastAsia="SimSun" w:hAnsi="SimSun" w:cs="SimSun" w:hint="eastAsia"/>
+                <w:rFonts w:ascii="宋体" w:eastAsia="宋体" w:hAnsi="宋体" w:cs="宋体" w:hint="eastAsia"/>
                 <w:lang w:val="zh-TW" w:eastAsia="zh-TW"/>
               </w:rPr>
               <w:t>问题简要</w:t>
             </w:r>
             <w:r>
               <w:rPr>
-                <w:rFonts w:ascii="SimSun" w:eastAsia="SimSun" w:hAnsi="SimSun" w:cs="SimSun" w:hint="eastAsia"/>
+                <w:rFonts w:ascii="宋体" w:eastAsia="宋体" w:hAnsi="宋体" w:cs="宋体" w:hint="eastAsia"/>
               </w:rPr>
               <w:tab/>
             </w:r>
             <w:r>
               <w:rPr>
-                <w:rFonts w:ascii="SimSun" w:eastAsia="SimSun" w:hAnsi="SimSun" w:cs="SimSun" w:hint="eastAsia"/>
+                <w:rFonts w:ascii="宋体" w:eastAsia="宋体" w:hAnsi="宋体" w:cs="宋体" w:hint="eastAsia"/>
               </w:rPr>
               <w:fldChar w:fldCharType="begin"/>
             </w:r>
             <w:r>
               <w:rPr>
-                <w:rFonts w:ascii="SimSun" w:eastAsia="SimSun" w:hAnsi="SimSun" w:cs="SimSun" w:hint="eastAsia"/>
+                <w:rFonts w:ascii="宋体" w:eastAsia="宋体" w:hAnsi="宋体" w:cs="宋体" w:hint="eastAsia"/>
               </w:rPr>
               <w:instrText xml:space="preserve"> PAGEREF _Toc15908 \h </w:instrText>
             </w:r>
             <w:r>
               <w:rPr>
-                <w:rFonts w:ascii="SimSun" w:eastAsia="SimSun" w:hAnsi="SimSun" w:cs="SimSun" w:hint="eastAsia"/>
-              </w:rPr>
-            </w:r>
-            <w:r>
-              <w:rPr>
-                <w:rFonts w:ascii="SimSun" w:eastAsia="SimSun" w:hAnsi="SimSun" w:cs="SimSun" w:hint="eastAsia"/>
+                <w:rFonts w:ascii="宋体" w:eastAsia="宋体" w:hAnsi="宋体" w:cs="宋体" w:hint="eastAsia"/>
+              </w:rPr>
+            </w:r>
+            <w:r>
+              <w:rPr>
+                <w:rFonts w:ascii="宋体" w:eastAsia="宋体" w:hAnsi="宋体" w:cs="宋体" w:hint="eastAsia"/>
               </w:rPr>
               <w:fldChar w:fldCharType="separate"/>
             </w:r>
             <w:r>
               <w:rPr>
-                <w:rFonts w:ascii="SimSun" w:eastAsia="SimSun" w:hAnsi="SimSun" w:cs="SimSun" w:hint="eastAsia"/>
+                <w:rFonts w:ascii="宋体" w:eastAsia="宋体" w:hAnsi="宋体" w:cs="宋体" w:hint="eastAsia"/>
               </w:rPr>
               <w:t>22</w:t>
             </w:r>
             <w:r>
               <w:rPr>
-                <w:rFonts w:ascii="SimSun" w:eastAsia="SimSun" w:hAnsi="SimSun" w:cs="SimSun" w:hint="eastAsia"/>
+                <w:rFonts w:ascii="宋体" w:eastAsia="宋体" w:hAnsi="宋体" w:cs="宋体" w:hint="eastAsia"/>
               </w:rPr>
               <w:fldChar w:fldCharType="end"/>
             </w:r>
@@ -3406,13 +3406,13 @@
               <w:tab w:val="right" w:leader="dot" w:pos="8300"/>
             </w:tabs>
             <w:rPr>
-              <w:rFonts w:ascii="SimSun" w:eastAsia="SimSun" w:hAnsi="SimSun" w:cs="SimSun"/>
+              <w:rFonts w:ascii="宋体" w:eastAsia="宋体" w:hAnsi="宋体" w:cs="宋体" w:hint="eastAsia"/>
             </w:rPr>
           </w:pPr>
           <w:hyperlink w:anchor="_Toc16410" w:history="1">
             <w:r>
               <w:rPr>
-                <w:rFonts w:ascii="SimSun" w:eastAsia="SimSun" w:hAnsi="SimSun" w:cs="SimSun" w:hint="eastAsia"/>
+                <w:rFonts w:ascii="宋体" w:eastAsia="宋体" w:hAnsi="宋体" w:cs="宋体" w:hint="eastAsia"/>
                 <w:bCs/>
                 <w:kern w:val="0"/>
                 <w:lang w:val="zh-TW" w:eastAsia="zh-TW"/>
@@ -3421,49 +3421,49 @@
             </w:r>
             <w:r>
               <w:rPr>
-                <w:rFonts w:ascii="SimSun" w:eastAsia="SimSun" w:hAnsi="SimSun" w:cs="SimSun" w:hint="eastAsia"/>
+                <w:rFonts w:ascii="宋体" w:eastAsia="宋体" w:hAnsi="宋体" w:cs="宋体" w:hint="eastAsia"/>
                 <w:lang w:val="zh-TW" w:eastAsia="zh-TW"/>
               </w:rPr>
               <w:t>攻击详情</w:t>
             </w:r>
             <w:r>
               <w:rPr>
-                <w:rFonts w:ascii="SimSun" w:eastAsia="SimSun" w:hAnsi="SimSun" w:cs="SimSun" w:hint="eastAsia"/>
+                <w:rFonts w:ascii="宋体" w:eastAsia="宋体" w:hAnsi="宋体" w:cs="宋体" w:hint="eastAsia"/>
               </w:rPr>
               <w:tab/>
             </w:r>
             <w:r>
               <w:rPr>
-                <w:rFonts w:ascii="SimSun" w:eastAsia="SimSun" w:hAnsi="SimSun" w:cs="SimSun" w:hint="eastAsia"/>
+                <w:rFonts w:ascii="宋体" w:eastAsia="宋体" w:hAnsi="宋体" w:cs="宋体" w:hint="eastAsia"/>
               </w:rPr>
               <w:fldChar w:fldCharType="begin"/>
             </w:r>
             <w:r>
               <w:rPr>
-                <w:rFonts w:ascii="SimSun" w:eastAsia="SimSun" w:hAnsi="SimSun" w:cs="SimSun" w:hint="eastAsia"/>
+                <w:rFonts w:ascii="宋体" w:eastAsia="宋体" w:hAnsi="宋体" w:cs="宋体" w:hint="eastAsia"/>
               </w:rPr>
               <w:instrText xml:space="preserve"> PAGEREF _Toc16410 \h </w:instrText>
             </w:r>
             <w:r>
               <w:rPr>
-                <w:rFonts w:ascii="SimSun" w:eastAsia="SimSun" w:hAnsi="SimSun" w:cs="SimSun" w:hint="eastAsia"/>
-              </w:rPr>
-            </w:r>
-            <w:r>
-              <w:rPr>
-                <w:rFonts w:ascii="SimSun" w:eastAsia="SimSun" w:hAnsi="SimSun" w:cs="SimSun" w:hint="eastAsia"/>
+                <w:rFonts w:ascii="宋体" w:eastAsia="宋体" w:hAnsi="宋体" w:cs="宋体" w:hint="eastAsia"/>
+              </w:rPr>
+            </w:r>
+            <w:r>
+              <w:rPr>
+                <w:rFonts w:ascii="宋体" w:eastAsia="宋体" w:hAnsi="宋体" w:cs="宋体" w:hint="eastAsia"/>
               </w:rPr>
               <w:fldChar w:fldCharType="separate"/>
             </w:r>
             <w:r>
               <w:rPr>
-                <w:rFonts w:ascii="SimSun" w:eastAsia="SimSun" w:hAnsi="SimSun" w:cs="SimSun" w:hint="eastAsia"/>
+                <w:rFonts w:ascii="宋体" w:eastAsia="宋体" w:hAnsi="宋体" w:cs="宋体" w:hint="eastAsia"/>
               </w:rPr>
               <w:t>23</w:t>
             </w:r>
             <w:r>
               <w:rPr>
-                <w:rFonts w:ascii="SimSun" w:eastAsia="SimSun" w:hAnsi="SimSun" w:cs="SimSun" w:hint="eastAsia"/>
+                <w:rFonts w:ascii="宋体" w:eastAsia="宋体" w:hAnsi="宋体" w:cs="宋体" w:hint="eastAsia"/>
               </w:rPr>
               <w:fldChar w:fldCharType="end"/>
             </w:r>
@@ -3478,13 +3478,13 @@
               <w:tab w:val="right" w:leader="dot" w:pos="8300"/>
             </w:tabs>
             <w:rPr>
-              <w:rFonts w:ascii="SimSun" w:eastAsia="SimSun" w:hAnsi="SimSun" w:cs="SimSun"/>
+              <w:rFonts w:ascii="宋体" w:eastAsia="宋体" w:hAnsi="宋体" w:cs="宋体" w:hint="eastAsia"/>
             </w:rPr>
           </w:pPr>
           <w:hyperlink w:anchor="_Toc11793" w:history="1">
             <w:r>
               <w:rPr>
-                <w:rFonts w:ascii="SimSun" w:eastAsia="SimSun" w:hAnsi="SimSun" w:cs="SimSun" w:hint="eastAsia"/>
+                <w:rFonts w:ascii="宋体" w:eastAsia="宋体" w:hAnsi="宋体" w:cs="宋体" w:hint="eastAsia"/>
                 <w:kern w:val="0"/>
                 <w:lang w:val="zh-TW" w:eastAsia="zh-TW"/>
               </w:rPr>
@@ -3492,48 +3492,48 @@
             </w:r>
             <w:r>
               <w:rPr>
-                <w:rFonts w:ascii="SimSun" w:eastAsia="SimSun" w:hAnsi="SimSun" w:cs="SimSun" w:hint="eastAsia"/>
+                <w:rFonts w:ascii="宋体" w:eastAsia="宋体" w:hAnsi="宋体" w:cs="宋体" w:hint="eastAsia"/>
               </w:rPr>
               <w:t>10.12.67.80:8848-nacos身份认证绕过漏洞</w:t>
             </w:r>
             <w:r>
               <w:rPr>
-                <w:rFonts w:ascii="SimSun" w:eastAsia="SimSun" w:hAnsi="SimSun" w:cs="SimSun" w:hint="eastAsia"/>
+                <w:rFonts w:ascii="宋体" w:eastAsia="宋体" w:hAnsi="宋体" w:cs="宋体" w:hint="eastAsia"/>
               </w:rPr>
               <w:tab/>
             </w:r>
             <w:r>
               <w:rPr>
-                <w:rFonts w:ascii="SimSun" w:eastAsia="SimSun" w:hAnsi="SimSun" w:cs="SimSun" w:hint="eastAsia"/>
+                <w:rFonts w:ascii="宋体" w:eastAsia="宋体" w:hAnsi="宋体" w:cs="宋体" w:hint="eastAsia"/>
               </w:rPr>
               <w:fldChar w:fldCharType="begin"/>
             </w:r>
             <w:r>
               <w:rPr>
-                <w:rFonts w:ascii="SimSun" w:eastAsia="SimSun" w:hAnsi="SimSun" w:cs="SimSun" w:hint="eastAsia"/>
+                <w:rFonts w:ascii="宋体" w:eastAsia="宋体" w:hAnsi="宋体" w:cs="宋体" w:hint="eastAsia"/>
               </w:rPr>
               <w:instrText xml:space="preserve"> PAGEREF _Toc11793 \h </w:instrText>
             </w:r>
             <w:r>
               <w:rPr>
-                <w:rFonts w:ascii="SimSun" w:eastAsia="SimSun" w:hAnsi="SimSun" w:cs="SimSun" w:hint="eastAsia"/>
-              </w:rPr>
-            </w:r>
-            <w:r>
-              <w:rPr>
-                <w:rFonts w:ascii="SimSun" w:eastAsia="SimSun" w:hAnsi="SimSun" w:cs="SimSun" w:hint="eastAsia"/>
+                <w:rFonts w:ascii="宋体" w:eastAsia="宋体" w:hAnsi="宋体" w:cs="宋体" w:hint="eastAsia"/>
+              </w:rPr>
+            </w:r>
+            <w:r>
+              <w:rPr>
+                <w:rFonts w:ascii="宋体" w:eastAsia="宋体" w:hAnsi="宋体" w:cs="宋体" w:hint="eastAsia"/>
               </w:rPr>
               <w:fldChar w:fldCharType="separate"/>
             </w:r>
             <w:r>
               <w:rPr>
-                <w:rFonts w:ascii="SimSun" w:eastAsia="SimSun" w:hAnsi="SimSun" w:cs="SimSun" w:hint="eastAsia"/>
+                <w:rFonts w:ascii="宋体" w:eastAsia="宋体" w:hAnsi="宋体" w:cs="宋体" w:hint="eastAsia"/>
               </w:rPr>
               <w:t>26</w:t>
             </w:r>
             <w:r>
               <w:rPr>
-                <w:rFonts w:ascii="SimSun" w:eastAsia="SimSun" w:hAnsi="SimSun" w:cs="SimSun" w:hint="eastAsia"/>
+                <w:rFonts w:ascii="宋体" w:eastAsia="宋体" w:hAnsi="宋体" w:cs="宋体" w:hint="eastAsia"/>
               </w:rPr>
               <w:fldChar w:fldCharType="end"/>
             </w:r>
@@ -3548,13 +3548,13 @@
               <w:tab w:val="right" w:leader="dot" w:pos="8300"/>
             </w:tabs>
             <w:rPr>
-              <w:rFonts w:ascii="SimSun" w:eastAsia="SimSun" w:hAnsi="SimSun" w:cs="SimSun"/>
+              <w:rFonts w:ascii="宋体" w:eastAsia="宋体" w:hAnsi="宋体" w:cs="宋体" w:hint="eastAsia"/>
             </w:rPr>
           </w:pPr>
           <w:hyperlink w:anchor="_Toc14098" w:history="1">
             <w:r>
               <w:rPr>
-                <w:rFonts w:ascii="SimSun" w:eastAsia="SimSun" w:hAnsi="SimSun" w:cs="SimSun" w:hint="eastAsia"/>
+                <w:rFonts w:ascii="宋体" w:eastAsia="宋体" w:hAnsi="宋体" w:cs="宋体" w:hint="eastAsia"/>
                 <w:bCs/>
                 <w:kern w:val="0"/>
                 <w:lang w:val="zh-TW" w:eastAsia="zh-TW"/>
@@ -3563,49 +3563,49 @@
             </w:r>
             <w:r>
               <w:rPr>
-                <w:rFonts w:ascii="SimSun" w:eastAsia="SimSun" w:hAnsi="SimSun" w:cs="SimSun" w:hint="eastAsia"/>
+                <w:rFonts w:ascii="宋体" w:eastAsia="宋体" w:hAnsi="宋体" w:cs="宋体" w:hint="eastAsia"/>
                 <w:lang w:val="zh-TW" w:eastAsia="zh-TW"/>
               </w:rPr>
               <w:t>问题简要</w:t>
             </w:r>
             <w:r>
               <w:rPr>
-                <w:rFonts w:ascii="SimSun" w:eastAsia="SimSun" w:hAnsi="SimSun" w:cs="SimSun" w:hint="eastAsia"/>
+                <w:rFonts w:ascii="宋体" w:eastAsia="宋体" w:hAnsi="宋体" w:cs="宋体" w:hint="eastAsia"/>
               </w:rPr>
               <w:tab/>
             </w:r>
             <w:r>
               <w:rPr>
-                <w:rFonts w:ascii="SimSun" w:eastAsia="SimSun" w:hAnsi="SimSun" w:cs="SimSun" w:hint="eastAsia"/>
+                <w:rFonts w:ascii="宋体" w:eastAsia="宋体" w:hAnsi="宋体" w:cs="宋体" w:hint="eastAsia"/>
               </w:rPr>
               <w:fldChar w:fldCharType="begin"/>
             </w:r>
             <w:r>
               <w:rPr>
-                <w:rFonts w:ascii="SimSun" w:eastAsia="SimSun" w:hAnsi="SimSun" w:cs="SimSun" w:hint="eastAsia"/>
+                <w:rFonts w:ascii="宋体" w:eastAsia="宋体" w:hAnsi="宋体" w:cs="宋体" w:hint="eastAsia"/>
               </w:rPr>
               <w:instrText xml:space="preserve"> PAGEREF _Toc14098 \h </w:instrText>
             </w:r>
             <w:r>
               <w:rPr>
-                <w:rFonts w:ascii="SimSun" w:eastAsia="SimSun" w:hAnsi="SimSun" w:cs="SimSun" w:hint="eastAsia"/>
-              </w:rPr>
-            </w:r>
-            <w:r>
-              <w:rPr>
-                <w:rFonts w:ascii="SimSun" w:eastAsia="SimSun" w:hAnsi="SimSun" w:cs="SimSun" w:hint="eastAsia"/>
+                <w:rFonts w:ascii="宋体" w:eastAsia="宋体" w:hAnsi="宋体" w:cs="宋体" w:hint="eastAsia"/>
+              </w:rPr>
+            </w:r>
+            <w:r>
+              <w:rPr>
+                <w:rFonts w:ascii="宋体" w:eastAsia="宋体" w:hAnsi="宋体" w:cs="宋体" w:hint="eastAsia"/>
               </w:rPr>
               <w:fldChar w:fldCharType="separate"/>
             </w:r>
             <w:r>
               <w:rPr>
-                <w:rFonts w:ascii="SimSun" w:eastAsia="SimSun" w:hAnsi="SimSun" w:cs="SimSun" w:hint="eastAsia"/>
+                <w:rFonts w:ascii="宋体" w:eastAsia="宋体" w:hAnsi="宋体" w:cs="宋体" w:hint="eastAsia"/>
               </w:rPr>
               <w:t>26</w:t>
             </w:r>
             <w:r>
               <w:rPr>
-                <w:rFonts w:ascii="SimSun" w:eastAsia="SimSun" w:hAnsi="SimSun" w:cs="SimSun" w:hint="eastAsia"/>
+                <w:rFonts w:ascii="宋体" w:eastAsia="宋体" w:hAnsi="宋体" w:cs="宋体" w:hint="eastAsia"/>
               </w:rPr>
               <w:fldChar w:fldCharType="end"/>
             </w:r>
@@ -3620,13 +3620,13 @@
               <w:tab w:val="right" w:leader="dot" w:pos="8300"/>
             </w:tabs>
             <w:rPr>
-              <w:rFonts w:ascii="SimSun" w:eastAsia="SimSun" w:hAnsi="SimSun" w:cs="SimSun"/>
+              <w:rFonts w:ascii="宋体" w:eastAsia="宋体" w:hAnsi="宋体" w:cs="宋体" w:hint="eastAsia"/>
             </w:rPr>
           </w:pPr>
           <w:hyperlink w:anchor="_Toc22543" w:history="1">
             <w:r>
               <w:rPr>
-                <w:rFonts w:ascii="SimSun" w:eastAsia="SimSun" w:hAnsi="SimSun" w:cs="SimSun" w:hint="eastAsia"/>
+                <w:rFonts w:ascii="宋体" w:eastAsia="宋体" w:hAnsi="宋体" w:cs="宋体" w:hint="eastAsia"/>
                 <w:bCs/>
                 <w:kern w:val="0"/>
                 <w:lang w:val="zh-TW" w:eastAsia="zh-TW"/>
@@ -3635,49 +3635,49 @@
             </w:r>
             <w:r>
               <w:rPr>
-                <w:rFonts w:ascii="SimSun" w:eastAsia="SimSun" w:hAnsi="SimSun" w:cs="SimSun" w:hint="eastAsia"/>
+                <w:rFonts w:ascii="宋体" w:eastAsia="宋体" w:hAnsi="宋体" w:cs="宋体" w:hint="eastAsia"/>
                 <w:lang w:val="zh-TW" w:eastAsia="zh-TW"/>
               </w:rPr>
               <w:t>攻击详情</w:t>
             </w:r>
             <w:r>
               <w:rPr>
-                <w:rFonts w:ascii="SimSun" w:eastAsia="SimSun" w:hAnsi="SimSun" w:cs="SimSun" w:hint="eastAsia"/>
+                <w:rFonts w:ascii="宋体" w:eastAsia="宋体" w:hAnsi="宋体" w:cs="宋体" w:hint="eastAsia"/>
               </w:rPr>
               <w:tab/>
             </w:r>
             <w:r>
               <w:rPr>
-                <w:rFonts w:ascii="SimSun" w:eastAsia="SimSun" w:hAnsi="SimSun" w:cs="SimSun" w:hint="eastAsia"/>
+                <w:rFonts w:ascii="宋体" w:eastAsia="宋体" w:hAnsi="宋体" w:cs="宋体" w:hint="eastAsia"/>
               </w:rPr>
               <w:fldChar w:fldCharType="begin"/>
             </w:r>
             <w:r>
               <w:rPr>
-                <w:rFonts w:ascii="SimSun" w:eastAsia="SimSun" w:hAnsi="SimSun" w:cs="SimSun" w:hint="eastAsia"/>
+                <w:rFonts w:ascii="宋体" w:eastAsia="宋体" w:hAnsi="宋体" w:cs="宋体" w:hint="eastAsia"/>
               </w:rPr>
               <w:instrText xml:space="preserve"> PAGEREF _Toc22543 \h </w:instrText>
             </w:r>
             <w:r>
               <w:rPr>
-                <w:rFonts w:ascii="SimSun" w:eastAsia="SimSun" w:hAnsi="SimSun" w:cs="SimSun" w:hint="eastAsia"/>
-              </w:rPr>
-            </w:r>
-            <w:r>
-              <w:rPr>
-                <w:rFonts w:ascii="SimSun" w:eastAsia="SimSun" w:hAnsi="SimSun" w:cs="SimSun" w:hint="eastAsia"/>
+                <w:rFonts w:ascii="宋体" w:eastAsia="宋体" w:hAnsi="宋体" w:cs="宋体" w:hint="eastAsia"/>
+              </w:rPr>
+            </w:r>
+            <w:r>
+              <w:rPr>
+                <w:rFonts w:ascii="宋体" w:eastAsia="宋体" w:hAnsi="宋体" w:cs="宋体" w:hint="eastAsia"/>
               </w:rPr>
               <w:fldChar w:fldCharType="separate"/>
             </w:r>
             <w:r>
               <w:rPr>
-                <w:rFonts w:ascii="SimSun" w:eastAsia="SimSun" w:hAnsi="SimSun" w:cs="SimSun" w:hint="eastAsia"/>
+                <w:rFonts w:ascii="宋体" w:eastAsia="宋体" w:hAnsi="宋体" w:cs="宋体" w:hint="eastAsia"/>
               </w:rPr>
               <w:t>27</w:t>
             </w:r>
             <w:r>
               <w:rPr>
-                <w:rFonts w:ascii="SimSun" w:eastAsia="SimSun" w:hAnsi="SimSun" w:cs="SimSun" w:hint="eastAsia"/>
+                <w:rFonts w:ascii="宋体" w:eastAsia="宋体" w:hAnsi="宋体" w:cs="宋体" w:hint="eastAsia"/>
               </w:rPr>
               <w:fldChar w:fldCharType="end"/>
             </w:r>
@@ -3692,13 +3692,13 @@
               <w:tab w:val="right" w:leader="dot" w:pos="8300"/>
             </w:tabs>
             <w:rPr>
-              <w:rFonts w:ascii="SimSun" w:eastAsia="SimSun" w:hAnsi="SimSun" w:cs="SimSun"/>
+              <w:rFonts w:ascii="宋体" w:eastAsia="宋体" w:hAnsi="宋体" w:cs="宋体" w:hint="eastAsia"/>
             </w:rPr>
           </w:pPr>
           <w:hyperlink w:anchor="_Toc25355" w:history="1">
             <w:r>
               <w:rPr>
-                <w:rFonts w:ascii="SimSun" w:eastAsia="SimSun" w:hAnsi="SimSun" w:cs="SimSun" w:hint="eastAsia"/>
+                <w:rFonts w:ascii="宋体" w:eastAsia="宋体" w:hAnsi="宋体" w:cs="宋体" w:hint="eastAsia"/>
                 <w:kern w:val="0"/>
                 <w:lang w:val="zh-TW" w:eastAsia="zh-TW"/>
               </w:rPr>
@@ -3706,62 +3706,62 @@
             </w:r>
             <w:r>
               <w:rPr>
-                <w:rFonts w:ascii="SimSun" w:eastAsia="SimSun" w:hAnsi="SimSun" w:cs="SimSun" w:hint="eastAsia"/>
+                <w:rFonts w:ascii="宋体" w:eastAsia="宋体" w:hAnsi="宋体" w:cs="宋体" w:hint="eastAsia"/>
                 <w:lang w:val="zh-CN"/>
               </w:rPr>
               <w:t>10.12.62.26:909</w:t>
             </w:r>
             <w:r>
               <w:rPr>
-                <w:rFonts w:ascii="SimSun" w:eastAsia="SimSun" w:hAnsi="SimSun" w:cs="SimSun" w:hint="eastAsia"/>
+                <w:rFonts w:ascii="宋体" w:eastAsia="宋体" w:hAnsi="宋体" w:cs="宋体" w:hint="eastAsia"/>
               </w:rPr>
               <w:t>0-</w:t>
             </w:r>
             <w:r>
               <w:rPr>
-                <w:rFonts w:ascii="SimSun" w:eastAsia="SimSun" w:hAnsi="SimSun" w:cs="SimSun" w:hint="eastAsia"/>
+                <w:rFonts w:ascii="宋体" w:eastAsia="宋体" w:hAnsi="宋体" w:cs="宋体" w:hint="eastAsia"/>
                 <w:lang w:val="zh-CN"/>
               </w:rPr>
               <w:t>未授权访问</w:t>
             </w:r>
             <w:r>
               <w:rPr>
-                <w:rFonts w:ascii="SimSun" w:eastAsia="SimSun" w:hAnsi="SimSun" w:cs="SimSun" w:hint="eastAsia"/>
+                <w:rFonts w:ascii="宋体" w:eastAsia="宋体" w:hAnsi="宋体" w:cs="宋体" w:hint="eastAsia"/>
               </w:rPr>
               <w:tab/>
             </w:r>
             <w:r>
               <w:rPr>
-                <w:rFonts w:ascii="SimSun" w:eastAsia="SimSun" w:hAnsi="SimSun" w:cs="SimSun" w:hint="eastAsia"/>
+                <w:rFonts w:ascii="宋体" w:eastAsia="宋体" w:hAnsi="宋体" w:cs="宋体" w:hint="eastAsia"/>
               </w:rPr>
               <w:fldChar w:fldCharType="begin"/>
             </w:r>
             <w:r>
               <w:rPr>
-                <w:rFonts w:ascii="SimSun" w:eastAsia="SimSun" w:hAnsi="SimSun" w:cs="SimSun" w:hint="eastAsia"/>
+                <w:rFonts w:ascii="宋体" w:eastAsia="宋体" w:hAnsi="宋体" w:cs="宋体" w:hint="eastAsia"/>
               </w:rPr>
               <w:instrText xml:space="preserve"> PAGEREF _Toc25355 \h </w:instrText>
             </w:r>
             <w:r>
               <w:rPr>
-                <w:rFonts w:ascii="SimSun" w:eastAsia="SimSun" w:hAnsi="SimSun" w:cs="SimSun" w:hint="eastAsia"/>
-              </w:rPr>
-            </w:r>
-            <w:r>
-              <w:rPr>
-                <w:rFonts w:ascii="SimSun" w:eastAsia="SimSun" w:hAnsi="SimSun" w:cs="SimSun" w:hint="eastAsia"/>
+                <w:rFonts w:ascii="宋体" w:eastAsia="宋体" w:hAnsi="宋体" w:cs="宋体" w:hint="eastAsia"/>
+              </w:rPr>
+            </w:r>
+            <w:r>
+              <w:rPr>
+                <w:rFonts w:ascii="宋体" w:eastAsia="宋体" w:hAnsi="宋体" w:cs="宋体" w:hint="eastAsia"/>
               </w:rPr>
               <w:fldChar w:fldCharType="separate"/>
             </w:r>
             <w:r>
               <w:rPr>
-                <w:rFonts w:ascii="SimSun" w:eastAsia="SimSun" w:hAnsi="SimSun" w:cs="SimSun" w:hint="eastAsia"/>
+                <w:rFonts w:ascii="宋体" w:eastAsia="宋体" w:hAnsi="宋体" w:cs="宋体" w:hint="eastAsia"/>
               </w:rPr>
               <w:t>28</w:t>
             </w:r>
             <w:r>
               <w:rPr>
-                <w:rFonts w:ascii="SimSun" w:eastAsia="SimSun" w:hAnsi="SimSun" w:cs="SimSun" w:hint="eastAsia"/>
+                <w:rFonts w:ascii="宋体" w:eastAsia="宋体" w:hAnsi="宋体" w:cs="宋体" w:hint="eastAsia"/>
               </w:rPr>
               <w:fldChar w:fldCharType="end"/>
             </w:r>
@@ -3776,13 +3776,13 @@
               <w:tab w:val="right" w:leader="dot" w:pos="8300"/>
             </w:tabs>
             <w:rPr>
-              <w:rFonts w:ascii="SimSun" w:eastAsia="SimSun" w:hAnsi="SimSun" w:cs="SimSun"/>
+              <w:rFonts w:ascii="宋体" w:eastAsia="宋体" w:hAnsi="宋体" w:cs="宋体" w:hint="eastAsia"/>
             </w:rPr>
           </w:pPr>
           <w:hyperlink w:anchor="_Toc21108" w:history="1">
             <w:r>
               <w:rPr>
-                <w:rFonts w:ascii="SimSun" w:eastAsia="SimSun" w:hAnsi="SimSun" w:cs="SimSun" w:hint="eastAsia"/>
+                <w:rFonts w:ascii="宋体" w:eastAsia="宋体" w:hAnsi="宋体" w:cs="宋体" w:hint="eastAsia"/>
                 <w:bCs/>
                 <w:kern w:val="0"/>
                 <w:lang w:val="zh-TW" w:eastAsia="zh-TW"/>
@@ -3791,49 +3791,49 @@
             </w:r>
             <w:r>
               <w:rPr>
-                <w:rFonts w:ascii="SimSun" w:eastAsia="SimSun" w:hAnsi="SimSun" w:cs="SimSun" w:hint="eastAsia"/>
+                <w:rFonts w:ascii="宋体" w:eastAsia="宋体" w:hAnsi="宋体" w:cs="宋体" w:hint="eastAsia"/>
                 <w:lang w:val="zh-TW" w:eastAsia="zh-TW"/>
               </w:rPr>
               <w:t>问题简要</w:t>
             </w:r>
             <w:r>
               <w:rPr>
-                <w:rFonts w:ascii="SimSun" w:eastAsia="SimSun" w:hAnsi="SimSun" w:cs="SimSun" w:hint="eastAsia"/>
+                <w:rFonts w:ascii="宋体" w:eastAsia="宋体" w:hAnsi="宋体" w:cs="宋体" w:hint="eastAsia"/>
               </w:rPr>
               <w:tab/>
             </w:r>
             <w:r>
               <w:rPr>
-                <w:rFonts w:ascii="SimSun" w:eastAsia="SimSun" w:hAnsi="SimSun" w:cs="SimSun" w:hint="eastAsia"/>
+                <w:rFonts w:ascii="宋体" w:eastAsia="宋体" w:hAnsi="宋体" w:cs="宋体" w:hint="eastAsia"/>
               </w:rPr>
               <w:fldChar w:fldCharType="begin"/>
             </w:r>
             <w:r>
               <w:rPr>
-                <w:rFonts w:ascii="SimSun" w:eastAsia="SimSun" w:hAnsi="SimSun" w:cs="SimSun" w:hint="eastAsia"/>
+                <w:rFonts w:ascii="宋体" w:eastAsia="宋体" w:hAnsi="宋体" w:cs="宋体" w:hint="eastAsia"/>
               </w:rPr>
               <w:instrText xml:space="preserve"> PAGEREF _Toc21108 \h </w:instrText>
             </w:r>
             <w:r>
               <w:rPr>
-                <w:rFonts w:ascii="SimSun" w:eastAsia="SimSun" w:hAnsi="SimSun" w:cs="SimSun" w:hint="eastAsia"/>
-              </w:rPr>
-            </w:r>
-            <w:r>
-              <w:rPr>
-                <w:rFonts w:ascii="SimSun" w:eastAsia="SimSun" w:hAnsi="SimSun" w:cs="SimSun" w:hint="eastAsia"/>
+                <w:rFonts w:ascii="宋体" w:eastAsia="宋体" w:hAnsi="宋体" w:cs="宋体" w:hint="eastAsia"/>
+              </w:rPr>
+            </w:r>
+            <w:r>
+              <w:rPr>
+                <w:rFonts w:ascii="宋体" w:eastAsia="宋体" w:hAnsi="宋体" w:cs="宋体" w:hint="eastAsia"/>
               </w:rPr>
               <w:fldChar w:fldCharType="separate"/>
             </w:r>
             <w:r>
               <w:rPr>
-                <w:rFonts w:ascii="SimSun" w:eastAsia="SimSun" w:hAnsi="SimSun" w:cs="SimSun" w:hint="eastAsia"/>
+                <w:rFonts w:ascii="宋体" w:eastAsia="宋体" w:hAnsi="宋体" w:cs="宋体" w:hint="eastAsia"/>
               </w:rPr>
               <w:t>28</w:t>
             </w:r>
             <w:r>
               <w:rPr>
-                <w:rFonts w:ascii="SimSun" w:eastAsia="SimSun" w:hAnsi="SimSun" w:cs="SimSun" w:hint="eastAsia"/>
+                <w:rFonts w:ascii="宋体" w:eastAsia="宋体" w:hAnsi="宋体" w:cs="宋体" w:hint="eastAsia"/>
               </w:rPr>
               <w:fldChar w:fldCharType="end"/>
             </w:r>
@@ -3848,13 +3848,13 @@
               <w:tab w:val="right" w:leader="dot" w:pos="8300"/>
             </w:tabs>
             <w:rPr>
-              <w:rFonts w:ascii="SimSun" w:eastAsia="SimSun" w:hAnsi="SimSun" w:cs="SimSun"/>
+              <w:rFonts w:ascii="宋体" w:eastAsia="宋体" w:hAnsi="宋体" w:cs="宋体" w:hint="eastAsia"/>
             </w:rPr>
           </w:pPr>
           <w:hyperlink w:anchor="_Toc1166" w:history="1">
             <w:r>
               <w:rPr>
-                <w:rFonts w:ascii="SimSun" w:eastAsia="SimSun" w:hAnsi="SimSun" w:cs="SimSun" w:hint="eastAsia"/>
+                <w:rFonts w:ascii="宋体" w:eastAsia="宋体" w:hAnsi="宋体" w:cs="宋体" w:hint="eastAsia"/>
                 <w:bCs/>
                 <w:kern w:val="0"/>
                 <w:lang w:val="zh-TW"/>
@@ -3863,49 +3863,49 @@
             </w:r>
             <w:r>
               <w:rPr>
-                <w:rFonts w:ascii="SimSun" w:eastAsia="SimSun" w:hAnsi="SimSun" w:cs="SimSun" w:hint="eastAsia"/>
+                <w:rFonts w:ascii="宋体" w:eastAsia="宋体" w:hAnsi="宋体" w:cs="宋体" w:hint="eastAsia"/>
                 <w:lang w:val="zh-TW" w:eastAsia="zh-TW"/>
               </w:rPr>
               <w:t>攻击详情</w:t>
             </w:r>
             <w:r>
               <w:rPr>
-                <w:rFonts w:ascii="SimSun" w:eastAsia="SimSun" w:hAnsi="SimSun" w:cs="SimSun" w:hint="eastAsia"/>
+                <w:rFonts w:ascii="宋体" w:eastAsia="宋体" w:hAnsi="宋体" w:cs="宋体" w:hint="eastAsia"/>
               </w:rPr>
               <w:tab/>
             </w:r>
             <w:r>
               <w:rPr>
-                <w:rFonts w:ascii="SimSun" w:eastAsia="SimSun" w:hAnsi="SimSun" w:cs="SimSun" w:hint="eastAsia"/>
+                <w:rFonts w:ascii="宋体" w:eastAsia="宋体" w:hAnsi="宋体" w:cs="宋体" w:hint="eastAsia"/>
               </w:rPr>
               <w:fldChar w:fldCharType="begin"/>
             </w:r>
             <w:r>
               <w:rPr>
-                <w:rFonts w:ascii="SimSun" w:eastAsia="SimSun" w:hAnsi="SimSun" w:cs="SimSun" w:hint="eastAsia"/>
+                <w:rFonts w:ascii="宋体" w:eastAsia="宋体" w:hAnsi="宋体" w:cs="宋体" w:hint="eastAsia"/>
               </w:rPr>
               <w:instrText xml:space="preserve"> PAGEREF _Toc1166 \h </w:instrText>
             </w:r>
             <w:r>
               <w:rPr>
-                <w:rFonts w:ascii="SimSun" w:eastAsia="SimSun" w:hAnsi="SimSun" w:cs="SimSun" w:hint="eastAsia"/>
-              </w:rPr>
-            </w:r>
-            <w:r>
-              <w:rPr>
-                <w:rFonts w:ascii="SimSun" w:eastAsia="SimSun" w:hAnsi="SimSun" w:cs="SimSun" w:hint="eastAsia"/>
+                <w:rFonts w:ascii="宋体" w:eastAsia="宋体" w:hAnsi="宋体" w:cs="宋体" w:hint="eastAsia"/>
+              </w:rPr>
+            </w:r>
+            <w:r>
+              <w:rPr>
+                <w:rFonts w:ascii="宋体" w:eastAsia="宋体" w:hAnsi="宋体" w:cs="宋体" w:hint="eastAsia"/>
               </w:rPr>
               <w:fldChar w:fldCharType="separate"/>
             </w:r>
             <w:r>
               <w:rPr>
-                <w:rFonts w:ascii="SimSun" w:eastAsia="SimSun" w:hAnsi="SimSun" w:cs="SimSun" w:hint="eastAsia"/>
+                <w:rFonts w:ascii="宋体" w:eastAsia="宋体" w:hAnsi="宋体" w:cs="宋体" w:hint="eastAsia"/>
               </w:rPr>
               <w:t>28</w:t>
             </w:r>
             <w:r>
               <w:rPr>
-                <w:rFonts w:ascii="SimSun" w:eastAsia="SimSun" w:hAnsi="SimSun" w:cs="SimSun" w:hint="eastAsia"/>
+                <w:rFonts w:ascii="宋体" w:eastAsia="宋体" w:hAnsi="宋体" w:cs="宋体" w:hint="eastAsia"/>
               </w:rPr>
               <w:fldChar w:fldCharType="end"/>
             </w:r>
@@ -3920,13 +3920,13 @@
               <w:tab w:val="right" w:leader="dot" w:pos="8300"/>
             </w:tabs>
             <w:rPr>
-              <w:rFonts w:ascii="SimSun" w:eastAsia="SimSun" w:hAnsi="SimSun" w:cs="SimSun"/>
+              <w:rFonts w:ascii="宋体" w:eastAsia="宋体" w:hAnsi="宋体" w:cs="宋体" w:hint="eastAsia"/>
             </w:rPr>
           </w:pPr>
           <w:hyperlink w:anchor="_Toc6380" w:history="1">
             <w:r>
               <w:rPr>
-                <w:rFonts w:ascii="SimSun" w:eastAsia="SimSun" w:hAnsi="SimSun" w:cs="SimSun" w:hint="eastAsia"/>
+                <w:rFonts w:ascii="宋体" w:eastAsia="宋体" w:hAnsi="宋体" w:cs="宋体" w:hint="eastAsia"/>
                 <w:kern w:val="0"/>
                 <w:lang w:val="zh-TW" w:eastAsia="zh-TW"/>
               </w:rPr>
@@ -3934,55 +3934,55 @@
             </w:r>
             <w:r>
               <w:rPr>
-                <w:rFonts w:ascii="SimSun" w:eastAsia="SimSun" w:hAnsi="SimSun" w:cs="SimSun" w:hint="eastAsia"/>
+                <w:rFonts w:ascii="宋体" w:eastAsia="宋体" w:hAnsi="宋体" w:cs="宋体" w:hint="eastAsia"/>
                 <w:lang w:val="zh-TW"/>
               </w:rPr>
               <w:t>10.12.79.14</w:t>
             </w:r>
             <w:r>
               <w:rPr>
-                <w:rFonts w:ascii="SimSun" w:eastAsia="SimSun" w:hAnsi="SimSun" w:cs="SimSun" w:hint="eastAsia"/>
+                <w:rFonts w:ascii="宋体" w:eastAsia="宋体" w:hAnsi="宋体" w:cs="宋体" w:hint="eastAsia"/>
               </w:rPr>
               <w:t xml:space="preserve"> - sql注入</w:t>
             </w:r>
             <w:r>
               <w:rPr>
-                <w:rFonts w:ascii="SimSun" w:eastAsia="SimSun" w:hAnsi="SimSun" w:cs="SimSun" w:hint="eastAsia"/>
+                <w:rFonts w:ascii="宋体" w:eastAsia="宋体" w:hAnsi="宋体" w:cs="宋体" w:hint="eastAsia"/>
               </w:rPr>
               <w:tab/>
             </w:r>
             <w:r>
               <w:rPr>
-                <w:rFonts w:ascii="SimSun" w:eastAsia="SimSun" w:hAnsi="SimSun" w:cs="SimSun" w:hint="eastAsia"/>
+                <w:rFonts w:ascii="宋体" w:eastAsia="宋体" w:hAnsi="宋体" w:cs="宋体" w:hint="eastAsia"/>
               </w:rPr>
               <w:fldChar w:fldCharType="begin"/>
             </w:r>
             <w:r>
               <w:rPr>
-                <w:rFonts w:ascii="SimSun" w:eastAsia="SimSun" w:hAnsi="SimSun" w:cs="SimSun" w:hint="eastAsia"/>
+                <w:rFonts w:ascii="宋体" w:eastAsia="宋体" w:hAnsi="宋体" w:cs="宋体" w:hint="eastAsia"/>
               </w:rPr>
               <w:instrText xml:space="preserve"> PAGEREF _Toc6380 \h </w:instrText>
             </w:r>
             <w:r>
               <w:rPr>
-                <w:rFonts w:ascii="SimSun" w:eastAsia="SimSun" w:hAnsi="SimSun" w:cs="SimSun" w:hint="eastAsia"/>
-              </w:rPr>
-            </w:r>
-            <w:r>
-              <w:rPr>
-                <w:rFonts w:ascii="SimSun" w:eastAsia="SimSun" w:hAnsi="SimSun" w:cs="SimSun" w:hint="eastAsia"/>
+                <w:rFonts w:ascii="宋体" w:eastAsia="宋体" w:hAnsi="宋体" w:cs="宋体" w:hint="eastAsia"/>
+              </w:rPr>
+            </w:r>
+            <w:r>
+              <w:rPr>
+                <w:rFonts w:ascii="宋体" w:eastAsia="宋体" w:hAnsi="宋体" w:cs="宋体" w:hint="eastAsia"/>
               </w:rPr>
               <w:fldChar w:fldCharType="separate"/>
             </w:r>
             <w:r>
               <w:rPr>
-                <w:rFonts w:ascii="SimSun" w:eastAsia="SimSun" w:hAnsi="SimSun" w:cs="SimSun" w:hint="eastAsia"/>
+                <w:rFonts w:ascii="宋体" w:eastAsia="宋体" w:hAnsi="宋体" w:cs="宋体" w:hint="eastAsia"/>
               </w:rPr>
               <w:t>29</w:t>
             </w:r>
             <w:r>
               <w:rPr>
-                <w:rFonts w:ascii="SimSun" w:eastAsia="SimSun" w:hAnsi="SimSun" w:cs="SimSun" w:hint="eastAsia"/>
+                <w:rFonts w:ascii="宋体" w:eastAsia="宋体" w:hAnsi="宋体" w:cs="宋体" w:hint="eastAsia"/>
               </w:rPr>
               <w:fldChar w:fldCharType="end"/>
             </w:r>
@@ -3997,13 +3997,13 @@
               <w:tab w:val="right" w:leader="dot" w:pos="8300"/>
             </w:tabs>
             <w:rPr>
-              <w:rFonts w:ascii="SimSun" w:eastAsia="SimSun" w:hAnsi="SimSun" w:cs="SimSun"/>
+              <w:rFonts w:ascii="宋体" w:eastAsia="宋体" w:hAnsi="宋体" w:cs="宋体" w:hint="eastAsia"/>
             </w:rPr>
           </w:pPr>
           <w:hyperlink w:anchor="_Toc6337" w:history="1">
             <w:r>
               <w:rPr>
-                <w:rFonts w:ascii="SimSun" w:eastAsia="SimSun" w:hAnsi="SimSun" w:cs="SimSun" w:hint="eastAsia"/>
+                <w:rFonts w:ascii="宋体" w:eastAsia="宋体" w:hAnsi="宋体" w:cs="宋体" w:hint="eastAsia"/>
                 <w:bCs/>
                 <w:kern w:val="0"/>
                 <w:lang w:val="zh-TW" w:eastAsia="zh-TW"/>
@@ -4012,49 +4012,49 @@
             </w:r>
             <w:r>
               <w:rPr>
-                <w:rFonts w:ascii="SimSun" w:eastAsia="SimSun" w:hAnsi="SimSun" w:cs="SimSun" w:hint="eastAsia"/>
+                <w:rFonts w:ascii="宋体" w:eastAsia="宋体" w:hAnsi="宋体" w:cs="宋体" w:hint="eastAsia"/>
                 <w:lang w:val="zh-TW" w:eastAsia="zh-TW"/>
               </w:rPr>
               <w:t>问题简要</w:t>
             </w:r>
             <w:r>
               <w:rPr>
-                <w:rFonts w:ascii="SimSun" w:eastAsia="SimSun" w:hAnsi="SimSun" w:cs="SimSun" w:hint="eastAsia"/>
+                <w:rFonts w:ascii="宋体" w:eastAsia="宋体" w:hAnsi="宋体" w:cs="宋体" w:hint="eastAsia"/>
               </w:rPr>
               <w:tab/>
             </w:r>
             <w:r>
               <w:rPr>
-                <w:rFonts w:ascii="SimSun" w:eastAsia="SimSun" w:hAnsi="SimSun" w:cs="SimSun" w:hint="eastAsia"/>
+                <w:rFonts w:ascii="宋体" w:eastAsia="宋体" w:hAnsi="宋体" w:cs="宋体" w:hint="eastAsia"/>
               </w:rPr>
               <w:fldChar w:fldCharType="begin"/>
             </w:r>
             <w:r>
               <w:rPr>
-                <w:rFonts w:ascii="SimSun" w:eastAsia="SimSun" w:hAnsi="SimSun" w:cs="SimSun" w:hint="eastAsia"/>
+                <w:rFonts w:ascii="宋体" w:eastAsia="宋体" w:hAnsi="宋体" w:cs="宋体" w:hint="eastAsia"/>
               </w:rPr>
               <w:instrText xml:space="preserve"> PAGEREF _Toc6337 \h </w:instrText>
             </w:r>
             <w:r>
               <w:rPr>
-                <w:rFonts w:ascii="SimSun" w:eastAsia="SimSun" w:hAnsi="SimSun" w:cs="SimSun" w:hint="eastAsia"/>
-              </w:rPr>
-            </w:r>
-            <w:r>
-              <w:rPr>
-                <w:rFonts w:ascii="SimSun" w:eastAsia="SimSun" w:hAnsi="SimSun" w:cs="SimSun" w:hint="eastAsia"/>
+                <w:rFonts w:ascii="宋体" w:eastAsia="宋体" w:hAnsi="宋体" w:cs="宋体" w:hint="eastAsia"/>
+              </w:rPr>
+            </w:r>
+            <w:r>
+              <w:rPr>
+                <w:rFonts w:ascii="宋体" w:eastAsia="宋体" w:hAnsi="宋体" w:cs="宋体" w:hint="eastAsia"/>
               </w:rPr>
               <w:fldChar w:fldCharType="separate"/>
             </w:r>
             <w:r>
               <w:rPr>
-                <w:rFonts w:ascii="SimSun" w:eastAsia="SimSun" w:hAnsi="SimSun" w:cs="SimSun" w:hint="eastAsia"/>
+                <w:rFonts w:ascii="宋体" w:eastAsia="宋体" w:hAnsi="宋体" w:cs="宋体" w:hint="eastAsia"/>
               </w:rPr>
               <w:t>29</w:t>
             </w:r>
             <w:r>
               <w:rPr>
-                <w:rFonts w:ascii="SimSun" w:eastAsia="SimSun" w:hAnsi="SimSun" w:cs="SimSun" w:hint="eastAsia"/>
+                <w:rFonts w:ascii="宋体" w:eastAsia="宋体" w:hAnsi="宋体" w:cs="宋体" w:hint="eastAsia"/>
               </w:rPr>
               <w:fldChar w:fldCharType="end"/>
             </w:r>
@@ -4069,13 +4069,13 @@
               <w:tab w:val="right" w:leader="dot" w:pos="8300"/>
             </w:tabs>
             <w:rPr>
-              <w:rFonts w:ascii="SimSun" w:eastAsia="SimSun" w:hAnsi="SimSun" w:cs="SimSun"/>
+              <w:rFonts w:ascii="宋体" w:eastAsia="宋体" w:hAnsi="宋体" w:cs="宋体" w:hint="eastAsia"/>
             </w:rPr>
           </w:pPr>
           <w:hyperlink w:anchor="_Toc27553" w:history="1">
             <w:r>
               <w:rPr>
-                <w:rFonts w:ascii="SimSun" w:eastAsia="SimSun" w:hAnsi="SimSun" w:cs="SimSun" w:hint="eastAsia"/>
+                <w:rFonts w:ascii="宋体" w:eastAsia="宋体" w:hAnsi="宋体" w:cs="宋体" w:hint="eastAsia"/>
                 <w:bCs/>
                 <w:kern w:val="0"/>
                 <w:lang w:val="zh-TW"/>
@@ -4084,49 +4084,49 @@
             </w:r>
             <w:r>
               <w:rPr>
-                <w:rFonts w:ascii="SimSun" w:eastAsia="SimSun" w:hAnsi="SimSun" w:cs="SimSun" w:hint="eastAsia"/>
+                <w:rFonts w:ascii="宋体" w:eastAsia="宋体" w:hAnsi="宋体" w:cs="宋体" w:hint="eastAsia"/>
                 <w:lang w:val="zh-TW" w:eastAsia="zh-TW"/>
               </w:rPr>
               <w:t>攻击详情</w:t>
             </w:r>
             <w:r>
               <w:rPr>
-                <w:rFonts w:ascii="SimSun" w:eastAsia="SimSun" w:hAnsi="SimSun" w:cs="SimSun" w:hint="eastAsia"/>
+                <w:rFonts w:ascii="宋体" w:eastAsia="宋体" w:hAnsi="宋体" w:cs="宋体" w:hint="eastAsia"/>
               </w:rPr>
               <w:tab/>
             </w:r>
             <w:r>
               <w:rPr>
-                <w:rFonts w:ascii="SimSun" w:eastAsia="SimSun" w:hAnsi="SimSun" w:cs="SimSun" w:hint="eastAsia"/>
+                <w:rFonts w:ascii="宋体" w:eastAsia="宋体" w:hAnsi="宋体" w:cs="宋体" w:hint="eastAsia"/>
               </w:rPr>
               <w:fldChar w:fldCharType="begin"/>
             </w:r>
             <w:r>
               <w:rPr>
-                <w:rFonts w:ascii="SimSun" w:eastAsia="SimSun" w:hAnsi="SimSun" w:cs="SimSun" w:hint="eastAsia"/>
+                <w:rFonts w:ascii="宋体" w:eastAsia="宋体" w:hAnsi="宋体" w:cs="宋体" w:hint="eastAsia"/>
               </w:rPr>
               <w:instrText xml:space="preserve"> PAGEREF _Toc27553 \h </w:instrText>
             </w:r>
             <w:r>
               <w:rPr>
-                <w:rFonts w:ascii="SimSun" w:eastAsia="SimSun" w:hAnsi="SimSun" w:cs="SimSun" w:hint="eastAsia"/>
-              </w:rPr>
-            </w:r>
-            <w:r>
-              <w:rPr>
-                <w:rFonts w:ascii="SimSun" w:eastAsia="SimSun" w:hAnsi="SimSun" w:cs="SimSun" w:hint="eastAsia"/>
+                <w:rFonts w:ascii="宋体" w:eastAsia="宋体" w:hAnsi="宋体" w:cs="宋体" w:hint="eastAsia"/>
+              </w:rPr>
+            </w:r>
+            <w:r>
+              <w:rPr>
+                <w:rFonts w:ascii="宋体" w:eastAsia="宋体" w:hAnsi="宋体" w:cs="宋体" w:hint="eastAsia"/>
               </w:rPr>
               <w:fldChar w:fldCharType="separate"/>
             </w:r>
             <w:r>
               <w:rPr>
-                <w:rFonts w:ascii="SimSun" w:eastAsia="SimSun" w:hAnsi="SimSun" w:cs="SimSun" w:hint="eastAsia"/>
+                <w:rFonts w:ascii="宋体" w:eastAsia="宋体" w:hAnsi="宋体" w:cs="宋体" w:hint="eastAsia"/>
               </w:rPr>
               <w:t>29</w:t>
             </w:r>
             <w:r>
               <w:rPr>
-                <w:rFonts w:ascii="SimSun" w:eastAsia="SimSun" w:hAnsi="SimSun" w:cs="SimSun" w:hint="eastAsia"/>
+                <w:rFonts w:ascii="宋体" w:eastAsia="宋体" w:hAnsi="宋体" w:cs="宋体" w:hint="eastAsia"/>
               </w:rPr>
               <w:fldChar w:fldCharType="end"/>
             </w:r>
@@ -4135,12 +4135,12 @@
         <w:p>
           <w:pPr>
             <w:rPr>
-              <w:rFonts w:ascii="SimSun" w:eastAsia="SimSun" w:hAnsi="SimSun" w:cs="SimSun"/>
+              <w:rFonts w:ascii="宋体" w:eastAsia="宋体" w:hAnsi="宋体" w:cs="宋体" w:hint="eastAsia"/>
             </w:rPr>
           </w:pPr>
           <w:r>
             <w:rPr>
-              <w:rFonts w:ascii="SimSun" w:eastAsia="SimSun" w:hAnsi="SimSun" w:cs="SimSun" w:hint="eastAsia"/>
+              <w:rFonts w:ascii="宋体" w:eastAsia="宋体" w:hAnsi="宋体" w:cs="宋体" w:hint="eastAsia"/>
               <w:bCs/>
               <w:lang w:val="zh-CN"/>
             </w:rPr>
@@ -4152,14 +4152,14 @@
     <w:p>
       <w:pPr>
         <w:rPr>
-          <w:rFonts w:ascii="SimSun" w:eastAsia="SimSun" w:hAnsi="SimSun" w:cs="SimSun"/>
-        </w:rPr>
-      </w:pPr>
-    </w:p>
-    <w:p>
-      <w:pPr>
-        <w:rPr>
-          <w:rFonts w:ascii="SimSun" w:eastAsia="SimSun" w:hAnsi="SimSun" w:cs="SimSun"/>
+          <w:rFonts w:ascii="宋体" w:eastAsia="宋体" w:hAnsi="宋体" w:cs="宋体" w:hint="eastAsia"/>
+        </w:rPr>
+      </w:pPr>
+    </w:p>
+    <w:p>
+      <w:pPr>
+        <w:rPr>
+          <w:rFonts w:ascii="宋体" w:eastAsia="宋体" w:hAnsi="宋体" w:cs="宋体" w:hint="eastAsia"/>
         </w:rPr>
         <w:sectPr>
           <w:headerReference w:type="default" r:id="rId10"/>
@@ -4172,7 +4172,10 @@
     </w:p>
     <w:p>
       <w:pPr>
-        <w:pStyle w:val="Heading1"/>
+        <w:pStyle w:val="1"/>
+        <w:rPr>
+          <w:rFonts w:hint="eastAsia"/>
+        </w:rPr>
       </w:pPr>
       <w:bookmarkStart w:id="0" w:name="_Toc17249"/>
       <w:r>
@@ -4228,15 +4231,15 @@
           </w:tcPr>
           <w:p>
             <w:pPr>
-              <w:pStyle w:val="a1"/>
+              <w:pStyle w:val="aa"/>
               <w:spacing w:before="166"/>
               <w:rPr>
-                <w:rFonts w:ascii="SimSun" w:eastAsia="SimSun" w:hAnsi="SimSun" w:cs="SimSun"/>
+                <w:rFonts w:ascii="宋体" w:eastAsia="宋体" w:hAnsi="宋体" w:cs="宋体" w:hint="eastAsia"/>
               </w:rPr>
             </w:pPr>
             <w:r>
               <w:rPr>
-                <w:rFonts w:ascii="SimSun" w:eastAsia="SimSun" w:hAnsi="SimSun" w:cs="SimSun" w:hint="eastAsia"/>
+                <w:rFonts w:ascii="宋体" w:eastAsia="宋体" w:hAnsi="宋体" w:cs="宋体" w:hint="eastAsia"/>
                 <w:lang w:val="zh-TW" w:eastAsia="zh-TW"/>
               </w:rPr>
               <w:t>项目时间</w:t>
@@ -4262,29 +4265,57 @@
           </w:tcPr>
           <w:p>
             <w:pPr>
-              <w:pStyle w:val="a1"/>
+              <w:pStyle w:val="aa"/>
               <w:spacing w:before="166"/>
               <w:rPr>
-                <w:rFonts w:ascii="SimSun" w:eastAsia="SimSun" w:hAnsi="SimSun" w:cs="SimSun"/>
+                <w:rFonts w:ascii="宋体" w:eastAsia="宋体" w:hAnsi="宋体" w:cs="宋体" w:hint="eastAsia"/>
               </w:rPr>
             </w:pPr>
             <w:r>
               <w:rPr>
-                <w:rFonts w:ascii="SimSun" w:eastAsia="SimSun" w:hAnsi="SimSun" w:cs="SimSun"/>
-              </w:rPr>
-              <w:t>{{start_time}}</w:t>
-            </w:r>
-            <w:r>
-              <w:rPr>
-                <w:rFonts w:ascii="SimSun" w:eastAsia="SimSun" w:hAnsi="SimSun" w:cs="SimSun" w:hint="eastAsia"/>
+                <w:rFonts w:ascii="宋体" w:eastAsia="宋体" w:hAnsi="宋体" w:cs="宋体"/>
+              </w:rPr>
+              <w:t>{{</w:t>
+            </w:r>
+            <w:proofErr w:type="spellStart"/>
+            <w:r>
+              <w:rPr>
+                <w:rFonts w:ascii="宋体" w:eastAsia="宋体" w:hAnsi="宋体" w:cs="宋体"/>
+              </w:rPr>
+              <w:t>start_time</w:t>
+            </w:r>
+            <w:proofErr w:type="spellEnd"/>
+            <w:r>
+              <w:rPr>
+                <w:rFonts w:ascii="宋体" w:eastAsia="宋体" w:hAnsi="宋体" w:cs="宋体"/>
+              </w:rPr>
+              <w:t>}}</w:t>
+            </w:r>
+            <w:r>
+              <w:rPr>
+                <w:rFonts w:ascii="宋体" w:eastAsia="宋体" w:hAnsi="宋体" w:cs="宋体" w:hint="eastAsia"/>
               </w:rPr>
               <w:t>-</w:t>
             </w:r>
             <w:r>
               <w:rPr>
-                <w:rFonts w:ascii="SimSun" w:eastAsia="SimSun" w:hAnsi="SimSun" w:cs="SimSun"/>
-              </w:rPr>
-              <w:t>{{end_time}}</w:t>
+                <w:rFonts w:ascii="宋体" w:eastAsia="宋体" w:hAnsi="宋体" w:cs="宋体"/>
+              </w:rPr>
+              <w:t>{{</w:t>
+            </w:r>
+            <w:proofErr w:type="spellStart"/>
+            <w:r>
+              <w:rPr>
+                <w:rFonts w:ascii="宋体" w:eastAsia="宋体" w:hAnsi="宋体" w:cs="宋体"/>
+              </w:rPr>
+              <w:t>end_time</w:t>
+            </w:r>
+            <w:proofErr w:type="spellEnd"/>
+            <w:r>
+              <w:rPr>
+                <w:rFonts w:ascii="宋体" w:eastAsia="宋体" w:hAnsi="宋体" w:cs="宋体"/>
+              </w:rPr>
+              <w:t>}}</w:t>
             </w:r>
           </w:p>
         </w:tc>
@@ -4312,15 +4343,15 @@
           </w:tcPr>
           <w:p>
             <w:pPr>
-              <w:pStyle w:val="a1"/>
+              <w:pStyle w:val="aa"/>
               <w:spacing w:before="166"/>
               <w:rPr>
-                <w:rFonts w:ascii="SimSun" w:eastAsia="SimSun" w:hAnsi="SimSun" w:cs="SimSun"/>
+                <w:rFonts w:ascii="宋体" w:eastAsia="宋体" w:hAnsi="宋体" w:cs="宋体" w:hint="eastAsia"/>
               </w:rPr>
             </w:pPr>
             <w:r>
               <w:rPr>
-                <w:rFonts w:ascii="SimSun" w:eastAsia="SimSun" w:hAnsi="SimSun" w:cs="SimSun" w:hint="eastAsia"/>
+                <w:rFonts w:ascii="宋体" w:eastAsia="宋体" w:hAnsi="宋体" w:cs="宋体" w:hint="eastAsia"/>
                 <w:lang w:val="zh-TW" w:eastAsia="zh-TW"/>
               </w:rPr>
               <w:t>测试时段</w:t>
@@ -4346,15 +4377,15 @@
           </w:tcPr>
           <w:p>
             <w:pPr>
-              <w:pStyle w:val="a1"/>
+              <w:pStyle w:val="aa"/>
               <w:spacing w:before="166"/>
               <w:rPr>
-                <w:rFonts w:ascii="SimSun" w:eastAsia="SimSun" w:hAnsi="SimSun" w:cs="SimSun"/>
+                <w:rFonts w:ascii="宋体" w:eastAsia="宋体" w:hAnsi="宋体" w:cs="宋体" w:hint="eastAsia"/>
               </w:rPr>
             </w:pPr>
             <w:r>
               <w:rPr>
-                <w:rFonts w:ascii="SimSun" w:eastAsia="SimSun" w:hAnsi="SimSun" w:cs="SimSun" w:hint="eastAsia"/>
+                <w:rFonts w:ascii="宋体" w:eastAsia="宋体" w:hAnsi="宋体" w:cs="宋体" w:hint="eastAsia"/>
                 <w:lang w:val="zh-TW" w:eastAsia="zh-TW"/>
               </w:rPr>
               <w:t>无特殊要求</w:t>
@@ -4385,15 +4416,15 @@
           </w:tcPr>
           <w:p>
             <w:pPr>
-              <w:pStyle w:val="a1"/>
+              <w:pStyle w:val="aa"/>
               <w:spacing w:before="166"/>
               <w:rPr>
-                <w:rFonts w:ascii="SimSun" w:eastAsia="SimSun" w:hAnsi="SimSun" w:cs="SimSun"/>
+                <w:rFonts w:ascii="宋体" w:eastAsia="宋体" w:hAnsi="宋体" w:cs="宋体" w:hint="eastAsia"/>
               </w:rPr>
             </w:pPr>
             <w:r>
               <w:rPr>
-                <w:rFonts w:ascii="SimSun" w:eastAsia="SimSun" w:hAnsi="SimSun" w:cs="SimSun" w:hint="eastAsia"/>
+                <w:rFonts w:ascii="宋体" w:eastAsia="宋体" w:hAnsi="宋体" w:cs="宋体" w:hint="eastAsia"/>
                 <w:lang w:val="zh-TW" w:eastAsia="zh-TW"/>
               </w:rPr>
               <w:t>项目范围</w:t>
@@ -4419,20 +4450,36 @@
           </w:tcPr>
           <w:p>
             <w:pPr>
-              <w:pStyle w:val="a1"/>
+              <w:pStyle w:val="aa"/>
               <w:wordWrap w:val="0"/>
               <w:spacing w:before="166"/>
               <w:rPr>
-                <w:rFonts w:ascii="SimSun" w:eastAsia="SimSun" w:hAnsi="SimSun" w:cs="SimSun"/>
+                <w:rFonts w:ascii="宋体" w:eastAsia="宋体" w:hAnsi="宋体" w:cs="宋体" w:hint="eastAsia"/>
                 <w:lang w:eastAsia="zh-TW"/>
               </w:rPr>
             </w:pPr>
             <w:r>
               <w:rPr>
-                <w:rFonts w:ascii="SimSun" w:eastAsia="SimSun" w:hAnsi="SimSun" w:cs="SimSun"/>
+                <w:rFonts w:ascii="宋体" w:eastAsia="宋体" w:hAnsi="宋体" w:cs="宋体"/>
                 <w:lang w:eastAsia="zh-TW"/>
               </w:rPr>
-              <w:t>{{targets_list}}</w:t>
+              <w:t>{{</w:t>
+            </w:r>
+            <w:proofErr w:type="spellStart"/>
+            <w:r>
+              <w:rPr>
+                <w:rFonts w:ascii="宋体" w:eastAsia="宋体" w:hAnsi="宋体" w:cs="宋体"/>
+                <w:lang w:eastAsia="zh-TW"/>
+              </w:rPr>
+              <w:t>targets_list</w:t>
+            </w:r>
+            <w:proofErr w:type="spellEnd"/>
+            <w:r>
+              <w:rPr>
+                <w:rFonts w:ascii="宋体" w:eastAsia="宋体" w:hAnsi="宋体" w:cs="宋体"/>
+                <w:lang w:eastAsia="zh-TW"/>
+              </w:rPr>
+              <w:t>}}</w:t>
             </w:r>
           </w:p>
         </w:tc>
@@ -4460,15 +4507,15 @@
           </w:tcPr>
           <w:p>
             <w:pPr>
-              <w:pStyle w:val="a1"/>
+              <w:pStyle w:val="aa"/>
               <w:spacing w:before="166"/>
               <w:rPr>
-                <w:rFonts w:ascii="SimSun" w:eastAsia="SimSun" w:hAnsi="SimSun" w:cs="SimSun"/>
+                <w:rFonts w:ascii="宋体" w:eastAsia="宋体" w:hAnsi="宋体" w:cs="宋体" w:hint="eastAsia"/>
               </w:rPr>
             </w:pPr>
             <w:r>
               <w:rPr>
-                <w:rFonts w:ascii="SimSun" w:eastAsia="SimSun" w:hAnsi="SimSun" w:cs="SimSun" w:hint="eastAsia"/>
+                <w:rFonts w:ascii="宋体" w:eastAsia="宋体" w:hAnsi="宋体" w:cs="宋体" w:hint="eastAsia"/>
                 <w:lang w:val="zh-TW" w:eastAsia="zh-TW"/>
               </w:rPr>
               <w:t>标靶信息</w:t>
@@ -4494,15 +4541,15 @@
           </w:tcPr>
           <w:p>
             <w:pPr>
-              <w:pStyle w:val="a1"/>
+              <w:pStyle w:val="aa"/>
               <w:spacing w:before="166"/>
               <w:rPr>
-                <w:rFonts w:ascii="SimSun" w:eastAsia="SimSun" w:hAnsi="SimSun" w:cs="SimSun"/>
+                <w:rFonts w:ascii="宋体" w:eastAsia="宋体" w:hAnsi="宋体" w:cs="宋体" w:hint="eastAsia"/>
               </w:rPr>
             </w:pPr>
             <w:r>
               <w:rPr>
-                <w:rFonts w:ascii="SimSun" w:eastAsia="SimSun" w:hAnsi="SimSun" w:cs="SimSun" w:hint="eastAsia"/>
+                <w:rFonts w:ascii="宋体" w:eastAsia="宋体" w:hAnsi="宋体" w:cs="宋体" w:hint="eastAsia"/>
                 <w:lang w:val="zh-TW" w:eastAsia="zh-TW"/>
               </w:rPr>
               <w:t>本次攻防未设置标靶</w:t>
@@ -4515,7 +4562,7 @@
       <w:pPr>
         <w:spacing w:line="360" w:lineRule="auto"/>
         <w:rPr>
-          <w:rFonts w:ascii="SimSun" w:eastAsia="SimSun" w:hAnsi="SimSun" w:cs="SimSun"/>
+          <w:rFonts w:ascii="宋体" w:eastAsia="宋体" w:hAnsi="宋体" w:cs="宋体" w:hint="eastAsia"/>
           <w:lang w:val="zh-TW" w:eastAsia="zh-TW"/>
         </w:rPr>
       </w:pPr>
@@ -4525,13 +4572,13 @@
         <w:spacing w:line="360" w:lineRule="auto"/>
         <w:ind w:firstLineChars="200" w:firstLine="420"/>
         <w:rPr>
-          <w:rFonts w:ascii="SimSun" w:eastAsia="SimSun" w:hAnsi="SimSun" w:cs="SimSun"/>
+          <w:rFonts w:ascii="宋体" w:eastAsia="宋体" w:hAnsi="宋体" w:cs="宋体" w:hint="eastAsia"/>
           <w:lang w:val="zh-TW" w:eastAsia="zh-TW"/>
         </w:rPr>
       </w:pPr>
       <w:r>
         <w:rPr>
-          <w:rFonts w:ascii="SimSun" w:eastAsia="SimSun" w:hAnsi="SimSun" w:cs="SimSun" w:hint="eastAsia"/>
+          <w:rFonts w:ascii="宋体" w:eastAsia="宋体" w:hAnsi="宋体" w:cs="宋体" w:hint="eastAsia"/>
           <w:lang w:val="zh-TW" w:eastAsia="zh-TW"/>
         </w:rPr>
         <w:t>经深圳烟草工业有限责任公司（以下简称深圳工烟）授权后，北京长亭科技有限公司（以下简称长亭科技）安排工程师进行网络安全红蓝对抗，模拟攻击行动评估网络系统的安全性和弱点。其中，长亭科技是攻击方，深圳工烟是防御方。</w:t>
@@ -4542,13 +4589,13 @@
         <w:spacing w:line="360" w:lineRule="auto"/>
         <w:ind w:firstLineChars="200" w:firstLine="420"/>
         <w:rPr>
-          <w:rFonts w:ascii="SimSun" w:eastAsia="SimSun" w:hAnsi="SimSun" w:cs="SimSun"/>
+          <w:rFonts w:ascii="宋体" w:eastAsia="宋体" w:hAnsi="宋体" w:cs="宋体" w:hint="eastAsia"/>
           <w:lang w:val="zh-TW" w:eastAsia="zh-TW"/>
         </w:rPr>
       </w:pPr>
       <w:r>
         <w:rPr>
-          <w:rFonts w:ascii="SimSun" w:eastAsia="SimSun" w:hAnsi="SimSun" w:cs="SimSun" w:hint="eastAsia"/>
+          <w:rFonts w:ascii="宋体" w:eastAsia="宋体" w:hAnsi="宋体" w:cs="宋体" w:hint="eastAsia"/>
           <w:lang w:val="zh-TW" w:eastAsia="zh-TW"/>
         </w:rPr>
         <w:t>在红蓝对抗中，长亭科技尝试利用各种攻击手段，如漏洞利用、社会工程学、恶意软件等，入侵目标系统或者获取敏感信息。而深圳工烟则利用各种安全措施，如加固系统、监控日志、训练员工等，保护目标系统免受攻击。</w:t>
@@ -4556,14 +4603,14 @@
     </w:p>
     <w:p>
       <w:pPr>
-        <w:pStyle w:val="Heading2"/>
+        <w:pStyle w:val="2"/>
         <w:numPr>
           <w:ilvl w:val="1"/>
           <w:numId w:val="2"/>
         </w:numPr>
         <w:rPr>
           <w:rStyle w:val="None"/>
-          <w:rFonts w:ascii="SimSun" w:eastAsia="SimSun" w:hAnsi="SimSun" w:cs="SimSun"/>
+          <w:rFonts w:ascii="宋体" w:eastAsia="宋体" w:hAnsi="宋体" w:cs="宋体" w:hint="eastAsia"/>
           <w:lang w:val="zh-TW" w:eastAsia="zh-TW"/>
         </w:rPr>
       </w:pPr>
@@ -4571,7 +4618,7 @@
       <w:r>
         <w:rPr>
           <w:rStyle w:val="None"/>
-          <w:rFonts w:ascii="SimSun" w:eastAsia="SimSun" w:hAnsi="SimSun" w:cs="SimSun" w:hint="eastAsia"/>
+          <w:rFonts w:ascii="宋体" w:eastAsia="宋体" w:hAnsi="宋体" w:cs="宋体" w:hint="eastAsia"/>
           <w:lang w:val="zh-TW" w:eastAsia="zh-TW"/>
         </w:rPr>
         <w:t>攻防成果</w:t>
@@ -4580,7 +4627,7 @@
     </w:p>
     <w:p>
       <w:pPr>
-        <w:pStyle w:val="Heading3"/>
+        <w:pStyle w:val="3"/>
         <w:keepNext w:val="0"/>
         <w:numPr>
           <w:ilvl w:val="2"/>
@@ -4588,14 +4635,14 @@
         </w:numPr>
         <w:ind w:firstLine="0"/>
         <w:rPr>
-          <w:rFonts w:ascii="SimSun" w:eastAsia="SimSun" w:hAnsi="SimSun" w:cs="SimSun"/>
+          <w:rFonts w:ascii="宋体" w:eastAsia="宋体" w:hAnsi="宋体" w:cs="宋体" w:hint="eastAsia"/>
           <w:lang w:val="zh-TW" w:eastAsia="zh-TW"/>
         </w:rPr>
       </w:pPr>
       <w:bookmarkStart w:id="2" w:name="_Toc12190"/>
       <w:r>
         <w:rPr>
-          <w:rFonts w:ascii="SimSun" w:eastAsia="SimSun" w:hAnsi="SimSun" w:cs="SimSun" w:hint="eastAsia"/>
+          <w:rFonts w:ascii="宋体" w:eastAsia="宋体" w:hAnsi="宋体" w:cs="宋体" w:hint="eastAsia"/>
           <w:lang w:val="zh-TW" w:eastAsia="zh-TW"/>
         </w:rPr>
         <w:t>成果概览</w:t>
@@ -4651,19 +4698,18 @@
           </w:tcPr>
           <w:p>
             <w:pPr>
-              <w:pStyle w:val="a1"/>
+              <w:pStyle w:val="aa"/>
               <w:spacing w:before="166"/>
               <w:jc w:val="center"/>
               <w:rPr>
-                <w:rFonts w:ascii="SimSun" w:eastAsia="SimSun" w:hAnsi="SimSun" w:cs="SimSun"/>
+                <w:rFonts w:ascii="宋体" w:eastAsia="宋体" w:hAnsi="宋体" w:cs="宋体" w:hint="eastAsia"/>
               </w:rPr>
             </w:pPr>
             <w:r>
               <w:rPr>
-                <w:rFonts w:ascii="SimSun" w:eastAsia="SimSun" w:hAnsi="SimSun" w:cs="SimSun" w:hint="eastAsia"/>
+                <w:rFonts w:ascii="宋体" w:eastAsia="宋体" w:hAnsi="宋体" w:cs="宋体" w:hint="eastAsia"/>
                 <w:lang w:val="zh-TW" w:eastAsia="zh-TW"/>
               </w:rPr>
-              <w:lastRenderedPageBreak/>
               <w:t>序号</w:t>
             </w:r>
           </w:p>
@@ -4688,16 +4734,16 @@
           </w:tcPr>
           <w:p>
             <w:pPr>
-              <w:pStyle w:val="a1"/>
+              <w:pStyle w:val="aa"/>
               <w:spacing w:before="166"/>
               <w:jc w:val="center"/>
               <w:rPr>
-                <w:rFonts w:ascii="SimSun" w:eastAsia="SimSun" w:hAnsi="SimSun" w:cs="SimSun"/>
+                <w:rFonts w:ascii="宋体" w:eastAsia="宋体" w:hAnsi="宋体" w:cs="宋体" w:hint="eastAsia"/>
               </w:rPr>
             </w:pPr>
             <w:r>
               <w:rPr>
-                <w:rFonts w:ascii="SimSun" w:eastAsia="SimSun" w:hAnsi="SimSun" w:cs="SimSun" w:hint="eastAsia"/>
+                <w:rFonts w:ascii="宋体" w:eastAsia="宋体" w:hAnsi="宋体" w:cs="宋体" w:hint="eastAsia"/>
                 <w:lang w:val="zh-TW" w:eastAsia="zh-TW"/>
               </w:rPr>
               <w:t>风险等级</w:t>
@@ -4724,16 +4770,16 @@
           </w:tcPr>
           <w:p>
             <w:pPr>
-              <w:pStyle w:val="a1"/>
+              <w:pStyle w:val="aa"/>
               <w:spacing w:before="166"/>
               <w:jc w:val="center"/>
               <w:rPr>
-                <w:rFonts w:ascii="SimSun" w:eastAsia="SimSun" w:hAnsi="SimSun" w:cs="SimSun"/>
+                <w:rFonts w:ascii="宋体" w:eastAsia="宋体" w:hAnsi="宋体" w:cs="宋体" w:hint="eastAsia"/>
               </w:rPr>
             </w:pPr>
             <w:r>
               <w:rPr>
-                <w:rFonts w:ascii="SimSun" w:eastAsia="SimSun" w:hAnsi="SimSun" w:cs="SimSun" w:hint="eastAsia"/>
+                <w:rFonts w:ascii="宋体" w:eastAsia="宋体" w:hAnsi="宋体" w:cs="宋体" w:hint="eastAsia"/>
                 <w:lang w:val="zh-TW" w:eastAsia="zh-TW"/>
               </w:rPr>
               <w:t>风险名称</w:t>
@@ -4766,16 +4812,16 @@
           </w:tcPr>
           <w:p>
             <w:pPr>
-              <w:pStyle w:val="a1"/>
+              <w:pStyle w:val="aa"/>
               <w:spacing w:before="166"/>
               <w:jc w:val="center"/>
               <w:rPr>
-                <w:rFonts w:ascii="SimSun" w:eastAsia="SimSun" w:hAnsi="SimSun" w:cs="SimSun"/>
+                <w:rFonts w:ascii="宋体" w:eastAsia="宋体" w:hAnsi="宋体" w:cs="宋体" w:hint="eastAsia"/>
               </w:rPr>
             </w:pPr>
             <w:r>
               <w:rPr>
-                <w:rFonts w:ascii="SimSun" w:eastAsia="SimSun" w:hAnsi="SimSun" w:cs="SimSun" w:hint="eastAsia"/>
+                <w:rFonts w:ascii="宋体" w:eastAsia="宋体" w:hAnsi="宋体" w:cs="宋体" w:hint="eastAsia"/>
               </w:rPr>
               <w:t>{{#e}}</w:t>
             </w:r>
@@ -4800,11 +4846,11 @@
           </w:tcPr>
           <w:p>
             <w:pPr>
-              <w:pStyle w:val="a1"/>
+              <w:pStyle w:val="aa"/>
               <w:spacing w:before="166"/>
               <w:jc w:val="center"/>
               <w:rPr>
-                <w:rFonts w:ascii="SimSun" w:eastAsia="SimSun" w:hAnsi="SimSun" w:cs="SimSun"/>
+                <w:rFonts w:ascii="宋体" w:eastAsia="宋体" w:hAnsi="宋体" w:cs="宋体" w:hint="eastAsia"/>
               </w:rPr>
             </w:pPr>
           </w:p>
@@ -4828,11 +4874,11 @@
           </w:tcPr>
           <w:p>
             <w:pPr>
-              <w:pStyle w:val="a1"/>
+              <w:pStyle w:val="aa"/>
               <w:spacing w:before="166"/>
               <w:jc w:val="center"/>
               <w:rPr>
-                <w:rFonts w:ascii="SimSun" w:eastAsia="SimSun" w:hAnsi="SimSun" w:cs="SimSun"/>
+                <w:rFonts w:ascii="宋体" w:eastAsia="宋体" w:hAnsi="宋体" w:cs="宋体" w:hint="eastAsia"/>
               </w:rPr>
             </w:pPr>
           </w:p>
@@ -4863,16 +4909,16 @@
           </w:tcPr>
           <w:p>
             <w:pPr>
-              <w:pStyle w:val="a1"/>
+              <w:pStyle w:val="aa"/>
               <w:spacing w:before="166"/>
               <w:jc w:val="center"/>
               <w:rPr>
-                <w:rFonts w:ascii="SimSun" w:eastAsia="SimSun" w:hAnsi="SimSun" w:cs="SimSun"/>
+                <w:rFonts w:ascii="宋体" w:eastAsia="宋体" w:hAnsi="宋体" w:cs="宋体" w:hint="eastAsia"/>
               </w:rPr>
             </w:pPr>
             <w:r>
               <w:rPr>
-                <w:rFonts w:ascii="SimSun" w:eastAsia="SimSun" w:hAnsi="SimSun" w:cs="SimSun"/>
+                <w:rFonts w:ascii="宋体" w:eastAsia="宋体" w:hAnsi="宋体" w:cs="宋体"/>
               </w:rPr>
               <w:t>{{seq}}</w:t>
             </w:r>
@@ -4897,19 +4943,35 @@
           </w:tcPr>
           <w:p>
             <w:pPr>
-              <w:pStyle w:val="a1"/>
+              <w:pStyle w:val="aa"/>
               <w:spacing w:before="166"/>
               <w:jc w:val="center"/>
               <w:rPr>
-                <w:rFonts w:ascii="SimSun" w:eastAsia="SimSun" w:hAnsi="SimSun" w:cs="SimSun"/>
+                <w:rFonts w:ascii="宋体" w:eastAsia="宋体" w:hAnsi="宋体" w:cs="宋体" w:hint="eastAsia"/>
               </w:rPr>
             </w:pPr>
             <w:r>
               <w:rPr>
-                <w:rFonts w:ascii="SimSun" w:eastAsia="SimSun" w:hAnsi="SimSun" w:cs="SimSun"/>
+                <w:rFonts w:ascii="宋体" w:eastAsia="宋体" w:hAnsi="宋体" w:cs="宋体"/>
                 <w:lang w:eastAsia="zh-TW"/>
               </w:rPr>
-              <w:t>{{risk_level}}</w:t>
+              <w:t>{{</w:t>
+            </w:r>
+            <w:proofErr w:type="spellStart"/>
+            <w:r>
+              <w:rPr>
+                <w:rFonts w:ascii="宋体" w:eastAsia="宋体" w:hAnsi="宋体" w:cs="宋体"/>
+                <w:lang w:eastAsia="zh-TW"/>
+              </w:rPr>
+              <w:t>risk_level</w:t>
+            </w:r>
+            <w:proofErr w:type="spellEnd"/>
+            <w:r>
+              <w:rPr>
+                <w:rFonts w:ascii="宋体" w:eastAsia="宋体" w:hAnsi="宋体" w:cs="宋体"/>
+                <w:lang w:eastAsia="zh-TW"/>
+              </w:rPr>
+              <w:t>}}</w:t>
             </w:r>
           </w:p>
         </w:tc>
@@ -4934,14 +4996,28 @@
             <w:pPr>
               <w:jc w:val="center"/>
               <w:rPr>
-                <w:rFonts w:ascii="SimSun" w:eastAsia="SimSun" w:hAnsi="SimSun" w:cs="SimSun"/>
+                <w:rFonts w:ascii="宋体" w:eastAsia="宋体" w:hAnsi="宋体" w:cs="宋体" w:hint="eastAsia"/>
               </w:rPr>
             </w:pPr>
             <w:r>
               <w:rPr>
-                <w:rFonts w:ascii="SimSun" w:eastAsia="SimSun" w:hAnsi="SimSun" w:cs="SimSun" w:hint="eastAsia"/>
-              </w:rPr>
-              <w:t xml:space="preserve">{{hostname_and_type}}</w:t>
+                <w:rFonts w:ascii="宋体" w:eastAsia="宋体" w:hAnsi="宋体" w:cs="宋体" w:hint="eastAsia"/>
+              </w:rPr>
+              <w:t>{{</w:t>
+            </w:r>
+            <w:proofErr w:type="spellStart"/>
+            <w:r>
+              <w:rPr>
+                <w:rFonts w:ascii="宋体" w:eastAsia="宋体" w:hAnsi="宋体" w:cs="宋体" w:hint="eastAsia"/>
+              </w:rPr>
+              <w:t>hostname_and_type</w:t>
+            </w:r>
+            <w:proofErr w:type="spellEnd"/>
+            <w:r>
+              <w:rPr>
+                <w:rFonts w:ascii="宋体" w:eastAsia="宋体" w:hAnsi="宋体" w:cs="宋体" w:hint="eastAsia"/>
+              </w:rPr>
+              <w:t>}}</w:t>
             </w:r>
           </w:p>
         </w:tc>
@@ -4971,18 +5047,32 @@
           </w:tcPr>
           <w:p>
             <w:pPr>
-              <w:pStyle w:val="a1"/>
+              <w:pStyle w:val="aa"/>
               <w:spacing w:before="166"/>
               <w:jc w:val="center"/>
               <w:rPr>
-                <w:rFonts w:ascii="SimSun" w:eastAsia="SimSun" w:hAnsi="SimSun" w:cs="SimSun"/>
+                <w:rFonts w:ascii="宋体" w:eastAsia="宋体" w:hAnsi="宋体" w:cs="宋体" w:hint="eastAsia"/>
               </w:rPr>
             </w:pPr>
             <w:r>
               <w:rPr>
-                <w:rFonts w:ascii="SimSun" w:eastAsia="SimSun" w:hAnsi="SimSun" w:cs="SimSun"/>
-              </w:rPr>
-              <w:t>{{/vb}}</w:t>
+                <w:rFonts w:ascii="宋体" w:eastAsia="宋体" w:hAnsi="宋体" w:cs="宋体"/>
+              </w:rPr>
+              <w:t>{{/</w:t>
+            </w:r>
+            <w:proofErr w:type="spellStart"/>
+            <w:r>
+              <w:rPr>
+                <w:rFonts w:ascii="宋体" w:eastAsia="宋体" w:hAnsi="宋体" w:cs="宋体"/>
+              </w:rPr>
+              <w:t>vb</w:t>
+            </w:r>
+            <w:proofErr w:type="spellEnd"/>
+            <w:r>
+              <w:rPr>
+                <w:rFonts w:ascii="宋体" w:eastAsia="宋体" w:hAnsi="宋体" w:cs="宋体"/>
+              </w:rPr>
+              <w:t>}}</w:t>
             </w:r>
           </w:p>
         </w:tc>
@@ -5005,11 +5095,11 @@
           </w:tcPr>
           <w:p>
             <w:pPr>
-              <w:pStyle w:val="a1"/>
+              <w:pStyle w:val="aa"/>
               <w:spacing w:before="166"/>
               <w:jc w:val="center"/>
               <w:rPr>
-                <w:rFonts w:ascii="SimSun" w:eastAsia="SimSun" w:hAnsi="SimSun" w:cs="SimSun"/>
+                <w:rFonts w:ascii="宋体" w:eastAsia="宋体" w:hAnsi="宋体" w:cs="宋体" w:hint="eastAsia"/>
               </w:rPr>
             </w:pPr>
           </w:p>
@@ -5035,7 +5125,7 @@
             <w:pPr>
               <w:jc w:val="center"/>
               <w:rPr>
-                <w:rFonts w:ascii="SimSun" w:eastAsia="SimSun" w:hAnsi="SimSun" w:cs="SimSun"/>
+                <w:rFonts w:ascii="宋体" w:eastAsia="宋体" w:hAnsi="宋体" w:cs="宋体" w:hint="eastAsia"/>
               </w:rPr>
             </w:pPr>
           </w:p>
@@ -5046,27 +5136,27 @@
       <w:pPr>
         <w:spacing w:line="360" w:lineRule="auto"/>
         <w:rPr>
-          <w:rFonts w:ascii="SimSun" w:eastAsia="SimSun" w:hAnsi="SimSun" w:cs="SimSun"/>
+          <w:rFonts w:ascii="宋体" w:eastAsia="宋体" w:hAnsi="宋体" w:cs="宋体" w:hint="eastAsia"/>
           <w:lang w:eastAsia="zh-TW"/>
         </w:rPr>
       </w:pPr>
     </w:p>
     <w:p>
       <w:pPr>
-        <w:pStyle w:val="Heading3"/>
+        <w:pStyle w:val="3"/>
         <w:numPr>
           <w:ilvl w:val="2"/>
           <w:numId w:val="3"/>
         </w:numPr>
         <w:rPr>
-          <w:rFonts w:ascii="SimSun" w:eastAsia="SimSun" w:hAnsi="SimSun" w:cs="SimSun"/>
+          <w:rFonts w:ascii="宋体" w:eastAsia="宋体" w:hAnsi="宋体" w:cs="宋体" w:hint="eastAsia"/>
           <w:lang w:val="zh-TW" w:eastAsia="zh-TW"/>
         </w:rPr>
       </w:pPr>
       <w:bookmarkStart w:id="3" w:name="_Toc23899"/>
       <w:r>
         <w:rPr>
-          <w:rFonts w:ascii="SimSun" w:eastAsia="SimSun" w:hAnsi="SimSun" w:cs="SimSun" w:hint="eastAsia"/>
+          <w:rFonts w:ascii="宋体" w:eastAsia="宋体" w:hAnsi="宋体" w:cs="宋体" w:hint="eastAsia"/>
           <w:lang w:val="zh-TW" w:eastAsia="zh-TW"/>
         </w:rPr>
         <w:t>重要成果</w:t>
@@ -5075,19 +5165,19 @@
     </w:p>
     <w:p>
       <w:pPr>
-        <w:pStyle w:val="ListParagraph"/>
+        <w:pStyle w:val="ab"/>
         <w:numPr>
           <w:ilvl w:val="0"/>
           <w:numId w:val="4"/>
         </w:numPr>
         <w:rPr>
-          <w:rFonts w:ascii="SimSun" w:eastAsia="SimSun" w:hAnsi="SimSun" w:cs="SimSun"/>
+          <w:rFonts w:ascii="宋体" w:eastAsia="宋体" w:hAnsi="宋体" w:cs="宋体" w:hint="eastAsia"/>
           <w:lang w:val="zh-TW" w:eastAsia="zh-TW"/>
         </w:rPr>
       </w:pPr>
       <w:r>
         <w:rPr>
-          <w:rFonts w:ascii="SimSun" w:eastAsia="SimSun" w:hAnsi="SimSun" w:cs="SimSun" w:hint="eastAsia"/>
+          <w:rFonts w:ascii="宋体" w:eastAsia="宋体" w:hAnsi="宋体" w:cs="宋体" w:hint="eastAsia"/>
           <w:lang w:val="zh-TW" w:eastAsia="zh-TW"/>
         </w:rPr>
         <w:t>无</w:t>
@@ -5095,42 +5185,43 @@
     </w:p>
     <w:p>
       <w:pPr>
-        <w:pStyle w:val="Heading2"/>
+        <w:pStyle w:val="2"/>
         <w:numPr>
           <w:ilvl w:val="1"/>
           <w:numId w:val="5"/>
         </w:numPr>
         <w:rPr>
-          <w:rFonts w:ascii="SimSun" w:eastAsia="SimSun" w:hAnsi="SimSun" w:cs="SimSun"/>
+          <w:rFonts w:ascii="宋体" w:eastAsia="宋体" w:hAnsi="宋体" w:cs="宋体" w:hint="eastAsia"/>
           <w:lang w:val="zh-TW" w:eastAsia="zh-TW"/>
         </w:rPr>
       </w:pPr>
       <w:bookmarkStart w:id="4" w:name="_Toc5958"/>
       <w:r>
         <w:rPr>
-          <w:rFonts w:ascii="SimSun" w:eastAsia="SimSun" w:hAnsi="SimSun" w:cs="SimSun" w:hint="eastAsia"/>
+          <w:rFonts w:ascii="宋体" w:eastAsia="宋体" w:hAnsi="宋体" w:cs="宋体" w:hint="eastAsia"/>
           <w:lang w:val="zh-TW" w:eastAsia="zh-TW"/>
         </w:rPr>
+        <w:lastRenderedPageBreak/>
         <w:t>攻击路径</w:t>
       </w:r>
       <w:bookmarkEnd w:id="4"/>
     </w:p>
     <w:p>
       <w:pPr>
-        <w:pStyle w:val="Heading3"/>
+        <w:pStyle w:val="3"/>
         <w:numPr>
           <w:ilvl w:val="2"/>
           <w:numId w:val="2"/>
         </w:numPr>
         <w:rPr>
-          <w:rFonts w:ascii="SimSun" w:eastAsia="SimSun" w:hAnsi="SimSun" w:cs="SimSun"/>
+          <w:rFonts w:ascii="宋体" w:eastAsia="宋体" w:hAnsi="宋体" w:cs="宋体" w:hint="eastAsia"/>
           <w:lang w:val="zh-TW" w:eastAsia="zh-TW"/>
         </w:rPr>
       </w:pPr>
       <w:bookmarkStart w:id="5" w:name="_Toc30349"/>
       <w:r>
         <w:rPr>
-          <w:rFonts w:ascii="SimSun" w:eastAsia="SimSun" w:hAnsi="SimSun" w:cs="SimSun" w:hint="eastAsia"/>
+          <w:rFonts w:ascii="宋体" w:eastAsia="宋体" w:hAnsi="宋体" w:cs="宋体" w:hint="eastAsia"/>
           <w:lang w:val="zh-TW" w:eastAsia="zh-TW"/>
         </w:rPr>
         <w:t>路径图</w:t>
@@ -5140,16 +5231,16 @@
     <w:p>
       <w:pPr>
         <w:rPr>
-          <w:rFonts w:ascii="SimSun" w:eastAsia="SimSun" w:hAnsi="SimSun" w:cs="SimSun"/>
-        </w:rPr>
-      </w:pPr>
-      <w:r>
-        <w:rPr>
-          <w:rFonts w:ascii="SimSun" w:eastAsia="SimSun" w:hAnsi="SimSun" w:cs="SimSun" w:hint="eastAsia"/>
+          <w:rFonts w:ascii="宋体" w:eastAsia="宋体" w:hAnsi="宋体" w:cs="宋体" w:hint="eastAsia"/>
+        </w:rPr>
+      </w:pPr>
+      <w:r>
+        <w:rPr>
+          <w:rFonts w:ascii="宋体" w:eastAsia="宋体" w:hAnsi="宋体" w:cs="宋体" w:hint="eastAsia"/>
           <w:noProof/>
         </w:rPr>
         <w:drawing>
-          <wp:inline distT="0" distB="0" distL="114300" distR="114300">
+          <wp:inline distT="0" distB="0" distL="114300" distR="114300" wp14:anchorId="706CA2F9" wp14:editId="12B50E57">
             <wp:extent cx="5266055" cy="2498725"/>
             <wp:effectExtent l="0" t="0" r="6985" b="635"/>
             <wp:docPr id="32" name="图片 1"/>
@@ -5193,20 +5284,20 @@
     </w:p>
     <w:p>
       <w:pPr>
-        <w:pStyle w:val="Heading3"/>
+        <w:pStyle w:val="3"/>
         <w:numPr>
           <w:ilvl w:val="2"/>
           <w:numId w:val="2"/>
         </w:numPr>
         <w:rPr>
-          <w:rFonts w:ascii="SimSun" w:eastAsia="SimSun" w:hAnsi="SimSun" w:cs="SimSun"/>
+          <w:rFonts w:ascii="宋体" w:eastAsia="宋体" w:hAnsi="宋体" w:cs="宋体" w:hint="eastAsia"/>
           <w:lang w:val="zh-TW" w:eastAsia="zh-TW"/>
         </w:rPr>
       </w:pPr>
       <w:bookmarkStart w:id="6" w:name="_Toc28242"/>
       <w:r>
         <w:rPr>
-          <w:rFonts w:ascii="SimSun" w:eastAsia="SimSun" w:hAnsi="SimSun" w:cs="SimSun" w:hint="eastAsia"/>
+          <w:rFonts w:ascii="宋体" w:eastAsia="宋体" w:hAnsi="宋体" w:cs="宋体" w:hint="eastAsia"/>
           <w:lang w:val="zh-TW" w:eastAsia="zh-TW"/>
         </w:rPr>
         <w:t>路径概述</w:t>
@@ -5218,13 +5309,13 @@
         <w:spacing w:line="360" w:lineRule="auto"/>
         <w:ind w:firstLineChars="200" w:firstLine="420"/>
         <w:rPr>
-          <w:rFonts w:ascii="SimSun" w:eastAsia="SimSun" w:hAnsi="SimSun" w:cs="SimSun"/>
+          <w:rFonts w:ascii="宋体" w:eastAsia="宋体" w:hAnsi="宋体" w:cs="宋体" w:hint="eastAsia"/>
           <w:lang w:val="zh-TW" w:eastAsia="zh-TW"/>
         </w:rPr>
       </w:pPr>
       <w:r>
         <w:rPr>
-          <w:rFonts w:ascii="SimSun" w:eastAsia="SimSun" w:hAnsi="SimSun" w:cs="SimSun" w:hint="eastAsia"/>
+          <w:rFonts w:ascii="宋体" w:eastAsia="宋体" w:hAnsi="宋体" w:cs="宋体" w:hint="eastAsia"/>
           <w:lang w:val="zh-TW" w:eastAsia="zh-TW"/>
         </w:rPr>
         <w:t>本次红蓝对抗中，长亭科技攻击队从内网办公区模拟被钓鱼的办公人员对深圳工烟发起攻击。</w:t>
@@ -5232,52 +5323,52 @@
     </w:p>
     <w:p>
       <w:pPr>
-        <w:pStyle w:val="ListParagraph"/>
+        <w:pStyle w:val="ab"/>
         <w:numPr>
           <w:ilvl w:val="0"/>
           <w:numId w:val="6"/>
         </w:numPr>
         <w:spacing w:line="360" w:lineRule="auto"/>
         <w:rPr>
-          <w:rFonts w:ascii="SimSun" w:eastAsia="SimSun" w:hAnsi="SimSun" w:cs="SimSun"/>
-        </w:rPr>
-      </w:pPr>
-      <w:r>
-        <w:rPr>
-          <w:rFonts w:ascii="SimSun" w:eastAsia="SimSun" w:hAnsi="SimSun" w:cs="SimSun" w:hint="eastAsia"/>
+          <w:rFonts w:ascii="宋体" w:eastAsia="宋体" w:hAnsi="宋体" w:cs="宋体" w:hint="eastAsia"/>
+        </w:rPr>
+      </w:pPr>
+      <w:r>
+        <w:rPr>
+          <w:rFonts w:ascii="宋体" w:eastAsia="宋体" w:hAnsi="宋体" w:cs="宋体" w:hint="eastAsia"/>
           <w:lang w:val="zh-TW" w:eastAsia="zh-TW"/>
         </w:rPr>
         <w:t>内网办公区攻击人员通过在内网进行探测与尝试，找到</w:t>
       </w:r>
       <w:r>
         <w:rPr>
-          <w:rFonts w:ascii="SimSun" w:eastAsia="SimSun" w:hAnsi="SimSun" w:cs="SimSun" w:hint="eastAsia"/>
+          <w:rFonts w:ascii="宋体" w:eastAsia="宋体" w:hAnsi="宋体" w:cs="宋体" w:hint="eastAsia"/>
         </w:rPr>
         <w:t>10.12.67.80</w:t>
       </w:r>
       <w:r>
         <w:rPr>
-          <w:rFonts w:ascii="SimSun" w:eastAsia="SimSun" w:hAnsi="SimSun" w:cs="SimSun" w:hint="eastAsia"/>
+          <w:rFonts w:ascii="宋体" w:eastAsia="宋体" w:hAnsi="宋体" w:cs="宋体" w:hint="eastAsia"/>
           <w:lang w:val="zh-TW" w:eastAsia="zh-TW"/>
         </w:rPr>
         <w:t>设备，</w:t>
       </w:r>
       <w:r>
         <w:rPr>
-          <w:rFonts w:ascii="SimSun" w:eastAsia="SimSun" w:hAnsi="SimSun" w:cs="SimSun" w:hint="eastAsia"/>
+          <w:rFonts w:ascii="宋体" w:eastAsia="宋体" w:hAnsi="宋体" w:cs="宋体" w:hint="eastAsia"/>
           <w:lang w:val="zh-CN"/>
         </w:rPr>
         <w:t>开启8848端口的nacos服务, 发现其存在权限绕过漏洞,通过漏洞成功</w:t>
       </w:r>
       <w:r>
         <w:rPr>
-          <w:rFonts w:ascii="SimSun" w:eastAsia="SimSun" w:hAnsi="SimSun" w:cs="SimSun" w:hint="eastAsia"/>
+          <w:rFonts w:ascii="宋体" w:eastAsia="宋体" w:hAnsi="宋体" w:cs="宋体" w:hint="eastAsia"/>
         </w:rPr>
         <w:t>进入到后台</w:t>
       </w:r>
       <w:r>
         <w:rPr>
-          <w:rFonts w:ascii="SimSun" w:eastAsia="SimSun" w:hAnsi="SimSun" w:cs="SimSun" w:hint="eastAsia"/>
+          <w:rFonts w:ascii="宋体" w:eastAsia="宋体" w:hAnsi="宋体" w:cs="宋体" w:hint="eastAsia"/>
           <w:lang w:val="zh-CN"/>
         </w:rPr>
         <w:t>.</w:t>
@@ -5285,47 +5376,74 @@
     </w:p>
     <w:p>
       <w:pPr>
-        <w:pStyle w:val="ListParagraph"/>
+        <w:pStyle w:val="ab"/>
         <w:numPr>
           <w:ilvl w:val="0"/>
           <w:numId w:val="6"/>
         </w:numPr>
         <w:spacing w:line="360" w:lineRule="auto"/>
         <w:rPr>
-          <w:rFonts w:ascii="SimSun" w:eastAsia="SimSun" w:hAnsi="SimSun" w:cs="SimSun"/>
+          <w:rFonts w:ascii="宋体" w:eastAsia="宋体" w:hAnsi="宋体" w:cs="宋体" w:hint="eastAsia"/>
           <w:lang w:val="zh-TW" w:eastAsia="zh-TW"/>
         </w:rPr>
       </w:pPr>
       <w:r>
         <w:rPr>
-          <w:rFonts w:ascii="SimSun" w:eastAsia="SimSun" w:hAnsi="SimSun" w:cs="SimSun" w:hint="eastAsia"/>
+          <w:rFonts w:ascii="宋体" w:eastAsia="宋体" w:hAnsi="宋体" w:cs="宋体" w:hint="eastAsia"/>
           <w:lang w:val="zh-TW" w:eastAsia="zh-TW"/>
         </w:rPr>
-        <w:lastRenderedPageBreak/>
         <w:t>内网办公区攻击人员通过在内网进行探测与尝试，发现</w:t>
       </w:r>
       <w:r>
         <w:rPr>
-          <w:rFonts w:ascii="SimSun" w:eastAsia="SimSun" w:hAnsi="SimSun" w:cs="SimSun" w:hint="eastAsia"/>
-        </w:rPr>
-        <w:t>10.12.79.14:9080使用wms系统存在sql注入</w:t>
-      </w:r>
-      <w:r>
-        <w:rPr>
-          <w:rFonts w:ascii="SimSun" w:eastAsia="SimSun" w:hAnsi="SimSun" w:cs="SimSun" w:hint="eastAsia"/>
+          <w:rFonts w:ascii="宋体" w:eastAsia="宋体" w:hAnsi="宋体" w:cs="宋体" w:hint="eastAsia"/>
+        </w:rPr>
+        <w:t>10.12.79.14:9080使用</w:t>
+      </w:r>
+      <w:proofErr w:type="spellStart"/>
+      <w:r>
+        <w:rPr>
+          <w:rFonts w:ascii="宋体" w:eastAsia="宋体" w:hAnsi="宋体" w:cs="宋体" w:hint="eastAsia"/>
+        </w:rPr>
+        <w:t>wms</w:t>
+      </w:r>
+      <w:proofErr w:type="spellEnd"/>
+      <w:r>
+        <w:rPr>
+          <w:rFonts w:ascii="宋体" w:eastAsia="宋体" w:hAnsi="宋体" w:cs="宋体" w:hint="eastAsia"/>
+        </w:rPr>
+        <w:t>系统存在</w:t>
+      </w:r>
+      <w:proofErr w:type="spellStart"/>
+      <w:r>
+        <w:rPr>
+          <w:rFonts w:ascii="宋体" w:eastAsia="宋体" w:hAnsi="宋体" w:cs="宋体" w:hint="eastAsia"/>
+        </w:rPr>
+        <w:t>sql</w:t>
+      </w:r>
+      <w:proofErr w:type="spellEnd"/>
+      <w:r>
+        <w:rPr>
+          <w:rFonts w:ascii="宋体" w:eastAsia="宋体" w:hAnsi="宋体" w:cs="宋体" w:hint="eastAsia"/>
+        </w:rPr>
+        <w:t>注入</w:t>
+      </w:r>
+      <w:r>
+        <w:rPr>
+          <w:rFonts w:ascii="宋体" w:eastAsia="宋体" w:hAnsi="宋体" w:cs="宋体" w:hint="eastAsia"/>
           <w:lang w:val="zh-CN"/>
         </w:rPr>
         <w:t>漏洞,成功获取该机器</w:t>
       </w:r>
       <w:r>
         <w:rPr>
-          <w:rFonts w:ascii="SimSun" w:eastAsia="SimSun" w:hAnsi="SimSun" w:cs="SimSun" w:hint="eastAsia"/>
+          <w:rFonts w:ascii="宋体" w:eastAsia="宋体" w:hAnsi="宋体" w:cs="宋体" w:hint="eastAsia"/>
         </w:rPr>
         <w:t>数据库数据</w:t>
       </w:r>
       <w:r>
         <w:rPr>
-          <w:rFonts w:ascii="SimSun" w:eastAsia="SimSun" w:hAnsi="SimSun" w:cs="SimSun" w:hint="eastAsia"/>
+          <w:rFonts w:ascii="宋体" w:eastAsia="宋体" w:hAnsi="宋体" w:cs="宋体" w:hint="eastAsia"/>
           <w:lang w:val="zh-CN"/>
         </w:rPr>
         <w:t>.</w:t>
@@ -5333,26 +5451,26 @@
     </w:p>
     <w:p>
       <w:pPr>
-        <w:pStyle w:val="ListParagraph"/>
+        <w:pStyle w:val="ab"/>
         <w:numPr>
           <w:ilvl w:val="0"/>
           <w:numId w:val="6"/>
         </w:numPr>
         <w:spacing w:line="360" w:lineRule="auto"/>
         <w:rPr>
-          <w:rFonts w:ascii="SimSun" w:eastAsia="SimSun" w:hAnsi="SimSun" w:cs="SimSun"/>
-        </w:rPr>
-      </w:pPr>
-      <w:r>
-        <w:rPr>
-          <w:rFonts w:ascii="SimSun" w:eastAsia="SimSun" w:hAnsi="SimSun" w:cs="SimSun" w:hint="eastAsia"/>
+          <w:rFonts w:ascii="宋体" w:eastAsia="宋体" w:hAnsi="宋体" w:cs="宋体" w:hint="eastAsia"/>
+        </w:rPr>
+      </w:pPr>
+      <w:r>
+        <w:rPr>
+          <w:rFonts w:ascii="宋体" w:eastAsia="宋体" w:hAnsi="宋体" w:cs="宋体" w:hint="eastAsia"/>
           <w:lang w:val="zh-TW" w:eastAsia="zh-TW"/>
         </w:rPr>
         <w:t>内网办公区攻击人员通过在内网进行探测与尝试，发现</w:t>
       </w:r>
       <w:r>
         <w:rPr>
-          <w:rFonts w:ascii="SimSun" w:eastAsia="SimSun" w:hAnsi="SimSun" w:cs="SimSun" w:hint="eastAsia"/>
+          <w:rFonts w:ascii="宋体" w:eastAsia="宋体" w:hAnsi="宋体" w:cs="宋体" w:hint="eastAsia"/>
           <w:lang w:val="zh-CN"/>
         </w:rPr>
         <w:t>10.12.68.126存在任意文件读取漏洞,成功获取到该机器的敏感文件.</w:t>
@@ -5360,101 +5478,102 @@
     </w:p>
     <w:p>
       <w:pPr>
-        <w:pStyle w:val="ListParagraph"/>
+        <w:pStyle w:val="ab"/>
         <w:numPr>
           <w:ilvl w:val="0"/>
           <w:numId w:val="6"/>
         </w:numPr>
         <w:spacing w:line="360" w:lineRule="auto"/>
         <w:rPr>
-          <w:rFonts w:ascii="SimSun" w:eastAsia="SimSun" w:hAnsi="SimSun" w:cs="SimSun"/>
+          <w:rFonts w:ascii="宋体" w:eastAsia="宋体" w:hAnsi="宋体" w:cs="宋体" w:hint="eastAsia"/>
           <w:lang w:val="zh-TW" w:eastAsia="zh-TW"/>
         </w:rPr>
       </w:pPr>
       <w:r>
         <w:rPr>
-          <w:rFonts w:ascii="SimSun" w:eastAsia="SimSun" w:hAnsi="SimSun" w:cs="SimSun" w:hint="eastAsia"/>
+          <w:rFonts w:ascii="宋体" w:eastAsia="宋体" w:hAnsi="宋体" w:cs="宋体" w:hint="eastAsia"/>
         </w:rPr>
         <w:t>内网办公区攻击人员通过内网进行探测与尝试, 发现</w:t>
       </w:r>
       <w:r>
         <w:rPr>
-          <w:rFonts w:ascii="SimSun" w:eastAsia="SimSun" w:hAnsi="SimSun" w:cs="SimSun" w:hint="eastAsia"/>
+          <w:rFonts w:ascii="宋体" w:eastAsia="宋体" w:hAnsi="宋体" w:cs="宋体" w:hint="eastAsia"/>
           <w:lang w:val="zh-CN"/>
         </w:rPr>
         <w:t>10.12.61.243:8012，10.12.50.41:8000，10.12.62.26:8858</w:t>
       </w:r>
       <w:r>
         <w:rPr>
-          <w:rFonts w:ascii="SimSun" w:eastAsia="SimSun" w:hAnsi="SimSun" w:cs="SimSun" w:hint="eastAsia"/>
+          <w:rFonts w:ascii="宋体" w:eastAsia="宋体" w:hAnsi="宋体" w:cs="宋体" w:hint="eastAsia"/>
         </w:rPr>
         <w:t>系统均存在弱口令漏洞.</w:t>
       </w:r>
     </w:p>
     <w:p>
       <w:pPr>
-        <w:pStyle w:val="ListParagraph"/>
+        <w:pStyle w:val="ab"/>
         <w:spacing w:line="360" w:lineRule="auto"/>
         <w:rPr>
-          <w:rFonts w:ascii="SimSun" w:eastAsia="SimSun" w:hAnsi="SimSun" w:cs="SimSun"/>
-        </w:rPr>
-      </w:pPr>
-    </w:p>
-    <w:p>
-      <w:pPr>
-        <w:pStyle w:val="ListParagraph"/>
+          <w:rFonts w:ascii="宋体" w:eastAsia="宋体" w:hAnsi="宋体" w:cs="宋体" w:hint="eastAsia"/>
+        </w:rPr>
+      </w:pPr>
+    </w:p>
+    <w:p>
+      <w:pPr>
+        <w:pStyle w:val="ab"/>
         <w:numPr>
           <w:ilvl w:val="0"/>
           <w:numId w:val="6"/>
         </w:numPr>
         <w:spacing w:line="360" w:lineRule="auto"/>
         <w:rPr>
-          <w:rFonts w:ascii="SimSun" w:eastAsia="SimSun" w:hAnsi="SimSun" w:cs="SimSun"/>
-        </w:rPr>
-      </w:pPr>
-      <w:r>
-        <w:rPr>
-          <w:rFonts w:ascii="SimSun" w:eastAsia="SimSun" w:hAnsi="SimSun" w:cs="SimSun" w:hint="eastAsia"/>
+          <w:rFonts w:ascii="宋体" w:eastAsia="宋体" w:hAnsi="宋体" w:cs="宋体" w:hint="eastAsia"/>
+        </w:rPr>
+      </w:pPr>
+      <w:r>
+        <w:rPr>
+          <w:rFonts w:ascii="宋体" w:eastAsia="宋体" w:hAnsi="宋体" w:cs="宋体" w:hint="eastAsia"/>
         </w:rPr>
         <w:t>内网办公区攻击人员通过内网进行探测与尝试,发现idaas.haorizi.cn系统存在任意用户密码修改，导致可以任意用户登录到后台</w:t>
       </w:r>
     </w:p>
     <w:p>
       <w:pPr>
-        <w:pStyle w:val="ListParagraph"/>
+        <w:pStyle w:val="ab"/>
         <w:numPr>
           <w:ilvl w:val="0"/>
           <w:numId w:val="6"/>
         </w:numPr>
         <w:rPr>
-          <w:rFonts w:ascii="SimSun" w:eastAsia="SimSun" w:hAnsi="SimSun" w:cs="SimSun"/>
+          <w:rFonts w:ascii="宋体" w:eastAsia="宋体" w:hAnsi="宋体" w:cs="宋体" w:hint="eastAsia"/>
           <w:lang w:val="zh-TW" w:eastAsia="zh-TW"/>
         </w:rPr>
       </w:pPr>
       <w:r>
         <w:rPr>
-          <w:rFonts w:ascii="SimSun" w:eastAsia="SimSun" w:hAnsi="SimSun" w:cs="SimSun" w:hint="eastAsia"/>
+          <w:rFonts w:ascii="宋体" w:eastAsia="宋体" w:hAnsi="宋体" w:cs="宋体" w:hint="eastAsia"/>
         </w:rPr>
         <w:br w:type="page"/>
       </w:r>
     </w:p>
     <w:p>
       <w:pPr>
-        <w:pStyle w:val="Heading1"/>
+        <w:pStyle w:val="1"/>
         <w:numPr>
           <w:ilvl w:val="0"/>
           <w:numId w:val="7"/>
         </w:numPr>
         <w:rPr>
-          <w:lang w:val="zh-TW" w:eastAsia="zh-TW"/>
-        </w:rPr>
-      </w:pPr>
-      <w:bookmarkStart w:id="7" w:name="_Toc20517"/>
-      <w:r>
-        <w:rPr>
           <w:rFonts w:hint="eastAsia"/>
           <w:lang w:val="zh-TW" w:eastAsia="zh-TW"/>
         </w:rPr>
+      </w:pPr>
+      <w:bookmarkStart w:id="7" w:name="_Toc20517"/>
+      <w:r>
+        <w:rPr>
+          <w:rFonts w:hint="eastAsia"/>
+          <w:lang w:val="zh-TW" w:eastAsia="zh-TW"/>
+        </w:rPr>
         <w:lastRenderedPageBreak/>
         <w:t>整体安全问题分析</w:t>
       </w:r>
@@ -5462,20 +5581,20 @@
     </w:p>
     <w:p>
       <w:pPr>
-        <w:pStyle w:val="Heading2"/>
+        <w:pStyle w:val="2"/>
         <w:numPr>
           <w:ilvl w:val="1"/>
           <w:numId w:val="1"/>
         </w:numPr>
         <w:rPr>
-          <w:rFonts w:ascii="SimSun" w:eastAsia="SimSun" w:hAnsi="SimSun" w:cs="SimSun"/>
+          <w:rFonts w:ascii="宋体" w:eastAsia="宋体" w:hAnsi="宋体" w:cs="宋体" w:hint="eastAsia"/>
           <w:lang w:val="zh-TW" w:eastAsia="zh-TW"/>
         </w:rPr>
       </w:pPr>
       <w:bookmarkStart w:id="8" w:name="_Toc29045"/>
       <w:r>
         <w:rPr>
-          <w:rFonts w:ascii="SimSun" w:eastAsia="SimSun" w:hAnsi="SimSun" w:cs="SimSun" w:hint="eastAsia"/>
+          <w:rFonts w:ascii="宋体" w:eastAsia="宋体" w:hAnsi="宋体" w:cs="宋体" w:hint="eastAsia"/>
           <w:lang w:val="zh-TW" w:eastAsia="zh-TW"/>
         </w:rPr>
         <w:t>问题分析</w:t>
@@ -5487,7 +5606,7 @@
         <w:spacing w:line="360" w:lineRule="auto"/>
         <w:outlineLvl w:val="2"/>
         <w:rPr>
-          <w:rFonts w:ascii="SimSun" w:eastAsia="SimSun" w:hAnsi="SimSun" w:cs="SimSun"/>
+          <w:rFonts w:ascii="宋体" w:eastAsia="宋体" w:hAnsi="宋体" w:cs="宋体" w:hint="eastAsia"/>
           <w:b/>
           <w:bCs/>
           <w:color w:val="7BBF4B"/>
@@ -5499,7 +5618,7 @@
       <w:bookmarkStart w:id="9" w:name="_Toc4766"/>
       <w:r>
         <w:rPr>
-          <w:rFonts w:ascii="SimSun" w:eastAsia="SimSun" w:hAnsi="SimSun" w:cs="SimSun" w:hint="eastAsia"/>
+          <w:rFonts w:ascii="宋体" w:eastAsia="宋体" w:hAnsi="宋体" w:cs="宋体" w:hint="eastAsia"/>
           <w:b/>
           <w:bCs/>
           <w:color w:val="7BBF4B"/>
@@ -5511,7 +5630,7 @@
       </w:r>
       <w:r>
         <w:rPr>
-          <w:rFonts w:ascii="SimSun" w:eastAsia="SimSun" w:hAnsi="SimSun" w:cs="SimSun" w:hint="eastAsia"/>
+          <w:rFonts w:ascii="宋体" w:eastAsia="宋体" w:hAnsi="宋体" w:cs="宋体" w:hint="eastAsia"/>
           <w:b/>
           <w:bCs/>
           <w:color w:val="7BBF4B"/>
@@ -5528,39 +5647,39 @@
       <w:pPr>
         <w:spacing w:line="360" w:lineRule="auto"/>
         <w:rPr>
-          <w:rFonts w:ascii="SimSun" w:eastAsia="SimSun" w:hAnsi="SimSun" w:cs="SimSun"/>
-        </w:rPr>
-      </w:pPr>
-      <w:r>
-        <w:rPr>
-          <w:rFonts w:ascii="SimSun" w:eastAsia="SimSun" w:hAnsi="SimSun" w:cs="SimSun" w:hint="eastAsia"/>
+          <w:rFonts w:ascii="宋体" w:eastAsia="宋体" w:hAnsi="宋体" w:cs="宋体" w:hint="eastAsia"/>
+        </w:rPr>
+      </w:pPr>
+      <w:r>
+        <w:rPr>
+          <w:rFonts w:ascii="宋体" w:eastAsia="宋体" w:hAnsi="宋体" w:cs="宋体" w:hint="eastAsia"/>
           <w:lang w:val="zh-TW" w:eastAsia="zh-TW"/>
         </w:rPr>
         <w:t>在本次测试中发现多台服务器存在</w:t>
       </w:r>
       <w:r>
         <w:rPr>
-          <w:rFonts w:ascii="SimSun" w:eastAsia="SimSun" w:hAnsi="SimSun" w:cs="SimSun" w:hint="eastAsia"/>
+          <w:rFonts w:ascii="宋体" w:eastAsia="宋体" w:hAnsi="宋体" w:cs="宋体" w:hint="eastAsia"/>
           <w:lang w:val="zh-CN"/>
         </w:rPr>
         <w:t>go pprof</w:t>
       </w:r>
       <w:r>
         <w:rPr>
-          <w:rFonts w:ascii="SimSun" w:eastAsia="SimSun" w:hAnsi="SimSun" w:cs="SimSun" w:hint="eastAsia"/>
+          <w:rFonts w:ascii="宋体" w:eastAsia="宋体" w:hAnsi="宋体" w:cs="宋体" w:hint="eastAsia"/>
           <w:lang w:val="zh-TW" w:eastAsia="zh-TW"/>
         </w:rPr>
         <w:t>、</w:t>
       </w:r>
       <w:r>
         <w:rPr>
-          <w:rFonts w:ascii="SimSun" w:eastAsia="SimSun" w:hAnsi="SimSun" w:cs="SimSun" w:hint="eastAsia"/>
+          <w:rFonts w:ascii="宋体" w:eastAsia="宋体" w:hAnsi="宋体" w:cs="宋体" w:hint="eastAsia"/>
         </w:rPr>
         <w:t>Swagger</w:t>
       </w:r>
       <w:r>
         <w:rPr>
-          <w:rFonts w:ascii="SimSun" w:eastAsia="SimSun" w:hAnsi="SimSun" w:cs="SimSun" w:hint="eastAsia"/>
+          <w:rFonts w:ascii="宋体" w:eastAsia="宋体" w:hAnsi="宋体" w:cs="宋体" w:hint="eastAsia"/>
           <w:lang w:val="zh-TW" w:eastAsia="zh-TW"/>
         </w:rPr>
         <w:t>等组件的未授权访问问题，这些组件泄露了大量敏感信息，包括系统配置信息、接口信息等。攻击者可以利用这些信息进行进一步的攻击渗透。</w:t>
@@ -5571,7 +5690,7 @@
         <w:spacing w:line="360" w:lineRule="auto"/>
         <w:outlineLvl w:val="2"/>
         <w:rPr>
-          <w:rFonts w:ascii="SimSun" w:eastAsia="SimSun" w:hAnsi="SimSun" w:cs="SimSun"/>
+          <w:rFonts w:ascii="宋体" w:eastAsia="宋体" w:hAnsi="宋体" w:cs="宋体" w:hint="eastAsia"/>
           <w:b/>
           <w:bCs/>
           <w:color w:val="7BBF4B"/>
@@ -5583,7 +5702,7 @@
       <w:bookmarkStart w:id="10" w:name="_Toc21385"/>
       <w:r>
         <w:rPr>
-          <w:rFonts w:ascii="SimSun" w:eastAsia="SimSun" w:hAnsi="SimSun" w:cs="SimSun" w:hint="eastAsia"/>
+          <w:rFonts w:ascii="宋体" w:eastAsia="宋体" w:hAnsi="宋体" w:cs="宋体" w:hint="eastAsia"/>
           <w:b/>
           <w:bCs/>
           <w:color w:val="7BBF4B"/>
@@ -5595,7 +5714,7 @@
       </w:r>
       <w:r>
         <w:rPr>
-          <w:rFonts w:ascii="SimSun" w:eastAsia="SimSun" w:hAnsi="SimSun" w:cs="SimSun" w:hint="eastAsia"/>
+          <w:rFonts w:ascii="宋体" w:eastAsia="宋体" w:hAnsi="宋体" w:cs="宋体" w:hint="eastAsia"/>
           <w:b/>
           <w:bCs/>
           <w:color w:val="7BBF4B"/>
@@ -5612,38 +5731,38 @@
       <w:pPr>
         <w:spacing w:line="360" w:lineRule="auto"/>
         <w:rPr>
-          <w:rFonts w:ascii="SimSun" w:eastAsia="SimSun" w:hAnsi="SimSun" w:cs="SimSun"/>
-        </w:rPr>
-      </w:pPr>
-      <w:r>
-        <w:rPr>
-          <w:rFonts w:ascii="SimSun" w:eastAsia="SimSun" w:hAnsi="SimSun" w:cs="SimSun" w:hint="eastAsia"/>
+          <w:rFonts w:ascii="宋体" w:eastAsia="宋体" w:hAnsi="宋体" w:cs="宋体" w:hint="eastAsia"/>
+        </w:rPr>
+      </w:pPr>
+      <w:r>
+        <w:rPr>
+          <w:rFonts w:ascii="宋体" w:eastAsia="宋体" w:hAnsi="宋体" w:cs="宋体" w:hint="eastAsia"/>
           <w:lang w:val="zh-TW" w:eastAsia="zh-TW"/>
         </w:rPr>
         <w:t>多个系统存在高危漏洞，包括</w:t>
       </w:r>
       <w:r>
         <w:rPr>
-          <w:rFonts w:ascii="SimSun" w:eastAsia="SimSun" w:hAnsi="SimSun" w:cs="SimSun" w:hint="eastAsia"/>
+          <w:rFonts w:ascii="宋体" w:eastAsia="宋体" w:hAnsi="宋体" w:cs="宋体" w:hint="eastAsia"/>
         </w:rPr>
         <w:t>SQL</w:t>
       </w:r>
       <w:r>
         <w:rPr>
-          <w:rFonts w:ascii="SimSun" w:eastAsia="SimSun" w:hAnsi="SimSun" w:cs="SimSun" w:hint="eastAsia"/>
+          <w:rFonts w:ascii="宋体" w:eastAsia="宋体" w:hAnsi="宋体" w:cs="宋体" w:hint="eastAsia"/>
           <w:lang w:val="zh-TW" w:eastAsia="zh-TW"/>
         </w:rPr>
         <w:t>注入、任意文件读取等漏洞。这些漏洞可能导致系统数据泄露、服务器被控制等严重后果。特别是高架库系统等重要业务系统存在</w:t>
       </w:r>
       <w:r>
         <w:rPr>
-          <w:rFonts w:ascii="SimSun" w:eastAsia="SimSun" w:hAnsi="SimSun" w:cs="SimSun" w:hint="eastAsia"/>
+          <w:rFonts w:ascii="宋体" w:eastAsia="宋体" w:hAnsi="宋体" w:cs="宋体" w:hint="eastAsia"/>
         </w:rPr>
         <w:t>SQL</w:t>
       </w:r>
       <w:r>
         <w:rPr>
-          <w:rFonts w:ascii="SimSun" w:eastAsia="SimSun" w:hAnsi="SimSun" w:cs="SimSun" w:hint="eastAsia"/>
+          <w:rFonts w:ascii="宋体" w:eastAsia="宋体" w:hAnsi="宋体" w:cs="宋体" w:hint="eastAsia"/>
           <w:lang w:val="zh-TW" w:eastAsia="zh-TW"/>
         </w:rPr>
         <w:t>注入漏洞，威胁较大。</w:t>
@@ -5651,20 +5770,20 @@
     </w:p>
     <w:p>
       <w:pPr>
-        <w:pStyle w:val="Heading2"/>
+        <w:pStyle w:val="2"/>
         <w:numPr>
           <w:ilvl w:val="1"/>
           <w:numId w:val="1"/>
         </w:numPr>
         <w:rPr>
-          <w:rFonts w:ascii="SimSun" w:eastAsia="SimSun" w:hAnsi="SimSun" w:cs="SimSun"/>
+          <w:rFonts w:ascii="宋体" w:eastAsia="宋体" w:hAnsi="宋体" w:cs="宋体" w:hint="eastAsia"/>
           <w:lang w:val="zh-TW" w:eastAsia="zh-TW"/>
         </w:rPr>
       </w:pPr>
       <w:bookmarkStart w:id="11" w:name="_Toc18570"/>
       <w:r>
         <w:rPr>
-          <w:rFonts w:ascii="SimSun" w:eastAsia="SimSun" w:hAnsi="SimSun" w:cs="SimSun" w:hint="eastAsia"/>
+          <w:rFonts w:ascii="宋体" w:eastAsia="宋体" w:hAnsi="宋体" w:cs="宋体" w:hint="eastAsia"/>
           <w:lang w:val="zh-TW" w:eastAsia="zh-TW"/>
         </w:rPr>
         <w:t>安全建议</w:t>
@@ -5676,7 +5795,7 @@
         <w:spacing w:line="360" w:lineRule="auto"/>
         <w:outlineLvl w:val="2"/>
         <w:rPr>
-          <w:rFonts w:ascii="SimSun" w:eastAsia="SimSun" w:hAnsi="SimSun" w:cs="SimSun"/>
+          <w:rFonts w:ascii="宋体" w:eastAsia="宋体" w:hAnsi="宋体" w:cs="宋体" w:hint="eastAsia"/>
           <w:b/>
           <w:bCs/>
           <w:color w:val="7BBF4B"/>
@@ -5688,7 +5807,7 @@
       <w:bookmarkStart w:id="12" w:name="_Toc4974"/>
       <w:r>
         <w:rPr>
-          <w:rFonts w:ascii="SimSun" w:eastAsia="SimSun" w:hAnsi="SimSun" w:cs="SimSun" w:hint="eastAsia"/>
+          <w:rFonts w:ascii="宋体" w:eastAsia="宋体" w:hAnsi="宋体" w:cs="宋体" w:hint="eastAsia"/>
           <w:b/>
           <w:bCs/>
           <w:color w:val="7BBF4B"/>
@@ -5700,7 +5819,7 @@
       </w:r>
       <w:r>
         <w:rPr>
-          <w:rFonts w:ascii="SimSun" w:eastAsia="SimSun" w:hAnsi="SimSun" w:cs="SimSun" w:hint="eastAsia"/>
+          <w:rFonts w:ascii="宋体" w:eastAsia="宋体" w:hAnsi="宋体" w:cs="宋体" w:hint="eastAsia"/>
           <w:b/>
           <w:bCs/>
           <w:color w:val="7BBF4B"/>
@@ -5717,26 +5836,26 @@
       <w:pPr>
         <w:spacing w:line="360" w:lineRule="auto"/>
         <w:rPr>
-          <w:rFonts w:ascii="SimSun" w:eastAsia="SimSun" w:hAnsi="SimSun" w:cs="SimSun"/>
-        </w:rPr>
-      </w:pPr>
-      <w:r>
-        <w:rPr>
-          <w:rFonts w:ascii="SimSun" w:eastAsia="SimSun" w:hAnsi="SimSun" w:cs="SimSun" w:hint="eastAsia"/>
+          <w:rFonts w:ascii="宋体" w:eastAsia="宋体" w:hAnsi="宋体" w:cs="宋体" w:hint="eastAsia"/>
+        </w:rPr>
+      </w:pPr>
+      <w:r>
+        <w:rPr>
+          <w:rFonts w:ascii="宋体" w:eastAsia="宋体" w:hAnsi="宋体" w:cs="宋体" w:hint="eastAsia"/>
           <w:lang w:val="zh-TW" w:eastAsia="zh-TW"/>
         </w:rPr>
         <w:t>对</w:t>
       </w:r>
       <w:r>
         <w:rPr>
-          <w:rFonts w:ascii="SimSun" w:eastAsia="SimSun" w:hAnsi="SimSun" w:cs="SimSun" w:hint="eastAsia"/>
+          <w:rFonts w:ascii="宋体" w:eastAsia="宋体" w:hAnsi="宋体" w:cs="宋体" w:hint="eastAsia"/>
           <w:lang w:val="zh-CN"/>
         </w:rPr>
         <w:t>go pprof</w:t>
       </w:r>
       <w:r>
         <w:rPr>
-          <w:rFonts w:ascii="SimSun" w:eastAsia="SimSun" w:hAnsi="SimSun" w:cs="SimSun" w:hint="eastAsia"/>
+          <w:rFonts w:ascii="宋体" w:eastAsia="宋体" w:hAnsi="宋体" w:cs="宋体" w:hint="eastAsia"/>
           <w:lang w:val="zh-TW" w:eastAsia="zh-TW"/>
         </w:rPr>
         <w:t>进行访问控制，建议在生产环境禁用或限制仅内网访问</w:t>
@@ -5746,25 +5865,25 @@
       <w:pPr>
         <w:spacing w:line="360" w:lineRule="auto"/>
         <w:rPr>
-          <w:rFonts w:ascii="SimSun" w:eastAsia="SimSun" w:hAnsi="SimSun" w:cs="SimSun"/>
-        </w:rPr>
-      </w:pPr>
-      <w:r>
-        <w:rPr>
-          <w:rFonts w:ascii="SimSun" w:eastAsia="SimSun" w:hAnsi="SimSun" w:cs="SimSun" w:hint="eastAsia"/>
+          <w:rFonts w:ascii="宋体" w:eastAsia="宋体" w:hAnsi="宋体" w:cs="宋体" w:hint="eastAsia"/>
+        </w:rPr>
+      </w:pPr>
+      <w:r>
+        <w:rPr>
+          <w:rFonts w:ascii="宋体" w:eastAsia="宋体" w:hAnsi="宋体" w:cs="宋体" w:hint="eastAsia"/>
           <w:lang w:val="zh-TW" w:eastAsia="zh-TW"/>
         </w:rPr>
         <w:t>对</w:t>
       </w:r>
       <w:r>
         <w:rPr>
-          <w:rFonts w:ascii="SimSun" w:eastAsia="SimSun" w:hAnsi="SimSun" w:cs="SimSun" w:hint="eastAsia"/>
+          <w:rFonts w:ascii="宋体" w:eastAsia="宋体" w:hAnsi="宋体" w:cs="宋体" w:hint="eastAsia"/>
         </w:rPr>
         <w:t>Swagger</w:t>
       </w:r>
       <w:r>
         <w:rPr>
-          <w:rFonts w:ascii="SimSun" w:eastAsia="SimSun" w:hAnsi="SimSun" w:cs="SimSun" w:hint="eastAsia"/>
+          <w:rFonts w:ascii="宋体" w:eastAsia="宋体" w:hAnsi="宋体" w:cs="宋体" w:hint="eastAsia"/>
           <w:lang w:val="zh-TW" w:eastAsia="zh-TW"/>
         </w:rPr>
         <w:t>等开发调试接口进行访问控制，生产环境建议关闭</w:t>
@@ -5774,13 +5893,13 @@
       <w:pPr>
         <w:spacing w:line="360" w:lineRule="auto"/>
         <w:rPr>
-          <w:rFonts w:ascii="SimSun" w:eastAsia="SimSun" w:hAnsi="SimSun" w:cs="SimSun"/>
+          <w:rFonts w:ascii="宋体" w:eastAsia="宋体" w:hAnsi="宋体" w:cs="宋体" w:hint="eastAsia"/>
           <w:lang w:val="zh-TW" w:eastAsia="zh-TW"/>
         </w:rPr>
       </w:pPr>
       <w:r>
         <w:rPr>
-          <w:rFonts w:ascii="SimSun" w:eastAsia="SimSun" w:hAnsi="SimSun" w:cs="SimSun" w:hint="eastAsia"/>
+          <w:rFonts w:ascii="宋体" w:eastAsia="宋体" w:hAnsi="宋体" w:cs="宋体" w:hint="eastAsia"/>
           <w:lang w:val="zh-TW" w:eastAsia="zh-TW"/>
         </w:rPr>
         <w:t>对系统配置文件进行加密处理，避免明文存储敏感信息</w:t>
@@ -5791,7 +5910,7 @@
         <w:spacing w:line="360" w:lineRule="auto"/>
         <w:outlineLvl w:val="2"/>
         <w:rPr>
-          <w:rFonts w:ascii="SimSun" w:eastAsia="SimSun" w:hAnsi="SimSun" w:cs="SimSun"/>
+          <w:rFonts w:ascii="宋体" w:eastAsia="宋体" w:hAnsi="宋体" w:cs="宋体" w:hint="eastAsia"/>
           <w:b/>
           <w:bCs/>
           <w:color w:val="7BBF4B"/>
@@ -5803,7 +5922,7 @@
       <w:bookmarkStart w:id="13" w:name="_Toc376"/>
       <w:r>
         <w:rPr>
-          <w:rFonts w:ascii="SimSun" w:eastAsia="SimSun" w:hAnsi="SimSun" w:cs="SimSun" w:hint="eastAsia"/>
+          <w:rFonts w:ascii="宋体" w:eastAsia="宋体" w:hAnsi="宋体" w:cs="宋体" w:hint="eastAsia"/>
           <w:b/>
           <w:bCs/>
           <w:color w:val="7BBF4B"/>
@@ -5815,7 +5934,7 @@
       </w:r>
       <w:r>
         <w:rPr>
-          <w:rFonts w:ascii="SimSun" w:eastAsia="SimSun" w:hAnsi="SimSun" w:cs="SimSun" w:hint="eastAsia"/>
+          <w:rFonts w:ascii="宋体" w:eastAsia="宋体" w:hAnsi="宋体" w:cs="宋体" w:hint="eastAsia"/>
           <w:b/>
           <w:bCs/>
           <w:color w:val="7BBF4B"/>
@@ -5832,26 +5951,26 @@
       <w:pPr>
         <w:spacing w:line="360" w:lineRule="auto"/>
         <w:rPr>
-          <w:rFonts w:ascii="SimSun" w:eastAsia="SimSun" w:hAnsi="SimSun" w:cs="SimSun"/>
+          <w:rFonts w:ascii="宋体" w:eastAsia="宋体" w:hAnsi="宋体" w:cs="宋体" w:hint="eastAsia"/>
           <w:lang w:val="zh-TW"/>
         </w:rPr>
       </w:pPr>
       <w:r>
         <w:rPr>
-          <w:rFonts w:ascii="SimSun" w:eastAsia="SimSun" w:hAnsi="SimSun" w:cs="SimSun" w:hint="eastAsia"/>
+          <w:rFonts w:ascii="宋体" w:eastAsia="宋体" w:hAnsi="宋体" w:cs="宋体" w:hint="eastAsia"/>
           <w:lang w:val="zh-TW" w:eastAsia="zh-TW"/>
         </w:rPr>
         <w:t>对存在</w:t>
       </w:r>
       <w:r>
         <w:rPr>
-          <w:rFonts w:ascii="SimSun" w:eastAsia="SimSun" w:hAnsi="SimSun" w:cs="SimSun" w:hint="eastAsia"/>
+          <w:rFonts w:ascii="宋体" w:eastAsia="宋体" w:hAnsi="宋体" w:cs="宋体" w:hint="eastAsia"/>
         </w:rPr>
         <w:t>SQL</w:t>
       </w:r>
       <w:r>
         <w:rPr>
-          <w:rFonts w:ascii="SimSun" w:eastAsia="SimSun" w:hAnsi="SimSun" w:cs="SimSun" w:hint="eastAsia"/>
+          <w:rFonts w:ascii="宋体" w:eastAsia="宋体" w:hAnsi="宋体" w:cs="宋体" w:hint="eastAsia"/>
           <w:lang w:val="zh-TW" w:eastAsia="zh-TW"/>
         </w:rPr>
         <w:t>注入的系统进行代码审计和修复，使用参数化查询</w:t>
@@ -5861,12 +5980,12 @@
       <w:pPr>
         <w:spacing w:line="360" w:lineRule="auto"/>
         <w:rPr>
-          <w:rFonts w:ascii="SimSun" w:eastAsia="SimSun" w:hAnsi="SimSun" w:cs="SimSun"/>
-        </w:rPr>
-      </w:pPr>
-      <w:r>
-        <w:rPr>
-          <w:rFonts w:ascii="SimSun" w:eastAsia="SimSun" w:hAnsi="SimSun" w:cs="SimSun" w:hint="eastAsia"/>
+          <w:rFonts w:ascii="宋体" w:eastAsia="宋体" w:hAnsi="宋体" w:cs="宋体" w:hint="eastAsia"/>
+        </w:rPr>
+      </w:pPr>
+      <w:r>
+        <w:rPr>
+          <w:rFonts w:ascii="宋体" w:eastAsia="宋体" w:hAnsi="宋体" w:cs="宋体" w:hint="eastAsia"/>
           <w:lang w:val="zh-TW"/>
         </w:rPr>
         <w:t>对mysql数据库密码修改为强口令</w:t>
@@ -5876,13 +5995,13 @@
       <w:pPr>
         <w:spacing w:line="360" w:lineRule="auto"/>
         <w:rPr>
-          <w:rFonts w:ascii="SimSun" w:eastAsia="SimSun" w:hAnsi="SimSun" w:cs="SimSun"/>
+          <w:rFonts w:ascii="宋体" w:eastAsia="宋体" w:hAnsi="宋体" w:cs="宋体" w:hint="eastAsia"/>
           <w:lang w:val="zh-TW" w:eastAsia="zh-TW"/>
         </w:rPr>
       </w:pPr>
       <w:r>
         <w:rPr>
-          <w:rFonts w:ascii="SimSun" w:eastAsia="SimSun" w:hAnsi="SimSun" w:cs="SimSun" w:hint="eastAsia"/>
+          <w:rFonts w:ascii="宋体" w:eastAsia="宋体" w:hAnsi="宋体" w:cs="宋体" w:hint="eastAsia"/>
           <w:lang w:val="zh-TW" w:eastAsia="zh-TW"/>
         </w:rPr>
         <w:t>对文件上传功能进行严格的格式验证和权限控制</w:t>
@@ -5892,32 +6011,32 @@
       <w:pPr>
         <w:spacing w:line="360" w:lineRule="auto"/>
         <w:rPr>
-          <w:rFonts w:ascii="SimSun" w:eastAsia="SimSun" w:hAnsi="SimSun" w:cs="SimSun"/>
-        </w:rPr>
-      </w:pPr>
-      <w:r>
-        <w:rPr>
-          <w:rFonts w:ascii="SimSun" w:eastAsia="SimSun" w:hAnsi="SimSun" w:cs="SimSun" w:hint="eastAsia"/>
+          <w:rFonts w:ascii="宋体" w:eastAsia="宋体" w:hAnsi="宋体" w:cs="宋体" w:hint="eastAsia"/>
+        </w:rPr>
+      </w:pPr>
+      <w:r>
+        <w:rPr>
+          <w:rFonts w:ascii="宋体" w:eastAsia="宋体" w:hAnsi="宋体" w:cs="宋体" w:hint="eastAsia"/>
           <w:lang w:val="zh-TW" w:eastAsia="zh-TW"/>
         </w:rPr>
         <w:t>及时更新系统组件版本，修复已知漏洞（如nacos</w:t>
       </w:r>
       <w:r>
         <w:rPr>
-          <w:rFonts w:ascii="SimSun" w:eastAsia="SimSun" w:hAnsi="SimSun" w:cs="SimSun" w:hint="eastAsia"/>
+          <w:rFonts w:ascii="宋体" w:eastAsia="宋体" w:hAnsi="宋体" w:cs="宋体" w:hint="eastAsia"/>
         </w:rPr>
         <w:t>权限绕过</w:t>
       </w:r>
       <w:r>
         <w:rPr>
-          <w:rFonts w:ascii="SimSun" w:eastAsia="SimSun" w:hAnsi="SimSun" w:cs="SimSun" w:hint="eastAsia"/>
+          <w:rFonts w:ascii="宋体" w:eastAsia="宋体" w:hAnsi="宋体" w:cs="宋体" w:hint="eastAsia"/>
           <w:lang w:val="zh-TW" w:eastAsia="zh-TW"/>
         </w:rPr>
         <w:t>漏洞）</w:t>
       </w:r>
       <w:r>
         <w:rPr>
-          <w:rFonts w:ascii="SimSun" w:eastAsia="SimSun" w:hAnsi="SimSun" w:cs="SimSun" w:hint="eastAsia"/>
+          <w:rFonts w:ascii="宋体" w:eastAsia="宋体" w:hAnsi="宋体" w:cs="宋体" w:hint="eastAsia"/>
         </w:rPr>
         <w:t xml:space="preserve"> </w:t>
       </w:r>
@@ -5927,7 +6046,7 @@
         <w:spacing w:line="360" w:lineRule="auto"/>
         <w:outlineLvl w:val="2"/>
         <w:rPr>
-          <w:rFonts w:ascii="SimSun" w:eastAsia="SimSun" w:hAnsi="SimSun" w:cs="SimSun"/>
+          <w:rFonts w:ascii="宋体" w:eastAsia="宋体" w:hAnsi="宋体" w:cs="宋体" w:hint="eastAsia"/>
           <w:b/>
           <w:bCs/>
           <w:color w:val="7BBF4B"/>
@@ -5939,7 +6058,7 @@
       <w:bookmarkStart w:id="14" w:name="_Toc9703"/>
       <w:r>
         <w:rPr>
-          <w:rFonts w:ascii="SimSun" w:eastAsia="SimSun" w:hAnsi="SimSun" w:cs="SimSun" w:hint="eastAsia"/>
+          <w:rFonts w:ascii="宋体" w:eastAsia="宋体" w:hAnsi="宋体" w:cs="宋体" w:hint="eastAsia"/>
           <w:b/>
           <w:bCs/>
           <w:color w:val="7BBF4B"/>
@@ -5951,7 +6070,7 @@
       </w:r>
       <w:r>
         <w:rPr>
-          <w:rFonts w:ascii="SimSun" w:eastAsia="SimSun" w:hAnsi="SimSun" w:cs="SimSun" w:hint="eastAsia"/>
+          <w:rFonts w:ascii="宋体" w:eastAsia="宋体" w:hAnsi="宋体" w:cs="宋体" w:hint="eastAsia"/>
           <w:b/>
           <w:bCs/>
           <w:color w:val="7BBF4B"/>
@@ -5968,13 +6087,13 @@
       <w:pPr>
         <w:spacing w:line="360" w:lineRule="auto"/>
         <w:rPr>
-          <w:rFonts w:ascii="SimSun" w:eastAsia="SimSun" w:hAnsi="SimSun" w:cs="SimSun"/>
+          <w:rFonts w:ascii="宋体" w:eastAsia="宋体" w:hAnsi="宋体" w:cs="宋体" w:hint="eastAsia"/>
           <w:lang w:val="zh-TW" w:eastAsia="zh-TW"/>
         </w:rPr>
       </w:pPr>
       <w:r>
         <w:rPr>
-          <w:rFonts w:ascii="SimSun" w:eastAsia="SimSun" w:hAnsi="SimSun" w:cs="SimSun" w:hint="eastAsia"/>
+          <w:rFonts w:ascii="宋体" w:eastAsia="宋体" w:hAnsi="宋体" w:cs="宋体" w:hint="eastAsia"/>
           <w:lang w:val="zh-TW" w:eastAsia="zh-TW"/>
         </w:rPr>
         <w:t>建立应用上线安全评估机制，确保新上线系统符合安全要求</w:t>
@@ -5984,13 +6103,13 @@
       <w:pPr>
         <w:spacing w:line="360" w:lineRule="auto"/>
         <w:rPr>
-          <w:rFonts w:ascii="SimSun" w:eastAsia="SimSun" w:hAnsi="SimSun" w:cs="SimSun"/>
+          <w:rFonts w:ascii="宋体" w:eastAsia="宋体" w:hAnsi="宋体" w:cs="宋体" w:hint="eastAsia"/>
           <w:lang w:val="zh-TW" w:eastAsia="zh-TW"/>
         </w:rPr>
       </w:pPr>
       <w:r>
         <w:rPr>
-          <w:rFonts w:ascii="SimSun" w:eastAsia="SimSun" w:hAnsi="SimSun" w:cs="SimSun" w:hint="eastAsia"/>
+          <w:rFonts w:ascii="宋体" w:eastAsia="宋体" w:hAnsi="宋体" w:cs="宋体" w:hint="eastAsia"/>
           <w:lang w:val="zh-TW" w:eastAsia="zh-TW"/>
         </w:rPr>
         <w:t>定期进行安全扫描和渗透测试，及时发现和修复安全问题</w:t>
@@ -6000,13 +6119,13 @@
       <w:pPr>
         <w:spacing w:line="360" w:lineRule="auto"/>
         <w:rPr>
-          <w:rFonts w:ascii="SimSun" w:eastAsia="SimSun" w:hAnsi="SimSun" w:cs="SimSun"/>
+          <w:rFonts w:ascii="宋体" w:eastAsia="宋体" w:hAnsi="宋体" w:cs="宋体" w:hint="eastAsia"/>
           <w:lang w:val="zh-TW" w:eastAsia="zh-TW"/>
         </w:rPr>
       </w:pPr>
       <w:r>
         <w:rPr>
-          <w:rFonts w:ascii="SimSun" w:eastAsia="SimSun" w:hAnsi="SimSun" w:cs="SimSun" w:hint="eastAsia"/>
+          <w:rFonts w:ascii="宋体" w:eastAsia="宋体" w:hAnsi="宋体" w:cs="宋体" w:hint="eastAsia"/>
           <w:lang w:val="zh-TW" w:eastAsia="zh-TW"/>
         </w:rPr>
         <w:t>加强安全意识培训，提高开发和运维人员的安全意识</w:t>
@@ -6014,37 +6133,38 @@
     </w:p>
     <w:p>
       <w:pPr>
-        <w:pStyle w:val="Heading1"/>
-        <w:rPr>
-          <w:lang w:val="zh-TW" w:eastAsia="zh-TW"/>
-        </w:rPr>
-      </w:pPr>
-      <w:bookmarkStart w:id="15" w:name="_Toc7399"/>
-      <w:r>
+        <w:pStyle w:val="1"/>
         <w:rPr>
           <w:rFonts w:hint="eastAsia"/>
           <w:lang w:val="zh-TW" w:eastAsia="zh-TW"/>
         </w:rPr>
+      </w:pPr>
+      <w:bookmarkStart w:id="15" w:name="_Toc7399"/>
+      <w:r>
+        <w:rPr>
+          <w:rFonts w:hint="eastAsia"/>
+          <w:lang w:val="zh-TW" w:eastAsia="zh-TW"/>
+        </w:rPr>
         <w:t>创建账号与遗留文件</w:t>
       </w:r>
       <w:bookmarkEnd w:id="15"/>
     </w:p>
     <w:p>
       <w:pPr>
-        <w:pStyle w:val="Heading2"/>
+        <w:pStyle w:val="2"/>
         <w:numPr>
           <w:ilvl w:val="1"/>
           <w:numId w:val="1"/>
         </w:numPr>
         <w:rPr>
-          <w:rFonts w:ascii="SimSun" w:eastAsia="SimSun" w:hAnsi="SimSun" w:cs="SimSun"/>
+          <w:rFonts w:ascii="宋体" w:eastAsia="宋体" w:hAnsi="宋体" w:cs="宋体" w:hint="eastAsia"/>
           <w:lang w:val="zh-TW" w:eastAsia="zh-TW"/>
         </w:rPr>
       </w:pPr>
       <w:bookmarkStart w:id="16" w:name="_Toc15147"/>
       <w:r>
         <w:rPr>
-          <w:rFonts w:ascii="SimSun" w:eastAsia="SimSun" w:hAnsi="SimSun" w:cs="SimSun" w:hint="eastAsia"/>
+          <w:rFonts w:ascii="宋体" w:eastAsia="宋体" w:hAnsi="宋体" w:cs="宋体" w:hint="eastAsia"/>
           <w:lang w:val="zh-TW" w:eastAsia="zh-TW"/>
         </w:rPr>
         <w:t>遗留文件清理办法</w:t>
@@ -6094,15 +6214,15 @@
           </w:tcPr>
           <w:p>
             <w:pPr>
-              <w:pStyle w:val="a1"/>
+              <w:pStyle w:val="aa"/>
               <w:spacing w:before="166"/>
               <w:rPr>
-                <w:rFonts w:ascii="SimSun" w:eastAsia="SimSun" w:hAnsi="SimSun" w:cs="SimSun"/>
+                <w:rFonts w:ascii="宋体" w:eastAsia="宋体" w:hAnsi="宋体" w:cs="宋体" w:hint="eastAsia"/>
               </w:rPr>
             </w:pPr>
             <w:r>
               <w:rPr>
-                <w:rFonts w:ascii="SimSun" w:eastAsia="SimSun" w:hAnsi="SimSun" w:cs="SimSun" w:hint="eastAsia"/>
+                <w:rFonts w:ascii="宋体" w:eastAsia="宋体" w:hAnsi="宋体" w:cs="宋体" w:hint="eastAsia"/>
                 <w:lang w:val="zh-TW" w:eastAsia="zh-TW"/>
               </w:rPr>
               <w:t>设备地址</w:t>
@@ -6127,15 +6247,15 @@
           </w:tcPr>
           <w:p>
             <w:pPr>
-              <w:pStyle w:val="a1"/>
+              <w:pStyle w:val="aa"/>
               <w:spacing w:before="166"/>
               <w:rPr>
-                <w:rFonts w:ascii="SimSun" w:eastAsia="SimSun" w:hAnsi="SimSun" w:cs="SimSun"/>
+                <w:rFonts w:ascii="宋体" w:eastAsia="宋体" w:hAnsi="宋体" w:cs="宋体" w:hint="eastAsia"/>
               </w:rPr>
             </w:pPr>
             <w:r>
               <w:rPr>
-                <w:rFonts w:ascii="SimSun" w:eastAsia="SimSun" w:hAnsi="SimSun" w:cs="SimSun" w:hint="eastAsia"/>
+                <w:rFonts w:ascii="宋体" w:eastAsia="宋体" w:hAnsi="宋体" w:cs="宋体" w:hint="eastAsia"/>
               </w:rPr>
               <w:t>/</w:t>
             </w:r>
@@ -6164,15 +6284,15 @@
           </w:tcPr>
           <w:p>
             <w:pPr>
-              <w:pStyle w:val="a1"/>
+              <w:pStyle w:val="aa"/>
               <w:spacing w:before="166"/>
               <w:rPr>
-                <w:rFonts w:ascii="SimSun" w:eastAsia="SimSun" w:hAnsi="SimSun" w:cs="SimSun"/>
+                <w:rFonts w:ascii="宋体" w:eastAsia="宋体" w:hAnsi="宋体" w:cs="宋体" w:hint="eastAsia"/>
               </w:rPr>
             </w:pPr>
             <w:r>
               <w:rPr>
-                <w:rFonts w:ascii="SimSun" w:eastAsia="SimSun" w:hAnsi="SimSun" w:cs="SimSun" w:hint="eastAsia"/>
+                <w:rFonts w:ascii="宋体" w:eastAsia="宋体" w:hAnsi="宋体" w:cs="宋体" w:hint="eastAsia"/>
                 <w:lang w:val="zh-TW" w:eastAsia="zh-TW"/>
               </w:rPr>
               <w:lastRenderedPageBreak/>
@@ -6198,15 +6318,15 @@
           </w:tcPr>
           <w:p>
             <w:pPr>
-              <w:pStyle w:val="a1"/>
+              <w:pStyle w:val="aa"/>
               <w:spacing w:before="166"/>
               <w:rPr>
-                <w:rFonts w:ascii="SimSun" w:eastAsia="SimSun" w:hAnsi="SimSun" w:cs="SimSun"/>
+                <w:rFonts w:ascii="宋体" w:eastAsia="宋体" w:hAnsi="宋体" w:cs="宋体" w:hint="eastAsia"/>
               </w:rPr>
             </w:pPr>
             <w:r>
               <w:rPr>
-                <w:rFonts w:ascii="SimSun" w:eastAsia="SimSun" w:hAnsi="SimSun" w:cs="SimSun" w:hint="eastAsia"/>
+                <w:rFonts w:ascii="宋体" w:eastAsia="宋体" w:hAnsi="宋体" w:cs="宋体" w:hint="eastAsia"/>
               </w:rPr>
               <w:t>/</w:t>
             </w:r>
@@ -6235,15 +6355,15 @@
           </w:tcPr>
           <w:p>
             <w:pPr>
-              <w:pStyle w:val="a1"/>
+              <w:pStyle w:val="aa"/>
               <w:spacing w:before="166"/>
               <w:rPr>
-                <w:rFonts w:ascii="SimSun" w:eastAsia="SimSun" w:hAnsi="SimSun" w:cs="SimSun"/>
+                <w:rFonts w:ascii="宋体" w:eastAsia="宋体" w:hAnsi="宋体" w:cs="宋体" w:hint="eastAsia"/>
               </w:rPr>
             </w:pPr>
             <w:r>
               <w:rPr>
-                <w:rFonts w:ascii="SimSun" w:eastAsia="SimSun" w:hAnsi="SimSun" w:cs="SimSun" w:hint="eastAsia"/>
+                <w:rFonts w:ascii="宋体" w:eastAsia="宋体" w:hAnsi="宋体" w:cs="宋体" w:hint="eastAsia"/>
                 <w:lang w:val="zh-TW" w:eastAsia="zh-TW"/>
               </w:rPr>
               <w:t>遗留账号</w:t>
@@ -6268,15 +6388,15 @@
           </w:tcPr>
           <w:p>
             <w:pPr>
-              <w:pStyle w:val="a1"/>
+              <w:pStyle w:val="aa"/>
               <w:spacing w:before="166"/>
               <w:rPr>
-                <w:rFonts w:ascii="SimSun" w:eastAsia="SimSun" w:hAnsi="SimSun" w:cs="SimSun"/>
+                <w:rFonts w:ascii="宋体" w:eastAsia="宋体" w:hAnsi="宋体" w:cs="宋体" w:hint="eastAsia"/>
               </w:rPr>
             </w:pPr>
             <w:r>
               <w:rPr>
-                <w:rFonts w:ascii="SimSun" w:eastAsia="SimSun" w:hAnsi="SimSun" w:cs="SimSun" w:hint="eastAsia"/>
+                <w:rFonts w:ascii="宋体" w:eastAsia="宋体" w:hAnsi="宋体" w:cs="宋体" w:hint="eastAsia"/>
               </w:rPr>
               <w:t>/</w:t>
             </w:r>
@@ -6305,15 +6425,15 @@
           </w:tcPr>
           <w:p>
             <w:pPr>
-              <w:pStyle w:val="a1"/>
+              <w:pStyle w:val="aa"/>
               <w:spacing w:before="166"/>
               <w:rPr>
-                <w:rFonts w:ascii="SimSun" w:eastAsia="SimSun" w:hAnsi="SimSun" w:cs="SimSun"/>
+                <w:rFonts w:ascii="宋体" w:eastAsia="宋体" w:hAnsi="宋体" w:cs="宋体" w:hint="eastAsia"/>
               </w:rPr>
             </w:pPr>
             <w:r>
               <w:rPr>
-                <w:rFonts w:ascii="SimSun" w:eastAsia="SimSun" w:hAnsi="SimSun" w:cs="SimSun" w:hint="eastAsia"/>
+                <w:rFonts w:ascii="宋体" w:eastAsia="宋体" w:hAnsi="宋体" w:cs="宋体" w:hint="eastAsia"/>
                 <w:lang w:val="zh-TW" w:eastAsia="zh-TW"/>
               </w:rPr>
               <w:t>清理方法</w:t>
@@ -6338,15 +6458,15 @@
           </w:tcPr>
           <w:p>
             <w:pPr>
-              <w:pStyle w:val="a1"/>
+              <w:pStyle w:val="aa"/>
               <w:spacing w:before="166"/>
               <w:rPr>
-                <w:rFonts w:ascii="SimSun" w:eastAsia="SimSun" w:hAnsi="SimSun" w:cs="SimSun"/>
+                <w:rFonts w:ascii="宋体" w:eastAsia="宋体" w:hAnsi="宋体" w:cs="宋体" w:hint="eastAsia"/>
               </w:rPr>
             </w:pPr>
             <w:r>
               <w:rPr>
-                <w:rFonts w:ascii="SimSun" w:eastAsia="SimSun" w:hAnsi="SimSun" w:cs="SimSun" w:hint="eastAsia"/>
+                <w:rFonts w:ascii="宋体" w:eastAsia="宋体" w:hAnsi="宋体" w:cs="宋体" w:hint="eastAsia"/>
               </w:rPr>
               <w:t>/</w:t>
             </w:r>
@@ -6357,348 +6477,944 @@
     <w:p>
       <w:pPr>
         <w:rPr>
-          <w:rFonts w:ascii="SimSun" w:eastAsia="SimSun" w:hAnsi="SimSun" w:cs="SimSun"/>
+          <w:rFonts w:ascii="宋体" w:eastAsia="宋体" w:hAnsi="宋体" w:cs="宋体" w:hint="eastAsia"/>
           <w:lang w:val="zh-TW"/>
         </w:rPr>
       </w:pPr>
     </w:p>
     <w:p>
       <w:pPr>
-        <w:pStyle w:val="Heading1"/>
-        <w:rPr>
-          <w:lang w:val="zh-TW"/>
-        </w:rPr>
-      </w:pPr>
-      <w:bookmarkStart w:id="17" w:name="_Toc1537"/>
-      <w:r>
-        <w:rPr>
-          <w:rFonts w:hint="eastAsia"/>
+        <w:rPr>
+          <w:rFonts w:ascii="宋体" w:eastAsia="宋体" w:hAnsi="宋体" w:cs="宋体"/>
+          <w:b/>
+          <w:bCs/>
+          <w:kern w:val="44"/>
+          <w:sz w:val="32"/>
+          <w:szCs w:val="32"/>
+          <w:lang w:eastAsia="zh-TW"/>
+        </w:rPr>
+      </w:pPr>
+      <w:r>
+        <w:rPr>
+          <w:rFonts w:ascii="宋体" w:eastAsia="宋体" w:hAnsi="宋体" w:cs="宋体"/>
+          <w:b/>
+          <w:bCs/>
+          <w:kern w:val="44"/>
+          <w:sz w:val="32"/>
+          <w:szCs w:val="32"/>
+          <w:lang w:eastAsia="zh-TW"/>
+        </w:rPr>
+        <w:t>4.附录：安全威胁记录</w:t>
+      </w:r>
+    </w:p>
+    <w:p>
+      <w:pPr>
+        <w:rPr>
+          <w:rFonts w:ascii="宋体" w:eastAsia="宋体" w:hAnsi="宋体" w:cs="宋体"/>
+          <w:b/>
+          <w:bCs/>
+          <w:kern w:val="44"/>
+          <w:sz w:val="32"/>
+          <w:szCs w:val="32"/>
+          <w:lang w:eastAsia="zh-TW"/>
+        </w:rPr>
+      </w:pPr>
+      <w:r>
+        <w:rPr>
+          <w:rFonts w:ascii="宋体" w:eastAsia="宋体" w:hAnsi="宋体" w:cs="宋体"/>
+          <w:b/>
+          <w:bCs/>
+          <w:kern w:val="44"/>
+          <w:sz w:val="32"/>
+          <w:szCs w:val="32"/>
+          <w:lang w:eastAsia="zh-TW"/>
+        </w:rPr>
+        <w:t>{{#vulnerabilities}}</w:t>
+      </w:r>
+    </w:p>
+    <w:p>
+      <w:pPr>
+        <w:rPr>
+          <w:rFonts w:ascii="宋体" w:eastAsia="宋体" w:hAnsi="宋体" w:cs="宋体"/>
+          <w:b/>
+          <w:bCs/>
+          <w:kern w:val="44"/>
+          <w:sz w:val="32"/>
+          <w:szCs w:val="32"/>
+          <w:lang w:eastAsia="zh-TW"/>
+        </w:rPr>
+      </w:pPr>
+      <w:r>
+        <w:rPr>
+          <w:rFonts w:ascii="宋体" w:eastAsia="宋体" w:hAnsi="宋体" w:cs="宋体"/>
+          <w:b/>
+          <w:bCs/>
+          <w:kern w:val="44"/>
+          <w:sz w:val="32"/>
+          <w:szCs w:val="32"/>
+          <w:lang w:eastAsia="zh-TW"/>
+        </w:rPr>
+        <w:t>4.{{seq}}. {{hostname</w:t>
+      </w:r>
+      <w:proofErr w:type="gramStart"/>
+      <w:r>
+        <w:rPr>
+          <w:rFonts w:ascii="宋体" w:eastAsia="宋体" w:hAnsi="宋体" w:cs="宋体"/>
+          <w:b/>
+          <w:bCs/>
+          <w:kern w:val="44"/>
+          <w:sz w:val="32"/>
+          <w:szCs w:val="32"/>
+          <w:lang w:eastAsia="zh-TW"/>
+        </w:rPr>
+        <w:t>}}{</w:t>
+      </w:r>
+      <w:proofErr w:type="gramEnd"/>
+      <w:r>
+        <w:rPr>
+          <w:rFonts w:ascii="宋体" w:eastAsia="宋体" w:hAnsi="宋体" w:cs="宋体"/>
+          <w:b/>
+          <w:bCs/>
+          <w:kern w:val="44"/>
+          <w:sz w:val="32"/>
+          <w:szCs w:val="32"/>
+          <w:lang w:eastAsia="zh-TW"/>
+        </w:rPr>
+        <w:t>{</w:t>
+      </w:r>
+      <w:proofErr w:type="spellStart"/>
+      <w:r>
+        <w:rPr>
+          <w:rFonts w:ascii="宋体" w:eastAsia="宋体" w:hAnsi="宋体" w:cs="宋体"/>
+          <w:b/>
+          <w:bCs/>
+          <w:kern w:val="44"/>
+          <w:sz w:val="32"/>
+          <w:szCs w:val="32"/>
+          <w:lang w:eastAsia="zh-TW"/>
+        </w:rPr>
+        <w:t>vul_type</w:t>
+      </w:r>
+      <w:proofErr w:type="spellEnd"/>
+      <w:r>
+        <w:rPr>
+          <w:rFonts w:ascii="宋体" w:eastAsia="宋体" w:hAnsi="宋体" w:cs="宋体"/>
+          <w:b/>
+          <w:bCs/>
+          <w:kern w:val="44"/>
+          <w:sz w:val="32"/>
+          <w:szCs w:val="32"/>
+          <w:lang w:eastAsia="zh-TW"/>
+        </w:rPr>
+        <w:t>}} - {{</w:t>
+      </w:r>
+      <w:proofErr w:type="spellStart"/>
+      <w:r>
+        <w:rPr>
+          <w:rFonts w:ascii="宋体" w:eastAsia="宋体" w:hAnsi="宋体" w:cs="宋体"/>
+          <w:b/>
+          <w:bCs/>
+          <w:kern w:val="44"/>
+          <w:sz w:val="32"/>
+          <w:szCs w:val="32"/>
+          <w:lang w:eastAsia="zh-TW"/>
+        </w:rPr>
+        <w:t>risk_level</w:t>
+      </w:r>
+      <w:proofErr w:type="spellEnd"/>
+      <w:r>
+        <w:rPr>
+          <w:rFonts w:ascii="宋体" w:eastAsia="宋体" w:hAnsi="宋体" w:cs="宋体"/>
+          <w:b/>
+          <w:bCs/>
+          <w:kern w:val="44"/>
+          <w:sz w:val="32"/>
+          <w:szCs w:val="32"/>
+          <w:lang w:eastAsia="zh-TW"/>
+        </w:rPr>
+        <w:t>}}</w:t>
+      </w:r>
+    </w:p>
+    <w:p>
+      <w:pPr>
+        <w:rPr>
+          <w:rFonts w:ascii="宋体" w:eastAsia="宋体" w:hAnsi="宋体" w:cs="宋体"/>
+          <w:b/>
+          <w:bCs/>
+          <w:kern w:val="44"/>
+          <w:sz w:val="32"/>
+          <w:szCs w:val="32"/>
+          <w:lang w:eastAsia="zh-TW"/>
+        </w:rPr>
+      </w:pPr>
+    </w:p>
+    <w:p>
+      <w:pPr>
+        <w:rPr>
+          <w:rFonts w:ascii="宋体" w:eastAsia="宋体" w:hAnsi="宋体" w:cs="宋体"/>
+          <w:b/>
+          <w:bCs/>
+          <w:kern w:val="44"/>
+          <w:sz w:val="32"/>
+          <w:szCs w:val="32"/>
+          <w:lang w:eastAsia="zh-TW"/>
+        </w:rPr>
+      </w:pPr>
+      <w:r>
+        <w:rPr>
+          <w:rFonts w:ascii="宋体" w:eastAsia="宋体" w:hAnsi="宋体" w:cs="宋体"/>
+          <w:b/>
+          <w:bCs/>
+          <w:kern w:val="44"/>
+          <w:sz w:val="32"/>
+          <w:szCs w:val="32"/>
+          <w:lang w:eastAsia="zh-TW"/>
+        </w:rPr>
+        <w:t>4.{{seq}}.1. 问题简要</w:t>
+      </w:r>
+    </w:p>
+    <w:p>
+      <w:pPr>
+        <w:rPr>
+          <w:rFonts w:ascii="宋体" w:eastAsia="宋体" w:hAnsi="宋体" w:cs="宋体"/>
+          <w:b/>
+          <w:bCs/>
+          <w:kern w:val="44"/>
+          <w:sz w:val="32"/>
+          <w:szCs w:val="32"/>
+          <w:lang w:eastAsia="zh-TW"/>
+        </w:rPr>
+      </w:pPr>
+      <w:r>
+        <w:rPr>
+          <w:rFonts w:ascii="宋体" w:eastAsia="宋体" w:hAnsi="宋体" w:cs="宋体"/>
+          <w:b/>
+          <w:bCs/>
+          <w:kern w:val="44"/>
+          <w:sz w:val="32"/>
+          <w:szCs w:val="32"/>
+          <w:lang w:eastAsia="zh-TW"/>
+        </w:rPr>
+        <w:t>威胁编号|T-000{{seq}}</w:t>
+      </w:r>
+    </w:p>
+    <w:p>
+      <w:pPr>
+        <w:rPr>
+          <w:rFonts w:ascii="宋体" w:eastAsia="宋体" w:hAnsi="宋体" w:cs="宋体"/>
+          <w:b/>
+          <w:bCs/>
+          <w:kern w:val="44"/>
+          <w:sz w:val="32"/>
+          <w:szCs w:val="32"/>
+          <w:lang w:eastAsia="zh-TW"/>
+        </w:rPr>
+      </w:pPr>
+      <w:r>
+        <w:rPr>
+          <w:rFonts w:ascii="宋体" w:eastAsia="宋体" w:hAnsi="宋体" w:cs="宋体"/>
+          <w:b/>
+          <w:bCs/>
+          <w:kern w:val="44"/>
+          <w:sz w:val="32"/>
+          <w:szCs w:val="32"/>
+          <w:lang w:eastAsia="zh-TW"/>
+        </w:rPr>
+        <w:t>|---|---|</w:t>
+      </w:r>
+    </w:p>
+    <w:p>
+      <w:pPr>
+        <w:rPr>
+          <w:rFonts w:ascii="宋体" w:eastAsia="宋体" w:hAnsi="宋体" w:cs="宋体"/>
+          <w:b/>
+          <w:bCs/>
+          <w:kern w:val="44"/>
+          <w:sz w:val="32"/>
+          <w:szCs w:val="32"/>
+          <w:lang w:eastAsia="zh-TW"/>
+        </w:rPr>
+      </w:pPr>
+      <w:r>
+        <w:rPr>
+          <w:rFonts w:ascii="宋体" w:eastAsia="宋体" w:hAnsi="宋体" w:cs="宋体"/>
+          <w:b/>
+          <w:bCs/>
+          <w:kern w:val="44"/>
+          <w:sz w:val="32"/>
+          <w:szCs w:val="32"/>
+          <w:lang w:eastAsia="zh-TW"/>
+        </w:rPr>
+        <w:t>前置编号|无</w:t>
+      </w:r>
+    </w:p>
+    <w:p>
+      <w:pPr>
+        <w:rPr>
+          <w:rFonts w:ascii="宋体" w:eastAsia="宋体" w:hAnsi="宋体" w:cs="宋体"/>
+          <w:b/>
+          <w:bCs/>
+          <w:kern w:val="44"/>
+          <w:sz w:val="32"/>
+          <w:szCs w:val="32"/>
+          <w:lang w:eastAsia="zh-TW"/>
+        </w:rPr>
+      </w:pPr>
+      <w:r>
+        <w:rPr>
+          <w:rFonts w:ascii="宋体" w:eastAsia="宋体" w:hAnsi="宋体" w:cs="宋体"/>
+          <w:b/>
+          <w:bCs/>
+          <w:kern w:val="44"/>
+          <w:sz w:val="32"/>
+          <w:szCs w:val="32"/>
+          <w:lang w:eastAsia="zh-TW"/>
+        </w:rPr>
+        <w:t>攻击类型|多种类型漏洞</w:t>
+      </w:r>
+    </w:p>
+    <w:p>
+      <w:pPr>
+        <w:rPr>
+          <w:rFonts w:ascii="宋体" w:eastAsia="宋体" w:hAnsi="宋体" w:cs="宋体"/>
+          <w:b/>
+          <w:bCs/>
+          <w:kern w:val="44"/>
+          <w:sz w:val="32"/>
+          <w:szCs w:val="32"/>
+          <w:lang w:eastAsia="zh-TW"/>
+        </w:rPr>
+      </w:pPr>
+      <w:r>
+        <w:rPr>
+          <w:rFonts w:ascii="宋体" w:eastAsia="宋体" w:hAnsi="宋体" w:cs="宋体"/>
+          <w:b/>
+          <w:bCs/>
+          <w:kern w:val="44"/>
+          <w:sz w:val="32"/>
+          <w:szCs w:val="32"/>
+          <w:lang w:eastAsia="zh-TW"/>
+        </w:rPr>
+        <w:t>攻击地址/受害域名/受害地址|{{hostname}}</w:t>
+      </w:r>
+    </w:p>
+    <w:p>
+      <w:pPr>
+        <w:rPr>
+          <w:rFonts w:ascii="宋体" w:eastAsia="宋体" w:hAnsi="宋体" w:cs="宋体"/>
+          <w:b/>
+          <w:bCs/>
+          <w:kern w:val="44"/>
+          <w:sz w:val="32"/>
+          <w:szCs w:val="32"/>
+          <w:lang w:eastAsia="zh-TW"/>
+        </w:rPr>
+      </w:pPr>
+      <w:r>
+        <w:rPr>
+          <w:rFonts w:ascii="宋体" w:eastAsia="宋体" w:hAnsi="宋体" w:cs="宋体"/>
+          <w:b/>
+          <w:bCs/>
+          <w:kern w:val="44"/>
+          <w:sz w:val="32"/>
+          <w:szCs w:val="32"/>
+          <w:lang w:eastAsia="zh-TW"/>
+        </w:rPr>
+        <w:t>威胁等级|{{</w:t>
+      </w:r>
+      <w:proofErr w:type="spellStart"/>
+      <w:r>
+        <w:rPr>
+          <w:rFonts w:ascii="宋体" w:eastAsia="宋体" w:hAnsi="宋体" w:cs="宋体"/>
+          <w:b/>
+          <w:bCs/>
+          <w:kern w:val="44"/>
+          <w:sz w:val="32"/>
+          <w:szCs w:val="32"/>
+          <w:lang w:eastAsia="zh-TW"/>
+        </w:rPr>
+        <w:t>risk_level</w:t>
+      </w:r>
+      <w:proofErr w:type="spellEnd"/>
+      <w:r>
+        <w:rPr>
+          <w:rFonts w:ascii="宋体" w:eastAsia="宋体" w:hAnsi="宋体" w:cs="宋体"/>
+          <w:b/>
+          <w:bCs/>
+          <w:kern w:val="44"/>
+          <w:sz w:val="32"/>
+          <w:szCs w:val="32"/>
+          <w:lang w:eastAsia="zh-TW"/>
+        </w:rPr>
+        <w:t>}}</w:t>
+      </w:r>
+    </w:p>
+    <w:p>
+      <w:pPr>
+        <w:rPr>
+          <w:rFonts w:ascii="宋体" w:eastAsia="宋体" w:hAnsi="宋体" w:cs="宋体"/>
+          <w:b/>
+          <w:bCs/>
+          <w:kern w:val="44"/>
+          <w:sz w:val="32"/>
+          <w:szCs w:val="32"/>
+          <w:lang w:eastAsia="zh-TW"/>
+        </w:rPr>
+      </w:pPr>
+      <w:r>
+        <w:rPr>
+          <w:rFonts w:ascii="宋体" w:eastAsia="宋体" w:hAnsi="宋体" w:cs="宋体"/>
+          <w:b/>
+          <w:bCs/>
+          <w:kern w:val="44"/>
+          <w:sz w:val="32"/>
+          <w:szCs w:val="32"/>
+          <w:lang w:eastAsia="zh-TW"/>
+        </w:rPr>
+        <w:t>攻击时间/受害链接|{{</w:t>
+      </w:r>
+      <w:proofErr w:type="spellStart"/>
+      <w:r>
+        <w:rPr>
+          <w:rFonts w:ascii="宋体" w:eastAsia="宋体" w:hAnsi="宋体" w:cs="宋体"/>
+          <w:b/>
+          <w:bCs/>
+          <w:kern w:val="44"/>
+          <w:sz w:val="32"/>
+          <w:szCs w:val="32"/>
+          <w:lang w:eastAsia="zh-TW"/>
+        </w:rPr>
+        <w:t>url</w:t>
+      </w:r>
+      <w:proofErr w:type="spellEnd"/>
+      <w:r>
+        <w:rPr>
+          <w:rFonts w:ascii="宋体" w:eastAsia="宋体" w:hAnsi="宋体" w:cs="宋体"/>
+          <w:b/>
+          <w:bCs/>
+          <w:kern w:val="44"/>
+          <w:sz w:val="32"/>
+          <w:szCs w:val="32"/>
+          <w:lang w:eastAsia="zh-TW"/>
+        </w:rPr>
+        <w:t>}}</w:t>
+      </w:r>
+    </w:p>
+    <w:p>
+      <w:pPr>
+        <w:rPr>
+          <w:rFonts w:ascii="宋体" w:eastAsia="宋体" w:hAnsi="宋体" w:cs="宋体"/>
+          <w:b/>
+          <w:bCs/>
+          <w:kern w:val="44"/>
+          <w:sz w:val="32"/>
+          <w:szCs w:val="32"/>
+          <w:lang w:eastAsia="zh-TW"/>
+        </w:rPr>
+      </w:pPr>
+      <w:r>
+        <w:rPr>
+          <w:rFonts w:ascii="宋体" w:eastAsia="宋体" w:hAnsi="宋体" w:cs="宋体"/>
+          <w:b/>
+          <w:bCs/>
+          <w:kern w:val="44"/>
+          <w:sz w:val="32"/>
+          <w:szCs w:val="32"/>
+          <w:lang w:eastAsia="zh-TW"/>
+        </w:rPr>
+        <w:t>攻击载荷/|/</w:t>
+      </w:r>
+    </w:p>
+    <w:p>
+      <w:pPr>
+        <w:rPr>
+          <w:rFonts w:ascii="宋体" w:eastAsia="宋体" w:hAnsi="宋体" w:cs="宋体"/>
+          <w:b/>
+          <w:bCs/>
+          <w:kern w:val="44"/>
+          <w:sz w:val="32"/>
+          <w:szCs w:val="32"/>
+          <w:lang w:eastAsia="zh-TW"/>
+        </w:rPr>
+      </w:pPr>
+    </w:p>
+    <w:p>
+      <w:pPr>
+        <w:rPr>
+          <w:rFonts w:ascii="宋体" w:eastAsia="宋体" w:hAnsi="宋体" w:cs="宋体"/>
+          <w:b/>
+          <w:bCs/>
+          <w:kern w:val="44"/>
+          <w:sz w:val="32"/>
+          <w:szCs w:val="32"/>
+          <w:lang w:eastAsia="zh-TW"/>
+        </w:rPr>
+      </w:pPr>
+      <w:r>
+        <w:rPr>
+          <w:rFonts w:ascii="宋体" w:eastAsia="宋体" w:hAnsi="宋体" w:cs="宋体"/>
+          <w:b/>
+          <w:bCs/>
+          <w:kern w:val="44"/>
+          <w:sz w:val="32"/>
+          <w:szCs w:val="32"/>
+          <w:lang w:eastAsia="zh-TW"/>
+        </w:rPr>
+        <w:t>4.{{seq}}.2. 攻击详情</w:t>
+      </w:r>
+    </w:p>
+    <w:p>
+      <w:pPr>
+        <w:rPr>
+          <w:rFonts w:ascii="宋体" w:eastAsia="宋体" w:hAnsi="宋体" w:cs="宋体"/>
+          <w:b/>
+          <w:bCs/>
+          <w:kern w:val="44"/>
+          <w:sz w:val="32"/>
+          <w:szCs w:val="32"/>
+          <w:lang w:eastAsia="zh-TW"/>
+        </w:rPr>
+      </w:pPr>
+      <w:r>
+        <w:rPr>
+          <w:rFonts w:ascii="宋体" w:eastAsia="宋体" w:hAnsi="宋体" w:cs="宋体"/>
+          <w:b/>
+          <w:bCs/>
+          <w:kern w:val="44"/>
+          <w:sz w:val="32"/>
+          <w:szCs w:val="32"/>
+          <w:lang w:eastAsia="zh-TW"/>
+        </w:rPr>
+        <w:t>{{#ordered_content}}</w:t>
+      </w:r>
+    </w:p>
+    <w:p>
+      <w:pPr>
+        <w:rPr>
+          <w:rFonts w:ascii="宋体" w:eastAsia="宋体" w:hAnsi="宋体" w:cs="宋体"/>
+          <w:b/>
+          <w:bCs/>
+          <w:kern w:val="44"/>
+          <w:sz w:val="32"/>
+          <w:szCs w:val="32"/>
+          <w:lang w:eastAsia="zh-TW"/>
+        </w:rPr>
+      </w:pPr>
+      <w:r>
+        <w:rPr>
+          <w:rFonts w:ascii="宋体" w:eastAsia="宋体" w:hAnsi="宋体" w:cs="宋体"/>
+          <w:b/>
+          <w:bCs/>
+          <w:kern w:val="44"/>
+          <w:sz w:val="32"/>
+          <w:szCs w:val="32"/>
+          <w:lang w:eastAsia="zh-TW"/>
+        </w:rPr>
+        <w:t>{{?type === 'text'}}</w:t>
+      </w:r>
+    </w:p>
+    <w:p>
+      <w:pPr>
+        <w:rPr>
+          <w:rFonts w:ascii="宋体" w:eastAsia="宋体" w:hAnsi="宋体" w:cs="宋体"/>
+          <w:b/>
+          <w:bCs/>
+          <w:kern w:val="44"/>
+          <w:sz w:val="32"/>
+          <w:szCs w:val="32"/>
+          <w:lang w:eastAsia="zh-TW"/>
+        </w:rPr>
+      </w:pPr>
+      <w:r>
+        <w:rPr>
+          <w:rFonts w:ascii="宋体" w:eastAsia="宋体" w:hAnsi="宋体" w:cs="宋体"/>
+          <w:b/>
+          <w:bCs/>
+          <w:kern w:val="44"/>
+          <w:sz w:val="32"/>
+          <w:szCs w:val="32"/>
+          <w:lang w:eastAsia="zh-TW"/>
+        </w:rPr>
+        <w:t>{{content}}</w:t>
+      </w:r>
+    </w:p>
+    <w:p>
+      <w:pPr>
+        <w:rPr>
+          <w:rFonts w:ascii="宋体" w:eastAsia="宋体" w:hAnsi="宋体" w:cs="宋体"/>
+          <w:b/>
+          <w:bCs/>
+          <w:kern w:val="44"/>
+          <w:sz w:val="32"/>
+          <w:szCs w:val="32"/>
+          <w:lang w:eastAsia="zh-TW"/>
+        </w:rPr>
+      </w:pPr>
+      <w:r>
+        <w:rPr>
+          <w:rFonts w:ascii="宋体" w:eastAsia="宋体" w:hAnsi="宋体" w:cs="宋体"/>
+          <w:b/>
+          <w:bCs/>
+          <w:kern w:val="44"/>
+          <w:sz w:val="32"/>
+          <w:szCs w:val="32"/>
+          <w:lang w:eastAsia="zh-TW"/>
+        </w:rPr>
+        <w:t>{{/type}}</w:t>
+      </w:r>
+    </w:p>
+    <w:p>
+      <w:pPr>
+        <w:rPr>
+          <w:rFonts w:ascii="宋体" w:eastAsia="宋体" w:hAnsi="宋体" w:cs="宋体"/>
+          <w:b/>
+          <w:bCs/>
+          <w:kern w:val="44"/>
+          <w:sz w:val="32"/>
+          <w:szCs w:val="32"/>
+          <w:lang w:eastAsia="zh-TW"/>
+        </w:rPr>
+      </w:pPr>
+      <w:r>
+        <w:rPr>
+          <w:rFonts w:ascii="宋体" w:eastAsia="宋体" w:hAnsi="宋体" w:cs="宋体"/>
+          <w:b/>
+          <w:bCs/>
+          <w:kern w:val="44"/>
+          <w:sz w:val="32"/>
+          <w:szCs w:val="32"/>
+          <w:lang w:eastAsia="zh-TW"/>
+        </w:rPr>
+        <w:t>{{?type === 'image'}}</w:t>
+      </w:r>
+    </w:p>
+    <w:p>
+      <w:pPr>
+        <w:rPr>
+          <w:rFonts w:ascii="宋体" w:eastAsia="宋体" w:hAnsi="宋体" w:cs="宋体"/>
+          <w:b/>
+          <w:bCs/>
+          <w:kern w:val="44"/>
+          <w:sz w:val="32"/>
+          <w:szCs w:val="32"/>
+          <w:lang w:eastAsia="zh-TW"/>
+        </w:rPr>
+      </w:pPr>
+      <w:r>
+        <w:rPr>
+          <w:rFonts w:ascii="宋体" w:eastAsia="宋体" w:hAnsi="宋体" w:cs="宋体"/>
+          <w:b/>
+          <w:bCs/>
+          <w:kern w:val="44"/>
+          <w:sz w:val="32"/>
+          <w:szCs w:val="32"/>
+          <w:lang w:eastAsia="zh-TW"/>
+        </w:rPr>
+        <w:t>{{@content}}</w:t>
+      </w:r>
+    </w:p>
+    <w:p>
+      <w:pPr>
+        <w:rPr>
+          <w:rFonts w:ascii="宋体" w:eastAsia="宋体" w:hAnsi="宋体" w:cs="宋体"/>
+          <w:b/>
+          <w:bCs/>
+          <w:kern w:val="44"/>
+          <w:sz w:val="32"/>
+          <w:szCs w:val="32"/>
+          <w:lang w:eastAsia="zh-TW"/>
+        </w:rPr>
+      </w:pPr>
+      <w:r>
+        <w:rPr>
+          <w:rFonts w:ascii="宋体" w:eastAsia="宋体" w:hAnsi="宋体" w:cs="宋体"/>
+          <w:b/>
+          <w:bCs/>
+          <w:kern w:val="44"/>
+          <w:sz w:val="32"/>
+          <w:szCs w:val="32"/>
+          <w:lang w:eastAsia="zh-TW"/>
+        </w:rPr>
+        <w:t>{{/type}}</w:t>
+      </w:r>
+    </w:p>
+    <w:p>
+      <w:pPr>
+        <w:rPr>
+          <w:rFonts w:ascii="宋体" w:eastAsia="宋体" w:hAnsi="宋体" w:cs="宋体"/>
+          <w:b/>
+          <w:bCs/>
+          <w:kern w:val="44"/>
+          <w:sz w:val="32"/>
+          <w:szCs w:val="32"/>
+          <w:lang w:eastAsia="zh-TW"/>
+        </w:rPr>
+      </w:pPr>
+      <w:r>
+        <w:rPr>
+          <w:rFonts w:ascii="宋体" w:eastAsia="宋体" w:hAnsi="宋体" w:cs="宋体"/>
+          <w:b/>
+          <w:bCs/>
+          <w:kern w:val="44"/>
+          <w:sz w:val="32"/>
+          <w:szCs w:val="32"/>
+          <w:lang w:eastAsia="zh-TW"/>
+        </w:rPr>
+        <w:t>{{/</w:t>
+      </w:r>
+      <w:proofErr w:type="spellStart"/>
+      <w:r>
+        <w:rPr>
+          <w:rFonts w:ascii="宋体" w:eastAsia="宋体" w:hAnsi="宋体" w:cs="宋体"/>
+          <w:b/>
+          <w:bCs/>
+          <w:kern w:val="44"/>
+          <w:sz w:val="32"/>
+          <w:szCs w:val="32"/>
+          <w:lang w:eastAsia="zh-TW"/>
+        </w:rPr>
+        <w:t>ordered_content</w:t>
+      </w:r>
+      <w:proofErr w:type="spellEnd"/>
+      <w:r>
+        <w:rPr>
+          <w:rFonts w:ascii="宋体" w:eastAsia="宋体" w:hAnsi="宋体" w:cs="宋体"/>
+          <w:b/>
+          <w:bCs/>
+          <w:kern w:val="44"/>
+          <w:sz w:val="32"/>
+          <w:szCs w:val="32"/>
+          <w:lang w:eastAsia="zh-TW"/>
+        </w:rPr>
+        <w:t>}}</w:t>
+      </w:r>
+    </w:p>
+    <w:p>
+      <w:pPr>
+        <w:rPr>
+          <w:rFonts w:ascii="宋体" w:eastAsia="宋体" w:hAnsi="宋体" w:cs="宋体" w:hint="eastAsia"/>
           <w:lang w:val="zh-TW" w:eastAsia="zh-TW"/>
         </w:rPr>
-        <w:t>附录：安全威胁记录</w:t>
-      </w:r>
-      <w:bookmarkEnd w:id="17"/>
-    </w:p>
-    <w:p>
-      <w:r>
-        <w:rPr>
-          <w:rFonts w:hint="eastAsia"/>
-          <w:lang w:val="zh-TW"/>
-        </w:rPr>
-        <w:t>{{#s}}</w:t>
-      </w:r>
-    </w:p>
-    <w:p>
-      <w:pPr>
-        <w:pStyle w:val="Heading2"/>
+      </w:pPr>
+      <w:r>
+        <w:rPr>
+          <w:rFonts w:ascii="宋体" w:eastAsia="宋体" w:hAnsi="宋体" w:cs="宋体"/>
+          <w:b/>
+          <w:bCs/>
+          <w:kern w:val="44"/>
+          <w:sz w:val="32"/>
+          <w:szCs w:val="32"/>
+          <w:lang w:eastAsia="zh-TW"/>
+        </w:rPr>
+        <w:t>{{/vulnerabilities}}</w:t>
+      </w:r>
+      <w:r>
+        <w:rPr>
+          <w:rStyle w:val="Hyperlink1"/>
+          <w:rFonts w:ascii="宋体" w:eastAsia="宋体" w:hAnsi="宋体" w:cs="宋体" w:hint="eastAsia"/>
+          <w:lang w:eastAsia="zh-TW"/>
+        </w:rPr>
+        <w:br w:type="page"/>
+      </w:r>
+    </w:p>
+    <w:p>
+      <w:pPr>
+        <w:rPr>
+          <w:rFonts w:ascii="宋体" w:eastAsia="宋体" w:hAnsi="宋体" w:cs="宋体" w:hint="eastAsia"/>
+          <w:lang w:eastAsia="zh-TW"/>
+        </w:rPr>
+      </w:pPr>
+    </w:p>
+    <w:p>
+      <w:pPr>
+        <w:rPr>
+          <w:rFonts w:ascii="宋体" w:eastAsia="宋体" w:hAnsi="宋体" w:cs="宋体" w:hint="eastAsia"/>
+          <w:lang w:eastAsia="zh-TW"/>
+        </w:rPr>
+      </w:pPr>
+    </w:p>
+    <w:p>
+      <w:pPr>
+        <w:rPr>
+          <w:rFonts w:ascii="宋体" w:eastAsia="宋体" w:hAnsi="宋体" w:cs="宋体" w:hint="eastAsia"/>
+          <w:lang w:eastAsia="zh-TW"/>
+        </w:rPr>
+      </w:pPr>
+    </w:p>
+    <w:p>
+      <w:pPr>
+        <w:rPr>
+          <w:rFonts w:ascii="宋体" w:eastAsia="宋体" w:hAnsi="宋体" w:cs="宋体" w:hint="eastAsia"/>
+          <w:lang w:eastAsia="zh-TW"/>
+        </w:rPr>
+      </w:pPr>
+    </w:p>
+    <w:p>
+      <w:pPr>
+        <w:rPr>
+          <w:rFonts w:ascii="宋体" w:eastAsia="宋体" w:hAnsi="宋体" w:cs="宋体" w:hint="eastAsia"/>
+          <w:lang w:eastAsia="zh-TW"/>
+        </w:rPr>
+      </w:pPr>
+    </w:p>
+    <w:p>
+      <w:pPr>
+        <w:rPr>
+          <w:rFonts w:ascii="宋体" w:eastAsia="宋体" w:hAnsi="宋体" w:cs="宋体" w:hint="eastAsia"/>
+          <w:lang w:eastAsia="zh-TW"/>
+        </w:rPr>
+      </w:pPr>
+    </w:p>
+    <w:p>
+      <w:pPr>
+        <w:rPr>
+          <w:rFonts w:ascii="宋体" w:eastAsia="宋体" w:hAnsi="宋体" w:cs="宋体" w:hint="eastAsia"/>
+          <w:lang w:eastAsia="zh-TW"/>
+        </w:rPr>
+      </w:pPr>
+    </w:p>
+    <w:p>
+      <w:pPr>
+        <w:rPr>
+          <w:rFonts w:ascii="宋体" w:eastAsia="宋体" w:hAnsi="宋体" w:cs="宋体" w:hint="eastAsia"/>
+          <w:lang w:eastAsia="zh-TW"/>
+        </w:rPr>
+      </w:pPr>
+    </w:p>
+    <w:p>
+      <w:pPr>
+        <w:rPr>
+          <w:rFonts w:ascii="宋体" w:eastAsia="宋体" w:hAnsi="宋体" w:cs="宋体" w:hint="eastAsia"/>
+          <w:lang w:eastAsia="zh-TW"/>
+        </w:rPr>
+      </w:pPr>
+    </w:p>
+    <w:p>
+      <w:pPr>
+        <w:rPr>
+          <w:rFonts w:ascii="宋体" w:eastAsia="宋体" w:hAnsi="宋体" w:cs="宋体" w:hint="eastAsia"/>
+          <w:lang w:eastAsia="zh-TW"/>
+        </w:rPr>
+      </w:pPr>
+    </w:p>
+    <w:p>
+      <w:pPr>
+        <w:rPr>
+          <w:rFonts w:ascii="宋体" w:eastAsia="宋体" w:hAnsi="宋体" w:cs="宋体" w:hint="eastAsia"/>
+          <w:lang w:eastAsia="zh-TW"/>
+        </w:rPr>
+      </w:pPr>
+    </w:p>
+    <w:p>
+      <w:pPr>
+        <w:rPr>
+          <w:rFonts w:ascii="宋体" w:eastAsia="宋体" w:hAnsi="宋体" w:cs="宋体" w:hint="eastAsia"/>
+          <w:lang w:eastAsia="zh-TW"/>
+        </w:rPr>
+      </w:pPr>
+    </w:p>
+    <w:p>
+      <w:pPr>
+        <w:rPr>
+          <w:rFonts w:ascii="宋体" w:eastAsia="宋体" w:hAnsi="宋体" w:cs="宋体" w:hint="eastAsia"/>
+          <w:lang w:eastAsia="zh-TW"/>
+        </w:rPr>
+      </w:pPr>
+    </w:p>
+    <w:p>
+      <w:pPr>
+        <w:rPr>
+          <w:rFonts w:ascii="宋体" w:eastAsia="宋体" w:hAnsi="宋体" w:cs="宋体" w:hint="eastAsia"/>
+          <w:lang w:eastAsia="zh-TW"/>
+        </w:rPr>
+      </w:pPr>
+    </w:p>
+    <w:p>
+      <w:pPr>
+        <w:rPr>
+          <w:rFonts w:ascii="宋体" w:eastAsia="宋体" w:hAnsi="宋体" w:cs="宋体" w:hint="eastAsia"/>
+          <w:lang w:eastAsia="zh-TW"/>
+        </w:rPr>
+      </w:pPr>
+    </w:p>
+    <w:p>
+      <w:pPr>
+        <w:rPr>
+          <w:rFonts w:ascii="宋体" w:eastAsia="宋体" w:hAnsi="宋体" w:cs="宋体" w:hint="eastAsia"/>
+          <w:lang w:eastAsia="zh-TW"/>
+        </w:rPr>
+      </w:pPr>
+    </w:p>
+    <w:p>
+      <w:pPr>
+        <w:rPr>
+          <w:rFonts w:ascii="宋体" w:eastAsia="宋体" w:hAnsi="宋体" w:cs="宋体" w:hint="eastAsia"/>
+          <w:lang w:eastAsia="zh-TW"/>
+        </w:rPr>
+      </w:pPr>
+    </w:p>
+    <w:p>
+      <w:pPr>
+        <w:rPr>
+          <w:rFonts w:ascii="宋体" w:eastAsia="宋体" w:hAnsi="宋体" w:cs="宋体" w:hint="eastAsia"/>
+          <w:lang w:eastAsia="zh-TW"/>
+        </w:rPr>
+      </w:pPr>
+    </w:p>
+    <w:p>
+      <w:pPr>
+        <w:rPr>
+          <w:rFonts w:ascii="宋体" w:eastAsia="宋体" w:hAnsi="宋体" w:cs="宋体" w:hint="eastAsia"/>
+          <w:lang w:eastAsia="zh-TW"/>
+        </w:rPr>
+      </w:pPr>
+    </w:p>
+    <w:p>
+      <w:pPr>
+        <w:rPr>
+          <w:rFonts w:ascii="宋体" w:eastAsia="宋体" w:hAnsi="宋体" w:cs="宋体" w:hint="eastAsia"/>
+          <w:lang w:eastAsia="zh-TW"/>
+        </w:rPr>
+      </w:pPr>
+    </w:p>
+    <w:p>
+      <w:pPr>
+        <w:rPr>
+          <w:rFonts w:ascii="宋体" w:eastAsia="宋体" w:hAnsi="宋体" w:cs="宋体" w:hint="eastAsia"/>
+          <w:lang w:eastAsia="zh-TW"/>
+        </w:rPr>
+      </w:pPr>
+    </w:p>
+    <w:p>
+      <w:pPr>
+        <w:rPr>
+          <w:rFonts w:ascii="宋体" w:eastAsia="宋体" w:hAnsi="宋体" w:cs="宋体" w:hint="eastAsia"/>
+          <w:lang w:eastAsia="zh-TW"/>
+        </w:rPr>
+      </w:pPr>
+    </w:p>
+    <w:p>
+      <w:pPr>
+        <w:rPr>
+          <w:rFonts w:ascii="宋体" w:eastAsia="宋体" w:hAnsi="宋体" w:cs="宋体" w:hint="eastAsia"/>
+        </w:rPr>
+      </w:pPr>
+      <w:r>
         <w:rPr>
           <w:rStyle w:val="None"/>
-          <w:rFonts w:ascii="SimSun" w:eastAsia="SimSun" w:hAnsi="SimSun" w:cs="SimSun"/>
+          <w:rFonts w:ascii="宋体" w:eastAsia="宋体" w:hAnsi="宋体" w:cs="宋体" w:hint="eastAsia"/>
           <w:lang w:val="zh-TW" w:eastAsia="zh-TW"/>
         </w:rPr>
-      </w:pPr>
-      <w:r>
-        <w:rPr>
-          <w:rStyle w:val="None"/>
-          <w:rFonts w:ascii="SimSun" w:eastAsia="SimSun" w:hAnsi="SimSun" w:cs="SimSun"/>
-        </w:rPr>
-        <w:t xml:space="preserve">4.{{seq}}</w:t>
-      </w:r>
-      <w:r>
-        <w:rPr>
-          <w:rStyle w:val="None"/>
-          <w:rFonts w:ascii="SimSun" w:eastAsia="SimSun" w:hAnsi="SimSun" w:cs="SimSun"/>
-        </w:rPr>
-        <w:t>.</w:t>
-      </w:r>
-      <w:r>
-        <w:rPr>
-          <w:rStyle w:val="None"/>
-          <w:rFonts w:ascii="SimSun" w:eastAsia="SimSun" w:hAnsi="SimSun" w:cs="SimSun" w:hint="eastAsia"/>
-          <w:lang w:val="zh-TW"/>
-        </w:rPr>
-        <w:t xml:space="preserve"> </w:t>
-      </w:r>
-      <w:bookmarkStart w:id="18" w:name="_Toc26190"/>
-      <w:r>
-        <w:rPr>
-          <w:rFonts w:ascii="SimSun" w:eastAsia="SimSun" w:hAnsi="SimSun" w:cs="SimSun" w:hint="eastAsia"/>
-        </w:rPr>
-        <w:t>{{hostname}}{{</w:t>
-      </w:r>
-      <w:r>
-        <w:rPr>
-          <w:rFonts w:ascii="SimSun" w:eastAsia="SimSun" w:hAnsi="SimSun" w:cs="SimSun"/>
-        </w:rPr>
-        <w:t>$</w:t>
-      </w:r>
-      <w:r>
-        <w:rPr>
-          <w:rFonts w:ascii="SimSun" w:eastAsia="SimSun" w:hAnsi="SimSun" w:cs="SimSun"/>
-        </w:rPr>
-        <w:t>v.vul_type}} -{{</w:t>
-      </w:r>
-      <w:r>
-        <w:rPr>
-          <w:rStyle w:val="None"/>
-          <w:rFonts w:ascii="SimSun" w:eastAsia="SimSun" w:hAnsi="SimSun" w:cs="SimSun"/>
-          <w:lang w:eastAsia="zh-TW"/>
-        </w:rPr>
-        <w:t>$</w:t>
-      </w:r>
-      <w:r>
-        <w:rPr>
-          <w:rStyle w:val="None"/>
-          <w:rFonts w:ascii="SimSun" w:eastAsia="SimSun" w:hAnsi="SimSun" w:cs="SimSun"/>
-          <w:lang w:eastAsia="zh-TW"/>
-        </w:rPr>
-        <w:t>v.risk_level}}4.+++</w:t>
-      </w:r>
-      <w:r>
-        <w:rPr>
-          <w:rFonts w:ascii="SimSun" w:eastAsia="SimSun" w:hAnsi="SimSun" w:cs="SimSun"/>
-          <w:lang w:eastAsia="zh-TW"/>
-        </w:rPr>
-        <w:t>INS $</w:t>
-      </w:r>
-      <w:r>
-        <w:rPr>
-          <w:rFonts w:ascii="SimSun" w:eastAsia="SimSun" w:hAnsi="SimSun" w:cs="SimSun"/>
-          <w:lang w:eastAsia="zh-TW"/>
-        </w:rPr>
-        <w:t>v.seq+++.1.问题简要威胁编号T-000+++</w:t>
-      </w:r>
-      <w:r>
-        <w:rPr>
-          <w:rFonts w:ascii="SimSun" w:eastAsia="SimSun" w:hAnsi="SimSun" w:cs="SimSun"/>
-        </w:rPr>
-        <w:t xml:space="preserve">INS </w:t>
-      </w:r>
-      <w:r>
-        <w:rPr>
-          <w:rFonts w:ascii="SimSun" w:eastAsia="SimSun" w:hAnsi="SimSun" w:cs="SimSun"/>
-        </w:rPr>
-        <w:t>$v.seq+++前置编号无攻击类型多种类型漏洞攻击地址/受害域名/受害地址威胁等级+++INS</w:t>
-      </w:r>
-      <w:r>
-        <w:rPr>
-          <w:rFonts w:ascii="SimSun" w:eastAsia="SimSun" w:hAnsi="SimSun" w:cs="SimSun"/>
-        </w:rPr>
-        <w:t xml:space="preserve"> $v.risk_level+++攻击时间/受害链接+++</w:t>
-      </w:r>
-      <w:r>
-        <w:rPr>
-          <w:rFonts w:ascii="SimSun" w:eastAsia="SimSun" w:hAnsi="SimSun" w:cs="SimSun"/>
-        </w:rPr>
-        <w:t xml:space="preserve">INS </w:t>
-      </w:r>
-      <w:r>
-        <w:rPr>
-          <w:rFonts w:ascii="SimSun" w:eastAsia="SimSun" w:hAnsi="SimSun" w:cs="SimSun"/>
-        </w:rPr>
-        <w:t>$v.url+++攻击载荷/4.{{seq}}.2.攻击详情+++FOR item IN $</w:t>
-      </w:r>
-      <w:r>
-        <w:rPr>
-          <w:rFonts w:hint="eastAsia"/>
-        </w:rPr>
-        <w:t>v</w:t>
-      </w:r>
-      <w:r>
-        <w:t>.ordered_content+++{{?$item.type === 'text'}}{{content}}{{/}}{{?$item.type === 'image'}}{{@content}}{{/}}{{/item}}{{/v}}</w:t>
-      </w:r>
-    </w:p>
-    <w:p>
-      <w:pPr>
-        <w:rPr>
-          <w:rFonts w:ascii="SimSun" w:eastAsia="SimSun" w:hAnsi="SimSun" w:cs="SimSun"/>
-          <w:lang w:val="zh-TW"/>
-        </w:rPr>
-      </w:pPr>
-      <w:r>
-        <w:rPr>
-          <w:rStyle w:val="Hyperlink1"/>
-          <w:rFonts w:ascii="SimSun" w:eastAsia="SimSun" w:hAnsi="SimSun" w:cs="SimSun" w:hint="eastAsia"/>
-        </w:rPr>
-        <w:br w:type="page"/>
-      </w:r>
-    </w:p>
-    <w:p>
-      <w:pPr>
-        <w:rPr>
-          <w:rFonts w:ascii="SimSun" w:eastAsia="SimSun" w:hAnsi="SimSun" w:cs="SimSun"/>
-        </w:rPr>
-      </w:pPr>
-    </w:p>
-    <w:p>
-      <w:pPr>
-        <w:rPr>
-          <w:rFonts w:ascii="SimSun" w:eastAsia="SimSun" w:hAnsi="SimSun" w:cs="SimSun"/>
-        </w:rPr>
-      </w:pPr>
-    </w:p>
-    <w:p>
-      <w:pPr>
-        <w:rPr>
-          <w:rFonts w:ascii="SimSun" w:eastAsia="SimSun" w:hAnsi="SimSun" w:cs="SimSun"/>
-        </w:rPr>
-      </w:pPr>
-    </w:p>
-    <w:p>
-      <w:pPr>
-        <w:rPr>
-          <w:rFonts w:ascii="SimSun" w:eastAsia="SimSun" w:hAnsi="SimSun" w:cs="SimSun"/>
-        </w:rPr>
-      </w:pPr>
-    </w:p>
-    <w:p>
-      <w:pPr>
-        <w:rPr>
-          <w:rFonts w:ascii="SimSun" w:eastAsia="SimSun" w:hAnsi="SimSun" w:cs="SimSun"/>
-        </w:rPr>
-      </w:pPr>
-    </w:p>
-    <w:p>
-      <w:pPr>
-        <w:rPr>
-          <w:rFonts w:ascii="SimSun" w:eastAsia="SimSun" w:hAnsi="SimSun" w:cs="SimSun"/>
-        </w:rPr>
-      </w:pPr>
-    </w:p>
-    <w:p>
-      <w:pPr>
-        <w:rPr>
-          <w:rFonts w:ascii="SimSun" w:eastAsia="SimSun" w:hAnsi="SimSun" w:cs="SimSun"/>
-        </w:rPr>
-      </w:pPr>
-    </w:p>
-    <w:p>
-      <w:pPr>
-        <w:rPr>
-          <w:rFonts w:ascii="SimSun" w:eastAsia="SimSun" w:hAnsi="SimSun" w:cs="SimSun"/>
-        </w:rPr>
-      </w:pPr>
-    </w:p>
-    <w:p>
-      <w:pPr>
-        <w:rPr>
-          <w:rFonts w:ascii="SimSun" w:eastAsia="SimSun" w:hAnsi="SimSun" w:cs="SimSun"/>
-        </w:rPr>
-      </w:pPr>
-    </w:p>
-    <w:p>
-      <w:pPr>
-        <w:rPr>
-          <w:rFonts w:ascii="SimSun" w:eastAsia="SimSun" w:hAnsi="SimSun" w:cs="SimSun"/>
-        </w:rPr>
-      </w:pPr>
-    </w:p>
-    <w:p>
-      <w:pPr>
-        <w:rPr>
-          <w:rFonts w:ascii="SimSun" w:eastAsia="SimSun" w:hAnsi="SimSun" w:cs="SimSun"/>
-        </w:rPr>
-      </w:pPr>
-    </w:p>
-    <w:p>
-      <w:pPr>
-        <w:rPr>
-          <w:rFonts w:ascii="SimSun" w:eastAsia="SimSun" w:hAnsi="SimSun" w:cs="SimSun"/>
-        </w:rPr>
-      </w:pPr>
-    </w:p>
-    <w:p>
-      <w:pPr>
-        <w:rPr>
-          <w:rFonts w:ascii="SimSun" w:eastAsia="SimSun" w:hAnsi="SimSun" w:cs="SimSun"/>
-        </w:rPr>
-      </w:pPr>
-    </w:p>
-    <w:p>
-      <w:pPr>
-        <w:rPr>
-          <w:rFonts w:ascii="SimSun" w:eastAsia="SimSun" w:hAnsi="SimSun" w:cs="SimSun"/>
-        </w:rPr>
-      </w:pPr>
-    </w:p>
-    <w:p>
-      <w:pPr>
-        <w:rPr>
-          <w:rFonts w:ascii="SimSun" w:eastAsia="SimSun" w:hAnsi="SimSun" w:cs="SimSun"/>
-        </w:rPr>
-      </w:pPr>
-    </w:p>
-    <w:p>
-      <w:pPr>
-        <w:rPr>
-          <w:rFonts w:ascii="SimSun" w:eastAsia="SimSun" w:hAnsi="SimSun" w:cs="SimSun"/>
-        </w:rPr>
-      </w:pPr>
-    </w:p>
-    <w:p>
-      <w:pPr>
-        <w:rPr>
-          <w:rFonts w:ascii="SimSun" w:eastAsia="SimSun" w:hAnsi="SimSun" w:cs="SimSun"/>
-        </w:rPr>
-      </w:pPr>
-    </w:p>
-    <w:p>
-      <w:pPr>
-        <w:rPr>
-          <w:rFonts w:ascii="SimSun" w:eastAsia="SimSun" w:hAnsi="SimSun" w:cs="SimSun"/>
-        </w:rPr>
-      </w:pPr>
-    </w:p>
-    <w:p>
-      <w:pPr>
-        <w:rPr>
-          <w:rFonts w:ascii="SimSun" w:eastAsia="SimSun" w:hAnsi="SimSun" w:cs="SimSun"/>
-        </w:rPr>
-      </w:pPr>
-    </w:p>
-    <w:p>
-      <w:pPr>
-        <w:rPr>
-          <w:rFonts w:ascii="SimSun" w:eastAsia="SimSun" w:hAnsi="SimSun" w:cs="SimSun"/>
-        </w:rPr>
-      </w:pPr>
-    </w:p>
-    <w:p>
-      <w:pPr>
-        <w:rPr>
-          <w:rFonts w:ascii="SimSun" w:eastAsia="SimSun" w:hAnsi="SimSun" w:cs="SimSun"/>
-        </w:rPr>
-      </w:pPr>
-    </w:p>
-    <w:p>
-      <w:pPr>
-        <w:rPr>
-          <w:rFonts w:ascii="SimSun" w:eastAsia="SimSun" w:hAnsi="SimSun" w:cs="SimSun"/>
-        </w:rPr>
-      </w:pPr>
-    </w:p>
-    <w:p>
-      <w:pPr>
-        <w:rPr>
-          <w:rFonts w:ascii="SimSun" w:eastAsia="SimSun" w:hAnsi="SimSun" w:cs="SimSun"/>
-        </w:rPr>
-      </w:pPr>
-      <w:r>
-        <w:rPr>
-          <w:rStyle w:val="None"/>
-          <w:rFonts w:ascii="SimSun" w:eastAsia="SimSun" w:hAnsi="SimSun" w:cs="SimSun" w:hint="eastAsia"/>
-          <w:lang w:val="zh-TW" w:eastAsia="zh-TW"/>
-        </w:rPr>
         <w:t>北京长亭科技有限公司</w:t>
       </w:r>
       <w:r>
         <w:rPr>
           <w:rStyle w:val="Hyperlink2"/>
-          <w:rFonts w:ascii="SimSun" w:eastAsia="SimSun" w:hAnsi="SimSun" w:cs="SimSun" w:hint="eastAsia"/>
+          <w:rFonts w:ascii="宋体" w:eastAsia="宋体" w:hAnsi="宋体" w:cs="宋体" w:hint="eastAsia"/>
           <w:noProof/>
         </w:rPr>
         <w:drawing>
-          <wp:anchor distT="0" distB="0" distL="0" distR="0" simplePos="0" relativeHeight="251660288" behindDoc="1" locked="0" layoutInCell="1" allowOverlap="1">
+          <wp:anchor distT="0" distB="0" distL="0" distR="0" simplePos="0" relativeHeight="251660288" behindDoc="1" locked="0" layoutInCell="1" allowOverlap="1" wp14:anchorId="46F3D807" wp14:editId="13B355C5">
             <wp:simplePos x="0" y="0"/>
             <wp:positionH relativeFrom="page">
               <wp:posOffset>1270</wp:posOffset>
@@ -6754,20 +7470,20 @@
     <w:p>
       <w:pPr>
         <w:rPr>
-          <w:rFonts w:ascii="SimSun" w:eastAsia="SimSun" w:hAnsi="SimSun" w:cs="SimSun"/>
-        </w:rPr>
-      </w:pPr>
-    </w:p>
-    <w:p>
-      <w:pPr>
-        <w:rPr>
-          <w:rFonts w:ascii="SimSun" w:eastAsia="SimSun" w:hAnsi="SimSun" w:cs="SimSun"/>
+          <w:rFonts w:ascii="宋体" w:eastAsia="宋体" w:hAnsi="宋体" w:cs="宋体" w:hint="eastAsia"/>
+        </w:rPr>
+      </w:pPr>
+    </w:p>
+    <w:p>
+      <w:pPr>
+        <w:rPr>
+          <w:rFonts w:ascii="宋体" w:eastAsia="宋体" w:hAnsi="宋体" w:cs="宋体" w:hint="eastAsia"/>
         </w:rPr>
       </w:pPr>
       <w:r>
         <w:rPr>
           <w:rStyle w:val="None"/>
-          <w:rFonts w:ascii="SimSun" w:eastAsia="SimSun" w:hAnsi="SimSun" w:cs="SimSun" w:hint="eastAsia"/>
+          <w:rFonts w:ascii="宋体" w:eastAsia="宋体" w:hAnsi="宋体" w:cs="宋体" w:hint="eastAsia"/>
           <w:lang w:val="zh-TW" w:eastAsia="zh-TW"/>
         </w:rPr>
         <w:t xml:space="preserve">总部地址：北京海淀区学清路 </w:t>
@@ -6775,14 +7491,14 @@
       <w:r>
         <w:rPr>
           <w:rStyle w:val="Hyperlink2"/>
-          <w:rFonts w:ascii="SimSun" w:eastAsia="SimSun" w:hAnsi="SimSun" w:cs="SimSun" w:hint="eastAsia"/>
+          <w:rFonts w:ascii="宋体" w:eastAsia="宋体" w:hAnsi="宋体" w:cs="宋体" w:hint="eastAsia"/>
         </w:rPr>
         <w:t>768</w:t>
       </w:r>
       <w:r>
         <w:rPr>
           <w:rStyle w:val="None"/>
-          <w:rFonts w:ascii="SimSun" w:eastAsia="SimSun" w:hAnsi="SimSun" w:cs="SimSun" w:hint="eastAsia"/>
+          <w:rFonts w:ascii="宋体" w:eastAsia="宋体" w:hAnsi="宋体" w:cs="宋体" w:hint="eastAsia"/>
           <w:lang w:val="zh-TW" w:eastAsia="zh-TW"/>
         </w:rPr>
         <w:t xml:space="preserve">创意产业园 </w:t>
@@ -6790,14 +7506,14 @@
       <w:r>
         <w:rPr>
           <w:rStyle w:val="Hyperlink2"/>
-          <w:rFonts w:ascii="SimSun" w:eastAsia="SimSun" w:hAnsi="SimSun" w:cs="SimSun" w:hint="eastAsia"/>
+          <w:rFonts w:ascii="宋体" w:eastAsia="宋体" w:hAnsi="宋体" w:cs="宋体" w:hint="eastAsia"/>
         </w:rPr>
         <w:t>A</w:t>
       </w:r>
       <w:r>
         <w:rPr>
           <w:rStyle w:val="None"/>
-          <w:rFonts w:ascii="SimSun" w:eastAsia="SimSun" w:hAnsi="SimSun" w:cs="SimSun" w:hint="eastAsia"/>
+          <w:rFonts w:ascii="宋体" w:eastAsia="宋体" w:hAnsi="宋体" w:cs="宋体" w:hint="eastAsia"/>
           <w:lang w:val="zh-TW" w:eastAsia="zh-TW"/>
         </w:rPr>
         <w:t xml:space="preserve">座 </w:t>
@@ -6805,14 +7521,14 @@
       <w:r>
         <w:rPr>
           <w:rStyle w:val="Hyperlink2"/>
-          <w:rFonts w:ascii="SimSun" w:eastAsia="SimSun" w:hAnsi="SimSun" w:cs="SimSun" w:hint="eastAsia"/>
+          <w:rFonts w:ascii="宋体" w:eastAsia="宋体" w:hAnsi="宋体" w:cs="宋体" w:hint="eastAsia"/>
         </w:rPr>
         <w:t>12</w:t>
       </w:r>
       <w:r>
         <w:rPr>
           <w:rStyle w:val="None"/>
-          <w:rFonts w:ascii="SimSun" w:eastAsia="SimSun" w:hAnsi="SimSun" w:cs="SimSun" w:hint="eastAsia"/>
+          <w:rFonts w:ascii="宋体" w:eastAsia="宋体" w:hAnsi="宋体" w:cs="宋体" w:hint="eastAsia"/>
           <w:lang w:val="zh-TW" w:eastAsia="zh-TW"/>
         </w:rPr>
         <w:t xml:space="preserve">号门 </w:t>
@@ -6820,7 +7536,7 @@
       <w:r>
         <w:rPr>
           <w:rStyle w:val="Hyperlink2"/>
-          <w:rFonts w:ascii="SimSun" w:eastAsia="SimSun" w:hAnsi="SimSun" w:cs="SimSun" w:hint="eastAsia"/>
+          <w:rFonts w:ascii="宋体" w:eastAsia="宋体" w:hAnsi="宋体" w:cs="宋体" w:hint="eastAsia"/>
         </w:rPr>
         <w:t>2-008</w:t>
       </w:r>
@@ -6828,14 +7544,14 @@
     <w:p>
       <w:pPr>
         <w:rPr>
-          <w:rFonts w:ascii="SimSun" w:eastAsia="SimSun" w:hAnsi="SimSun" w:cs="SimSun"/>
+          <w:rFonts w:ascii="宋体" w:eastAsia="宋体" w:hAnsi="宋体" w:cs="宋体" w:hint="eastAsia"/>
           <w:lang w:val="zh-TW" w:eastAsia="zh-TW"/>
         </w:rPr>
       </w:pPr>
       <w:r>
         <w:rPr>
           <w:rStyle w:val="None"/>
-          <w:rFonts w:ascii="SimSun" w:eastAsia="SimSun" w:hAnsi="SimSun" w:cs="SimSun" w:hint="eastAsia"/>
+          <w:rFonts w:ascii="宋体" w:eastAsia="宋体" w:hAnsi="宋体" w:cs="宋体" w:hint="eastAsia"/>
           <w:lang w:val="zh-TW" w:eastAsia="zh-TW"/>
         </w:rPr>
         <w:t>分支机构：上海、深圳、郑州、南京、武汉、成都、杭州</w:t>
@@ -6844,13 +7560,13 @@
     <w:p>
       <w:pPr>
         <w:rPr>
-          <w:rFonts w:ascii="SimSun" w:eastAsia="SimSun" w:hAnsi="SimSun" w:cs="SimSun"/>
+          <w:rFonts w:ascii="宋体" w:eastAsia="宋体" w:hAnsi="宋体" w:cs="宋体" w:hint="eastAsia"/>
         </w:rPr>
       </w:pPr>
       <w:r>
         <w:rPr>
           <w:rStyle w:val="None"/>
-          <w:rFonts w:ascii="SimSun" w:eastAsia="SimSun" w:hAnsi="SimSun" w:cs="SimSun" w:hint="eastAsia"/>
+          <w:rFonts w:ascii="宋体" w:eastAsia="宋体" w:hAnsi="宋体" w:cs="宋体" w:hint="eastAsia"/>
           <w:lang w:val="zh-TW" w:eastAsia="zh-TW"/>
         </w:rPr>
         <w:t>联系电话：</w:t>
@@ -6858,7 +7574,7 @@
       <w:r>
         <w:rPr>
           <w:rStyle w:val="Hyperlink2"/>
-          <w:rFonts w:ascii="SimSun" w:eastAsia="SimSun" w:hAnsi="SimSun" w:cs="SimSun" w:hint="eastAsia"/>
+          <w:rFonts w:ascii="宋体" w:eastAsia="宋体" w:hAnsi="宋体" w:cs="宋体" w:hint="eastAsia"/>
         </w:rPr>
         <w:t>4000-327-70</w:t>
       </w:r>
@@ -6878,6 +7594,11 @@
 <w:endnotes xmlns:wpc="http://schemas.microsoft.com/office/word/2010/wordprocessingCanvas" xmlns:cx="http://schemas.microsoft.com/office/drawing/2014/chartex" xmlns:cx1="http://schemas.microsoft.com/office/drawing/2015/9/8/chartex" xmlns:cx2="http://schemas.microsoft.com/office/drawing/2015/10/21/chartex" xmlns:cx3="http://schemas.microsoft.com/office/drawing/2016/5/9/chartex" xmlns:cx4="http://schemas.microsoft.com/office/drawing/2016/5/10/chartex" xmlns:cx5="http://schemas.microsoft.com/office/drawing/2016/5/11/chartex" xmlns:cx6="http://schemas.microsoft.com/office/drawing/2016/5/12/chartex" xmlns:cx7="http://schemas.microsoft.com/office/drawing/2016/5/13/chartex" xmlns:cx8="http://schemas.microsoft.com/office/drawing/2016/5/14/chartex" xmlns:mc="http://schemas.openxmlformats.org/markup-compatibility/2006" xmlns:aink="http://schemas.microsoft.com/office/drawing/2016/ink" xmlns:am3d="http://schemas.microsoft.com/office/drawing/2017/model3d" xmlns:o="urn:schemas-microsoft-com:office:office" xmlns:oel="http://schemas.microsoft.com/office/2019/extlst" xmlns:r="http://schemas.openxmlformats.org/officeDocument/2006/relationships" xmlns:m="http://schemas.openxmlformats.org/officeDocument/2006/math" xmlns:v="urn:schemas-microsoft-com:vml" xmlns:wp14="http://schemas.microsoft.com/office/word/2010/wordprocessingDrawing" xmlns:wp="http://schemas.openxmlformats.org/drawingml/2006/wordprocessingDrawing" xmlns:w10="urn:schemas-microsoft-com:office:word" xmlns:w="http://schemas.openxmlformats.org/wordprocessingml/2006/main" xmlns:w14="http://schemas.microsoft.com/office/word/2010/wordml" xmlns:w15="http://schemas.microsoft.com/office/word/2012/wordml" xmlns:w16cex="http://schemas.microsoft.com/office/word/2018/wordml/cex" xmlns:w16cid="http://schemas.microsoft.com/office/word/2016/wordml/cid" xmlns:w16="http://schemas.microsoft.com/office/word/2018/wordml" xmlns:w16du="http://schemas.microsoft.com/office/word/2023/wordml/word16du" xmlns:w16sdtdh="http://schemas.microsoft.com/office/word/2020/wordml/sdtdatahash" xmlns:w16sdtfl="http://schemas.microsoft.com/office/word/2024/wordml/sdtformatlock" xmlns:w16se="http://schemas.microsoft.com/office/word/2015/wordml/symex" xmlns:wpg="http://schemas.microsoft.com/office/word/2010/wordprocessingGroup" xmlns:wpi="http://schemas.microsoft.com/office/word/2010/wordprocessingInk" xmlns:wne="http://schemas.microsoft.com/office/word/2006/wordml" xmlns:wps="http://schemas.microsoft.com/office/word/2010/wordprocessingShape" mc:Ignorable="w14 w15 w16se w16cid w16 w16cex w16sdtdh w16sdtfl w16du wp14">
   <w:endnote w:type="separator" w:id="-1">
     <w:p>
+      <w:pPr>
+        <w:rPr>
+          <w:rFonts w:hint="eastAsia"/>
+        </w:rPr>
+      </w:pPr>
       <w:r>
         <w:separator/>
       </w:r>
@@ -6885,6 +7606,11 @@
   </w:endnote>
   <w:endnote w:type="continuationSeparator" w:id="0">
     <w:p>
+      <w:pPr>
+        <w:rPr>
+          <w:rFonts w:hint="eastAsia"/>
+        </w:rPr>
+      </w:pPr>
       <w:r>
         <w:continuationSeparator/>
       </w:r>
@@ -6897,11 +7623,14 @@
 <w:ftr xmlns:wpc="http://schemas.microsoft.com/office/word/2010/wordprocessingCanvas" xmlns:cx="http://schemas.microsoft.com/office/drawing/2014/chartex" xmlns:cx1="http://schemas.microsoft.com/office/drawing/2015/9/8/chartex" xmlns:cx2="http://schemas.microsoft.com/office/drawing/2015/10/21/chartex" xmlns:cx3="http://schemas.microsoft.com/office/drawing/2016/5/9/chartex" xmlns:cx4="http://schemas.microsoft.com/office/drawing/2016/5/10/chartex" xmlns:cx5="http://schemas.microsoft.com/office/drawing/2016/5/11/chartex" xmlns:cx6="http://schemas.microsoft.com/office/drawing/2016/5/12/chartex" xmlns:cx7="http://schemas.microsoft.com/office/drawing/2016/5/13/chartex" xmlns:cx8="http://schemas.microsoft.com/office/drawing/2016/5/14/chartex" xmlns:mc="http://schemas.openxmlformats.org/markup-compatibility/2006" xmlns:aink="http://schemas.microsoft.com/office/drawing/2016/ink" xmlns:am3d="http://schemas.microsoft.com/office/drawing/2017/model3d" xmlns:o="urn:schemas-microsoft-com:office:office" xmlns:oel="http://schemas.microsoft.com/office/2019/extlst" xmlns:r="http://schemas.openxmlformats.org/officeDocument/2006/relationships" xmlns:m="http://schemas.openxmlformats.org/officeDocument/2006/math" xmlns:v="urn:schemas-microsoft-com:vml" xmlns:wp14="http://schemas.microsoft.com/office/word/2010/wordprocessingDrawing" xmlns:wp="http://schemas.openxmlformats.org/drawingml/2006/wordprocessingDrawing" xmlns:w10="urn:schemas-microsoft-com:office:word" xmlns:w="http://schemas.openxmlformats.org/wordprocessingml/2006/main" xmlns:w14="http://schemas.microsoft.com/office/word/2010/wordml" xmlns:w15="http://schemas.microsoft.com/office/word/2012/wordml" xmlns:w16cex="http://schemas.microsoft.com/office/word/2018/wordml/cex" xmlns:w16cid="http://schemas.microsoft.com/office/word/2016/wordml/cid" xmlns:w16="http://schemas.microsoft.com/office/word/2018/wordml" xmlns:w16du="http://schemas.microsoft.com/office/word/2023/wordml/word16du" xmlns:w16sdtdh="http://schemas.microsoft.com/office/word/2020/wordml/sdtdatahash" xmlns:w16sdtfl="http://schemas.microsoft.com/office/word/2024/wordml/sdtformatlock" xmlns:w16se="http://schemas.microsoft.com/office/word/2015/wordml/symex" xmlns:wpg="http://schemas.microsoft.com/office/word/2010/wordprocessingGroup" xmlns:wpi="http://schemas.microsoft.com/office/word/2010/wordprocessingInk" xmlns:wne="http://schemas.microsoft.com/office/word/2006/wordml" xmlns:wps="http://schemas.microsoft.com/office/word/2010/wordprocessingShape" mc:Ignorable="w14 w15 w16se w16cid w16 w16cex w16sdtdh w16sdtfl w16du wp14">
   <w:p>
     <w:pPr>
-      <w:pStyle w:val="Footer"/>
+      <w:pStyle w:val="a3"/>
       <w:tabs>
         <w:tab w:val="clear" w:pos="8306"/>
         <w:tab w:val="right" w:pos="8280"/>
       </w:tabs>
+      <w:rPr>
+        <w:rFonts w:hint="eastAsia"/>
+      </w:rPr>
     </w:pPr>
     <w:r>
       <w:rPr>
@@ -6910,7 +7639,7 @@
       <mc:AlternateContent>
         <mc:Choice Requires="wps">
           <w:drawing>
-            <wp:anchor distT="0" distB="0" distL="114300" distR="114300" simplePos="0" relativeHeight="251659264" behindDoc="0" locked="0" layoutInCell="1" allowOverlap="1">
+            <wp:anchor distT="0" distB="0" distL="114300" distR="114300" simplePos="0" relativeHeight="251659264" behindDoc="0" locked="0" layoutInCell="1" allowOverlap="1" wp14:anchorId="750ED415" wp14:editId="54EB1F44">
               <wp:simplePos x="0" y="0"/>
               <wp:positionH relativeFrom="margin">
                 <wp:align>center</wp:align>
@@ -6957,7 +7686,10 @@
                       <w:txbxContent>
                         <w:p>
                           <w:pPr>
-                            <w:pStyle w:val="Footer"/>
+                            <w:pStyle w:val="a3"/>
+                            <w:rPr>
+                              <w:rFonts w:hint="eastAsia"/>
+                            </w:rPr>
                           </w:pPr>
                           <w:r>
                             <w:fldChar w:fldCharType="begin"/>
@@ -6986,18 +7718,22 @@
             </wp:anchor>
           </w:drawing>
         </mc:Choice>
-        <mc:Fallback xmlns:wpsCustomData="http://www.wps.cn/officeDocument/2013/wpsCustomData">
+        <mc:Fallback>
           <w:pict>
-            <v:shape id="_x0000_s1026" o:spid="_x0000_s1026" o:spt="202" type="#_x0000_t202" style="position:absolute;left:0pt;margin-top:0pt;height:144pt;width:144pt;mso-position-horizontal:center;mso-position-horizontal-relative:margin;mso-wrap-style:none;z-index:251659264;mso-width-relative:page;mso-height-relative:page;" filled="f" stroked="f" coordsize="21600,21600" o:gfxdata="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">
-              <v:fill on="f" focussize="0,0"/>
-              <v:stroke on="f" weight="1pt" miterlimit="4" joinstyle="miter"/>
-              <v:imagedata o:title=""/>
-              <o:lock v:ext="edit" aspectratio="f"/>
-              <v:textbox inset="0mm,0mm,0mm,0mm" style="mso-fit-shape-to-text:t;">
+            <v:shapetype w14:anchorId="750ED415" id="_x0000_t202" coordsize="21600,21600" o:spt="202" path="m,l,21600r21600,l21600,xe">
+              <v:stroke joinstyle="miter"/>
+              <v:path gradientshapeok="t" o:connecttype="rect"/>
+            </v:shapetype>
+            <v:shape id="文本框 34" o:spid="_x0000_s1026" type="#_x0000_t202" style="position:absolute;margin-left:0;margin-top:0;width:2in;height:2in;z-index:251659264;visibility:visible;mso-wrap-style:none;mso-wrap-distance-left:9pt;mso-wrap-distance-top:0;mso-wrap-distance-right:9pt;mso-wrap-distance-bottom:0;mso-position-horizontal:center;mso-position-horizontal-relative:margin;mso-position-vertical:absolute;mso-position-vertical-relative:text;v-text-anchor:top" o:gfxdata="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" filled="f" stroked="f" strokeweight="1pt">
+              <v:stroke miterlimit="4"/>
+              <v:textbox style="mso-fit-shape-to-text:t" inset="0,0,0,0">
                 <w:txbxContent>
                   <w:p>
                     <w:pPr>
-                      <w:pStyle w:val="6"/>
+                      <w:pStyle w:val="a3"/>
+                      <w:rPr>
+                        <w:rFonts w:hint="eastAsia"/>
+                      </w:rPr>
                     </w:pPr>
                     <w:r>
                       <w:fldChar w:fldCharType="begin"/>
@@ -7017,6 +7753,7 @@
                   </w:p>
                 </w:txbxContent>
               </v:textbox>
+              <w10:wrap anchorx="margin"/>
             </v:shape>
           </w:pict>
         </mc:Fallback>
@@ -7030,11 +7767,14 @@
 <w:ftr xmlns:wpc="http://schemas.microsoft.com/office/word/2010/wordprocessingCanvas" xmlns:cx="http://schemas.microsoft.com/office/drawing/2014/chartex" xmlns:cx1="http://schemas.microsoft.com/office/drawing/2015/9/8/chartex" xmlns:cx2="http://schemas.microsoft.com/office/drawing/2015/10/21/chartex" xmlns:cx3="http://schemas.microsoft.com/office/drawing/2016/5/9/chartex" xmlns:cx4="http://schemas.microsoft.com/office/drawing/2016/5/10/chartex" xmlns:cx5="http://schemas.microsoft.com/office/drawing/2016/5/11/chartex" xmlns:cx6="http://schemas.microsoft.com/office/drawing/2016/5/12/chartex" xmlns:cx7="http://schemas.microsoft.com/office/drawing/2016/5/13/chartex" xmlns:cx8="http://schemas.microsoft.com/office/drawing/2016/5/14/chartex" xmlns:mc="http://schemas.openxmlformats.org/markup-compatibility/2006" xmlns:aink="http://schemas.microsoft.com/office/drawing/2016/ink" xmlns:am3d="http://schemas.microsoft.com/office/drawing/2017/model3d" xmlns:o="urn:schemas-microsoft-com:office:office" xmlns:oel="http://schemas.microsoft.com/office/2019/extlst" xmlns:r="http://schemas.openxmlformats.org/officeDocument/2006/relationships" xmlns:m="http://schemas.openxmlformats.org/officeDocument/2006/math" xmlns:v="urn:schemas-microsoft-com:vml" xmlns:wp14="http://schemas.microsoft.com/office/word/2010/wordprocessingDrawing" xmlns:wp="http://schemas.openxmlformats.org/drawingml/2006/wordprocessingDrawing" xmlns:w10="urn:schemas-microsoft-com:office:word" xmlns:w="http://schemas.openxmlformats.org/wordprocessingml/2006/main" xmlns:w14="http://schemas.microsoft.com/office/word/2010/wordml" xmlns:w15="http://schemas.microsoft.com/office/word/2012/wordml" xmlns:w16cex="http://schemas.microsoft.com/office/word/2018/wordml/cex" xmlns:w16cid="http://schemas.microsoft.com/office/word/2016/wordml/cid" xmlns:w16="http://schemas.microsoft.com/office/word/2018/wordml" xmlns:w16du="http://schemas.microsoft.com/office/word/2023/wordml/word16du" xmlns:w16sdtdh="http://schemas.microsoft.com/office/word/2020/wordml/sdtdatahash" xmlns:w16sdtfl="http://schemas.microsoft.com/office/word/2024/wordml/sdtformatlock" xmlns:w16se="http://schemas.microsoft.com/office/word/2015/wordml/symex" xmlns:wpg="http://schemas.microsoft.com/office/word/2010/wordprocessingGroup" xmlns:wpi="http://schemas.microsoft.com/office/word/2010/wordprocessingInk" xmlns:wne="http://schemas.microsoft.com/office/word/2006/wordml" xmlns:wps="http://schemas.microsoft.com/office/word/2010/wordprocessingShape" mc:Ignorable="w14 w15 w16se w16cid w16 w16cex w16sdtdh w16sdtfl w16du wp14">
   <w:p>
     <w:pPr>
-      <w:pStyle w:val="Footer"/>
+      <w:pStyle w:val="a3"/>
       <w:tabs>
         <w:tab w:val="clear" w:pos="8306"/>
         <w:tab w:val="right" w:pos="8280"/>
       </w:tabs>
+      <w:rPr>
+        <w:rFonts w:hint="eastAsia"/>
+      </w:rPr>
     </w:pPr>
     <w:r>
       <w:rPr>
@@ -7043,7 +7783,7 @@
       <mc:AlternateContent>
         <mc:Choice Requires="wps">
           <w:drawing>
-            <wp:anchor distT="0" distB="0" distL="114300" distR="114300" simplePos="0" relativeHeight="251660288" behindDoc="0" locked="0" layoutInCell="1" allowOverlap="1">
+            <wp:anchor distT="0" distB="0" distL="114300" distR="114300" simplePos="0" relativeHeight="251660288" behindDoc="0" locked="0" layoutInCell="1" allowOverlap="1" wp14:anchorId="5B1B546F" wp14:editId="42831345">
               <wp:simplePos x="0" y="0"/>
               <wp:positionH relativeFrom="margin">
                 <wp:align>center</wp:align>
@@ -7090,7 +7830,10 @@
                       <w:txbxContent>
                         <w:p>
                           <w:pPr>
-                            <w:pStyle w:val="Footer"/>
+                            <w:pStyle w:val="a3"/>
+                            <w:rPr>
+                              <w:rFonts w:hint="eastAsia"/>
+                            </w:rPr>
                           </w:pPr>
                           <w:r>
                             <w:fldChar w:fldCharType="begin"/>
@@ -7119,18 +7862,22 @@
             </wp:anchor>
           </w:drawing>
         </mc:Choice>
-        <mc:Fallback xmlns:wpsCustomData="http://www.wps.cn/officeDocument/2013/wpsCustomData">
+        <mc:Fallback>
           <w:pict>
-            <v:shape id="_x0000_s1026" o:spid="_x0000_s1026" o:spt="202" type="#_x0000_t202" style="position:absolute;left:0pt;margin-top:0pt;height:144pt;width:144pt;mso-position-horizontal:center;mso-position-horizontal-relative:margin;mso-wrap-style:none;z-index:251660288;mso-width-relative:page;mso-height-relative:page;" filled="f" stroked="f" coordsize="21600,21600" o:gfxdata="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">
-              <v:fill on="f" focussize="0,0"/>
-              <v:stroke on="f" weight="1pt" miterlimit="4" joinstyle="miter"/>
-              <v:imagedata o:title=""/>
-              <o:lock v:ext="edit" aspectratio="f"/>
-              <v:textbox inset="0mm,0mm,0mm,0mm" style="mso-fit-shape-to-text:t;">
+            <v:shapetype w14:anchorId="5B1B546F" id="_x0000_t202" coordsize="21600,21600" o:spt="202" path="m,l,21600r21600,l21600,xe">
+              <v:stroke joinstyle="miter"/>
+              <v:path gradientshapeok="t" o:connecttype="rect"/>
+            </v:shapetype>
+            <v:shape id="文本框 35" o:spid="_x0000_s1027" type="#_x0000_t202" style="position:absolute;margin-left:0;margin-top:0;width:2in;height:2in;z-index:251660288;visibility:visible;mso-wrap-style:none;mso-wrap-distance-left:9pt;mso-wrap-distance-top:0;mso-wrap-distance-right:9pt;mso-wrap-distance-bottom:0;mso-position-horizontal:center;mso-position-horizontal-relative:margin;mso-position-vertical:absolute;mso-position-vertical-relative:text;v-text-anchor:top" o:gfxdata="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" filled="f" stroked="f" strokeweight="1pt">
+              <v:stroke miterlimit="4"/>
+              <v:textbox style="mso-fit-shape-to-text:t" inset="0,0,0,0">
                 <w:txbxContent>
                   <w:p>
                     <w:pPr>
-                      <w:pStyle w:val="6"/>
+                      <w:pStyle w:val="a3"/>
+                      <w:rPr>
+                        <w:rFonts w:hint="eastAsia"/>
+                      </w:rPr>
                     </w:pPr>
                     <w:r>
                       <w:fldChar w:fldCharType="begin"/>
@@ -7150,6 +7897,7 @@
                   </w:p>
                 </w:txbxContent>
               </v:textbox>
+              <w10:wrap anchorx="margin"/>
             </v:shape>
           </w:pict>
         </mc:Fallback>
@@ -7163,6 +7911,11 @@
 <w:footnotes xmlns:wpc="http://schemas.microsoft.com/office/word/2010/wordprocessingCanvas" xmlns:cx="http://schemas.microsoft.com/office/drawing/2014/chartex" xmlns:cx1="http://schemas.microsoft.com/office/drawing/2015/9/8/chartex" xmlns:cx2="http://schemas.microsoft.com/office/drawing/2015/10/21/chartex" xmlns:cx3="http://schemas.microsoft.com/office/drawing/2016/5/9/chartex" xmlns:cx4="http://schemas.microsoft.com/office/drawing/2016/5/10/chartex" xmlns:cx5="http://schemas.microsoft.com/office/drawing/2016/5/11/chartex" xmlns:cx6="http://schemas.microsoft.com/office/drawing/2016/5/12/chartex" xmlns:cx7="http://schemas.microsoft.com/office/drawing/2016/5/13/chartex" xmlns:cx8="http://schemas.microsoft.com/office/drawing/2016/5/14/chartex" xmlns:mc="http://schemas.openxmlformats.org/markup-compatibility/2006" xmlns:aink="http://schemas.microsoft.com/office/drawing/2016/ink" xmlns:am3d="http://schemas.microsoft.com/office/drawing/2017/model3d" xmlns:o="urn:schemas-microsoft-com:office:office" xmlns:oel="http://schemas.microsoft.com/office/2019/extlst" xmlns:r="http://schemas.openxmlformats.org/officeDocument/2006/relationships" xmlns:m="http://schemas.openxmlformats.org/officeDocument/2006/math" xmlns:v="urn:schemas-microsoft-com:vml" xmlns:wp14="http://schemas.microsoft.com/office/word/2010/wordprocessingDrawing" xmlns:wp="http://schemas.openxmlformats.org/drawingml/2006/wordprocessingDrawing" xmlns:w10="urn:schemas-microsoft-com:office:word" xmlns:w="http://schemas.openxmlformats.org/wordprocessingml/2006/main" xmlns:w14="http://schemas.microsoft.com/office/word/2010/wordml" xmlns:w15="http://schemas.microsoft.com/office/word/2012/wordml" xmlns:w16cex="http://schemas.microsoft.com/office/word/2018/wordml/cex" xmlns:w16cid="http://schemas.microsoft.com/office/word/2016/wordml/cid" xmlns:w16="http://schemas.microsoft.com/office/word/2018/wordml" xmlns:w16du="http://schemas.microsoft.com/office/word/2023/wordml/word16du" xmlns:w16sdtdh="http://schemas.microsoft.com/office/word/2020/wordml/sdtdatahash" xmlns:w16sdtfl="http://schemas.microsoft.com/office/word/2024/wordml/sdtformatlock" xmlns:w16se="http://schemas.microsoft.com/office/word/2015/wordml/symex" xmlns:wpg="http://schemas.microsoft.com/office/word/2010/wordprocessingGroup" xmlns:wpi="http://schemas.microsoft.com/office/word/2010/wordprocessingInk" xmlns:wne="http://schemas.microsoft.com/office/word/2006/wordml" xmlns:wps="http://schemas.microsoft.com/office/word/2010/wordprocessingShape" mc:Ignorable="w14 w15 w16se w16cid w16 w16cex w16sdtdh w16sdtfl w16du wp14">
   <w:footnote w:type="separator" w:id="-1">
     <w:p>
+      <w:pPr>
+        <w:rPr>
+          <w:rFonts w:hint="eastAsia"/>
+        </w:rPr>
+      </w:pPr>
       <w:r>
         <w:separator/>
       </w:r>
@@ -7170,6 +7923,11 @@
   </w:footnote>
   <w:footnote w:type="continuationSeparator" w:id="0">
     <w:p>
+      <w:pPr>
+        <w:rPr>
+          <w:rFonts w:hint="eastAsia"/>
+        </w:rPr>
+      </w:pPr>
       <w:r>
         <w:continuationSeparator/>
       </w:r>
@@ -7180,14 +7938,23 @@
 
 <file path=word/header1.xml><?xml version="1.0" encoding="utf-8"?>
 <w:hdr xmlns:wpc="http://schemas.microsoft.com/office/word/2010/wordprocessingCanvas" xmlns:cx="http://schemas.microsoft.com/office/drawing/2014/chartex" xmlns:cx1="http://schemas.microsoft.com/office/drawing/2015/9/8/chartex" xmlns:cx2="http://schemas.microsoft.com/office/drawing/2015/10/21/chartex" xmlns:cx3="http://schemas.microsoft.com/office/drawing/2016/5/9/chartex" xmlns:cx4="http://schemas.microsoft.com/office/drawing/2016/5/10/chartex" xmlns:cx5="http://schemas.microsoft.com/office/drawing/2016/5/11/chartex" xmlns:cx6="http://schemas.microsoft.com/office/drawing/2016/5/12/chartex" xmlns:cx7="http://schemas.microsoft.com/office/drawing/2016/5/13/chartex" xmlns:cx8="http://schemas.microsoft.com/office/drawing/2016/5/14/chartex" xmlns:mc="http://schemas.openxmlformats.org/markup-compatibility/2006" xmlns:aink="http://schemas.microsoft.com/office/drawing/2016/ink" xmlns:am3d="http://schemas.microsoft.com/office/drawing/2017/model3d" xmlns:o="urn:schemas-microsoft-com:office:office" xmlns:oel="http://schemas.microsoft.com/office/2019/extlst" xmlns:r="http://schemas.openxmlformats.org/officeDocument/2006/relationships" xmlns:m="http://schemas.openxmlformats.org/officeDocument/2006/math" xmlns:v="urn:schemas-microsoft-com:vml" xmlns:wp14="http://schemas.microsoft.com/office/word/2010/wordprocessingDrawing" xmlns:wp="http://schemas.openxmlformats.org/drawingml/2006/wordprocessingDrawing" xmlns:w10="urn:schemas-microsoft-com:office:word" xmlns:w="http://schemas.openxmlformats.org/wordprocessingml/2006/main" xmlns:w14="http://schemas.microsoft.com/office/word/2010/wordml" xmlns:w15="http://schemas.microsoft.com/office/word/2012/wordml" xmlns:w16cex="http://schemas.microsoft.com/office/word/2018/wordml/cex" xmlns:w16cid="http://schemas.microsoft.com/office/word/2016/wordml/cid" xmlns:w16="http://schemas.microsoft.com/office/word/2018/wordml" xmlns:w16du="http://schemas.microsoft.com/office/word/2023/wordml/word16du" xmlns:w16sdtdh="http://schemas.microsoft.com/office/word/2020/wordml/sdtdatahash" xmlns:w16sdtfl="http://schemas.microsoft.com/office/word/2024/wordml/sdtformatlock" xmlns:w16se="http://schemas.microsoft.com/office/word/2015/wordml/symex" xmlns:wpg="http://schemas.microsoft.com/office/word/2010/wordprocessingGroup" xmlns:wpi="http://schemas.microsoft.com/office/word/2010/wordprocessingInk" xmlns:wne="http://schemas.microsoft.com/office/word/2006/wordml" xmlns:wps="http://schemas.microsoft.com/office/word/2010/wordprocessingShape" mc:Ignorable="w14 w15 w16se w16cid w16 w16cex w16sdtdh w16sdtfl w16du wp14">
-  <w:p/>
   <w:p>
     <w:pPr>
-      <w:pStyle w:val="Header"/>
+      <w:rPr>
+        <w:rFonts w:hint="eastAsia"/>
+      </w:rPr>
+    </w:pPr>
+  </w:p>
+  <w:p>
+    <w:pPr>
+      <w:pStyle w:val="a4"/>
       <w:tabs>
         <w:tab w:val="clear" w:pos="8306"/>
         <w:tab w:val="right" w:pos="8280"/>
       </w:tabs>
+      <w:rPr>
+        <w:rFonts w:hint="eastAsia"/>
+      </w:rPr>
     </w:pPr>
     <w:r>
       <w:rPr>
@@ -7233,7 +8000,13 @@
 
 <file path=word/header2.xml><?xml version="1.0" encoding="utf-8"?>
 <w:hdr xmlns:wpc="http://schemas.microsoft.com/office/word/2010/wordprocessingCanvas" xmlns:cx="http://schemas.microsoft.com/office/drawing/2014/chartex" xmlns:cx1="http://schemas.microsoft.com/office/drawing/2015/9/8/chartex" xmlns:cx2="http://schemas.microsoft.com/office/drawing/2015/10/21/chartex" xmlns:cx3="http://schemas.microsoft.com/office/drawing/2016/5/9/chartex" xmlns:cx4="http://schemas.microsoft.com/office/drawing/2016/5/10/chartex" xmlns:cx5="http://schemas.microsoft.com/office/drawing/2016/5/11/chartex" xmlns:cx6="http://schemas.microsoft.com/office/drawing/2016/5/12/chartex" xmlns:cx7="http://schemas.microsoft.com/office/drawing/2016/5/13/chartex" xmlns:cx8="http://schemas.microsoft.com/office/drawing/2016/5/14/chartex" xmlns:mc="http://schemas.openxmlformats.org/markup-compatibility/2006" xmlns:aink="http://schemas.microsoft.com/office/drawing/2016/ink" xmlns:am3d="http://schemas.microsoft.com/office/drawing/2017/model3d" xmlns:o="urn:schemas-microsoft-com:office:office" xmlns:oel="http://schemas.microsoft.com/office/2019/extlst" xmlns:r="http://schemas.openxmlformats.org/officeDocument/2006/relationships" xmlns:m="http://schemas.openxmlformats.org/officeDocument/2006/math" xmlns:v="urn:schemas-microsoft-com:vml" xmlns:wp14="http://schemas.microsoft.com/office/word/2010/wordprocessingDrawing" xmlns:wp="http://schemas.openxmlformats.org/drawingml/2006/wordprocessingDrawing" xmlns:w10="urn:schemas-microsoft-com:office:word" xmlns:w="http://schemas.openxmlformats.org/wordprocessingml/2006/main" xmlns:w14="http://schemas.microsoft.com/office/word/2010/wordml" xmlns:w15="http://schemas.microsoft.com/office/word/2012/wordml" xmlns:w16cex="http://schemas.microsoft.com/office/word/2018/wordml/cex" xmlns:w16cid="http://schemas.microsoft.com/office/word/2016/wordml/cid" xmlns:w16="http://schemas.microsoft.com/office/word/2018/wordml" xmlns:w16du="http://schemas.microsoft.com/office/word/2023/wordml/word16du" xmlns:w16sdtdh="http://schemas.microsoft.com/office/word/2020/wordml/sdtdatahash" xmlns:w16sdtfl="http://schemas.microsoft.com/office/word/2024/wordml/sdtformatlock" xmlns:w16se="http://schemas.microsoft.com/office/word/2015/wordml/symex" xmlns:wpg="http://schemas.microsoft.com/office/word/2010/wordprocessingGroup" xmlns:wpi="http://schemas.microsoft.com/office/word/2010/wordprocessingInk" xmlns:wne="http://schemas.microsoft.com/office/word/2006/wordml" xmlns:wps="http://schemas.microsoft.com/office/word/2010/wordprocessingShape" mc:Ignorable="w14 w15 w16se w16cid w16 w16cex w16sdtdh w16sdtfl w16du wp14">
-  <w:p/>
+  <w:p>
+    <w:pPr>
+      <w:rPr>
+        <w:rFonts w:hint="eastAsia"/>
+      </w:rPr>
+    </w:pPr>
+  </w:p>
 </w:hdr>
 </file>
 
@@ -7796,7 +8569,7 @@
     <w:lvl w:ilvl="0">
       <w:start w:val="1"/>
       <w:numFmt w:val="decimal"/>
-      <w:pStyle w:val="Heading1"/>
+      <w:pStyle w:val="1"/>
       <w:suff w:val="nothing"/>
       <w:lvlText w:val="%1."/>
       <w:lvlJc w:val="left"/>
@@ -8054,7 +8827,7 @@
       <w:lvl w:ilvl="0" w:tentative="1">
         <w:start w:val="1"/>
         <w:numFmt w:val="decimal"/>
-        <w:pStyle w:val="Heading1"/>
+        <w:pStyle w:val="1"/>
         <w:suff w:val="nothing"/>
         <w:lvlText w:val="%1."/>
         <w:lvlJc w:val="left"/>
@@ -8300,7 +9073,7 @@
       <w:lvl w:ilvl="0" w:tentative="1">
         <w:start w:val="1"/>
         <w:numFmt w:val="decimal"/>
-        <w:pStyle w:val="Heading1"/>
+        <w:pStyle w:val="1"/>
         <w:suff w:val="nothing"/>
         <w:lvlText w:val="%1."/>
         <w:lvlJc w:val="left"/>
@@ -8557,7 +9330,7 @@
       <w:lvl w:ilvl="0" w:tentative="1">
         <w:start w:val="1"/>
         <w:numFmt w:val="decimal"/>
-        <w:pStyle w:val="Heading1"/>
+        <w:pStyle w:val="1"/>
         <w:suff w:val="nothing"/>
         <w:lvlText w:val="%1."/>
         <w:lvlJc w:val="left"/>
@@ -8911,8 +9684,8 @@
   <w:docDefaults>
     <w:rPrDefault>
       <w:rPr>
-        <w:rFonts w:ascii="Times New Roman" w:eastAsia="SimSun" w:hAnsi="Times New Roman" w:cs="Times New Roman"/>
-        <w:lang w:val="en-CN" w:eastAsia="zh-CN" w:bidi="ar-SA"/>
+        <w:rFonts w:ascii="Times New Roman" w:eastAsia="宋体" w:hAnsi="Times New Roman" w:cs="Times New Roman"/>
+        <w:lang w:eastAsia="zh-CN" w:bidi="ar-SA"/>
       </w:rPr>
     </w:rPrDefault>
     <w:pPrDefault/>
@@ -9295,11 +10068,11 @@
     <w:lsdException w:name="Unresolved Mention" w:semiHidden="1" w:unhideWhenUsed="1"/>
     <w:lsdException w:name="Smart Link" w:semiHidden="1" w:unhideWhenUsed="1"/>
   </w:latentStyles>
-  <w:style w:type="paragraph" w:default="1" w:styleId="Normal">
+  <w:style w:type="paragraph" w:default="1" w:styleId="a">
     <w:name w:val="Normal"/>
     <w:qFormat/>
     <w:rPr>
-      <w:rFonts w:ascii="DengXian" w:eastAsia="DengXian" w:hAnsi="DengXian" w:cs="DengXian"/>
+      <w:rFonts w:ascii="等线" w:eastAsia="等线" w:hAnsi="等线" w:cs="等线"/>
       <w:color w:val="000000"/>
       <w:kern w:val="2"/>
       <w:sz w:val="21"/>
@@ -9308,9 +10081,9 @@
       <w:lang w:val="en-US"/>
     </w:rPr>
   </w:style>
-  <w:style w:type="paragraph" w:styleId="Heading1">
+  <w:style w:type="paragraph" w:styleId="1">
     <w:name w:val="heading 1"/>
-    <w:next w:val="Normal"/>
+    <w:next w:val="a"/>
     <w:uiPriority w:val="9"/>
     <w:qFormat/>
     <w:pPr>
@@ -9324,7 +10097,7 @@
       <w:outlineLvl w:val="0"/>
     </w:pPr>
     <w:rPr>
-      <w:rFonts w:ascii="SimSun" w:hAnsi="SimSun" w:cs="SimSun"/>
+      <w:rFonts w:ascii="宋体" w:hAnsi="宋体" w:cs="宋体"/>
       <w:b/>
       <w:bCs/>
       <w:color w:val="000000"/>
@@ -9335,9 +10108,9 @@
       <w:lang w:val="en-US"/>
     </w:rPr>
   </w:style>
-  <w:style w:type="paragraph" w:styleId="Heading2">
+  <w:style w:type="paragraph" w:styleId="2">
     <w:name w:val="heading 2"/>
-    <w:next w:val="Normal"/>
+    <w:next w:val="a"/>
     <w:uiPriority w:val="9"/>
     <w:unhideWhenUsed/>
     <w:qFormat/>
@@ -9359,9 +10132,9 @@
       <w:lang w:val="en-US"/>
     </w:rPr>
   </w:style>
-  <w:style w:type="paragraph" w:styleId="Heading3">
+  <w:style w:type="paragraph" w:styleId="3">
     <w:name w:val="heading 3"/>
-    <w:next w:val="Normal"/>
+    <w:next w:val="a"/>
     <w:uiPriority w:val="9"/>
     <w:unhideWhenUsed/>
     <w:qFormat/>
@@ -9387,13 +10160,12 @@
       <w:lang w:val="en-US"/>
     </w:rPr>
   </w:style>
-  <w:style w:type="character" w:default="1" w:styleId="DefaultParagraphFont">
+  <w:style w:type="character" w:default="1" w:styleId="a0">
     <w:name w:val="Default Paragraph Font"/>
     <w:uiPriority w:val="1"/>
-    <w:semiHidden/>
     <w:unhideWhenUsed/>
   </w:style>
-  <w:style w:type="table" w:default="1" w:styleId="TableNormal">
+  <w:style w:type="table" w:default="1" w:styleId="a1">
     <w:name w:val="Normal Table"/>
     <w:uiPriority w:val="99"/>
     <w:semiHidden/>
@@ -9408,7 +10180,7 @@
       </w:tblCellMar>
     </w:tblPr>
   </w:style>
-  <w:style w:type="numbering" w:default="1" w:styleId="NoList">
+  <w:style w:type="numbering" w:default="1" w:styleId="a2">
     <w:name w:val="No List"/>
     <w:uiPriority w:val="99"/>
     <w:semiHidden/>
@@ -9436,7 +10208,7 @@
       <w:lang w:val="en-US"/>
     </w:rPr>
   </w:style>
-  <w:style w:type="paragraph" w:styleId="Footer">
+  <w:style w:type="paragraph" w:styleId="a3">
     <w:name w:val="footer"/>
     <w:qFormat/>
     <w:pPr>
@@ -9446,7 +10218,7 @@
       </w:tabs>
     </w:pPr>
     <w:rPr>
-      <w:rFonts w:ascii="DengXian" w:eastAsia="DengXian" w:hAnsi="DengXian" w:cs="DengXian"/>
+      <w:rFonts w:ascii="等线" w:eastAsia="等线" w:hAnsi="等线" w:cs="等线"/>
       <w:color w:val="000000"/>
       <w:kern w:val="2"/>
       <w:sz w:val="18"/>
@@ -9455,7 +10227,7 @@
       <w:lang w:val="en-US"/>
     </w:rPr>
   </w:style>
-  <w:style w:type="paragraph" w:styleId="Header">
+  <w:style w:type="paragraph" w:styleId="a4">
     <w:name w:val="header"/>
     <w:qFormat/>
     <w:pPr>
@@ -9469,7 +10241,7 @@
       <w:jc w:val="center"/>
     </w:pPr>
     <w:rPr>
-      <w:rFonts w:ascii="DengXian" w:eastAsia="DengXian" w:hAnsi="DengXian" w:cs="DengXian"/>
+      <w:rFonts w:ascii="等线" w:eastAsia="等线" w:hAnsi="等线" w:cs="等线"/>
       <w:color w:val="000000"/>
       <w:kern w:val="2"/>
       <w:sz w:val="18"/>
@@ -9523,9 +10295,9 @@
       <w:lang w:val="en-US"/>
     </w:rPr>
   </w:style>
-  <w:style w:type="table" w:styleId="TableGrid">
+  <w:style w:type="table" w:styleId="a5">
     <w:name w:val="Table Grid"/>
-    <w:basedOn w:val="TableNormal"/>
+    <w:basedOn w:val="a1"/>
     <w:uiPriority w:val="39"/>
     <w:qFormat/>
     <w:pPr>
@@ -9543,9 +10315,9 @@
       </w:tblBorders>
     </w:tblPr>
   </w:style>
-  <w:style w:type="character" w:styleId="FollowedHyperlink">
+  <w:style w:type="character" w:styleId="a6">
     <w:name w:val="FollowedHyperlink"/>
-    <w:basedOn w:val="DefaultParagraphFont"/>
+    <w:basedOn w:val="a0"/>
     <w:uiPriority w:val="99"/>
     <w:semiHidden/>
     <w:unhideWhenUsed/>
@@ -9555,7 +10327,7 @@
       <w:u w:val="single"/>
     </w:rPr>
   </w:style>
-  <w:style w:type="character" w:styleId="Hyperlink">
+  <w:style w:type="character" w:styleId="a7">
     <w:name w:val="Hyperlink"/>
     <w:uiPriority w:val="99"/>
     <w:qFormat/>
@@ -9575,15 +10347,15 @@
       </w:tblCellMar>
     </w:tblPr>
   </w:style>
-  <w:style w:type="paragraph" w:customStyle="1" w:styleId="a">
+  <w:style w:type="paragraph" w:customStyle="1" w:styleId="a8">
     <w:name w:val="长亭客户名称"/>
-    <w:next w:val="a0"/>
+    <w:next w:val="a9"/>
     <w:qFormat/>
     <w:pPr>
       <w:spacing w:after="50" w:line="480" w:lineRule="exact"/>
     </w:pPr>
     <w:rPr>
-      <w:rFonts w:ascii="DengXian Light" w:eastAsia="DengXian Light" w:hAnsi="DengXian Light" w:cs="DengXian Light"/>
+      <w:rFonts w:ascii="等线 Light" w:eastAsia="等线 Light" w:hAnsi="等线 Light" w:cs="等线 Light"/>
       <w:b/>
       <w:bCs/>
       <w:color w:val="000000"/>
@@ -9594,7 +10366,7 @@
       <w:lang w:val="en-US"/>
     </w:rPr>
   </w:style>
-  <w:style w:type="paragraph" w:customStyle="1" w:styleId="a0">
+  <w:style w:type="paragraph" w:customStyle="1" w:styleId="a9">
     <w:name w:val="长亭文档名称"/>
     <w:qFormat/>
     <w:pPr>
@@ -9611,14 +10383,14 @@
       <w:lang w:val="en-US"/>
     </w:rPr>
   </w:style>
-  <w:style w:type="paragraph" w:customStyle="1" w:styleId="a1">
+  <w:style w:type="paragraph" w:customStyle="1" w:styleId="aa">
     <w:name w:val="表格正文"/>
     <w:qFormat/>
     <w:pPr>
       <w:spacing w:before="50"/>
     </w:pPr>
     <w:rPr>
-      <w:rFonts w:ascii="DengXian" w:eastAsia="DengXian" w:hAnsi="DengXian" w:cs="DengXian"/>
+      <w:rFonts w:ascii="等线" w:eastAsia="等线" w:hAnsi="等线" w:cs="等线"/>
       <w:color w:val="000000"/>
       <w:kern w:val="2"/>
       <w:sz w:val="21"/>
@@ -9627,11 +10399,11 @@
       <w:lang w:val="en-US"/>
     </w:rPr>
   </w:style>
-  <w:style w:type="paragraph" w:styleId="ListParagraph">
+  <w:style w:type="paragraph" w:styleId="ab">
     <w:name w:val="List Paragraph"/>
     <w:qFormat/>
     <w:rPr>
-      <w:rFonts w:ascii="DengXian" w:eastAsia="DengXian" w:hAnsi="DengXian" w:cs="DengXian"/>
+      <w:rFonts w:ascii="等线" w:eastAsia="等线" w:hAnsi="等线" w:cs="等线"/>
       <w:color w:val="000000"/>
       <w:kern w:val="2"/>
       <w:sz w:val="21"/>
@@ -9683,9 +10455,9 @@
       <w:lang w:val="en-US"/>
     </w:rPr>
   </w:style>
-  <w:style w:type="character" w:customStyle="1" w:styleId="1">
+  <w:style w:type="character" w:customStyle="1" w:styleId="10">
     <w:name w:val="未处理的提及1"/>
-    <w:basedOn w:val="DefaultParagraphFont"/>
+    <w:basedOn w:val="a0"/>
     <w:uiPriority w:val="99"/>
     <w:semiHidden/>
     <w:unhideWhenUsed/>
@@ -9702,7 +10474,7 @@
     <w:unhideWhenUsed/>
     <w:qFormat/>
     <w:rPr>
-      <w:rFonts w:ascii="DengXian" w:eastAsia="DengXian" w:hAnsi="DengXian" w:cs="DengXian"/>
+      <w:rFonts w:ascii="等线" w:eastAsia="等线" w:hAnsi="等线" w:cs="等线"/>
       <w:color w:val="000000"/>
       <w:kern w:val="2"/>
       <w:sz w:val="21"/>
@@ -9713,8 +10485,8 @@
   </w:style>
   <w:style w:type="paragraph" w:customStyle="1" w:styleId="TOCHeading1">
     <w:name w:val="TOC Heading1"/>
-    <w:basedOn w:val="Heading1"/>
-    <w:next w:val="Normal"/>
+    <w:basedOn w:val="1"/>
+    <w:next w:val="a"/>
     <w:uiPriority w:val="39"/>
     <w:unhideWhenUsed/>
     <w:qFormat/>
@@ -10014,10 +10786,6 @@
 </file>
 
 <file path=customXml/item1.xml><?xml version="1.0" encoding="utf-8"?>
-<b:Sources xmlns:b="http://schemas.openxmlformats.org/officeDocument/2006/bibliography" xmlns="http://schemas.openxmlformats.org/officeDocument/2006/bibliography" SelectedStyle="/APASixthEditionOfficeOnline.xsl" StyleName="APA" Version="6"/>
-</file>
-
-<file path=customXml/item2.xml><?xml version="1.0" encoding="utf-8"?>
 <s:customData xmlns="http://www.wps.cn/officeDocument/2013/wpsCustomData" xmlns:s="http://www.wps.cn/officeDocument/2013/wpsCustomData">
   <customSectProps>
     <customSectPr/>
@@ -10029,18 +10797,22 @@
 </s:customData>
 </file>
 
+<file path=customXml/item2.xml><?xml version="1.0" encoding="utf-8"?>
+<b:Sources xmlns:b="http://schemas.openxmlformats.org/officeDocument/2006/bibliography" xmlns="http://schemas.openxmlformats.org/officeDocument/2006/bibliography" SelectedStyle="/APASixthEditionOfficeOnline.xsl" StyleName="APA" Version="6"/>
+</file>
+
 <file path=customXml/itemProps1.xml><?xml version="1.0" encoding="utf-8"?>
+<ds:datastoreItem xmlns:ds="http://schemas.openxmlformats.org/officeDocument/2006/customXml" ds:itemID="{B1977F7D-205B-4081-913C-38D41E755F92}">
+  <ds:schemaRefs>
+    <ds:schemaRef ds:uri="http://www.wps.cn/officeDocument/2013/wpsCustomData"/>
+  </ds:schemaRefs>
+</ds:datastoreItem>
+</file>
+
+<file path=customXml/itemProps2.xml><?xml version="1.0" encoding="utf-8"?>
 <ds:datastoreItem xmlns:ds="http://schemas.openxmlformats.org/officeDocument/2006/customXml" ds:itemID="{BEBEDEA4-8837-B44D-9D39-2C63C1A75119}">
   <ds:schemaRefs>
     <ds:schemaRef ds:uri="http://schemas.openxmlformats.org/officeDocument/2006/bibliography"/>
   </ds:schemaRefs>
 </ds:datastoreItem>
-</file>
-
-<file path=customXml/itemProps2.xml><?xml version="1.0" encoding="utf-8"?>
-<ds:datastoreItem xmlns:ds="http://schemas.openxmlformats.org/officeDocument/2006/customXml" ds:itemID="{B1977F7D-205B-4081-913C-38D41E755F92}">
-  <ds:schemaRefs>
-    <ds:schemaRef ds:uri="http://www.wps.cn/officeDocument/2013/wpsCustomData"/>
-  </ds:schemaRefs>
-</ds:datastoreItem>
 </file>